--- a/final-exam/ENGSE206_Final_PartA_GroupAnswer_Template_v1.0.docx
+++ b/final-exam/ENGSE206_Final_PartA_GroupAnswer_Template_v1.0.docx
@@ -48,7 +48,7 @@
           <w:sz w:val="32"/>
           <w:szCs w:val="32"/>
         </w:rPr>
-        <w:t>ระบบ: [ชื่อระบบของกลุ่ม] (Case [เลข])</w:t>
+        <w:t>ระบบ: ระบบจัดการคิวร้านอาหารหรือร้านเครื่องดื่มในมหาวิทยาลัย (Case 04)</w:t>
       </w:r>
     </w:p>
     <w:tbl>
@@ -321,7 +321,7 @@
                 <w:sz w:val="28"/>
                 <w:szCs w:val="28"/>
               </w:rPr>
-              <w:t>2) ....</w:t>
+              <w:t>2) นายศักดิ์ณรงค์ นำนนท์ 68543210069-9</w:t>
             </w:r>
           </w:p>
         </w:tc>

--- a/final-exam/ENGSE206_Final_PartA_GroupAnswer_Template_v1.0.docx
+++ b/final-exam/ENGSE206_Final_PartA_GroupAnswer_Template_v1.0.docx
@@ -559,10 +559,11 @@
           <w:insideH w:val="single" w:sz="4" w:color="auto"/>
           <w:insideV w:val="single" w:sz="4" w:color="auto"/>
         </w:tblBorders>
+        <w:tblLayout w:type="fixed"/>
       </w:tblPr>
       <w:tblGrid>
-        <w:gridCol w:w="2120"/>
-        <w:gridCol w:w="7518"/>
+        <w:gridCol w:w="1850"/>
+        <w:gridCol w:w="7788"/>
       </w:tblGrid>
       <w:tr>
         <w:trPr>
@@ -570,7 +571,7 @@
         </w:trPr>
         <w:tc>
           <w:tcPr>
-            <w:tcW w:w="9638" w:type="dxa"/>
+            <w:tcW w:w="1850" w:type="dxa"/>
             <w:gridSpan w:val="2"/>
             <w:tcBorders>
               <w:top w:val="single" w:sz="4" w:color="173B65"/>
@@ -634,7 +635,7 @@
         </w:trPr>
         <w:tc>
           <w:tcPr>
-            <w:tcW w:w="2120" w:type="dxa"/>
+            <w:tcW w:w="1850" w:type="dxa"/>
             <w:tcBorders>
               <w:top w:val="single" w:sz="4" w:color="B9CCDD"/>
               <w:left w:val="single" w:sz="4" w:color="B9CCDD"/>
@@ -669,7 +670,7 @@
         </w:tc>
         <w:tc>
           <w:tcPr>
-            <w:tcW w:w="7518" w:type="dxa"/>
+            <w:tcW w:w="7788" w:type="dxa"/>
             <w:tcBorders>
               <w:top w:val="single" w:sz="4" w:color="B9CCDD"/>
               <w:left w:val="single" w:sz="4" w:color="B9CCDD"/>
@@ -690,15 +691,111 @@
             </w:pPr>
             <w:r>
               <w:rPr>
-                <w:rFonts w:ascii="TH Sarabun New" w:hAnsi="TH Sarabun New" w:eastAsia="TH Sarabun New" w:cs="TH Sarabun New"/>
-                <w:b w:val="0"/>
-                <w:bCs w:val="0"/>
-                <w:i w:val="0"/>
-                <w:iCs w:val="0"/>
-                <w:color w:val="5A6B7C"/>
-                <w:sz w:val="28"/>
-                <w:szCs w:val="28"/>
-              </w:rPr>
+                <w:rFonts w:ascii="TH Sarabun New" w:hAnsi="TH Sarabun New" w:cs="TH Sarabun New"/>
+                <w:color w:val="172333"/>
+                <w:sz w:val="28"/>
+                <w:szCs w:val="28"/>
+              </w:rPr>
+              <w:t xml:space="preserve">1. แจ้งลูกค้าเมื่อสถานะออเดอร์เปลี่ยน (ออเดอร์ใหม่ =&gt; กำลังทำ =&gt; พร้อมรับ =&gt; รับแล้ว / ยกเลิก) </w:t>
+            </w:r>
+          </w:p>
+          <w:p>
+            <w:pPr>
+              <w:keepNext/>
+              <w:keepLines/>
+            </w:pPr>
+            <w:r>
+              <w:rPr>
+                <w:rFonts w:ascii="TH Sarabun New" w:hAnsi="TH Sarabun New" w:cs="TH Sarabun New"/>
+                <w:color w:val="172333"/>
+                <w:sz w:val="28"/>
+                <w:szCs w:val="28"/>
+              </w:rPr>
+              <w:t xml:space="preserve">2. เตือนเองเมื่อออเดอร์ค้างเกินเวลาที่กำหนด </w:t>
+            </w:r>
+          </w:p>
+          <w:p>
+            <w:r>
+              <w:rPr>
+                <w:rFonts w:ascii="TH Sarabun New" w:hAnsi="TH Sarabun New" w:cs="TH Sarabun New"/>
+                <w:color w:val="172333"/>
+                <w:sz w:val="28"/>
+                <w:szCs w:val="28"/>
+              </w:rPr>
+              <w:t>3. ลูกค้าเลือก opt-in รับแจ้งผ่านช่องทางภายนอก และข้อความมีข้อมูลส่วนบุคคลเท่าที่จำเป็น</w:t>
+            </w:r>
+          </w:p>
+        </w:tc>
+      </w:tr>
+      <w:tr>
+        <w:trPr>
+          <w:cantSplit/>
+          <w:trHeight w:val="552" w:hRule="atLeast"/>
+        </w:trPr>
+        <w:tc>
+          <w:tcPr>
+            <w:tcW w:w="1850" w:type="dxa"/>
+            <w:tcBorders>
+              <w:top w:val="single" w:sz="4" w:color="B9CCDD"/>
+              <w:left w:val="single" w:sz="4" w:color="B9CCDD"/>
+              <w:bottom w:val="single" w:sz="4" w:color="B9CCDD"/>
+              <w:right w:val="single" w:sz="4" w:color="B9CCDD"/>
+            </w:tcBorders>
+            <w:shd w:val="clear" w:fill="E3EEF6"/>
+            <w:tcMar>
+              <w:top w:w="40" w:type="dxa"/>
+              <w:left w:w="110" w:type="dxa"/>
+              <w:bottom w:w="40" w:type="dxa"/>
+              <w:right w:w="90" w:type="dxa"/>
+            </w:tcMar>
+          </w:tcPr>
+          <w:p>
+            <w:pPr>
+              <w:keepNext/>
+              <w:keepLines/>
+            </w:pPr>
+            <w:r>
+              <w:rPr>
+                <w:rFonts w:ascii="TH Sarabun New" w:hAnsi="TH Sarabun New" w:eastAsia="TH Sarabun New" w:cs="TH Sarabun New"/>
+                <w:b/>
+                <w:bCs/>
+                <w:color w:val="173B65"/>
+                <w:sz w:val="28"/>
+                <w:szCs w:val="28"/>
+              </w:rPr>
+              <w:t>เหตุผลที่ผู้เสนออ้าง</w:t>
+            </w:r>
+          </w:p>
+        </w:tc>
+        <w:tc>
+          <w:tcPr>
+            <w:tcW w:w="7788" w:type="dxa"/>
+            <w:tcBorders>
+              <w:top w:val="single" w:sz="4" w:color="B9CCDD"/>
+              <w:left w:val="single" w:sz="4" w:color="B9CCDD"/>
+              <w:bottom w:val="single" w:sz="4" w:color="B9CCDD"/>
+              <w:right w:val="single" w:sz="4" w:color="B9CCDD"/>
+            </w:tcBorders>
+            <w:tcMar>
+              <w:top w:w="40" w:type="dxa"/>
+              <w:left w:w="110" w:type="dxa"/>
+              <w:bottom w:w="40" w:type="dxa"/>
+              <w:right w:w="90" w:type="dxa"/>
+            </w:tcMar>
+          </w:tcPr>
+          <w:p>
+            <w:pPr>
+              <w:keepNext/>
+              <w:keepLines/>
+            </w:pPr>
+            <w:r>
+              <w:rPr>
+                <w:rFonts w:ascii="TH Sarabun New" w:hAnsi="TH Sarabun New" w:cs="TH Sarabun New"/>
+                <w:color w:val="172333"/>
+                <w:sz w:val="28"/>
+                <w:szCs w:val="28"/>
+              </w:rPr>
+              <w:t>เจ้าของร้านต้องการให้ลูกค้ารู้สถานะออเดอร์ และให้ระบบเตือนรายการที่ค้างเอง แต่ยังไม่กำหนดช่องทางแจ้งเตือนหรือเวลาที่ใช้ตัดสินว่าออเดอร์ค้าง</w:t>
             </w:r>
           </w:p>
         </w:tc>
@@ -710,7 +807,7 @@
         </w:trPr>
         <w:tc>
           <w:tcPr>
-            <w:tcW w:w="2120" w:type="dxa"/>
+            <w:tcW w:w="1850" w:type="dxa"/>
             <w:tcBorders>
               <w:top w:val="single" w:sz="4" w:color="B9CCDD"/>
               <w:left w:val="single" w:sz="4" w:color="B9CCDD"/>
@@ -739,13 +836,13 @@
                 <w:sz w:val="28"/>
                 <w:szCs w:val="28"/>
               </w:rPr>
-              <w:t>เหตุผลที่ผู้เสนออ้าง</w:t>
-            </w:r>
-          </w:p>
-        </w:tc>
-        <w:tc>
-          <w:tcPr>
-            <w:tcW w:w="7518" w:type="dxa"/>
+              <w:t>กระทบข้อกำหนด (ID)</w:t>
+            </w:r>
+          </w:p>
+        </w:tc>
+        <w:tc>
+          <w:tcPr>
+            <w:tcW w:w="7788" w:type="dxa"/>
             <w:tcBorders>
               <w:top w:val="single" w:sz="4" w:color="B9CCDD"/>
               <w:left w:val="single" w:sz="4" w:color="B9CCDD"/>
@@ -766,15 +863,12 @@
             </w:pPr>
             <w:r>
               <w:rPr>
-                <w:rFonts w:ascii="TH Sarabun New" w:hAnsi="TH Sarabun New" w:eastAsia="TH Sarabun New" w:cs="TH Sarabun New"/>
-                <w:b w:val="0"/>
-                <w:bCs w:val="0"/>
-                <w:i w:val="0"/>
-                <w:iCs w:val="0"/>
-                <w:color w:val="5A6B7C"/>
-                <w:sz w:val="28"/>
-                <w:szCs w:val="28"/>
-              </w:rPr>
+                <w:rFonts w:ascii="TH Sarabun New" w:hAnsi="TH Sarabun New" w:cs="TH Sarabun New"/>
+                <w:color w:val="172333"/>
+                <w:sz w:val="28"/>
+                <w:szCs w:val="28"/>
+              </w:rPr>
+              <w:t>แก้ FR-01 เพิ่ม FR-07, FR-08, BR-02 และเสนอ NFR-04 ใหม่</w:t>
             </w:r>
           </w:p>
         </w:tc>
@@ -786,7 +880,7 @@
         </w:trPr>
         <w:tc>
           <w:tcPr>
-            <w:tcW w:w="2120" w:type="dxa"/>
+            <w:tcW w:w="1850" w:type="dxa"/>
             <w:tcBorders>
               <w:top w:val="single" w:sz="4" w:color="B9CCDD"/>
               <w:left w:val="single" w:sz="4" w:color="B9CCDD"/>
@@ -815,13 +909,13 @@
                 <w:sz w:val="28"/>
                 <w:szCs w:val="28"/>
               </w:rPr>
-              <w:t>กระทบข้อกำหนด (ID)</w:t>
-            </w:r>
-          </w:p>
-        </w:tc>
-        <w:tc>
-          <w:tcPr>
-            <w:tcW w:w="7518" w:type="dxa"/>
+              <w:t>กระทบ model และ trace</w:t>
+            </w:r>
+          </w:p>
+        </w:tc>
+        <w:tc>
+          <w:tcPr>
+            <w:tcW w:w="7788" w:type="dxa"/>
             <w:tcBorders>
               <w:top w:val="single" w:sz="4" w:color="B9CCDD"/>
               <w:left w:val="single" w:sz="4" w:color="B9CCDD"/>
@@ -842,15 +936,12 @@
             </w:pPr>
             <w:r>
               <w:rPr>
-                <w:rFonts w:ascii="TH Sarabun New" w:hAnsi="TH Sarabun New" w:eastAsia="TH Sarabun New" w:cs="TH Sarabun New"/>
-                <w:b w:val="0"/>
-                <w:bCs w:val="0"/>
-                <w:i w:val="0"/>
-                <w:iCs w:val="0"/>
-                <w:color w:val="5A6B7C"/>
-                <w:sz w:val="28"/>
-                <w:szCs w:val="28"/>
-              </w:rPr>
+                <w:rFonts w:ascii="TH Sarabun New" w:hAnsi="TH Sarabun New" w:cs="TH Sarabun New"/>
+                <w:color w:val="172333"/>
+                <w:sz w:val="28"/>
+                <w:szCs w:val="28"/>
+              </w:rPr>
+              <w:t xml:space="preserve">US-01 (ต้องแก้), US-12/US-13 (เพิ่มใหม่) และ  AC-01 (ต้องแก้), AC-06–AC-09 (ใหม่)</w:t>
             </w:r>
           </w:p>
         </w:tc>
@@ -862,7 +953,7 @@
         </w:trPr>
         <w:tc>
           <w:tcPr>
-            <w:tcW w:w="2120" w:type="dxa"/>
+            <w:tcW w:w="1850" w:type="dxa"/>
             <w:tcBorders>
               <w:top w:val="single" w:sz="4" w:color="B9CCDD"/>
               <w:left w:val="single" w:sz="4" w:color="B9CCDD"/>
@@ -891,13 +982,13 @@
                 <w:sz w:val="28"/>
                 <w:szCs w:val="28"/>
               </w:rPr>
-              <w:t>กระทบ model และ trace</w:t>
-            </w:r>
-          </w:p>
-        </w:tc>
-        <w:tc>
-          <w:tcPr>
-            <w:tcW w:w="7518" w:type="dxa"/>
+              <w:t>กระทบการออกแบบ / ทดสอบ</w:t>
+            </w:r>
+          </w:p>
+        </w:tc>
+        <w:tc>
+          <w:tcPr>
+            <w:tcW w:w="7788" w:type="dxa"/>
             <w:tcBorders>
               <w:top w:val="single" w:sz="4" w:color="B9CCDD"/>
               <w:left w:val="single" w:sz="4" w:color="B9CCDD"/>
@@ -918,15 +1009,12 @@
             </w:pPr>
             <w:r>
               <w:rPr>
-                <w:rFonts w:ascii="TH Sarabun New" w:hAnsi="TH Sarabun New" w:eastAsia="TH Sarabun New" w:cs="TH Sarabun New"/>
-                <w:b w:val="0"/>
-                <w:bCs w:val="0"/>
-                <w:i w:val="0"/>
-                <w:iCs w:val="0"/>
-                <w:color w:val="5A6B7C"/>
-                <w:sz w:val="28"/>
-                <w:szCs w:val="28"/>
-              </w:rPr>
+                <w:rFonts w:ascii="TH Sarabun New" w:hAnsi="TH Sarabun New" w:cs="TH Sarabun New"/>
+                <w:color w:val="172333"/>
+                <w:sz w:val="28"/>
+                <w:szCs w:val="28"/>
+              </w:rPr>
+              <w:t>API ต้องบันทึกสถานะก่อนส่งแจ้งเตือน เพิ่มให้เรียก API ตรวจออเดอร์ค้าง ทดสอบว่าระบบแจ้งถูกคนและตรวจสถานะ/เวลาค้างได้ถูกต้อง (เวลายังเป็น TBD)</w:t>
             </w:r>
           </w:p>
         </w:tc>
@@ -938,7 +1026,7 @@
         </w:trPr>
         <w:tc>
           <w:tcPr>
-            <w:tcW w:w="2120" w:type="dxa"/>
+            <w:tcW w:w="1850" w:type="dxa"/>
             <w:tcBorders>
               <w:top w:val="single" w:sz="4" w:color="B9CCDD"/>
               <w:left w:val="single" w:sz="4" w:color="B9CCDD"/>
@@ -967,13 +1055,13 @@
                 <w:sz w:val="28"/>
                 <w:szCs w:val="28"/>
               </w:rPr>
-              <w:t>กระทบการออกแบบ / ทดสอบ</w:t>
-            </w:r>
-          </w:p>
-        </w:tc>
-        <w:tc>
-          <w:tcPr>
-            <w:tcW w:w="7518" w:type="dxa"/>
+              <w:t>ทางเลือก (≥ 2)</w:t>
+            </w:r>
+          </w:p>
+        </w:tc>
+        <w:tc>
+          <w:tcPr>
+            <w:tcW w:w="7788" w:type="dxa"/>
             <w:tcBorders>
               <w:top w:val="single" w:sz="4" w:color="B9CCDD"/>
               <w:left w:val="single" w:sz="4" w:color="B9CCDD"/>
@@ -994,15 +1082,27 @@
             </w:pPr>
             <w:r>
               <w:rPr>
-                <w:rFonts w:ascii="TH Sarabun New" w:hAnsi="TH Sarabun New" w:eastAsia="TH Sarabun New" w:cs="TH Sarabun New"/>
-                <w:b w:val="0"/>
-                <w:bCs w:val="0"/>
-                <w:i w:val="0"/>
-                <w:iCs w:val="0"/>
-                <w:color w:val="5A6B7C"/>
-                <w:sz w:val="28"/>
-                <w:szCs w:val="28"/>
-              </w:rPr>
+                <w:rFonts w:ascii="TH Sarabun New" w:hAnsi="TH Sarabun New" w:cs="TH Sarabun New"/>
+                <w:color w:val="172333"/>
+                <w:sz w:val="28"/>
+                <w:szCs w:val="28"/>
+              </w:rPr>
+              <w:t>1. แจ้งเมื่อสถานะเปลี่ยนและเตือนออเดอร์ค้าง โดยให้ API เลือกลูกค้าจากออเดอร์</w:t>
+            </w:r>
+          </w:p>
+          <w:p>
+            <w:pPr>
+              <w:keepNext/>
+              <w:keepLines/>
+            </w:pPr>
+            <w:r>
+              <w:rPr>
+                <w:rFonts w:ascii="TH Sarabun New" w:hAnsi="TH Sarabun New" w:cs="TH Sarabun New"/>
+                <w:color w:val="172333"/>
+                <w:sz w:val="28"/>
+                <w:szCs w:val="28"/>
+              </w:rPr>
+              <w:t>2. ทำตามคำขอทั้ง 3 ส่วน รวม opt-in และข้อกำหนดข้อมูลในข้อความ</w:t>
             </w:r>
           </w:p>
         </w:tc>
@@ -1014,7 +1114,7 @@
         </w:trPr>
         <w:tc>
           <w:tcPr>
-            <w:tcW w:w="2120" w:type="dxa"/>
+            <w:tcW w:w="1850" w:type="dxa"/>
             <w:tcBorders>
               <w:top w:val="single" w:sz="4" w:color="B9CCDD"/>
               <w:left w:val="single" w:sz="4" w:color="B9CCDD"/>
@@ -1043,13 +1143,13 @@
                 <w:sz w:val="28"/>
                 <w:szCs w:val="28"/>
               </w:rPr>
-              <w:t>ทางเลือก (≥ 2)</w:t>
-            </w:r>
-          </w:p>
-        </w:tc>
-        <w:tc>
-          <w:tcPr>
-            <w:tcW w:w="7518" w:type="dxa"/>
+              <w:t>Decision ที่กลุ่มเสนอ + ใครมีอำนาจตัดสิน</w:t>
+            </w:r>
+          </w:p>
+        </w:tc>
+        <w:tc>
+          <w:tcPr>
+            <w:tcW w:w="7788" w:type="dxa"/>
             <w:tcBorders>
               <w:top w:val="single" w:sz="4" w:color="B9CCDD"/>
               <w:left w:val="single" w:sz="4" w:color="B9CCDD"/>
@@ -1070,15 +1170,12 @@
             </w:pPr>
             <w:r>
               <w:rPr>
-                <w:rFonts w:ascii="TH Sarabun New" w:hAnsi="TH Sarabun New" w:eastAsia="TH Sarabun New" w:cs="TH Sarabun New"/>
-                <w:b w:val="0"/>
-                <w:bCs w:val="0"/>
-                <w:i w:val="0"/>
-                <w:iCs w:val="0"/>
-                <w:color w:val="5A6B7C"/>
-                <w:sz w:val="28"/>
-                <w:szCs w:val="28"/>
-              </w:rPr>
+                <w:rFonts w:ascii="TH Sarabun New" w:hAnsi="TH Sarabun New" w:cs="TH Sarabun New"/>
+                <w:color w:val="172333"/>
+                <w:sz w:val="28"/>
+                <w:szCs w:val="28"/>
+              </w:rPr>
+              <w:t>เสนอ 1. ทำความสามารถแรกก่อน ตัด opt-in และข้อกำหนดข้อมูลในข้อความออกจาก scope รุ่นนี้</w:t>
             </w:r>
           </w:p>
         </w:tc>
@@ -1090,7 +1187,7 @@
         </w:trPr>
         <w:tc>
           <w:tcPr>
-            <w:tcW w:w="2120" w:type="dxa"/>
+            <w:tcW w:w="1850" w:type="dxa"/>
             <w:tcBorders>
               <w:top w:val="single" w:sz="4" w:color="B9CCDD"/>
               <w:left w:val="single" w:sz="4" w:color="B9CCDD"/>
@@ -1107,7 +1204,7 @@
           </w:tcPr>
           <w:p>
             <w:pPr>
-              <w:keepNext/>
+              <w:keepNext w:val="0"/>
               <w:keepLines/>
             </w:pPr>
             <w:r>
@@ -1119,13 +1216,13 @@
                 <w:sz w:val="28"/>
                 <w:szCs w:val="28"/>
               </w:rPr>
-              <w:t>Decision ที่กลุ่มเสนอ + ใครมีอำนาจตัดสิน</w:t>
-            </w:r>
-          </w:p>
-        </w:tc>
-        <w:tc>
-          <w:tcPr>
-            <w:tcW w:w="7518" w:type="dxa"/>
+              <w:t>Next action</w:t>
+            </w:r>
+          </w:p>
+        </w:tc>
+        <w:tc>
+          <w:tcPr>
+            <w:tcW w:w="7788" w:type="dxa"/>
             <w:tcBorders>
               <w:top w:val="single" w:sz="4" w:color="B9CCDD"/>
               <w:left w:val="single" w:sz="4" w:color="B9CCDD"/>
@@ -1141,96 +1238,17 @@
           </w:tcPr>
           <w:p>
             <w:pPr>
-              <w:keepNext/>
-              <w:keepLines/>
-            </w:pPr>
-            <w:r>
-              <w:rPr>
-                <w:rFonts w:ascii="TH Sarabun New" w:hAnsi="TH Sarabun New" w:eastAsia="TH Sarabun New" w:cs="TH Sarabun New"/>
-                <w:b w:val="0"/>
-                <w:bCs w:val="0"/>
-                <w:i w:val="0"/>
-                <w:iCs w:val="0"/>
-                <w:color w:val="5A6B7C"/>
-                <w:sz w:val="28"/>
-                <w:szCs w:val="28"/>
-              </w:rPr>
-            </w:r>
-          </w:p>
-        </w:tc>
-      </w:tr>
-      <w:tr>
-        <w:trPr>
-          <w:cantSplit/>
-          <w:trHeight w:val="567" w:hRule="atLeast"/>
-        </w:trPr>
-        <w:tc>
-          <w:tcPr>
-            <w:tcW w:w="2120" w:type="dxa"/>
-            <w:tcBorders>
-              <w:top w:val="single" w:sz="4" w:color="B9CCDD"/>
-              <w:left w:val="single" w:sz="4" w:color="B9CCDD"/>
-              <w:bottom w:val="single" w:sz="4" w:color="B9CCDD"/>
-              <w:right w:val="single" w:sz="4" w:color="B9CCDD"/>
-            </w:tcBorders>
-            <w:shd w:val="clear" w:fill="E3EEF6"/>
-            <w:tcMar>
-              <w:top w:w="40" w:type="dxa"/>
-              <w:left w:w="110" w:type="dxa"/>
-              <w:bottom w:w="40" w:type="dxa"/>
-              <w:right w:w="90" w:type="dxa"/>
-            </w:tcMar>
-          </w:tcPr>
-          <w:p>
-            <w:pPr>
               <w:keepNext w:val="0"/>
               <w:keepLines/>
             </w:pPr>
             <w:r>
               <w:rPr>
-                <w:rFonts w:ascii="TH Sarabun New" w:hAnsi="TH Sarabun New" w:eastAsia="TH Sarabun New" w:cs="TH Sarabun New"/>
-                <w:b/>
-                <w:bCs/>
-                <w:color w:val="173B65"/>
-                <w:sz w:val="28"/>
-                <w:szCs w:val="28"/>
-              </w:rPr>
-              <w:t>Next action</w:t>
-            </w:r>
-          </w:p>
-        </w:tc>
-        <w:tc>
-          <w:tcPr>
-            <w:tcW w:w="7518" w:type="dxa"/>
-            <w:tcBorders>
-              <w:top w:val="single" w:sz="4" w:color="B9CCDD"/>
-              <w:left w:val="single" w:sz="4" w:color="B9CCDD"/>
-              <w:bottom w:val="single" w:sz="4" w:color="B9CCDD"/>
-              <w:right w:val="single" w:sz="4" w:color="B9CCDD"/>
-            </w:tcBorders>
-            <w:tcMar>
-              <w:top w:w="40" w:type="dxa"/>
-              <w:left w:w="110" w:type="dxa"/>
-              <w:bottom w:w="40" w:type="dxa"/>
-              <w:right w:w="90" w:type="dxa"/>
-            </w:tcMar>
-          </w:tcPr>
-          <w:p>
-            <w:pPr>
-              <w:keepNext w:val="0"/>
-              <w:keepLines/>
-            </w:pPr>
-            <w:r>
-              <w:rPr>
-                <w:rFonts w:ascii="TH Sarabun New" w:hAnsi="TH Sarabun New" w:eastAsia="TH Sarabun New" w:cs="TH Sarabun New"/>
-                <w:b w:val="0"/>
-                <w:bCs w:val="0"/>
-                <w:i w:val="0"/>
-                <w:iCs w:val="0"/>
-                <w:color w:val="5A6B7C"/>
-                <w:sz w:val="28"/>
-                <w:szCs w:val="28"/>
-              </w:rPr>
+                <w:rFonts w:ascii="TH Sarabun New" w:hAnsi="TH Sarabun New" w:cs="TH Sarabun New"/>
+                <w:color w:val="172333"/>
+                <w:sz w:val="28"/>
+                <w:szCs w:val="28"/>
+              </w:rPr>
+              <w:t>ให้เจ้าของระบบยืนยันช่องทางแจ้งเตือน วิธีเชื่อมต่อ เวลาที่ถือว่าค้าง รอบตรวจ และผู้รับเมื่อออเดอร์ค้าง</w:t>
             </w:r>
           </w:p>
         </w:tc>
@@ -1291,6 +1309,7 @@
           <w:insideH w:val="single" w:sz="4" w:color="auto"/>
           <w:insideV w:val="single" w:sz="4" w:color="auto"/>
         </w:tblBorders>
+        <w:tblLayout w:type="fixed"/>
       </w:tblPr>
       <w:tblGrid>
         <w:gridCol w:w="481"/>
@@ -1593,209 +1612,126 @@
           <w:tcPr>
             <w:tcW w:w="1638" w:type="dxa"/>
             <w:tcBorders>
-              <w:top w:val="single" w:sz="4" w:color="C9D3DC"/>
-              <w:left w:val="single" w:sz="4" w:color="C9D3DC"/>
-              <w:bottom w:val="single" w:sz="4" w:color="C9D3DC"/>
-              <w:right w:val="single" w:sz="4" w:color="C9D3DC"/>
-            </w:tcBorders>
-            <w:shd w:val="clear" w:fill="FFFFFF"/>
-            <w:tcMar>
-              <w:top w:w="40" w:type="dxa"/>
-              <w:left w:w="90" w:type="dxa"/>
-              <w:bottom w:w="40" w:type="dxa"/>
-              <w:right w:w="90" w:type="dxa"/>
-            </w:tcMar>
-          </w:tcPr>
-          <w:p>
-            <w:pPr>
-              <w:keepNext/>
-            </w:pPr>
-            <w:r>
-              <w:rPr>
-                <w:rFonts w:ascii="TH Sarabun New" w:hAnsi="TH Sarabun New" w:eastAsia="TH Sarabun New" w:cs="TH Sarabun New"/>
-                <w:b w:val="0"/>
-                <w:bCs w:val="0"/>
-                <w:i w:val="0"/>
-                <w:iCs w:val="0"/>
-                <w:color w:val="172333"/>
-                <w:sz w:val="28"/>
-                <w:szCs w:val="28"/>
-              </w:rPr>
-            </w:r>
-          </w:p>
-        </w:tc>
-        <w:tc>
-          <w:tcPr>
-            <w:tcW w:w="1638" w:type="dxa"/>
-            <w:tcBorders>
-              <w:top w:val="single" w:sz="4" w:color="C9D3DC"/>
-              <w:left w:val="single" w:sz="4" w:color="C9D3DC"/>
-              <w:bottom w:val="single" w:sz="4" w:color="C9D3DC"/>
-              <w:right w:val="single" w:sz="4" w:color="C9D3DC"/>
-            </w:tcBorders>
-            <w:shd w:val="clear" w:fill="FFFFFF"/>
-            <w:tcMar>
-              <w:top w:w="40" w:type="dxa"/>
-              <w:left w:w="90" w:type="dxa"/>
-              <w:bottom w:w="40" w:type="dxa"/>
-              <w:right w:w="90" w:type="dxa"/>
-            </w:tcMar>
-          </w:tcPr>
-          <w:p>
-            <w:pPr>
-              <w:keepNext/>
-            </w:pPr>
-            <w:r>
-              <w:rPr>
-                <w:rFonts w:ascii="TH Sarabun New" w:hAnsi="TH Sarabun New" w:eastAsia="TH Sarabun New" w:cs="TH Sarabun New"/>
-                <w:b w:val="0"/>
-                <w:bCs w:val="0"/>
-                <w:i w:val="0"/>
-                <w:iCs w:val="0"/>
-                <w:color w:val="172333"/>
-                <w:sz w:val="28"/>
-                <w:szCs w:val="28"/>
-              </w:rPr>
-            </w:r>
-          </w:p>
-        </w:tc>
-        <w:tc>
-          <w:tcPr>
-            <w:tcW w:w="1542" w:type="dxa"/>
-            <w:tcBorders>
-              <w:top w:val="single" w:sz="4" w:color="C9D3DC"/>
-              <w:left w:val="single" w:sz="4" w:color="C9D3DC"/>
-              <w:bottom w:val="single" w:sz="4" w:color="C9D3DC"/>
-              <w:right w:val="single" w:sz="4" w:color="C9D3DC"/>
-            </w:tcBorders>
-            <w:shd w:val="clear" w:fill="FFFFFF"/>
-            <w:tcMar>
-              <w:top w:w="40" w:type="dxa"/>
-              <w:left w:w="90" w:type="dxa"/>
-              <w:bottom w:w="40" w:type="dxa"/>
-              <w:right w:w="90" w:type="dxa"/>
-            </w:tcMar>
-          </w:tcPr>
-          <w:p>
-            <w:pPr>
-              <w:keepNext/>
-            </w:pPr>
-            <w:r>
-              <w:rPr>
-                <w:rFonts w:ascii="TH Sarabun New" w:hAnsi="TH Sarabun New" w:eastAsia="TH Sarabun New" w:cs="TH Sarabun New"/>
-                <w:b w:val="0"/>
-                <w:bCs w:val="0"/>
-                <w:i w:val="0"/>
-                <w:iCs w:val="0"/>
-                <w:color w:val="172333"/>
-                <w:sz w:val="28"/>
-                <w:szCs w:val="28"/>
-              </w:rPr>
-            </w:r>
-          </w:p>
-        </w:tc>
-        <w:tc>
-          <w:tcPr>
-            <w:tcW w:w="1156" w:type="dxa"/>
-            <w:tcBorders>
-              <w:top w:val="single" w:sz="4" w:color="C9D3DC"/>
-              <w:left w:val="single" w:sz="4" w:color="C9D3DC"/>
-              <w:bottom w:val="single" w:sz="4" w:color="C9D3DC"/>
-              <w:right w:val="single" w:sz="4" w:color="C9D3DC"/>
-            </w:tcBorders>
-            <w:shd w:val="clear" w:fill="FFFFFF"/>
-            <w:tcMar>
-              <w:top w:w="40" w:type="dxa"/>
-              <w:left w:w="90" w:type="dxa"/>
-              <w:bottom w:w="40" w:type="dxa"/>
-              <w:right w:w="90" w:type="dxa"/>
-            </w:tcMar>
-          </w:tcPr>
-          <w:p>
-            <w:pPr>
-              <w:keepNext/>
-            </w:pPr>
-            <w:r>
-              <w:rPr>
-                <w:rFonts w:ascii="TH Sarabun New" w:hAnsi="TH Sarabun New" w:eastAsia="TH Sarabun New" w:cs="TH Sarabun New"/>
-                <w:b w:val="0"/>
-                <w:bCs w:val="0"/>
-                <w:i w:val="0"/>
-                <w:iCs w:val="0"/>
-                <w:color w:val="172333"/>
-                <w:sz w:val="28"/>
-                <w:szCs w:val="28"/>
-              </w:rPr>
-            </w:r>
-          </w:p>
-        </w:tc>
-        <w:tc>
-          <w:tcPr>
-            <w:tcW w:w="1831" w:type="dxa"/>
-            <w:tcBorders>
-              <w:top w:val="single" w:sz="4" w:color="C9D3DC"/>
-              <w:left w:val="single" w:sz="4" w:color="C9D3DC"/>
-              <w:bottom w:val="single" w:sz="4" w:color="C9D3DC"/>
-              <w:right w:val="single" w:sz="4" w:color="C9D3DC"/>
-            </w:tcBorders>
-            <w:shd w:val="clear" w:fill="FFFFFF"/>
-            <w:tcMar>
-              <w:top w:w="40" w:type="dxa"/>
-              <w:left w:w="90" w:type="dxa"/>
-              <w:bottom w:w="40" w:type="dxa"/>
-              <w:right w:w="90" w:type="dxa"/>
-            </w:tcMar>
-          </w:tcPr>
-          <w:p>
-            <w:pPr>
-              <w:keepNext/>
-            </w:pPr>
-            <w:r>
-              <w:rPr>
-                <w:rFonts w:ascii="TH Sarabun New" w:hAnsi="TH Sarabun New" w:eastAsia="TH Sarabun New" w:cs="TH Sarabun New"/>
-                <w:b w:val="0"/>
-                <w:bCs w:val="0"/>
-                <w:i w:val="0"/>
-                <w:iCs w:val="0"/>
-                <w:color w:val="172333"/>
-                <w:sz w:val="28"/>
-                <w:szCs w:val="28"/>
-              </w:rPr>
-            </w:r>
-          </w:p>
-        </w:tc>
-        <w:tc>
-          <w:tcPr>
-            <w:tcW w:w="1352" w:type="dxa"/>
-            <w:tcBorders>
-              <w:top w:val="single" w:sz="4" w:color="C9D3DC"/>
-              <w:left w:val="single" w:sz="4" w:color="C9D3DC"/>
-              <w:bottom w:val="single" w:sz="4" w:color="C9D3DC"/>
-              <w:right w:val="single" w:sz="4" w:color="C9D3DC"/>
-            </w:tcBorders>
-            <w:shd w:val="clear" w:fill="FFFFFF"/>
-            <w:tcMar>
-              <w:top w:w="40" w:type="dxa"/>
-              <w:left w:w="90" w:type="dxa"/>
-              <w:bottom w:w="40" w:type="dxa"/>
-              <w:right w:w="90" w:type="dxa"/>
-            </w:tcMar>
-          </w:tcPr>
-          <w:p>
-            <w:pPr>
-              <w:keepNext/>
-            </w:pPr>
-            <w:r>
-              <w:rPr>
-                <w:rFonts w:ascii="TH Sarabun New" w:hAnsi="TH Sarabun New" w:eastAsia="TH Sarabun New" w:cs="TH Sarabun New"/>
-                <w:b w:val="0"/>
-                <w:bCs w:val="0"/>
-                <w:i w:val="0"/>
-                <w:iCs w:val="0"/>
-                <w:color w:val="172333"/>
-                <w:sz w:val="28"/>
-                <w:szCs w:val="28"/>
-              </w:rPr>
+              <w:top w:val="single" w:sz="6" w:color="C9D3DC"/>
+              <w:left w:val="single" w:sz="6" w:color="C9D3DC"/>
+              <w:bottom w:val="single" w:sz="6" w:color="C9D3DC"/>
+              <w:right w:val="single" w:sz="6" w:color="C9D3DC"/>
+            </w:tcBorders>
+            <w:tcMar>
+              <w:top w:w="45" w:type="dxa"/>
+              <w:left w:w="90" w:type="dxa"/>
+              <w:bottom w:w="45" w:type="dxa"/>
+              <w:right w:w="90" w:type="dxa"/>
+            </w:tcMar>
+          </w:tcPr>
+          <w:p>
+            <w:r>
+              <w:t>CR-FX-01 (1): แจ้งเมื่อสถานะเปลี่ยน</w:t>
+            </w:r>
+          </w:p>
+        </w:tc>
+        <w:tc>
+          <w:tcPr>
+            <w:tcBorders>
+              <w:top w:val="single" w:sz="6" w:color="C9D3DC"/>
+              <w:bottom w:val="single" w:sz="6" w:color="C9D3DC"/>
+              <w:right w:val="single" w:sz="6" w:color="C9D3DC"/>
+            </w:tcBorders>
+            <w:tcMar>
+              <w:top w:w="45" w:type="dxa"/>
+              <w:left w:w="90" w:type="dxa"/>
+              <w:bottom w:w="45" w:type="dxa"/>
+              <w:right w:w="90" w:type="dxa"/>
+            </w:tcMar>
+          </w:tcPr>
+          <w:p>
+            <w:r>
+              <w:t>แก้ FR-01, FR-05; เพิ่ม FR-07; เกี่ยวข้อง NFR-01; เพิ่ม DR-01/02</w:t>
+            </w:r>
+          </w:p>
+        </w:tc>
+        <w:tc>
+          <w:tcPr>
+            <w:tcBorders>
+              <w:top w:val="single" w:sz="6" w:color="C9D3DC"/>
+              <w:bottom w:val="single" w:sz="6" w:color="C9D3DC"/>
+              <w:right w:val="single" w:sz="6" w:color="C9D3DC"/>
+            </w:tcBorders>
+            <w:tcMar>
+              <w:top w:w="45" w:type="dxa"/>
+              <w:left w:w="90" w:type="dxa"/>
+              <w:bottom w:w="45" w:type="dxa"/>
+              <w:right w:w="90" w:type="dxa"/>
+            </w:tcMar>
+          </w:tcPr>
+          <w:p>
+            <w:r>
+              <w:t>แก้ US-01, UC-01, UC-02, AC-01; เพิ่ม US-12, UC-05, AC-06</w:t>
+            </w:r>
+          </w:p>
+        </w:tc>
+        <w:tc>
+          <w:tcPr>
+            <w:tcBorders>
+              <w:top w:val="single" w:sz="6" w:color="C9D3DC"/>
+              <w:bottom w:val="single" w:sz="6" w:color="C9D3DC"/>
+              <w:right w:val="single" w:sz="6" w:color="C9D3DC"/>
+            </w:tcBorders>
+            <w:tcMar>
+              <w:top w:w="45" w:type="dxa"/>
+              <w:left w:w="90" w:type="dxa"/>
+              <w:bottom w:w="45" w:type="dxa"/>
+              <w:right w:w="90" w:type="dxa"/>
+            </w:tcMar>
+          </w:tcPr>
+          <w:p>
+            <w:r>
+              <w:t>หัวข้อ3 FR,</w:t>
+            </w:r>
+          </w:p>
+          <w:p>
+            <w:r>
+              <w:t>หัวข้อ6 Data, หัวข้อ7 Model, หัวข้อ9 Trace</w:t>
+            </w:r>
+          </w:p>
+        </w:tc>
+        <w:tc>
+          <w:tcPr>
+            <w:tcBorders>
+              <w:top w:val="single" w:sz="6" w:color="C9D3DC"/>
+              <w:bottom w:val="single" w:sz="6" w:color="C9D3DC"/>
+              <w:right w:val="single" w:sz="6" w:color="C9D3DC"/>
+            </w:tcBorders>
+            <w:tcMar>
+              <w:top w:w="45" w:type="dxa"/>
+              <w:left w:w="90" w:type="dxa"/>
+              <w:bottom w:w="45" w:type="dxa"/>
+              <w:right w:w="90" w:type="dxa"/>
+            </w:tcMar>
+          </w:tcPr>
+          <w:p>
+            <w:r>
+              <w:t>Spine ขั้นที่ 5: Web Application → API Application → Database; API บันทึกสถานะก่อนส่งแจ้งลูกค้า</w:t>
+            </w:r>
+          </w:p>
+        </w:tc>
+        <w:tc>
+          <w:tcPr>
+            <w:tcBorders>
+              <w:top w:val="single" w:sz="6" w:color="C9D3DC"/>
+              <w:bottom w:val="single" w:sz="6" w:color="C9D3DC"/>
+              <w:right w:val="single" w:sz="6" w:color="C9D3DC"/>
+            </w:tcBorders>
+            <w:tcMar>
+              <w:top w:w="45" w:type="dxa"/>
+              <w:left w:w="90" w:type="dxa"/>
+              <w:bottom w:w="45" w:type="dxa"/>
+              <w:right w:w="90" w:type="dxa"/>
+            </w:tcMar>
+          </w:tcPr>
+          <w:p>
+            <w:r>
+              <w:t>แก้ + เพิ่ม</w:t>
             </w:r>
           </w:p>
         </w:tc>
@@ -1841,10 +1777,9 @@
           <w:tcPr>
             <w:tcW w:w="1638" w:type="dxa"/>
             <w:tcBorders>
-              <w:top w:val="single" w:sz="4" w:color="C9D3DC"/>
-              <w:left w:val="single" w:sz="4" w:color="C9D3DC"/>
-              <w:bottom w:val="single" w:sz="4" w:color="C9D3DC"/>
-              <w:right w:val="single" w:sz="4" w:color="C9D3DC"/>
+              <w:left w:val="single" w:sz="8" w:color="C9D3DC"/>
+              <w:bottom w:val="single" w:sz="8" w:color="C9D3DC"/>
+              <w:right w:val="single" w:sz="8" w:color="C9D3DC"/>
             </w:tcBorders>
             <w:shd w:val="clear" w:fill="F1F7FA"/>
             <w:tcMar>
@@ -1855,20 +1790,146 @@
             </w:tcMar>
           </w:tcPr>
           <w:p>
-            <w:pPr>
-              <w:keepNext/>
-            </w:pPr>
-            <w:r>
-              <w:rPr>
-                <w:rFonts w:ascii="TH Sarabun New" w:hAnsi="TH Sarabun New" w:eastAsia="TH Sarabun New" w:cs="TH Sarabun New"/>
-                <w:b w:val="0"/>
-                <w:bCs w:val="0"/>
-                <w:i w:val="0"/>
-                <w:iCs w:val="0"/>
-                <w:color w:val="172333"/>
-                <w:sz w:val="28"/>
-                <w:szCs w:val="28"/>
-              </w:rPr>
+            <w:r>
+              <w:t>CR-FX-01 (2): เตือนเมื่อออเดอร์ค้างรับ</w:t>
+            </w:r>
+          </w:p>
+        </w:tc>
+        <w:tc>
+          <w:tcPr>
+            <w:tcBorders>
+              <w:bottom w:val="single" w:sz="8" w:color="C9D3DC"/>
+              <w:right w:val="single" w:sz="8" w:color="C9D3DC"/>
+            </w:tcBorders>
+            <w:shd w:val="clear" w:fill="F1F7FA"/>
+            <w:tcMar>
+              <w:top w:w="40" w:type="dxa"/>
+              <w:left w:w="90" w:type="dxa"/>
+              <w:bottom w:w="40" w:type="dxa"/>
+              <w:right w:w="90" w:type="dxa"/>
+            </w:tcMar>
+          </w:tcPr>
+          <w:p>
+            <w:r>
+              <w:t>เพิ่ม FR-08, NFR-04, DR-01/02 (เกณฑ์เวลาและรอบตรวจยังเป็น TBD)</w:t>
+            </w:r>
+          </w:p>
+        </w:tc>
+        <w:tc>
+          <w:tcPr>
+            <w:tcBorders>
+              <w:bottom w:val="single" w:sz="8" w:color="C9D3DC"/>
+              <w:right w:val="single" w:sz="8" w:color="C9D3DC"/>
+            </w:tcBorders>
+            <w:shd w:val="clear" w:fill="F1F7FA"/>
+            <w:tcMar>
+              <w:top w:w="40" w:type="dxa"/>
+              <w:left w:w="90" w:type="dxa"/>
+              <w:bottom w:w="40" w:type="dxa"/>
+              <w:right w:w="90" w:type="dxa"/>
+            </w:tcMar>
+          </w:tcPr>
+          <w:p>
+            <w:r>
+              <w:t>เพิ่ม US-13, UC-05, AC-08</w:t>
+            </w:r>
+          </w:p>
+        </w:tc>
+        <w:tc>
+          <w:tcPr>
+            <w:tcBorders>
+              <w:bottom w:val="single" w:sz="8" w:color="C9D3DC"/>
+              <w:right w:val="single" w:sz="8" w:color="C9D3DC"/>
+            </w:tcBorders>
+            <w:shd w:val="clear" w:fill="F1F7FA"/>
+            <w:tcMar>
+              <w:top w:w="40" w:type="dxa"/>
+              <w:left w:w="90" w:type="dxa"/>
+              <w:bottom w:w="40" w:type="dxa"/>
+              <w:right w:w="90" w:type="dxa"/>
+            </w:tcMar>
+          </w:tcPr>
+          <w:p>
+            <w:r>
+              <w:t>หัวข้อ3 FR, หัวข้อ5 NFR, หัวข้อ6 Data, หัวข้อ10 Open Issues</w:t>
+            </w:r>
+          </w:p>
+        </w:tc>
+        <w:tc>
+          <w:tcPr>
+            <w:tcBorders>
+              <w:bottom w:val="single" w:sz="8" w:color="C9D3DC"/>
+              <w:right w:val="single" w:sz="8" w:color="C9D3DC"/>
+            </w:tcBorders>
+            <w:shd w:val="clear" w:fill="F1F7FA"/>
+            <w:tcMar>
+              <w:top w:w="40" w:type="dxa"/>
+              <w:left w:w="90" w:type="dxa"/>
+              <w:bottom w:w="40" w:type="dxa"/>
+              <w:right w:w="90" w:type="dxa"/>
+            </w:tcMar>
+          </w:tcPr>
+          <w:p>
+            <w:r>
+              <w:t>Reminder Scheduler → API Application → Database; API ตรวจสถานะและเวลาค้างก่อนส่งเตือน</w:t>
+            </w:r>
+          </w:p>
+        </w:tc>
+        <w:tc>
+          <w:tcPr>
+            <w:tcBorders>
+              <w:bottom w:val="single" w:sz="8" w:color="C9D3DC"/>
+              <w:right w:val="single" w:sz="8" w:color="C9D3DC"/>
+            </w:tcBorders>
+            <w:shd w:val="clear" w:fill="F1F7FA"/>
+            <w:tcMar>
+              <w:top w:w="40" w:type="dxa"/>
+              <w:left w:w="90" w:type="dxa"/>
+              <w:bottom w:w="40" w:type="dxa"/>
+              <w:right w:w="90" w:type="dxa"/>
+            </w:tcMar>
+          </w:tcPr>
+          <w:p>
+            <w:r>
+              <w:t>เพิ่ม / TBD (เกณฑ์เวลาและรอบตรวจเป็น TBD</w:t>
+            </w:r>
+          </w:p>
+        </w:tc>
+      </w:tr>
+      <w:tr>
+        <w:trPr>
+          <w:cantSplit/>
+          <w:trHeight w:val="639" w:hRule="atLeast"/>
+        </w:trPr>
+        <w:tc>
+          <w:tcPr>
+            <w:tcW w:w="481" w:type="dxa"/>
+            <w:tcBorders>
+              <w:top w:val="single" w:sz="4" w:color="C9D3DC"/>
+              <w:left w:val="single" w:sz="4" w:color="C9D3DC"/>
+              <w:bottom w:val="single" w:sz="4" w:color="C9D3DC"/>
+              <w:right w:val="single" w:sz="4" w:color="C9D3DC"/>
+            </w:tcBorders>
+            <w:shd w:val="clear" w:fill="FFFFFF"/>
+            <w:tcMar>
+              <w:top w:w="40" w:type="dxa"/>
+              <w:left w:w="90" w:type="dxa"/>
+              <w:bottom w:w="40" w:type="dxa"/>
+              <w:right w:w="90" w:type="dxa"/>
+            </w:tcMar>
+          </w:tcPr>
+          <w:p>
+            <w:pPr>
+              <w:keepNext/>
+            </w:pPr>
+            <w:r>
+              <w:rPr>
+                <w:rFonts w:ascii="TH Sarabun New" w:hAnsi="TH Sarabun New" w:eastAsia="TH Sarabun New" w:cs="TH Sarabun New"/>
+                <w:color w:val="5A6B7C"/>
+                <w:sz w:val="28"/>
+                <w:szCs w:val="28"/>
+              </w:rPr>
+              <w:t>3</w:t>
             </w:r>
           </w:p>
         </w:tc>
@@ -1876,6 +1937,128 @@
           <w:tcPr>
             <w:tcW w:w="1638" w:type="dxa"/>
             <w:tcBorders>
+              <w:left w:val="single" w:sz="8" w:color="C9D3DC"/>
+              <w:bottom w:val="single" w:sz="8" w:color="C9D3DC"/>
+              <w:right w:val="single" w:sz="8" w:color="C9D3DC"/>
+            </w:tcBorders>
+            <w:tcMar>
+              <w:top w:w="40" w:type="dxa"/>
+              <w:left w:w="90" w:type="dxa"/>
+              <w:bottom w:w="40" w:type="dxa"/>
+              <w:right w:w="90" w:type="dxa"/>
+            </w:tcMar>
+          </w:tcPr>
+          <w:p>
+            <w:r>
+              <w:t>CR-FX-01 (1): แจ้งเฉพาะลูกค้าเจ้าของออเดอร์</w:t>
+            </w:r>
+          </w:p>
+        </w:tc>
+        <w:tc>
+          <w:tcPr>
+            <w:tcBorders>
+              <w:bottom w:val="single" w:sz="8" w:color="C9D3DC"/>
+              <w:right w:val="single" w:sz="8" w:color="C9D3DC"/>
+            </w:tcBorders>
+            <w:tcMar>
+              <w:top w:w="40" w:type="dxa"/>
+              <w:left w:w="90" w:type="dxa"/>
+              <w:bottom w:w="40" w:type="dxa"/>
+              <w:right w:w="90" w:type="dxa"/>
+            </w:tcMar>
+          </w:tcPr>
+          <w:p>
+            <w:r>
+              <w:t>พิ่ม FR-07, BR-02, DR-01/02</w:t>
+            </w:r>
+          </w:p>
+        </w:tc>
+        <w:tc>
+          <w:tcPr>
+            <w:tcBorders>
+              <w:bottom w:val="single" w:sz="8" w:color="C9D3DC"/>
+              <w:right w:val="single" w:sz="8" w:color="C9D3DC"/>
+            </w:tcBorders>
+            <w:tcMar>
+              <w:top w:w="40" w:type="dxa"/>
+              <w:left w:w="90" w:type="dxa"/>
+              <w:bottom w:w="40" w:type="dxa"/>
+              <w:right w:w="90" w:type="dxa"/>
+            </w:tcMar>
+          </w:tcPr>
+          <w:p>
+            <w:r>
+              <w:t>เพิ่ม US-12, UC-05, AC-07</w:t>
+            </w:r>
+          </w:p>
+        </w:tc>
+        <w:tc>
+          <w:tcPr>
+            <w:tcBorders>
+              <w:bottom w:val="single" w:sz="8" w:color="C9D3DC"/>
+              <w:right w:val="single" w:sz="8" w:color="C9D3DC"/>
+            </w:tcBorders>
+            <w:tcMar>
+              <w:top w:w="40" w:type="dxa"/>
+              <w:left w:w="90" w:type="dxa"/>
+              <w:bottom w:w="40" w:type="dxa"/>
+              <w:right w:w="90" w:type="dxa"/>
+            </w:tcMar>
+          </w:tcPr>
+          <w:p>
+            <w:r>
+              <w:t>หัวข้อ3 FR, หัวข้อ4 BR, หัวข้อ6 Data, หัวข้อ7 Model</w:t>
+            </w:r>
+          </w:p>
+        </w:tc>
+        <w:tc>
+          <w:tcPr>
+            <w:tcBorders>
+              <w:bottom w:val="single" w:sz="8" w:color="C9D3DC"/>
+              <w:right w:val="single" w:sz="8" w:color="C9D3DC"/>
+            </w:tcBorders>
+            <w:tcMar>
+              <w:top w:w="40" w:type="dxa"/>
+              <w:left w:w="90" w:type="dxa"/>
+              <w:bottom w:w="40" w:type="dxa"/>
+              <w:right w:w="90" w:type="dxa"/>
+            </w:tcMar>
+          </w:tcPr>
+          <w:p>
+            <w:r>
+              <w:t>API Application ใช้ข้อมูลจาก Database เลือกผู้รับที่ผูกกับออเดอร์ ห้ามส่งข้ามคน</w:t>
+            </w:r>
+          </w:p>
+        </w:tc>
+        <w:tc>
+          <w:tcPr>
+            <w:tcBorders>
+              <w:bottom w:val="single" w:sz="8" w:color="C9D3DC"/>
+              <w:right w:val="single" w:sz="8" w:color="C9D3DC"/>
+            </w:tcBorders>
+            <w:tcMar>
+              <w:top w:w="40" w:type="dxa"/>
+              <w:left w:w="90" w:type="dxa"/>
+              <w:bottom w:w="40" w:type="dxa"/>
+              <w:right w:w="90" w:type="dxa"/>
+            </w:tcMar>
+          </w:tcPr>
+          <w:p>
+            <w:r>
+              <w:t>เพิ่ม (เพิ่มกติกาผู้รับ BR-02)</w:t>
+            </w:r>
+          </w:p>
+        </w:tc>
+      </w:tr>
+      <w:tr>
+        <w:trPr>
+          <w:cantSplit/>
+          <w:trHeight w:val="699" w:hRule="atLeast"/>
+        </w:trPr>
+        <w:tc>
+          <w:tcPr>
+            <w:tcW w:w="481" w:type="dxa"/>
+            <w:tcBorders>
               <w:top w:val="single" w:sz="4" w:color="C9D3DC"/>
               <w:left w:val="single" w:sz="4" w:color="C9D3DC"/>
               <w:bottom w:val="single" w:sz="4" w:color="C9D3DC"/>
@@ -1896,25 +2079,21 @@
             <w:r>
               <w:rPr>
                 <w:rFonts w:ascii="TH Sarabun New" w:hAnsi="TH Sarabun New" w:eastAsia="TH Sarabun New" w:cs="TH Sarabun New"/>
-                <w:b w:val="0"/>
-                <w:bCs w:val="0"/>
-                <w:i w:val="0"/>
-                <w:iCs w:val="0"/>
-                <w:color w:val="172333"/>
-                <w:sz w:val="28"/>
-                <w:szCs w:val="28"/>
-              </w:rPr>
-            </w:r>
-          </w:p>
-        </w:tc>
-        <w:tc>
-          <w:tcPr>
-            <w:tcW w:w="1542" w:type="dxa"/>
-            <w:tcBorders>
-              <w:top w:val="single" w:sz="4" w:color="C9D3DC"/>
-              <w:left w:val="single" w:sz="4" w:color="C9D3DC"/>
-              <w:bottom w:val="single" w:sz="4" w:color="C9D3DC"/>
-              <w:right w:val="single" w:sz="4" w:color="C9D3DC"/>
+                <w:color w:val="5A6B7C"/>
+                <w:sz w:val="28"/>
+                <w:szCs w:val="28"/>
+              </w:rPr>
+              <w:t>4</w:t>
+            </w:r>
+          </w:p>
+        </w:tc>
+        <w:tc>
+          <w:tcPr>
+            <w:tcW w:w="1638" w:type="dxa"/>
+            <w:tcBorders>
+              <w:left w:val="single" w:sz="8" w:color="C9D3DC"/>
+              <w:bottom w:val="single" w:sz="8" w:color="C9D3DC"/>
+              <w:right w:val="single" w:sz="8" w:color="C9D3DC"/>
             </w:tcBorders>
             <w:shd w:val="clear" w:fill="F1F7FA"/>
             <w:tcMar>
@@ -1925,31 +2104,16 @@
             </w:tcMar>
           </w:tcPr>
           <w:p>
-            <w:pPr>
-              <w:keepNext/>
-            </w:pPr>
-            <w:r>
-              <w:rPr>
-                <w:rFonts w:ascii="TH Sarabun New" w:hAnsi="TH Sarabun New" w:eastAsia="TH Sarabun New" w:cs="TH Sarabun New"/>
-                <w:b w:val="0"/>
-                <w:bCs w:val="0"/>
-                <w:i w:val="0"/>
-                <w:iCs w:val="0"/>
-                <w:color w:val="172333"/>
-                <w:sz w:val="28"/>
-                <w:szCs w:val="28"/>
-              </w:rPr>
-            </w:r>
-          </w:p>
-        </w:tc>
-        <w:tc>
-          <w:tcPr>
-            <w:tcW w:w="1156" w:type="dxa"/>
-            <w:tcBorders>
-              <w:top w:val="single" w:sz="4" w:color="C9D3DC"/>
-              <w:left w:val="single" w:sz="4" w:color="C9D3DC"/>
-              <w:bottom w:val="single" w:sz="4" w:color="C9D3DC"/>
-              <w:right w:val="single" w:sz="4" w:color="C9D3DC"/>
+            <w:r>
+              <w:t>CR-FX-01 (3): เลือก opt-in ช่องทางภายนอก และจำกัดข้อมูลส่วนบุคคล</w:t>
+            </w:r>
+          </w:p>
+        </w:tc>
+        <w:tc>
+          <w:tcPr>
+            <w:tcBorders>
+              <w:bottom w:val="single" w:sz="8" w:color="C9D3DC"/>
+              <w:right w:val="single" w:sz="8" w:color="C9D3DC"/>
             </w:tcBorders>
             <w:shd w:val="clear" w:fill="F1F7FA"/>
             <w:tcMar>
@@ -1960,31 +2124,16 @@
             </w:tcMar>
           </w:tcPr>
           <w:p>
-            <w:pPr>
-              <w:keepNext/>
-            </w:pPr>
-            <w:r>
-              <w:rPr>
-                <w:rFonts w:ascii="TH Sarabun New" w:hAnsi="TH Sarabun New" w:eastAsia="TH Sarabun New" w:cs="TH Sarabun New"/>
-                <w:b w:val="0"/>
-                <w:bCs w:val="0"/>
-                <w:i w:val="0"/>
-                <w:iCs w:val="0"/>
-                <w:color w:val="172333"/>
-                <w:sz w:val="28"/>
-                <w:szCs w:val="28"/>
-              </w:rPr>
-            </w:r>
-          </w:p>
-        </w:tc>
-        <w:tc>
-          <w:tcPr>
-            <w:tcW w:w="1831" w:type="dxa"/>
-            <w:tcBorders>
-              <w:top w:val="single" w:sz="4" w:color="C9D3DC"/>
-              <w:left w:val="single" w:sz="4" w:color="C9D3DC"/>
-              <w:bottom w:val="single" w:sz="4" w:color="C9D3DC"/>
-              <w:right w:val="single" w:sz="4" w:color="C9D3DC"/>
+            <w:r>
+              <w:t>แก้ NFR-02 (เดิม); เพิ่ม FR-09 (หรือรวมใน FR-07), BR-03, DR-02 (เก็บค่า opt-in); ช่องทางภายนอกยังเป็น TBD</w:t>
+            </w:r>
+          </w:p>
+        </w:tc>
+        <w:tc>
+          <w:tcPr>
+            <w:tcBorders>
+              <w:bottom w:val="single" w:sz="8" w:color="C9D3DC"/>
+              <w:right w:val="single" w:sz="8" w:color="C9D3DC"/>
             </w:tcBorders>
             <w:shd w:val="clear" w:fill="F1F7FA"/>
             <w:tcMar>
@@ -1995,31 +2144,16 @@
             </w:tcMar>
           </w:tcPr>
           <w:p>
-            <w:pPr>
-              <w:keepNext/>
-            </w:pPr>
-            <w:r>
-              <w:rPr>
-                <w:rFonts w:ascii="TH Sarabun New" w:hAnsi="TH Sarabun New" w:eastAsia="TH Sarabun New" w:cs="TH Sarabun New"/>
-                <w:b w:val="0"/>
-                <w:bCs w:val="0"/>
-                <w:i w:val="0"/>
-                <w:iCs w:val="0"/>
-                <w:color w:val="172333"/>
-                <w:sz w:val="28"/>
-                <w:szCs w:val="28"/>
-              </w:rPr>
-            </w:r>
-          </w:p>
-        </w:tc>
-        <w:tc>
-          <w:tcPr>
-            <w:tcW w:w="1352" w:type="dxa"/>
-            <w:tcBorders>
-              <w:top w:val="single" w:sz="4" w:color="C9D3DC"/>
-              <w:left w:val="single" w:sz="4" w:color="C9D3DC"/>
-              <w:bottom w:val="single" w:sz="4" w:color="C9D3DC"/>
-              <w:right w:val="single" w:sz="4" w:color="C9D3DC"/>
+            <w:r>
+              <w:t>เพิ่ม US-14 (หรือรวมใน US-12), AC-09 (ตรวจ opt-in และ NFR-02)</w:t>
+            </w:r>
+          </w:p>
+        </w:tc>
+        <w:tc>
+          <w:tcPr>
+            <w:tcBorders>
+              <w:bottom w:val="single" w:sz="8" w:color="C9D3DC"/>
+              <w:right w:val="single" w:sz="8" w:color="C9D3DC"/>
             </w:tcBorders>
             <w:shd w:val="clear" w:fill="F1F7FA"/>
             <w:tcMar>
@@ -2030,20 +2164,48 @@
             </w:tcMar>
           </w:tcPr>
           <w:p>
-            <w:pPr>
-              <w:keepNext/>
-            </w:pPr>
-            <w:r>
-              <w:rPr>
-                <w:rFonts w:ascii="TH Sarabun New" w:hAnsi="TH Sarabun New" w:eastAsia="TH Sarabun New" w:cs="TH Sarabun New"/>
-                <w:b w:val="0"/>
-                <w:bCs w:val="0"/>
-                <w:i w:val="0"/>
-                <w:iCs w:val="0"/>
-                <w:color w:val="172333"/>
-                <w:sz w:val="28"/>
-                <w:szCs w:val="28"/>
-              </w:rPr>
+            <w:r>
+              <w:t>หัวข้อ3 FR, หัวข้อ5 NFR, หัวข้อ8 External Interface, หัวข้อ10 Open Issues</w:t>
+            </w:r>
+          </w:p>
+        </w:tc>
+        <w:tc>
+          <w:tcPr>
+            <w:tcBorders>
+              <w:bottom w:val="single" w:sz="8" w:color="C9D3DC"/>
+              <w:right w:val="single" w:sz="8" w:color="C9D3DC"/>
+            </w:tcBorders>
+            <w:shd w:val="clear" w:fill="F1F7FA"/>
+            <w:tcMar>
+              <w:top w:w="40" w:type="dxa"/>
+              <w:left w:w="90" w:type="dxa"/>
+              <w:bottom w:w="40" w:type="dxa"/>
+              <w:right w:w="90" w:type="dxa"/>
+            </w:tcMar>
+          </w:tcPr>
+          <w:p>
+            <w:r>
+              <w:t>Web Application → API Application → EXT-01 ช่องทางแจ้งเตือนภายนอก [Extension · TBD] (จัดเป็น Later ใน G3)</w:t>
+            </w:r>
+          </w:p>
+        </w:tc>
+        <w:tc>
+          <w:tcPr>
+            <w:tcBorders>
+              <w:bottom w:val="single" w:sz="8" w:color="C9D3DC"/>
+              <w:right w:val="single" w:sz="8" w:color="C9D3DC"/>
+            </w:tcBorders>
+            <w:shd w:val="clear" w:fill="F1F7FA"/>
+            <w:tcMar>
+              <w:top w:w="40" w:type="dxa"/>
+              <w:left w:w="90" w:type="dxa"/>
+              <w:bottom w:w="40" w:type="dxa"/>
+              <w:right w:w="90" w:type="dxa"/>
+            </w:tcMar>
+          </w:tcPr>
+          <w:p>
+            <w:r>
+              <w:t>แก้ + เพิ่ม / TBD (มีใน SRS แต่เลื่อนเป็น Later รอสรุป EXT-01)</w:t>
             </w:r>
           </w:p>
         </w:tc>
@@ -2081,7 +2243,7 @@
                 <w:sz w:val="28"/>
                 <w:szCs w:val="28"/>
               </w:rPr>
-              <w:t>3</w:t>
+              <w:t>5</w:t>
             </w:r>
           </w:p>
         </w:tc>
@@ -2089,209 +2251,115 @@
           <w:tcPr>
             <w:tcW w:w="1638" w:type="dxa"/>
             <w:tcBorders>
-              <w:top w:val="single" w:sz="4" w:color="C9D3DC"/>
-              <w:left w:val="single" w:sz="4" w:color="C9D3DC"/>
-              <w:bottom w:val="single" w:sz="4" w:color="C9D3DC"/>
-              <w:right w:val="single" w:sz="4" w:color="C9D3DC"/>
-            </w:tcBorders>
-            <w:shd w:val="clear" w:fill="FFFFFF"/>
-            <w:tcMar>
-              <w:top w:w="40" w:type="dxa"/>
-              <w:left w:w="90" w:type="dxa"/>
-              <w:bottom w:w="40" w:type="dxa"/>
-              <w:right w:w="90" w:type="dxa"/>
-            </w:tcMar>
-          </w:tcPr>
-          <w:p>
-            <w:pPr>
-              <w:keepNext/>
-            </w:pPr>
-            <w:r>
-              <w:rPr>
-                <w:rFonts w:ascii="TH Sarabun New" w:hAnsi="TH Sarabun New" w:eastAsia="TH Sarabun New" w:cs="TH Sarabun New"/>
-                <w:b w:val="0"/>
-                <w:bCs w:val="0"/>
-                <w:i w:val="0"/>
-                <w:iCs w:val="0"/>
-                <w:color w:val="172333"/>
-                <w:sz w:val="28"/>
-                <w:szCs w:val="28"/>
-              </w:rPr>
-            </w:r>
-          </w:p>
-        </w:tc>
-        <w:tc>
-          <w:tcPr>
-            <w:tcW w:w="1638" w:type="dxa"/>
-            <w:tcBorders>
-              <w:top w:val="single" w:sz="4" w:color="C9D3DC"/>
-              <w:left w:val="single" w:sz="4" w:color="C9D3DC"/>
-              <w:bottom w:val="single" w:sz="4" w:color="C9D3DC"/>
-              <w:right w:val="single" w:sz="4" w:color="C9D3DC"/>
-            </w:tcBorders>
-            <w:shd w:val="clear" w:fill="FFFFFF"/>
-            <w:tcMar>
-              <w:top w:w="40" w:type="dxa"/>
-              <w:left w:w="90" w:type="dxa"/>
-              <w:bottom w:w="40" w:type="dxa"/>
-              <w:right w:w="90" w:type="dxa"/>
-            </w:tcMar>
-          </w:tcPr>
-          <w:p>
-            <w:pPr>
-              <w:keepNext/>
-            </w:pPr>
-            <w:r>
-              <w:rPr>
-                <w:rFonts w:ascii="TH Sarabun New" w:hAnsi="TH Sarabun New" w:eastAsia="TH Sarabun New" w:cs="TH Sarabun New"/>
-                <w:b w:val="0"/>
-                <w:bCs w:val="0"/>
-                <w:i w:val="0"/>
-                <w:iCs w:val="0"/>
-                <w:color w:val="172333"/>
-                <w:sz w:val="28"/>
-                <w:szCs w:val="28"/>
-              </w:rPr>
-            </w:r>
-          </w:p>
-        </w:tc>
-        <w:tc>
-          <w:tcPr>
-            <w:tcW w:w="1542" w:type="dxa"/>
-            <w:tcBorders>
-              <w:top w:val="single" w:sz="4" w:color="C9D3DC"/>
-              <w:left w:val="single" w:sz="4" w:color="C9D3DC"/>
-              <w:bottom w:val="single" w:sz="4" w:color="C9D3DC"/>
-              <w:right w:val="single" w:sz="4" w:color="C9D3DC"/>
-            </w:tcBorders>
-            <w:shd w:val="clear" w:fill="FFFFFF"/>
-            <w:tcMar>
-              <w:top w:w="40" w:type="dxa"/>
-              <w:left w:w="90" w:type="dxa"/>
-              <w:bottom w:w="40" w:type="dxa"/>
-              <w:right w:w="90" w:type="dxa"/>
-            </w:tcMar>
-          </w:tcPr>
-          <w:p>
-            <w:pPr>
-              <w:keepNext/>
-            </w:pPr>
-            <w:r>
-              <w:rPr>
-                <w:rFonts w:ascii="TH Sarabun New" w:hAnsi="TH Sarabun New" w:eastAsia="TH Sarabun New" w:cs="TH Sarabun New"/>
-                <w:b w:val="0"/>
-                <w:bCs w:val="0"/>
-                <w:i w:val="0"/>
-                <w:iCs w:val="0"/>
-                <w:color w:val="172333"/>
-                <w:sz w:val="28"/>
-                <w:szCs w:val="28"/>
-              </w:rPr>
-            </w:r>
-          </w:p>
-        </w:tc>
-        <w:tc>
-          <w:tcPr>
-            <w:tcW w:w="1156" w:type="dxa"/>
-            <w:tcBorders>
-              <w:top w:val="single" w:sz="4" w:color="C9D3DC"/>
-              <w:left w:val="single" w:sz="4" w:color="C9D3DC"/>
-              <w:bottom w:val="single" w:sz="4" w:color="C9D3DC"/>
-              <w:right w:val="single" w:sz="4" w:color="C9D3DC"/>
-            </w:tcBorders>
-            <w:shd w:val="clear" w:fill="FFFFFF"/>
-            <w:tcMar>
-              <w:top w:w="40" w:type="dxa"/>
-              <w:left w:w="90" w:type="dxa"/>
-              <w:bottom w:w="40" w:type="dxa"/>
-              <w:right w:w="90" w:type="dxa"/>
-            </w:tcMar>
-          </w:tcPr>
-          <w:p>
-            <w:pPr>
-              <w:keepNext/>
-            </w:pPr>
-            <w:r>
-              <w:rPr>
-                <w:rFonts w:ascii="TH Sarabun New" w:hAnsi="TH Sarabun New" w:eastAsia="TH Sarabun New" w:cs="TH Sarabun New"/>
-                <w:b w:val="0"/>
-                <w:bCs w:val="0"/>
-                <w:i w:val="0"/>
-                <w:iCs w:val="0"/>
-                <w:color w:val="172333"/>
-                <w:sz w:val="28"/>
-                <w:szCs w:val="28"/>
-              </w:rPr>
-            </w:r>
-          </w:p>
-        </w:tc>
-        <w:tc>
-          <w:tcPr>
-            <w:tcW w:w="1831" w:type="dxa"/>
-            <w:tcBorders>
-              <w:top w:val="single" w:sz="4" w:color="C9D3DC"/>
-              <w:left w:val="single" w:sz="4" w:color="C9D3DC"/>
-              <w:bottom w:val="single" w:sz="4" w:color="C9D3DC"/>
-              <w:right w:val="single" w:sz="4" w:color="C9D3DC"/>
-            </w:tcBorders>
-            <w:shd w:val="clear" w:fill="FFFFFF"/>
-            <w:tcMar>
-              <w:top w:w="40" w:type="dxa"/>
-              <w:left w:w="90" w:type="dxa"/>
-              <w:bottom w:w="40" w:type="dxa"/>
-              <w:right w:w="90" w:type="dxa"/>
-            </w:tcMar>
-          </w:tcPr>
-          <w:p>
-            <w:pPr>
-              <w:keepNext/>
-            </w:pPr>
-            <w:r>
-              <w:rPr>
-                <w:rFonts w:ascii="TH Sarabun New" w:hAnsi="TH Sarabun New" w:eastAsia="TH Sarabun New" w:cs="TH Sarabun New"/>
-                <w:b w:val="0"/>
-                <w:bCs w:val="0"/>
-                <w:i w:val="0"/>
-                <w:iCs w:val="0"/>
-                <w:color w:val="172333"/>
-                <w:sz w:val="28"/>
-                <w:szCs w:val="28"/>
-              </w:rPr>
-            </w:r>
-          </w:p>
-        </w:tc>
-        <w:tc>
-          <w:tcPr>
-            <w:tcW w:w="1352" w:type="dxa"/>
-            <w:tcBorders>
-              <w:top w:val="single" w:sz="4" w:color="C9D3DC"/>
-              <w:left w:val="single" w:sz="4" w:color="C9D3DC"/>
-              <w:bottom w:val="single" w:sz="4" w:color="C9D3DC"/>
-              <w:right w:val="single" w:sz="4" w:color="C9D3DC"/>
-            </w:tcBorders>
-            <w:shd w:val="clear" w:fill="FFFFFF"/>
-            <w:tcMar>
-              <w:top w:w="40" w:type="dxa"/>
-              <w:left w:w="90" w:type="dxa"/>
-              <w:bottom w:w="40" w:type="dxa"/>
-              <w:right w:w="90" w:type="dxa"/>
-            </w:tcMar>
-          </w:tcPr>
-          <w:p>
-            <w:pPr>
-              <w:keepNext/>
-            </w:pPr>
-            <w:r>
-              <w:rPr>
-                <w:rFonts w:ascii="TH Sarabun New" w:hAnsi="TH Sarabun New" w:eastAsia="TH Sarabun New" w:cs="TH Sarabun New"/>
-                <w:b w:val="0"/>
-                <w:bCs w:val="0"/>
-                <w:i w:val="0"/>
-                <w:iCs w:val="0"/>
-                <w:color w:val="172333"/>
-                <w:sz w:val="28"/>
-                <w:szCs w:val="28"/>
-              </w:rPr>
+              <w:left w:val="single" w:sz="8" w:color="C9D3DC"/>
+              <w:bottom w:val="single" w:sz="8" w:color="C9D3DC"/>
+              <w:right w:val="single" w:sz="8" w:color="C9D3DC"/>
+            </w:tcBorders>
+            <w:tcMar>
+              <w:top w:w="40" w:type="dxa"/>
+              <w:left w:w="90" w:type="dxa"/>
+              <w:bottom w:w="40" w:type="dxa"/>
+              <w:right w:w="90" w:type="dxa"/>
+            </w:tcMar>
+          </w:tcPr>
+          <w:p>
+            <w:r>
+              <w:t>SRS เดิม: กฎ Cut-off ห้ามยกเลิกเมื่อกำลังทำ (E-05, C-01)</w:t>
+            </w:r>
+          </w:p>
+        </w:tc>
+        <w:tc>
+          <w:tcPr>
+            <w:tcBorders>
+              <w:bottom w:val="single" w:sz="8" w:color="C9D3DC"/>
+              <w:right w:val="single" w:sz="8" w:color="C9D3DC"/>
+            </w:tcBorders>
+            <w:tcMar>
+              <w:top w:w="40" w:type="dxa"/>
+              <w:left w:w="90" w:type="dxa"/>
+              <w:bottom w:w="40" w:type="dxa"/>
+              <w:right w:w="90" w:type="dxa"/>
+            </w:tcMar>
+          </w:tcPr>
+          <w:p>
+            <w:r>
+              <w:t>FR-03, BR-01, NFR-03 (เดิม)</w:t>
+            </w:r>
+          </w:p>
+        </w:tc>
+        <w:tc>
+          <w:tcPr>
+            <w:tcBorders>
+              <w:bottom w:val="single" w:sz="8" w:color="C9D3DC"/>
+              <w:right w:val="single" w:sz="8" w:color="C9D3DC"/>
+            </w:tcBorders>
+            <w:tcMar>
+              <w:top w:w="40" w:type="dxa"/>
+              <w:left w:w="90" w:type="dxa"/>
+              <w:bottom w:w="40" w:type="dxa"/>
+              <w:right w:w="90" w:type="dxa"/>
+            </w:tcMar>
+          </w:tcPr>
+          <w:p>
+            <w:r>
+              <w:t>US-09, US-10, UC-04, AC-05 (เดิม)</w:t>
+            </w:r>
+          </w:p>
+        </w:tc>
+        <w:tc>
+          <w:tcPr>
+            <w:tcBorders>
+              <w:bottom w:val="single" w:sz="8" w:color="C9D3DC"/>
+              <w:right w:val="single" w:sz="8" w:color="C9D3DC"/>
+            </w:tcBorders>
+            <w:tcMar>
+              <w:top w:w="40" w:type="dxa"/>
+              <w:left w:w="90" w:type="dxa"/>
+              <w:bottom w:w="40" w:type="dxa"/>
+              <w:right w:w="90" w:type="dxa"/>
+            </w:tcMar>
+          </w:tcPr>
+          <w:p>
+            <w:r>
+              <w:t>หัวข้อ3 FR, หัวข้อ4 BR, หัวข้อ7 Lifecycle</w:t>
+            </w:r>
+          </w:p>
+        </w:tc>
+        <w:tc>
+          <w:tcPr>
+            <w:tcBorders>
+              <w:bottom w:val="single" w:sz="8" w:color="C9D3DC"/>
+              <w:right w:val="single" w:sz="8" w:color="C9D3DC"/>
+            </w:tcBorders>
+            <w:tcMar>
+              <w:top w:w="40" w:type="dxa"/>
+              <w:left w:w="90" w:type="dxa"/>
+              <w:bottom w:w="40" w:type="dxa"/>
+              <w:right w:w="90" w:type="dxa"/>
+            </w:tcMar>
+          </w:tcPr>
+          <w:p>
+            <w:r>
+              <w:t>Spine ขั้นที่ 3: API Application ตรวจสิทธิ์และ BR-01 ก่อนบันทึกสถานะ และแจ้งหลังเปลี่ยนสถานะสำเร็จ</w:t>
+            </w:r>
+          </w:p>
+        </w:tc>
+        <w:tc>
+          <w:tcPr>
+            <w:tcBorders>
+              <w:bottom w:val="single" w:sz="8" w:color="C9D3DC"/>
+              <w:right w:val="single" w:sz="8" w:color="C9D3DC"/>
+            </w:tcBorders>
+            <w:tcMar>
+              <w:top w:w="40" w:type="dxa"/>
+              <w:left w:w="90" w:type="dxa"/>
+              <w:bottom w:w="40" w:type="dxa"/>
+              <w:right w:w="90" w:type="dxa"/>
+            </w:tcMar>
+          </w:tcPr>
+          <w:p>
+            <w:r>
+              <w:t>ไม่กระทบ (คงกฎ BR-01 เดิม)</w:t>
             </w:r>
           </w:p>
         </w:tc>
@@ -2320,7 +2388,7 @@
           </w:tcPr>
           <w:p>
             <w:pPr>
-              <w:keepNext/>
+              <w:keepNext w:val="0"/>
             </w:pPr>
             <w:r>
               <w:rPr>
@@ -2329,7 +2397,7 @@
                 <w:sz w:val="28"/>
                 <w:szCs w:val="28"/>
               </w:rPr>
-              <w:t>4</w:t>
+              <w:t>6</w:t>
             </w:r>
           </w:p>
         </w:tc>
@@ -2337,10 +2405,9 @@
           <w:tcPr>
             <w:tcW w:w="1638" w:type="dxa"/>
             <w:tcBorders>
-              <w:top w:val="single" w:sz="4" w:color="C9D3DC"/>
-              <w:left w:val="single" w:sz="4" w:color="C9D3DC"/>
-              <w:bottom w:val="single" w:sz="4" w:color="C9D3DC"/>
-              <w:right w:val="single" w:sz="4" w:color="C9D3DC"/>
+              <w:left w:val="single" w:sz="8" w:color="C9D3DC"/>
+              <w:bottom w:val="single" w:sz="8" w:color="C9D3DC"/>
+              <w:right w:val="single" w:sz="8" w:color="C9D3DC"/>
             </w:tcBorders>
             <w:shd w:val="clear" w:fill="F1F7FA"/>
             <w:tcMar>
@@ -2351,31 +2418,16 @@
             </w:tcMar>
           </w:tcPr>
           <w:p>
-            <w:pPr>
-              <w:keepNext/>
-            </w:pPr>
-            <w:r>
-              <w:rPr>
-                <w:rFonts w:ascii="TH Sarabun New" w:hAnsi="TH Sarabun New" w:eastAsia="TH Sarabun New" w:cs="TH Sarabun New"/>
-                <w:b w:val="0"/>
-                <w:bCs w:val="0"/>
-                <w:i w:val="0"/>
-                <w:iCs w:val="0"/>
-                <w:color w:val="172333"/>
-                <w:sz w:val="28"/>
-                <w:szCs w:val="28"/>
-              </w:rPr>
-            </w:r>
-          </w:p>
-        </w:tc>
-        <w:tc>
-          <w:tcPr>
-            <w:tcW w:w="1638" w:type="dxa"/>
-            <w:tcBorders>
-              <w:top w:val="single" w:sz="4" w:color="C9D3DC"/>
-              <w:left w:val="single" w:sz="4" w:color="C9D3DC"/>
-              <w:bottom w:val="single" w:sz="4" w:color="C9D3DC"/>
-              <w:right w:val="single" w:sz="4" w:color="C9D3DC"/>
+            <w:r>
+              <w:t>SRS เดิม: คิวต้องเรียงตามลำดับ FIFO (E-01, E-04)</w:t>
+            </w:r>
+          </w:p>
+        </w:tc>
+        <w:tc>
+          <w:tcPr>
+            <w:tcBorders>
+              <w:bottom w:val="single" w:sz="8" w:color="C9D3DC"/>
+              <w:right w:val="single" w:sz="8" w:color="C9D3DC"/>
             </w:tcBorders>
             <w:shd w:val="clear" w:fill="F1F7FA"/>
             <w:tcMar>
@@ -2386,31 +2438,16 @@
             </w:tcMar>
           </w:tcPr>
           <w:p>
-            <w:pPr>
-              <w:keepNext/>
-            </w:pPr>
-            <w:r>
-              <w:rPr>
-                <w:rFonts w:ascii="TH Sarabun New" w:hAnsi="TH Sarabun New" w:eastAsia="TH Sarabun New" w:cs="TH Sarabun New"/>
-                <w:b w:val="0"/>
-                <w:bCs w:val="0"/>
-                <w:i w:val="0"/>
-                <w:iCs w:val="0"/>
-                <w:color w:val="172333"/>
-                <w:sz w:val="28"/>
-                <w:szCs w:val="28"/>
-              </w:rPr>
-            </w:r>
-          </w:p>
-        </w:tc>
-        <w:tc>
-          <w:tcPr>
-            <w:tcW w:w="1542" w:type="dxa"/>
-            <w:tcBorders>
-              <w:top w:val="single" w:sz="4" w:color="C9D3DC"/>
-              <w:left w:val="single" w:sz="4" w:color="C9D3DC"/>
-              <w:bottom w:val="single" w:sz="4" w:color="C9D3DC"/>
-              <w:right w:val="single" w:sz="4" w:color="C9D3DC"/>
+            <w:r>
+              <w:t>FR-01, FR-04, NFR-01, NFR-03 (เดิม)</w:t>
+            </w:r>
+          </w:p>
+        </w:tc>
+        <w:tc>
+          <w:tcPr>
+            <w:tcBorders>
+              <w:bottom w:val="single" w:sz="8" w:color="C9D3DC"/>
+              <w:right w:val="single" w:sz="8" w:color="C9D3DC"/>
             </w:tcBorders>
             <w:shd w:val="clear" w:fill="F1F7FA"/>
             <w:tcMar>
@@ -2421,31 +2458,16 @@
             </w:tcMar>
           </w:tcPr>
           <w:p>
-            <w:pPr>
-              <w:keepNext/>
-            </w:pPr>
-            <w:r>
-              <w:rPr>
-                <w:rFonts w:ascii="TH Sarabun New" w:hAnsi="TH Sarabun New" w:eastAsia="TH Sarabun New" w:cs="TH Sarabun New"/>
-                <w:b w:val="0"/>
-                <w:bCs w:val="0"/>
-                <w:i w:val="0"/>
-                <w:iCs w:val="0"/>
-                <w:color w:val="172333"/>
-                <w:sz w:val="28"/>
-                <w:szCs w:val="28"/>
-              </w:rPr>
-            </w:r>
-          </w:p>
-        </w:tc>
-        <w:tc>
-          <w:tcPr>
-            <w:tcW w:w="1156" w:type="dxa"/>
-            <w:tcBorders>
-              <w:top w:val="single" w:sz="4" w:color="C9D3DC"/>
-              <w:left w:val="single" w:sz="4" w:color="C9D3DC"/>
-              <w:bottom w:val="single" w:sz="4" w:color="C9D3DC"/>
-              <w:right w:val="single" w:sz="4" w:color="C9D3DC"/>
+            <w:r>
+              <w:t>US-01–US-04, UC-01, UC-02, AC-01, AC-02 (เดิม)</w:t>
+            </w:r>
+          </w:p>
+        </w:tc>
+        <w:tc>
+          <w:tcPr>
+            <w:tcBorders>
+              <w:bottom w:val="single" w:sz="8" w:color="C9D3DC"/>
+              <w:right w:val="single" w:sz="8" w:color="C9D3DC"/>
             </w:tcBorders>
             <w:shd w:val="clear" w:fill="F1F7FA"/>
             <w:tcMar>
@@ -2456,31 +2478,16 @@
             </w:tcMar>
           </w:tcPr>
           <w:p>
-            <w:pPr>
-              <w:keepNext/>
-            </w:pPr>
-            <w:r>
-              <w:rPr>
-                <w:rFonts w:ascii="TH Sarabun New" w:hAnsi="TH Sarabun New" w:eastAsia="TH Sarabun New" w:cs="TH Sarabun New"/>
-                <w:b w:val="0"/>
-                <w:bCs w:val="0"/>
-                <w:i w:val="0"/>
-                <w:iCs w:val="0"/>
-                <w:color w:val="172333"/>
-                <w:sz w:val="28"/>
-                <w:szCs w:val="28"/>
-              </w:rPr>
-            </w:r>
-          </w:p>
-        </w:tc>
-        <w:tc>
-          <w:tcPr>
-            <w:tcW w:w="1831" w:type="dxa"/>
-            <w:tcBorders>
-              <w:top w:val="single" w:sz="4" w:color="C9D3DC"/>
-              <w:left w:val="single" w:sz="4" w:color="C9D3DC"/>
-              <w:bottom w:val="single" w:sz="4" w:color="C9D3DC"/>
-              <w:right w:val="single" w:sz="4" w:color="C9D3DC"/>
+            <w:r>
+              <w:t>หัวข้อ3 FR, หัวข้อ5 NFR, หัวข้อ6 Data, หัวข้อ7 Lifecycle</w:t>
+            </w:r>
+          </w:p>
+        </w:tc>
+        <w:tc>
+          <w:tcPr>
+            <w:tcBorders>
+              <w:bottom w:val="single" w:sz="8" w:color="C9D3DC"/>
+              <w:right w:val="single" w:sz="8" w:color="C9D3DC"/>
             </w:tcBorders>
             <w:shd w:val="clear" w:fill="F1F7FA"/>
             <w:tcMar>
@@ -2491,31 +2498,16 @@
             </w:tcMar>
           </w:tcPr>
           <w:p>
-            <w:pPr>
-              <w:keepNext/>
-            </w:pPr>
-            <w:r>
-              <w:rPr>
-                <w:rFonts w:ascii="TH Sarabun New" w:hAnsi="TH Sarabun New" w:eastAsia="TH Sarabun New" w:cs="TH Sarabun New"/>
-                <w:b w:val="0"/>
-                <w:bCs w:val="0"/>
-                <w:i w:val="0"/>
-                <w:iCs w:val="0"/>
-                <w:color w:val="172333"/>
-                <w:sz w:val="28"/>
-                <w:szCs w:val="28"/>
-              </w:rPr>
-            </w:r>
-          </w:p>
-        </w:tc>
-        <w:tc>
-          <w:tcPr>
-            <w:tcW w:w="1352" w:type="dxa"/>
-            <w:tcBorders>
-              <w:top w:val="single" w:sz="4" w:color="C9D3DC"/>
-              <w:left w:val="single" w:sz="4" w:color="C9D3DC"/>
-              <w:bottom w:val="single" w:sz="4" w:color="C9D3DC"/>
-              <w:right w:val="single" w:sz="4" w:color="C9D3DC"/>
+            <w:r>
+              <w:t>Spine ขั้นที่ 2: Web Application / API Application / Database; Reminder Scheduler ตรวจเวลาค้างเท่านั้น ไม่จัดลำดับคิวใหม่</w:t>
+            </w:r>
+          </w:p>
+        </w:tc>
+        <w:tc>
+          <w:tcPr>
+            <w:tcBorders>
+              <w:bottom w:val="single" w:sz="8" w:color="C9D3DC"/>
+              <w:right w:val="single" w:sz="8" w:color="C9D3DC"/>
             </w:tcBorders>
             <w:shd w:val="clear" w:fill="F1F7FA"/>
             <w:tcMar>
@@ -2526,516 +2518,8 @@
             </w:tcMar>
           </w:tcPr>
           <w:p>
-            <w:pPr>
-              <w:keepNext/>
-            </w:pPr>
-            <w:r>
-              <w:rPr>
-                <w:rFonts w:ascii="TH Sarabun New" w:hAnsi="TH Sarabun New" w:eastAsia="TH Sarabun New" w:cs="TH Sarabun New"/>
-                <w:b w:val="0"/>
-                <w:bCs w:val="0"/>
-                <w:i w:val="0"/>
-                <w:iCs w:val="0"/>
-                <w:color w:val="172333"/>
-                <w:sz w:val="28"/>
-                <w:szCs w:val="28"/>
-              </w:rPr>
-            </w:r>
-          </w:p>
-        </w:tc>
-      </w:tr>
-      <w:tr>
-        <w:trPr>
-          <w:cantSplit/>
-          <w:trHeight w:val="624" w:hRule="atLeast"/>
-        </w:trPr>
-        <w:tc>
-          <w:tcPr>
-            <w:tcW w:w="481" w:type="dxa"/>
-            <w:tcBorders>
-              <w:top w:val="single" w:sz="4" w:color="C9D3DC"/>
-              <w:left w:val="single" w:sz="4" w:color="C9D3DC"/>
-              <w:bottom w:val="single" w:sz="4" w:color="C9D3DC"/>
-              <w:right w:val="single" w:sz="4" w:color="C9D3DC"/>
-            </w:tcBorders>
-            <w:shd w:val="clear" w:fill="FFFFFF"/>
-            <w:tcMar>
-              <w:top w:w="40" w:type="dxa"/>
-              <w:left w:w="90" w:type="dxa"/>
-              <w:bottom w:w="40" w:type="dxa"/>
-              <w:right w:w="90" w:type="dxa"/>
-            </w:tcMar>
-          </w:tcPr>
-          <w:p>
-            <w:pPr>
-              <w:keepNext/>
-            </w:pPr>
-            <w:r>
-              <w:rPr>
-                <w:rFonts w:ascii="TH Sarabun New" w:hAnsi="TH Sarabun New" w:eastAsia="TH Sarabun New" w:cs="TH Sarabun New"/>
-                <w:color w:val="5A6B7C"/>
-                <w:sz w:val="28"/>
-                <w:szCs w:val="28"/>
-              </w:rPr>
-              <w:t>5</w:t>
-            </w:r>
-          </w:p>
-        </w:tc>
-        <w:tc>
-          <w:tcPr>
-            <w:tcW w:w="1638" w:type="dxa"/>
-            <w:tcBorders>
-              <w:top w:val="single" w:sz="4" w:color="C9D3DC"/>
-              <w:left w:val="single" w:sz="4" w:color="C9D3DC"/>
-              <w:bottom w:val="single" w:sz="4" w:color="C9D3DC"/>
-              <w:right w:val="single" w:sz="4" w:color="C9D3DC"/>
-            </w:tcBorders>
-            <w:shd w:val="clear" w:fill="FFFFFF"/>
-            <w:tcMar>
-              <w:top w:w="40" w:type="dxa"/>
-              <w:left w:w="90" w:type="dxa"/>
-              <w:bottom w:w="40" w:type="dxa"/>
-              <w:right w:w="90" w:type="dxa"/>
-            </w:tcMar>
-          </w:tcPr>
-          <w:p>
-            <w:pPr>
-              <w:keepNext/>
-            </w:pPr>
-            <w:r>
-              <w:rPr>
-                <w:rFonts w:ascii="TH Sarabun New" w:hAnsi="TH Sarabun New" w:eastAsia="TH Sarabun New" w:cs="TH Sarabun New"/>
-                <w:b w:val="0"/>
-                <w:bCs w:val="0"/>
-                <w:i w:val="0"/>
-                <w:iCs w:val="0"/>
-                <w:color w:val="172333"/>
-                <w:sz w:val="28"/>
-                <w:szCs w:val="28"/>
-              </w:rPr>
-            </w:r>
-          </w:p>
-        </w:tc>
-        <w:tc>
-          <w:tcPr>
-            <w:tcW w:w="1638" w:type="dxa"/>
-            <w:tcBorders>
-              <w:top w:val="single" w:sz="4" w:color="C9D3DC"/>
-              <w:left w:val="single" w:sz="4" w:color="C9D3DC"/>
-              <w:bottom w:val="single" w:sz="4" w:color="C9D3DC"/>
-              <w:right w:val="single" w:sz="4" w:color="C9D3DC"/>
-            </w:tcBorders>
-            <w:shd w:val="clear" w:fill="FFFFFF"/>
-            <w:tcMar>
-              <w:top w:w="40" w:type="dxa"/>
-              <w:left w:w="90" w:type="dxa"/>
-              <w:bottom w:w="40" w:type="dxa"/>
-              <w:right w:w="90" w:type="dxa"/>
-            </w:tcMar>
-          </w:tcPr>
-          <w:p>
-            <w:pPr>
-              <w:keepNext/>
-            </w:pPr>
-            <w:r>
-              <w:rPr>
-                <w:rFonts w:ascii="TH Sarabun New" w:hAnsi="TH Sarabun New" w:eastAsia="TH Sarabun New" w:cs="TH Sarabun New"/>
-                <w:b w:val="0"/>
-                <w:bCs w:val="0"/>
-                <w:i w:val="0"/>
-                <w:iCs w:val="0"/>
-                <w:color w:val="172333"/>
-                <w:sz w:val="28"/>
-                <w:szCs w:val="28"/>
-              </w:rPr>
-            </w:r>
-          </w:p>
-        </w:tc>
-        <w:tc>
-          <w:tcPr>
-            <w:tcW w:w="1542" w:type="dxa"/>
-            <w:tcBorders>
-              <w:top w:val="single" w:sz="4" w:color="C9D3DC"/>
-              <w:left w:val="single" w:sz="4" w:color="C9D3DC"/>
-              <w:bottom w:val="single" w:sz="4" w:color="C9D3DC"/>
-              <w:right w:val="single" w:sz="4" w:color="C9D3DC"/>
-            </w:tcBorders>
-            <w:shd w:val="clear" w:fill="FFFFFF"/>
-            <w:tcMar>
-              <w:top w:w="40" w:type="dxa"/>
-              <w:left w:w="90" w:type="dxa"/>
-              <w:bottom w:w="40" w:type="dxa"/>
-              <w:right w:w="90" w:type="dxa"/>
-            </w:tcMar>
-          </w:tcPr>
-          <w:p>
-            <w:pPr>
-              <w:keepNext/>
-            </w:pPr>
-            <w:r>
-              <w:rPr>
-                <w:rFonts w:ascii="TH Sarabun New" w:hAnsi="TH Sarabun New" w:eastAsia="TH Sarabun New" w:cs="TH Sarabun New"/>
-                <w:b w:val="0"/>
-                <w:bCs w:val="0"/>
-                <w:i w:val="0"/>
-                <w:iCs w:val="0"/>
-                <w:color w:val="172333"/>
-                <w:sz w:val="28"/>
-                <w:szCs w:val="28"/>
-              </w:rPr>
-            </w:r>
-          </w:p>
-        </w:tc>
-        <w:tc>
-          <w:tcPr>
-            <w:tcW w:w="1156" w:type="dxa"/>
-            <w:tcBorders>
-              <w:top w:val="single" w:sz="4" w:color="C9D3DC"/>
-              <w:left w:val="single" w:sz="4" w:color="C9D3DC"/>
-              <w:bottom w:val="single" w:sz="4" w:color="C9D3DC"/>
-              <w:right w:val="single" w:sz="4" w:color="C9D3DC"/>
-            </w:tcBorders>
-            <w:shd w:val="clear" w:fill="FFFFFF"/>
-            <w:tcMar>
-              <w:top w:w="40" w:type="dxa"/>
-              <w:left w:w="90" w:type="dxa"/>
-              <w:bottom w:w="40" w:type="dxa"/>
-              <w:right w:w="90" w:type="dxa"/>
-            </w:tcMar>
-          </w:tcPr>
-          <w:p>
-            <w:pPr>
-              <w:keepNext/>
-            </w:pPr>
-            <w:r>
-              <w:rPr>
-                <w:rFonts w:ascii="TH Sarabun New" w:hAnsi="TH Sarabun New" w:eastAsia="TH Sarabun New" w:cs="TH Sarabun New"/>
-                <w:b w:val="0"/>
-                <w:bCs w:val="0"/>
-                <w:i w:val="0"/>
-                <w:iCs w:val="0"/>
-                <w:color w:val="172333"/>
-                <w:sz w:val="28"/>
-                <w:szCs w:val="28"/>
-              </w:rPr>
-            </w:r>
-          </w:p>
-        </w:tc>
-        <w:tc>
-          <w:tcPr>
-            <w:tcW w:w="1831" w:type="dxa"/>
-            <w:tcBorders>
-              <w:top w:val="single" w:sz="4" w:color="C9D3DC"/>
-              <w:left w:val="single" w:sz="4" w:color="C9D3DC"/>
-              <w:bottom w:val="single" w:sz="4" w:color="C9D3DC"/>
-              <w:right w:val="single" w:sz="4" w:color="C9D3DC"/>
-            </w:tcBorders>
-            <w:shd w:val="clear" w:fill="FFFFFF"/>
-            <w:tcMar>
-              <w:top w:w="40" w:type="dxa"/>
-              <w:left w:w="90" w:type="dxa"/>
-              <w:bottom w:w="40" w:type="dxa"/>
-              <w:right w:w="90" w:type="dxa"/>
-            </w:tcMar>
-          </w:tcPr>
-          <w:p>
-            <w:pPr>
-              <w:keepNext/>
-            </w:pPr>
-            <w:r>
-              <w:rPr>
-                <w:rFonts w:ascii="TH Sarabun New" w:hAnsi="TH Sarabun New" w:eastAsia="TH Sarabun New" w:cs="TH Sarabun New"/>
-                <w:b w:val="0"/>
-                <w:bCs w:val="0"/>
-                <w:i w:val="0"/>
-                <w:iCs w:val="0"/>
-                <w:color w:val="172333"/>
-                <w:sz w:val="28"/>
-                <w:szCs w:val="28"/>
-              </w:rPr>
-            </w:r>
-          </w:p>
-        </w:tc>
-        <w:tc>
-          <w:tcPr>
-            <w:tcW w:w="1352" w:type="dxa"/>
-            <w:tcBorders>
-              <w:top w:val="single" w:sz="4" w:color="C9D3DC"/>
-              <w:left w:val="single" w:sz="4" w:color="C9D3DC"/>
-              <w:bottom w:val="single" w:sz="4" w:color="C9D3DC"/>
-              <w:right w:val="single" w:sz="4" w:color="C9D3DC"/>
-            </w:tcBorders>
-            <w:shd w:val="clear" w:fill="FFFFFF"/>
-            <w:tcMar>
-              <w:top w:w="40" w:type="dxa"/>
-              <w:left w:w="90" w:type="dxa"/>
-              <w:bottom w:w="40" w:type="dxa"/>
-              <w:right w:w="90" w:type="dxa"/>
-            </w:tcMar>
-          </w:tcPr>
-          <w:p>
-            <w:pPr>
-              <w:keepNext/>
-            </w:pPr>
-            <w:r>
-              <w:rPr>
-                <w:rFonts w:ascii="TH Sarabun New" w:hAnsi="TH Sarabun New" w:eastAsia="TH Sarabun New" w:cs="TH Sarabun New"/>
-                <w:b w:val="0"/>
-                <w:bCs w:val="0"/>
-                <w:i w:val="0"/>
-                <w:iCs w:val="0"/>
-                <w:color w:val="172333"/>
-                <w:sz w:val="28"/>
-                <w:szCs w:val="28"/>
-              </w:rPr>
-            </w:r>
-          </w:p>
-        </w:tc>
-      </w:tr>
-      <w:tr>
-        <w:trPr>
-          <w:cantSplit/>
-          <w:trHeight w:val="624" w:hRule="atLeast"/>
-        </w:trPr>
-        <w:tc>
-          <w:tcPr>
-            <w:tcW w:w="481" w:type="dxa"/>
-            <w:tcBorders>
-              <w:top w:val="single" w:sz="4" w:color="C9D3DC"/>
-              <w:left w:val="single" w:sz="4" w:color="C9D3DC"/>
-              <w:bottom w:val="single" w:sz="4" w:color="C9D3DC"/>
-              <w:right w:val="single" w:sz="4" w:color="C9D3DC"/>
-            </w:tcBorders>
-            <w:shd w:val="clear" w:fill="F1F7FA"/>
-            <w:tcMar>
-              <w:top w:w="40" w:type="dxa"/>
-              <w:left w:w="90" w:type="dxa"/>
-              <w:bottom w:w="40" w:type="dxa"/>
-              <w:right w:w="90" w:type="dxa"/>
-            </w:tcMar>
-          </w:tcPr>
-          <w:p>
-            <w:pPr>
-              <w:keepNext w:val="0"/>
-            </w:pPr>
-            <w:r>
-              <w:rPr>
-                <w:rFonts w:ascii="TH Sarabun New" w:hAnsi="TH Sarabun New" w:eastAsia="TH Sarabun New" w:cs="TH Sarabun New"/>
-                <w:color w:val="5A6B7C"/>
-                <w:sz w:val="28"/>
-                <w:szCs w:val="28"/>
-              </w:rPr>
-              <w:t>6</w:t>
-            </w:r>
-          </w:p>
-        </w:tc>
-        <w:tc>
-          <w:tcPr>
-            <w:tcW w:w="1638" w:type="dxa"/>
-            <w:tcBorders>
-              <w:top w:val="single" w:sz="4" w:color="C9D3DC"/>
-              <w:left w:val="single" w:sz="4" w:color="C9D3DC"/>
-              <w:bottom w:val="single" w:sz="4" w:color="C9D3DC"/>
-              <w:right w:val="single" w:sz="4" w:color="C9D3DC"/>
-            </w:tcBorders>
-            <w:shd w:val="clear" w:fill="F1F7FA"/>
-            <w:tcMar>
-              <w:top w:w="40" w:type="dxa"/>
-              <w:left w:w="90" w:type="dxa"/>
-              <w:bottom w:w="40" w:type="dxa"/>
-              <w:right w:w="90" w:type="dxa"/>
-            </w:tcMar>
-          </w:tcPr>
-          <w:p>
-            <w:pPr>
-              <w:keepNext w:val="0"/>
-            </w:pPr>
-            <w:r>
-              <w:rPr>
-                <w:rFonts w:ascii="TH Sarabun New" w:hAnsi="TH Sarabun New" w:eastAsia="TH Sarabun New" w:cs="TH Sarabun New"/>
-                <w:b w:val="0"/>
-                <w:bCs w:val="0"/>
-                <w:i w:val="0"/>
-                <w:iCs w:val="0"/>
-                <w:color w:val="172333"/>
-                <w:sz w:val="28"/>
-                <w:szCs w:val="28"/>
-              </w:rPr>
-            </w:r>
-          </w:p>
-        </w:tc>
-        <w:tc>
-          <w:tcPr>
-            <w:tcW w:w="1638" w:type="dxa"/>
-            <w:tcBorders>
-              <w:top w:val="single" w:sz="4" w:color="C9D3DC"/>
-              <w:left w:val="single" w:sz="4" w:color="C9D3DC"/>
-              <w:bottom w:val="single" w:sz="4" w:color="C9D3DC"/>
-              <w:right w:val="single" w:sz="4" w:color="C9D3DC"/>
-            </w:tcBorders>
-            <w:shd w:val="clear" w:fill="F1F7FA"/>
-            <w:tcMar>
-              <w:top w:w="40" w:type="dxa"/>
-              <w:left w:w="90" w:type="dxa"/>
-              <w:bottom w:w="40" w:type="dxa"/>
-              <w:right w:w="90" w:type="dxa"/>
-            </w:tcMar>
-          </w:tcPr>
-          <w:p>
-            <w:pPr>
-              <w:keepNext w:val="0"/>
-            </w:pPr>
-            <w:r>
-              <w:rPr>
-                <w:rFonts w:ascii="TH Sarabun New" w:hAnsi="TH Sarabun New" w:eastAsia="TH Sarabun New" w:cs="TH Sarabun New"/>
-                <w:b w:val="0"/>
-                <w:bCs w:val="0"/>
-                <w:i w:val="0"/>
-                <w:iCs w:val="0"/>
-                <w:color w:val="172333"/>
-                <w:sz w:val="28"/>
-                <w:szCs w:val="28"/>
-              </w:rPr>
-            </w:r>
-          </w:p>
-        </w:tc>
-        <w:tc>
-          <w:tcPr>
-            <w:tcW w:w="1542" w:type="dxa"/>
-            <w:tcBorders>
-              <w:top w:val="single" w:sz="4" w:color="C9D3DC"/>
-              <w:left w:val="single" w:sz="4" w:color="C9D3DC"/>
-              <w:bottom w:val="single" w:sz="4" w:color="C9D3DC"/>
-              <w:right w:val="single" w:sz="4" w:color="C9D3DC"/>
-            </w:tcBorders>
-            <w:shd w:val="clear" w:fill="F1F7FA"/>
-            <w:tcMar>
-              <w:top w:w="40" w:type="dxa"/>
-              <w:left w:w="90" w:type="dxa"/>
-              <w:bottom w:w="40" w:type="dxa"/>
-              <w:right w:w="90" w:type="dxa"/>
-            </w:tcMar>
-          </w:tcPr>
-          <w:p>
-            <w:pPr>
-              <w:keepNext w:val="0"/>
-            </w:pPr>
-            <w:r>
-              <w:rPr>
-                <w:rFonts w:ascii="TH Sarabun New" w:hAnsi="TH Sarabun New" w:eastAsia="TH Sarabun New" w:cs="TH Sarabun New"/>
-                <w:b w:val="0"/>
-                <w:bCs w:val="0"/>
-                <w:i w:val="0"/>
-                <w:iCs w:val="0"/>
-                <w:color w:val="172333"/>
-                <w:sz w:val="28"/>
-                <w:szCs w:val="28"/>
-              </w:rPr>
-            </w:r>
-          </w:p>
-        </w:tc>
-        <w:tc>
-          <w:tcPr>
-            <w:tcW w:w="1156" w:type="dxa"/>
-            <w:tcBorders>
-              <w:top w:val="single" w:sz="4" w:color="C9D3DC"/>
-              <w:left w:val="single" w:sz="4" w:color="C9D3DC"/>
-              <w:bottom w:val="single" w:sz="4" w:color="C9D3DC"/>
-              <w:right w:val="single" w:sz="4" w:color="C9D3DC"/>
-            </w:tcBorders>
-            <w:shd w:val="clear" w:fill="F1F7FA"/>
-            <w:tcMar>
-              <w:top w:w="40" w:type="dxa"/>
-              <w:left w:w="90" w:type="dxa"/>
-              <w:bottom w:w="40" w:type="dxa"/>
-              <w:right w:w="90" w:type="dxa"/>
-            </w:tcMar>
-          </w:tcPr>
-          <w:p>
-            <w:pPr>
-              <w:keepNext w:val="0"/>
-            </w:pPr>
-            <w:r>
-              <w:rPr>
-                <w:rFonts w:ascii="TH Sarabun New" w:hAnsi="TH Sarabun New" w:eastAsia="TH Sarabun New" w:cs="TH Sarabun New"/>
-                <w:b w:val="0"/>
-                <w:bCs w:val="0"/>
-                <w:i w:val="0"/>
-                <w:iCs w:val="0"/>
-                <w:color w:val="172333"/>
-                <w:sz w:val="28"/>
-                <w:szCs w:val="28"/>
-              </w:rPr>
-            </w:r>
-          </w:p>
-        </w:tc>
-        <w:tc>
-          <w:tcPr>
-            <w:tcW w:w="1831" w:type="dxa"/>
-            <w:tcBorders>
-              <w:top w:val="single" w:sz="4" w:color="C9D3DC"/>
-              <w:left w:val="single" w:sz="4" w:color="C9D3DC"/>
-              <w:bottom w:val="single" w:sz="4" w:color="C9D3DC"/>
-              <w:right w:val="single" w:sz="4" w:color="C9D3DC"/>
-            </w:tcBorders>
-            <w:shd w:val="clear" w:fill="F1F7FA"/>
-            <w:tcMar>
-              <w:top w:w="40" w:type="dxa"/>
-              <w:left w:w="90" w:type="dxa"/>
-              <w:bottom w:w="40" w:type="dxa"/>
-              <w:right w:w="90" w:type="dxa"/>
-            </w:tcMar>
-          </w:tcPr>
-          <w:p>
-            <w:pPr>
-              <w:keepNext w:val="0"/>
-            </w:pPr>
-            <w:r>
-              <w:rPr>
-                <w:rFonts w:ascii="TH Sarabun New" w:hAnsi="TH Sarabun New" w:eastAsia="TH Sarabun New" w:cs="TH Sarabun New"/>
-                <w:b w:val="0"/>
-                <w:bCs w:val="0"/>
-                <w:i w:val="0"/>
-                <w:iCs w:val="0"/>
-                <w:color w:val="172333"/>
-                <w:sz w:val="28"/>
-                <w:szCs w:val="28"/>
-              </w:rPr>
-            </w:r>
-          </w:p>
-        </w:tc>
-        <w:tc>
-          <w:tcPr>
-            <w:tcW w:w="1352" w:type="dxa"/>
-            <w:tcBorders>
-              <w:top w:val="single" w:sz="4" w:color="C9D3DC"/>
-              <w:left w:val="single" w:sz="4" w:color="C9D3DC"/>
-              <w:bottom w:val="single" w:sz="4" w:color="C9D3DC"/>
-              <w:right w:val="single" w:sz="4" w:color="C9D3DC"/>
-            </w:tcBorders>
-            <w:shd w:val="clear" w:fill="F1F7FA"/>
-            <w:tcMar>
-              <w:top w:w="40" w:type="dxa"/>
-              <w:left w:w="90" w:type="dxa"/>
-              <w:bottom w:w="40" w:type="dxa"/>
-              <w:right w:w="90" w:type="dxa"/>
-            </w:tcMar>
-          </w:tcPr>
-          <w:p>
-            <w:pPr>
-              <w:keepNext w:val="0"/>
-            </w:pPr>
-            <w:r>
-              <w:rPr>
-                <w:rFonts w:ascii="TH Sarabun New" w:hAnsi="TH Sarabun New" w:eastAsia="TH Sarabun New" w:cs="TH Sarabun New"/>
-                <w:b w:val="0"/>
-                <w:bCs w:val="0"/>
-                <w:i w:val="0"/>
-                <w:iCs w:val="0"/>
-                <w:color w:val="172333"/>
-                <w:sz w:val="28"/>
-                <w:szCs w:val="28"/>
-              </w:rPr>
+            <w:r>
+              <w:t>ไม่กระทบ (คงลำดับ FIFO เดิม)</w:t>
             </w:r>
           </w:p>
         </w:tc>
@@ -3288,7 +2772,7 @@
                 <w:sz w:val="28"/>
                 <w:szCs w:val="28"/>
               </w:rPr>
-              <w:t>US-</w:t>
+              <w:t>US-12</w:t>
             </w:r>
           </w:p>
         </w:tc>
@@ -3315,15 +2799,12 @@
             </w:pPr>
             <w:r>
               <w:rPr>
-                <w:rFonts w:ascii="TH Sarabun New" w:hAnsi="TH Sarabun New" w:eastAsia="TH Sarabun New" w:cs="TH Sarabun New"/>
-                <w:b w:val="0"/>
-                <w:bCs w:val="0"/>
-                <w:i w:val="0"/>
-                <w:iCs w:val="0"/>
-                <w:color w:val="172333"/>
-                <w:sz w:val="28"/>
-                <w:szCs w:val="28"/>
-              </w:rPr>
+                <w:rFonts w:ascii="TH Sarabun New" w:hAnsi="TH Sarabun New" w:cs="TH Sarabun New"/>
+                <w:color w:val="172333"/>
+                <w:sz w:val="32"/>
+                <w:szCs w:val="32"/>
+              </w:rPr>
+              <w:t>ในฐานะลูกค้า ฉันต้องการได้รับแจ้งเมื่อสถานะออเดอร์ของฉันเปลี่ยน เพื่อดูความคืบหน้าโดยไม่ต้องถามพนักงาน</w:t>
             </w:r>
           </w:p>
         </w:tc>
@@ -3431,7 +2912,7 @@
                 <w:sz w:val="28"/>
                 <w:szCs w:val="28"/>
               </w:rPr>
-              <w:t>US-</w:t>
+              <w:t>US-13</w:t>
             </w:r>
           </w:p>
         </w:tc>
@@ -3574,7 +3055,7 @@
                 <w:sz w:val="28"/>
                 <w:szCs w:val="28"/>
               </w:rPr>
-              <w:t>US-</w:t>
+              <w:t>US-14</w:t>
             </w:r>
           </w:p>
         </w:tc>

--- a/final-exam/ENGSE206_Final_PartA_GroupAnswer_Template_v1.0.docx
+++ b/final-exam/ENGSE206_Final_PartA_GroupAnswer_Template_v1.0.docx
@@ -691,7 +691,7 @@
             </w:pPr>
             <w:r>
               <w:rPr>
-                <w:rFonts w:ascii="TH Sarabun New" w:hAnsi="TH Sarabun New" w:cs="TH Sarabun New"/>
+                <w:rFonts w:ascii="TH Sarabun New" w:hAnsi="TH Sarabun New" w:eastAsia="TH Sarabun New" w:cs="TH Sarabun New"/>
                 <w:color w:val="172333"/>
                 <w:sz w:val="28"/>
                 <w:szCs w:val="28"/>
@@ -706,7 +706,7 @@
             </w:pPr>
             <w:r>
               <w:rPr>
-                <w:rFonts w:ascii="TH Sarabun New" w:hAnsi="TH Sarabun New" w:cs="TH Sarabun New"/>
+                <w:rFonts w:ascii="TH Sarabun New" w:hAnsi="TH Sarabun New" w:eastAsia="TH Sarabun New" w:cs="TH Sarabun New"/>
                 <w:color w:val="172333"/>
                 <w:sz w:val="28"/>
                 <w:szCs w:val="28"/>
@@ -717,7 +717,7 @@
           <w:p>
             <w:r>
               <w:rPr>
-                <w:rFonts w:ascii="TH Sarabun New" w:hAnsi="TH Sarabun New" w:cs="TH Sarabun New"/>
+                <w:rFonts w:ascii="TH Sarabun New" w:hAnsi="TH Sarabun New" w:eastAsia="TH Sarabun New" w:cs="TH Sarabun New"/>
                 <w:color w:val="172333"/>
                 <w:sz w:val="28"/>
                 <w:szCs w:val="28"/>
@@ -790,7 +790,7 @@
             </w:pPr>
             <w:r>
               <w:rPr>
-                <w:rFonts w:ascii="TH Sarabun New" w:hAnsi="TH Sarabun New" w:cs="TH Sarabun New"/>
+                <w:rFonts w:ascii="TH Sarabun New" w:hAnsi="TH Sarabun New" w:eastAsia="TH Sarabun New" w:cs="TH Sarabun New"/>
                 <w:color w:val="172333"/>
                 <w:sz w:val="28"/>
                 <w:szCs w:val="28"/>
@@ -863,7 +863,7 @@
             </w:pPr>
             <w:r>
               <w:rPr>
-                <w:rFonts w:ascii="TH Sarabun New" w:hAnsi="TH Sarabun New" w:cs="TH Sarabun New"/>
+                <w:rFonts w:ascii="TH Sarabun New" w:hAnsi="TH Sarabun New" w:eastAsia="TH Sarabun New" w:cs="TH Sarabun New"/>
                 <w:color w:val="172333"/>
                 <w:sz w:val="28"/>
                 <w:szCs w:val="28"/>
@@ -936,12 +936,12 @@
             </w:pPr>
             <w:r>
               <w:rPr>
-                <w:rFonts w:ascii="TH Sarabun New" w:hAnsi="TH Sarabun New" w:cs="TH Sarabun New"/>
-                <w:color w:val="172333"/>
-                <w:sz w:val="28"/>
-                <w:szCs w:val="28"/>
-              </w:rPr>
-              <w:t xml:space="preserve">US-01 (ต้องแก้), US-12/US-13 (เพิ่มใหม่) และ  AC-01 (ต้องแก้), AC-06–AC-09 (ใหม่)</w:t>
+                <w:rFonts w:ascii="TH Sarabun New" w:hAnsi="TH Sarabun New" w:eastAsia="TH Sarabun New" w:cs="TH Sarabun New"/>
+                <w:color w:val="172333"/>
+                <w:sz w:val="28"/>
+                <w:szCs w:val="28"/>
+              </w:rPr>
+              <w:t>US-01 (แก้), US-12/US-13 (เพิ่มใหม่) และ AC-01 (แก้), AC-06–AC-08 (ใหม่)</w:t>
             </w:r>
           </w:p>
         </w:tc>
@@ -1009,7 +1009,7 @@
             </w:pPr>
             <w:r>
               <w:rPr>
-                <w:rFonts w:ascii="TH Sarabun New" w:hAnsi="TH Sarabun New" w:cs="TH Sarabun New"/>
+                <w:rFonts w:ascii="TH Sarabun New" w:hAnsi="TH Sarabun New" w:eastAsia="TH Sarabun New" w:cs="TH Sarabun New"/>
                 <w:color w:val="172333"/>
                 <w:sz w:val="28"/>
                 <w:szCs w:val="28"/>
@@ -1082,7 +1082,7 @@
             </w:pPr>
             <w:r>
               <w:rPr>
-                <w:rFonts w:ascii="TH Sarabun New" w:hAnsi="TH Sarabun New" w:cs="TH Sarabun New"/>
+                <w:rFonts w:ascii="TH Sarabun New" w:hAnsi="TH Sarabun New" w:eastAsia="TH Sarabun New" w:cs="TH Sarabun New"/>
                 <w:color w:val="172333"/>
                 <w:sz w:val="28"/>
                 <w:szCs w:val="28"/>
@@ -1097,7 +1097,7 @@
             </w:pPr>
             <w:r>
               <w:rPr>
-                <w:rFonts w:ascii="TH Sarabun New" w:hAnsi="TH Sarabun New" w:cs="TH Sarabun New"/>
+                <w:rFonts w:ascii="TH Sarabun New" w:hAnsi="TH Sarabun New" w:eastAsia="TH Sarabun New" w:cs="TH Sarabun New"/>
                 <w:color w:val="172333"/>
                 <w:sz w:val="28"/>
                 <w:szCs w:val="28"/>
@@ -1170,7 +1170,7 @@
             </w:pPr>
             <w:r>
               <w:rPr>
-                <w:rFonts w:ascii="TH Sarabun New" w:hAnsi="TH Sarabun New" w:cs="TH Sarabun New"/>
+                <w:rFonts w:ascii="TH Sarabun New" w:hAnsi="TH Sarabun New" w:eastAsia="TH Sarabun New" w:cs="TH Sarabun New"/>
                 <w:color w:val="172333"/>
                 <w:sz w:val="28"/>
                 <w:szCs w:val="28"/>
@@ -1243,7 +1243,7 @@
             </w:pPr>
             <w:r>
               <w:rPr>
-                <w:rFonts w:ascii="TH Sarabun New" w:hAnsi="TH Sarabun New" w:cs="TH Sarabun New"/>
+                <w:rFonts w:ascii="TH Sarabun New" w:hAnsi="TH Sarabun New" w:eastAsia="TH Sarabun New" w:cs="TH Sarabun New"/>
                 <w:color w:val="172333"/>
                 <w:sz w:val="28"/>
                 <w:szCs w:val="28"/>
@@ -1626,14 +1626,22 @@
           </w:tcPr>
           <w:p>
             <w:r>
-              <w:t>CR-FX-01 (1): แจ้งเมื่อสถานะเปลี่ยน</w:t>
-            </w:r>
-          </w:p>
-        </w:tc>
-        <w:tc>
-          <w:tcPr>
+              <w:rPr>
+                <w:rFonts w:ascii="TH Sarabun New" w:hAnsi="TH Sarabun New" w:eastAsia="TH Sarabun New" w:cs="TH Sarabun New"/>
+                <w:color w:val="172333"/>
+                <w:sz w:val="32"/>
+                <w:szCs w:val="32"/>
+              </w:rPr>
+              <w:t>CR-FX-01 (1) แจ้งเมื่อสถานะเปลี่ยน</w:t>
+            </w:r>
+          </w:p>
+        </w:tc>
+        <w:tc>
+          <w:tcPr>
+            <w:tcW w:w="17" w:type="pct"/>
             <w:tcBorders>
               <w:top w:val="single" w:sz="6" w:color="C9D3DC"/>
+              <w:left w:val="single" w:sz="4" w:color="auto"/>
               <w:bottom w:val="single" w:sz="6" w:color="C9D3DC"/>
               <w:right w:val="single" w:sz="6" w:color="C9D3DC"/>
             </w:tcBorders>
@@ -1646,14 +1654,22 @@
           </w:tcPr>
           <w:p>
             <w:r>
-              <w:t>แก้ FR-01, FR-05; เพิ่ม FR-07; เกี่ยวข้อง NFR-01; เพิ่ม DR-01/02</w:t>
-            </w:r>
-          </w:p>
-        </w:tc>
-        <w:tc>
-          <w:tcPr>
+              <w:rPr>
+                <w:rFonts w:ascii="TH Sarabun New" w:hAnsi="TH Sarabun New" w:eastAsia="TH Sarabun New" w:cs="TH Sarabun New"/>
+                <w:color w:val="172333"/>
+                <w:sz w:val="32"/>
+                <w:szCs w:val="32"/>
+              </w:rPr>
+              <w:t>แก้ FR-01 เพิ่ม FR-07 เกี่ยวข้อง NFR-01 ใช้ DR-01/DR-02 เดิม</w:t>
+            </w:r>
+          </w:p>
+        </w:tc>
+        <w:tc>
+          <w:tcPr>
+            <w:tcW w:w="16" w:type="pct"/>
             <w:tcBorders>
               <w:top w:val="single" w:sz="6" w:color="C9D3DC"/>
+              <w:left w:val="single" w:sz="4" w:color="auto"/>
               <w:bottom w:val="single" w:sz="6" w:color="C9D3DC"/>
               <w:right w:val="single" w:sz="6" w:color="C9D3DC"/>
             </w:tcBorders>
@@ -1666,14 +1682,22 @@
           </w:tcPr>
           <w:p>
             <w:r>
-              <w:t>แก้ US-01, UC-01, UC-02, AC-01; เพิ่ม US-12, UC-05, AC-06</w:t>
-            </w:r>
-          </w:p>
-        </w:tc>
-        <w:tc>
-          <w:tcPr>
+              <w:rPr>
+                <w:rFonts w:ascii="TH Sarabun New" w:hAnsi="TH Sarabun New" w:eastAsia="TH Sarabun New" w:cs="TH Sarabun New"/>
+                <w:color w:val="172333"/>
+                <w:sz w:val="32"/>
+                <w:szCs w:val="32"/>
+              </w:rPr>
+              <w:t>แก้ US-01, UC-01/UC-02, AC-01 เพิ่ม US-12, UC-05, AC-06</w:t>
+            </w:r>
+          </w:p>
+        </w:tc>
+        <w:tc>
+          <w:tcPr>
+            <w:tcW w:w="12" w:type="pct"/>
             <w:tcBorders>
               <w:top w:val="single" w:sz="6" w:color="C9D3DC"/>
+              <w:left w:val="single" w:sz="4" w:color="auto"/>
               <w:bottom w:val="single" w:sz="6" w:color="C9D3DC"/>
               <w:right w:val="single" w:sz="6" w:color="C9D3DC"/>
             </w:tcBorders>
@@ -1686,19 +1710,22 @@
           </w:tcPr>
           <w:p>
             <w:r>
-              <w:t>หัวข้อ3 FR,</w:t>
-            </w:r>
-          </w:p>
-          <w:p>
-            <w:r>
-              <w:t>หัวข้อ6 Data, หัวข้อ7 Model, หัวข้อ9 Trace</w:t>
-            </w:r>
-          </w:p>
-        </w:tc>
-        <w:tc>
-          <w:tcPr>
+              <w:rPr>
+                <w:rFonts w:ascii="TH Sarabun New" w:hAnsi="TH Sarabun New" w:eastAsia="TH Sarabun New" w:cs="TH Sarabun New"/>
+                <w:color w:val="172333"/>
+                <w:sz w:val="32"/>
+                <w:szCs w:val="32"/>
+              </w:rPr>
+              <w:t>หหัวข้อ 3 Functional Requirements หัวข้อ 6 Data Requirements หัวข้อ 7 Behavioral Model References หัวข้อ 9 Traceability and Coverage</w:t>
+            </w:r>
+          </w:p>
+        </w:tc>
+        <w:tc>
+          <w:tcPr>
+            <w:tcW w:w="19" w:type="pct"/>
             <w:tcBorders>
               <w:top w:val="single" w:sz="6" w:color="C9D3DC"/>
+              <w:left w:val="single" w:sz="4" w:color="auto"/>
               <w:bottom w:val="single" w:sz="6" w:color="C9D3DC"/>
               <w:right w:val="single" w:sz="6" w:color="C9D3DC"/>
             </w:tcBorders>
@@ -1711,14 +1738,22 @@
           </w:tcPr>
           <w:p>
             <w:r>
-              <w:t>Spine ขั้นที่ 5: Web Application → API Application → Database; API บันทึกสถานะก่อนส่งแจ้งลูกค้า</w:t>
-            </w:r>
-          </w:p>
-        </w:tc>
-        <w:tc>
-          <w:tcPr>
+              <w:rPr>
+                <w:rFonts w:ascii="TH Sarabun New" w:hAnsi="TH Sarabun New" w:eastAsia="TH Sarabun New" w:cs="TH Sarabun New"/>
+                <w:color w:val="172333"/>
+                <w:sz w:val="32"/>
+                <w:szCs w:val="32"/>
+              </w:rPr>
+              <w:t>Spine ขั้นที่ 5 Web Application → API Application → Database API บันทึกสถานะก่อนส่งแจ้งลูกค้า</w:t>
+            </w:r>
+          </w:p>
+        </w:tc>
+        <w:tc>
+          <w:tcPr>
+            <w:tcW w:w="14" w:type="pct"/>
             <w:tcBorders>
               <w:top w:val="single" w:sz="6" w:color="C9D3DC"/>
+              <w:left w:val="single" w:sz="4" w:color="auto"/>
               <w:bottom w:val="single" w:sz="6" w:color="C9D3DC"/>
               <w:right w:val="single" w:sz="6" w:color="C9D3DC"/>
             </w:tcBorders>
@@ -1731,6 +1766,12 @@
           </w:tcPr>
           <w:p>
             <w:r>
+              <w:rPr>
+                <w:rFonts w:ascii="TH Sarabun New" w:hAnsi="TH Sarabun New" w:eastAsia="TH Sarabun New" w:cs="TH Sarabun New"/>
+                <w:color w:val="172333"/>
+                <w:sz w:val="32"/>
+                <w:szCs w:val="32"/>
+              </w:rPr>
               <w:t>แก้ + เพิ่ม</w:t>
             </w:r>
           </w:p>
@@ -1777,6 +1818,7 @@
           <w:tcPr>
             <w:tcW w:w="1638" w:type="dxa"/>
             <w:tcBorders>
+              <w:top w:val="single" w:sz="4" w:color="auto"/>
               <w:left w:val="single" w:sz="8" w:color="C9D3DC"/>
               <w:bottom w:val="single" w:sz="8" w:color="C9D3DC"/>
               <w:right w:val="single" w:sz="8" w:color="C9D3DC"/>
@@ -1791,13 +1833,22 @@
           </w:tcPr>
           <w:p>
             <w:r>
-              <w:t>CR-FX-01 (2): เตือนเมื่อออเดอร์ค้างรับ</w:t>
-            </w:r>
-          </w:p>
-        </w:tc>
-        <w:tc>
-          <w:tcPr>
-            <w:tcBorders>
+              <w:rPr>
+                <w:rFonts w:ascii="TH Sarabun New" w:hAnsi="TH Sarabun New" w:eastAsia="TH Sarabun New" w:cs="TH Sarabun New"/>
+                <w:color w:val="172333"/>
+                <w:sz w:val="32"/>
+                <w:szCs w:val="32"/>
+              </w:rPr>
+              <w:t>CR-FX-01 (2) เตือนเมื่อออเดอร์ค้างรับ</w:t>
+            </w:r>
+          </w:p>
+        </w:tc>
+        <w:tc>
+          <w:tcPr>
+            <w:tcW w:w="17" w:type="pct"/>
+            <w:tcBorders>
+              <w:top w:val="single" w:sz="4" w:color="auto"/>
+              <w:left w:val="single" w:sz="4" w:color="auto"/>
               <w:bottom w:val="single" w:sz="8" w:color="C9D3DC"/>
               <w:right w:val="single" w:sz="8" w:color="C9D3DC"/>
             </w:tcBorders>
@@ -1811,13 +1862,22 @@
           </w:tcPr>
           <w:p>
             <w:r>
+              <w:rPr>
+                <w:rFonts w:ascii="TH Sarabun New" w:hAnsi="TH Sarabun New" w:eastAsia="TH Sarabun New" w:cs="TH Sarabun New"/>
+                <w:color w:val="172333"/>
+                <w:sz w:val="32"/>
+                <w:szCs w:val="32"/>
+              </w:rPr>
               <w:t>เพิ่ม FR-08, NFR-04, DR-01/02 (เกณฑ์เวลาและรอบตรวจยังเป็น TBD)</w:t>
             </w:r>
           </w:p>
         </w:tc>
         <w:tc>
           <w:tcPr>
-            <w:tcBorders>
+            <w:tcW w:w="16" w:type="pct"/>
+            <w:tcBorders>
+              <w:top w:val="single" w:sz="4" w:color="auto"/>
+              <w:left w:val="single" w:sz="4" w:color="auto"/>
               <w:bottom w:val="single" w:sz="8" w:color="C9D3DC"/>
               <w:right w:val="single" w:sz="8" w:color="C9D3DC"/>
             </w:tcBorders>
@@ -1831,13 +1891,22 @@
           </w:tcPr>
           <w:p>
             <w:r>
+              <w:rPr>
+                <w:rFonts w:ascii="TH Sarabun New" w:hAnsi="TH Sarabun New" w:eastAsia="TH Sarabun New" w:cs="TH Sarabun New"/>
+                <w:color w:val="172333"/>
+                <w:sz w:val="32"/>
+                <w:szCs w:val="32"/>
+              </w:rPr>
               <w:t>เพิ่ม US-13, UC-05, AC-08</w:t>
             </w:r>
           </w:p>
         </w:tc>
         <w:tc>
           <w:tcPr>
-            <w:tcBorders>
+            <w:tcW w:w="12" w:type="pct"/>
+            <w:tcBorders>
+              <w:top w:val="single" w:sz="4" w:color="auto"/>
+              <w:left w:val="single" w:sz="4" w:color="auto"/>
               <w:bottom w:val="single" w:sz="8" w:color="C9D3DC"/>
               <w:right w:val="single" w:sz="8" w:color="C9D3DC"/>
             </w:tcBorders>
@@ -1851,13 +1920,22 @@
           </w:tcPr>
           <w:p>
             <w:r>
+              <w:rPr>
+                <w:rFonts w:ascii="TH Sarabun New" w:hAnsi="TH Sarabun New" w:eastAsia="TH Sarabun New" w:cs="TH Sarabun New"/>
+                <w:color w:val="172333"/>
+                <w:sz w:val="32"/>
+                <w:szCs w:val="32"/>
+              </w:rPr>
               <w:t>หัวข้อ3 FR, หัวข้อ5 NFR, หัวข้อ6 Data, หัวข้อ10 Open Issues</w:t>
             </w:r>
           </w:p>
         </w:tc>
         <w:tc>
           <w:tcPr>
-            <w:tcBorders>
+            <w:tcW w:w="19" w:type="pct"/>
+            <w:tcBorders>
+              <w:top w:val="single" w:sz="4" w:color="auto"/>
+              <w:left w:val="single" w:sz="4" w:color="auto"/>
               <w:bottom w:val="single" w:sz="8" w:color="C9D3DC"/>
               <w:right w:val="single" w:sz="8" w:color="C9D3DC"/>
             </w:tcBorders>
@@ -1871,13 +1949,22 @@
           </w:tcPr>
           <w:p>
             <w:r>
-              <w:t>Reminder Scheduler → API Application → Database; API ตรวจสถานะและเวลาค้างก่อนส่งเตือน</w:t>
-            </w:r>
-          </w:p>
-        </w:tc>
-        <w:tc>
-          <w:tcPr>
-            <w:tcBorders>
+              <w:rPr>
+                <w:rFonts w:ascii="TH Sarabun New" w:hAnsi="TH Sarabun New" w:eastAsia="TH Sarabun New" w:cs="TH Sarabun New"/>
+                <w:color w:val="172333"/>
+                <w:sz w:val="32"/>
+                <w:szCs w:val="32"/>
+              </w:rPr>
+              <w:t>Reminder Scheduler → API Application → Database API ตรวจสถานะและเวลาค้างก่อนส่งเตือน</w:t>
+            </w:r>
+          </w:p>
+        </w:tc>
+        <w:tc>
+          <w:tcPr>
+            <w:tcW w:w="14" w:type="pct"/>
+            <w:tcBorders>
+              <w:top w:val="single" w:sz="4" w:color="auto"/>
+              <w:left w:val="single" w:sz="4" w:color="auto"/>
               <w:bottom w:val="single" w:sz="8" w:color="C9D3DC"/>
               <w:right w:val="single" w:sz="8" w:color="C9D3DC"/>
             </w:tcBorders>
@@ -1891,6 +1978,12 @@
           </w:tcPr>
           <w:p>
             <w:r>
+              <w:rPr>
+                <w:rFonts w:ascii="TH Sarabun New" w:hAnsi="TH Sarabun New" w:eastAsia="TH Sarabun New" w:cs="TH Sarabun New"/>
+                <w:color w:val="172333"/>
+                <w:sz w:val="32"/>
+                <w:szCs w:val="32"/>
+              </w:rPr>
               <w:t>เพิ่ม / TBD (เกณฑ์เวลาและรอบตรวจเป็น TBD</w:t>
             </w:r>
           </w:p>
@@ -1937,6 +2030,7 @@
           <w:tcPr>
             <w:tcW w:w="1638" w:type="dxa"/>
             <w:tcBorders>
+              <w:top w:val="single" w:sz="4" w:color="auto"/>
               <w:left w:val="single" w:sz="8" w:color="C9D3DC"/>
               <w:bottom w:val="single" w:sz="8" w:color="C9D3DC"/>
               <w:right w:val="single" w:sz="8" w:color="C9D3DC"/>
@@ -1950,13 +2044,22 @@
           </w:tcPr>
           <w:p>
             <w:r>
-              <w:t>CR-FX-01 (1): แจ้งเฉพาะลูกค้าเจ้าของออเดอร์</w:t>
-            </w:r>
-          </w:p>
-        </w:tc>
-        <w:tc>
-          <w:tcPr>
-            <w:tcBorders>
+              <w:rPr>
+                <w:rFonts w:ascii="TH Sarabun New" w:hAnsi="TH Sarabun New" w:eastAsia="TH Sarabun New" w:cs="TH Sarabun New"/>
+                <w:color w:val="172333"/>
+                <w:sz w:val="32"/>
+                <w:szCs w:val="32"/>
+              </w:rPr>
+              <w:t>CR-FX-01 (1) แจ้งเฉพาะลูกค้าเจ้าของออเดอร์</w:t>
+            </w:r>
+          </w:p>
+        </w:tc>
+        <w:tc>
+          <w:tcPr>
+            <w:tcW w:w="17" w:type="pct"/>
+            <w:tcBorders>
+              <w:top w:val="single" w:sz="4" w:color="auto"/>
+              <w:left w:val="single" w:sz="4" w:color="auto"/>
               <w:bottom w:val="single" w:sz="8" w:color="C9D3DC"/>
               <w:right w:val="single" w:sz="8" w:color="C9D3DC"/>
             </w:tcBorders>
@@ -1969,13 +2072,22 @@
           </w:tcPr>
           <w:p>
             <w:r>
-              <w:t>พิ่ม FR-07, BR-02, DR-01/02</w:t>
-            </w:r>
-          </w:p>
-        </w:tc>
-        <w:tc>
-          <w:tcPr>
-            <w:tcBorders>
+              <w:rPr>
+                <w:rFonts w:ascii="TH Sarabun New" w:hAnsi="TH Sarabun New" w:eastAsia="TH Sarabun New" w:cs="TH Sarabun New"/>
+                <w:color w:val="172333"/>
+                <w:sz w:val="32"/>
+                <w:szCs w:val="32"/>
+              </w:rPr>
+              <w:t>เพิ่ม FR-07, BR-02, DR-01/02</w:t>
+            </w:r>
+          </w:p>
+        </w:tc>
+        <w:tc>
+          <w:tcPr>
+            <w:tcW w:w="16" w:type="pct"/>
+            <w:tcBorders>
+              <w:top w:val="single" w:sz="4" w:color="auto"/>
+              <w:left w:val="single" w:sz="4" w:color="auto"/>
               <w:bottom w:val="single" w:sz="8" w:color="C9D3DC"/>
               <w:right w:val="single" w:sz="8" w:color="C9D3DC"/>
             </w:tcBorders>
@@ -1988,13 +2100,22 @@
           </w:tcPr>
           <w:p>
             <w:r>
+              <w:rPr>
+                <w:rFonts w:ascii="TH Sarabun New" w:hAnsi="TH Sarabun New" w:eastAsia="TH Sarabun New" w:cs="TH Sarabun New"/>
+                <w:color w:val="172333"/>
+                <w:sz w:val="32"/>
+                <w:szCs w:val="32"/>
+              </w:rPr>
               <w:t>เพิ่ม US-12, UC-05, AC-07</w:t>
             </w:r>
           </w:p>
         </w:tc>
         <w:tc>
           <w:tcPr>
-            <w:tcBorders>
+            <w:tcW w:w="12" w:type="pct"/>
+            <w:tcBorders>
+              <w:top w:val="single" w:sz="4" w:color="auto"/>
+              <w:left w:val="single" w:sz="4" w:color="auto"/>
               <w:bottom w:val="single" w:sz="8" w:color="C9D3DC"/>
               <w:right w:val="single" w:sz="8" w:color="C9D3DC"/>
             </w:tcBorders>
@@ -2007,13 +2128,22 @@
           </w:tcPr>
           <w:p>
             <w:r>
+              <w:rPr>
+                <w:rFonts w:ascii="TH Sarabun New" w:hAnsi="TH Sarabun New" w:eastAsia="TH Sarabun New" w:cs="TH Sarabun New"/>
+                <w:color w:val="172333"/>
+                <w:sz w:val="32"/>
+                <w:szCs w:val="32"/>
+              </w:rPr>
               <w:t>หัวข้อ3 FR, หัวข้อ4 BR, หัวข้อ6 Data, หัวข้อ7 Model</w:t>
             </w:r>
           </w:p>
         </w:tc>
         <w:tc>
           <w:tcPr>
-            <w:tcBorders>
+            <w:tcW w:w="19" w:type="pct"/>
+            <w:tcBorders>
+              <w:top w:val="single" w:sz="4" w:color="auto"/>
+              <w:left w:val="single" w:sz="4" w:color="auto"/>
               <w:bottom w:val="single" w:sz="8" w:color="C9D3DC"/>
               <w:right w:val="single" w:sz="8" w:color="C9D3DC"/>
             </w:tcBorders>
@@ -2026,13 +2156,22 @@
           </w:tcPr>
           <w:p>
             <w:r>
+              <w:rPr>
+                <w:rFonts w:ascii="TH Sarabun New" w:hAnsi="TH Sarabun New" w:eastAsia="TH Sarabun New" w:cs="TH Sarabun New"/>
+                <w:color w:val="172333"/>
+                <w:sz w:val="32"/>
+                <w:szCs w:val="32"/>
+              </w:rPr>
               <w:t>API Application ใช้ข้อมูลจาก Database เลือกผู้รับที่ผูกกับออเดอร์ ห้ามส่งข้ามคน</w:t>
             </w:r>
           </w:p>
         </w:tc>
         <w:tc>
           <w:tcPr>
-            <w:tcBorders>
+            <w:tcW w:w="14" w:type="pct"/>
+            <w:tcBorders>
+              <w:top w:val="single" w:sz="4" w:color="auto"/>
+              <w:left w:val="single" w:sz="4" w:color="auto"/>
               <w:bottom w:val="single" w:sz="8" w:color="C9D3DC"/>
               <w:right w:val="single" w:sz="8" w:color="C9D3DC"/>
             </w:tcBorders>
@@ -2045,6 +2184,12 @@
           </w:tcPr>
           <w:p>
             <w:r>
+              <w:rPr>
+                <w:rFonts w:ascii="TH Sarabun New" w:hAnsi="TH Sarabun New" w:eastAsia="TH Sarabun New" w:cs="TH Sarabun New"/>
+                <w:color w:val="172333"/>
+                <w:sz w:val="32"/>
+                <w:szCs w:val="32"/>
+              </w:rPr>
               <w:t>เพิ่ม (เพิ่มกติกาผู้รับ BR-02)</w:t>
             </w:r>
           </w:p>
@@ -2091,6 +2236,7 @@
           <w:tcPr>
             <w:tcW w:w="1638" w:type="dxa"/>
             <w:tcBorders>
+              <w:top w:val="single" w:sz="4" w:color="auto"/>
               <w:left w:val="single" w:sz="8" w:color="C9D3DC"/>
               <w:bottom w:val="single" w:sz="8" w:color="C9D3DC"/>
               <w:right w:val="single" w:sz="8" w:color="C9D3DC"/>
@@ -2105,13 +2251,22 @@
           </w:tcPr>
           <w:p>
             <w:r>
-              <w:t>CR-FX-01 (3): เลือก opt-in ช่องทางภายนอก และจำกัดข้อมูลส่วนบุคคล</w:t>
-            </w:r>
-          </w:p>
-        </w:tc>
-        <w:tc>
-          <w:tcPr>
-            <w:tcBorders>
+              <w:rPr>
+                <w:rFonts w:ascii="TH Sarabun New" w:hAnsi="TH Sarabun New" w:eastAsia="TH Sarabun New" w:cs="TH Sarabun New"/>
+                <w:color w:val="172333"/>
+                <w:sz w:val="32"/>
+                <w:szCs w:val="32"/>
+              </w:rPr>
+              <w:t>CR-FX-01 (3): ขอให้ลูกค้าเลือก opt-in สำหรับช่องทางแจ้งเตือนภายนอก และจำกัดข้อมูลส่วนบุคคลในข้อความ</w:t>
+            </w:r>
+          </w:p>
+        </w:tc>
+        <w:tc>
+          <w:tcPr>
+            <w:tcW w:w="17" w:type="pct"/>
+            <w:tcBorders>
+              <w:top w:val="single" w:sz="4" w:color="auto"/>
+              <w:left w:val="single" w:sz="4" w:color="auto"/>
               <w:bottom w:val="single" w:sz="8" w:color="C9D3DC"/>
               <w:right w:val="single" w:sz="8" w:color="C9D3DC"/>
             </w:tcBorders>
@@ -2125,13 +2280,22 @@
           </w:tcPr>
           <w:p>
             <w:r>
-              <w:t>แก้ NFR-02 (เดิม); เพิ่ม FR-09 (หรือรวมใน FR-07), BR-03, DR-02 (เก็บค่า opt-in); ช่องทางภายนอกยังเป็น TBD</w:t>
-            </w:r>
-          </w:p>
-        </w:tc>
-        <w:tc>
-          <w:tcPr>
-            <w:tcBorders>
+              <w:rPr>
+                <w:rFonts w:ascii="TH Sarabun New" w:hAnsi="TH Sarabun New" w:eastAsia="TH Sarabun New" w:cs="TH Sarabun New"/>
+                <w:color w:val="172333"/>
+                <w:sz w:val="32"/>
+                <w:szCs w:val="32"/>
+              </w:rPr>
+              <w:t>ไม่เพิ่ม FR/BR/DR ใหม่สำหรับ opt-in และข้อกำหนดข้อความขั้นต่ำ คง NFR-02 เดิมไว้</w:t>
+            </w:r>
+          </w:p>
+        </w:tc>
+        <w:tc>
+          <w:tcPr>
+            <w:tcW w:w="16" w:type="pct"/>
+            <w:tcBorders>
+              <w:top w:val="single" w:sz="4" w:color="auto"/>
+              <w:left w:val="single" w:sz="4" w:color="auto"/>
               <w:bottom w:val="single" w:sz="8" w:color="C9D3DC"/>
               <w:right w:val="single" w:sz="8" w:color="C9D3DC"/>
             </w:tcBorders>
@@ -2145,13 +2309,22 @@
           </w:tcPr>
           <w:p>
             <w:r>
-              <w:t>เพิ่ม US-14 (หรือรวมใน US-12), AC-09 (ตรวจ opt-in และ NFR-02)</w:t>
-            </w:r>
-          </w:p>
-        </w:tc>
-        <w:tc>
-          <w:tcPr>
-            <w:tcBorders>
+              <w:rPr>
+                <w:rFonts w:ascii="TH Sarabun New" w:hAnsi="TH Sarabun New" w:eastAsia="TH Sarabun New" w:cs="TH Sarabun New"/>
+                <w:color w:val="172333"/>
+                <w:sz w:val="32"/>
+                <w:szCs w:val="32"/>
+              </w:rPr>
+              <w:t>ไม่เพิ่ม US/UC สำหรับ opt-in AC-07 ใช้ตรวจ NFR-02 เดิมเรื่องการไม่เก็บประวัติการแพ้อาหารเท่านั้น</w:t>
+            </w:r>
+          </w:p>
+        </w:tc>
+        <w:tc>
+          <w:tcPr>
+            <w:tcW w:w="12" w:type="pct"/>
+            <w:tcBorders>
+              <w:top w:val="single" w:sz="4" w:color="auto"/>
+              <w:left w:val="single" w:sz="4" w:color="auto"/>
               <w:bottom w:val="single" w:sz="8" w:color="C9D3DC"/>
               <w:right w:val="single" w:sz="8" w:color="C9D3DC"/>
             </w:tcBorders>
@@ -2165,13 +2338,22 @@
           </w:tcPr>
           <w:p>
             <w:r>
-              <w:t>หัวข้อ3 FR, หัวข้อ5 NFR, หัวข้อ8 External Interface, หัวข้อ10 Open Issues</w:t>
-            </w:r>
-          </w:p>
-        </w:tc>
-        <w:tc>
-          <w:tcPr>
-            <w:tcBorders>
+              <w:rPr>
+                <w:rFonts w:ascii="TH Sarabun New" w:hAnsi="TH Sarabun New" w:eastAsia="TH Sarabun New" w:cs="TH Sarabun New"/>
+                <w:color w:val="172333"/>
+                <w:sz w:val="32"/>
+                <w:szCs w:val="32"/>
+              </w:rPr>
+              <w:t>หหัวข้อ 5 Non-Functional Requirements หัวข้อ 10 Open Issues</w:t>
+            </w:r>
+          </w:p>
+        </w:tc>
+        <w:tc>
+          <w:tcPr>
+            <w:tcW w:w="19" w:type="pct"/>
+            <w:tcBorders>
+              <w:top w:val="single" w:sz="4" w:color="auto"/>
+              <w:left w:val="single" w:sz="4" w:color="auto"/>
               <w:bottom w:val="single" w:sz="8" w:color="C9D3DC"/>
               <w:right w:val="single" w:sz="8" w:color="C9D3DC"/>
             </w:tcBorders>
@@ -2185,13 +2367,22 @@
           </w:tcPr>
           <w:p>
             <w:r>
-              <w:t>Web Application → API Application → EXT-01 ช่องทางแจ้งเตือนภายนอก [Extension · TBD] (จัดเป็น Later ใน G3)</w:t>
-            </w:r>
-          </w:p>
-        </w:tc>
-        <w:tc>
-          <w:tcPr>
-            <w:tcBorders>
+              <w:rPr>
+                <w:rFonts w:ascii="TH Sarabun New" w:hAnsi="TH Sarabun New" w:eastAsia="TH Sarabun New" w:cs="TH Sarabun New"/>
+                <w:color w:val="172333"/>
+                <w:sz w:val="32"/>
+                <w:szCs w:val="32"/>
+              </w:rPr>
+              <w:t>ไม่เพิ่ม preference field ใน Database และไม่เพิ่มขั้นตอน opt-in ใน Mobile Application/API; ช่องทาง EXT-01 ยังเป็น TBD สำหรับการแจ้งเตือนสองความสามารถที่เลือกทำ</w:t>
+            </w:r>
+          </w:p>
+        </w:tc>
+        <w:tc>
+          <w:tcPr>
+            <w:tcW w:w="14" w:type="pct"/>
+            <w:tcBorders>
+              <w:top w:val="single" w:sz="4" w:color="auto"/>
+              <w:left w:val="single" w:sz="4" w:color="auto"/>
               <w:bottom w:val="single" w:sz="8" w:color="C9D3DC"/>
               <w:right w:val="single" w:sz="8" w:color="C9D3DC"/>
             </w:tcBorders>
@@ -2205,7 +2396,13 @@
           </w:tcPr>
           <w:p>
             <w:r>
-              <w:t>แก้ + เพิ่ม / TBD (มีใน SRS แต่เลื่อนเป็น Later รอสรุป EXT-01)</w:t>
+              <w:rPr>
+                <w:rFonts w:ascii="TH Sarabun New" w:hAnsi="TH Sarabun New" w:eastAsia="TH Sarabun New" w:cs="TH Sarabun New"/>
+                <w:color w:val="172333"/>
+                <w:sz w:val="32"/>
+                <w:szCs w:val="32"/>
+              </w:rPr>
+              <w:t>TBD (เสนอ Later และรอผู้มีอำนาจตัดสิน)</w:t>
             </w:r>
           </w:p>
         </w:tc>
@@ -2251,6 +2448,7 @@
           <w:tcPr>
             <w:tcW w:w="1638" w:type="dxa"/>
             <w:tcBorders>
+              <w:top w:val="single" w:sz="4" w:color="auto"/>
               <w:left w:val="single" w:sz="8" w:color="C9D3DC"/>
               <w:bottom w:val="single" w:sz="8" w:color="C9D3DC"/>
               <w:right w:val="single" w:sz="8" w:color="C9D3DC"/>
@@ -2264,13 +2462,22 @@
           </w:tcPr>
           <w:p>
             <w:r>
-              <w:t>SRS เดิม: กฎ Cut-off ห้ามยกเลิกเมื่อกำลังทำ (E-05, C-01)</w:t>
-            </w:r>
-          </w:p>
-        </w:tc>
-        <w:tc>
-          <w:tcPr>
-            <w:tcBorders>
+              <w:rPr>
+                <w:rFonts w:ascii="TH Sarabun New" w:hAnsi="TH Sarabun New" w:eastAsia="TH Sarabun New" w:cs="TH Sarabun New"/>
+                <w:color w:val="172333"/>
+                <w:sz w:val="32"/>
+                <w:szCs w:val="32"/>
+              </w:rPr>
+              <w:t>SRS เดิม กฎ Cut-off ห้ามยกเลิกเมื่อกำลังทำ (E-05, C-01)</w:t>
+            </w:r>
+          </w:p>
+        </w:tc>
+        <w:tc>
+          <w:tcPr>
+            <w:tcW w:w="17" w:type="pct"/>
+            <w:tcBorders>
+              <w:top w:val="single" w:sz="4" w:color="auto"/>
+              <w:left w:val="single" w:sz="4" w:color="auto"/>
               <w:bottom w:val="single" w:sz="8" w:color="C9D3DC"/>
               <w:right w:val="single" w:sz="8" w:color="C9D3DC"/>
             </w:tcBorders>
@@ -2283,13 +2490,22 @@
           </w:tcPr>
           <w:p>
             <w:r>
+              <w:rPr>
+                <w:rFonts w:ascii="TH Sarabun New" w:hAnsi="TH Sarabun New" w:eastAsia="TH Sarabun New" w:cs="TH Sarabun New"/>
+                <w:color w:val="172333"/>
+                <w:sz w:val="32"/>
+                <w:szCs w:val="32"/>
+              </w:rPr>
               <w:t>FR-03, BR-01, NFR-03 (เดิม)</w:t>
             </w:r>
           </w:p>
         </w:tc>
         <w:tc>
           <w:tcPr>
-            <w:tcBorders>
+            <w:tcW w:w="16" w:type="pct"/>
+            <w:tcBorders>
+              <w:top w:val="single" w:sz="4" w:color="auto"/>
+              <w:left w:val="single" w:sz="4" w:color="auto"/>
               <w:bottom w:val="single" w:sz="8" w:color="C9D3DC"/>
               <w:right w:val="single" w:sz="8" w:color="C9D3DC"/>
             </w:tcBorders>
@@ -2302,13 +2518,22 @@
           </w:tcPr>
           <w:p>
             <w:r>
+              <w:rPr>
+                <w:rFonts w:ascii="TH Sarabun New" w:hAnsi="TH Sarabun New" w:eastAsia="TH Sarabun New" w:cs="TH Sarabun New"/>
+                <w:color w:val="172333"/>
+                <w:sz w:val="32"/>
+                <w:szCs w:val="32"/>
+              </w:rPr>
               <w:t>US-09, US-10, UC-04, AC-05 (เดิม)</w:t>
             </w:r>
           </w:p>
         </w:tc>
         <w:tc>
           <w:tcPr>
-            <w:tcBorders>
+            <w:tcW w:w="12" w:type="pct"/>
+            <w:tcBorders>
+              <w:top w:val="single" w:sz="4" w:color="auto"/>
+              <w:left w:val="single" w:sz="4" w:color="auto"/>
               <w:bottom w:val="single" w:sz="8" w:color="C9D3DC"/>
               <w:right w:val="single" w:sz="8" w:color="C9D3DC"/>
             </w:tcBorders>
@@ -2321,13 +2546,22 @@
           </w:tcPr>
           <w:p>
             <w:r>
+              <w:rPr>
+                <w:rFonts w:ascii="TH Sarabun New" w:hAnsi="TH Sarabun New" w:eastAsia="TH Sarabun New" w:cs="TH Sarabun New"/>
+                <w:color w:val="172333"/>
+                <w:sz w:val="32"/>
+                <w:szCs w:val="32"/>
+              </w:rPr>
               <w:t>หัวข้อ3 FR, หัวข้อ4 BR, หัวข้อ7 Lifecycle</w:t>
             </w:r>
           </w:p>
         </w:tc>
         <w:tc>
           <w:tcPr>
-            <w:tcBorders>
+            <w:tcW w:w="19" w:type="pct"/>
+            <w:tcBorders>
+              <w:top w:val="single" w:sz="4" w:color="auto"/>
+              <w:left w:val="single" w:sz="4" w:color="auto"/>
               <w:bottom w:val="single" w:sz="8" w:color="C9D3DC"/>
               <w:right w:val="single" w:sz="8" w:color="C9D3DC"/>
             </w:tcBorders>
@@ -2340,13 +2574,22 @@
           </w:tcPr>
           <w:p>
             <w:r>
-              <w:t>Spine ขั้นที่ 3: API Application ตรวจสิทธิ์และ BR-01 ก่อนบันทึกสถานะ และแจ้งหลังเปลี่ยนสถานะสำเร็จ</w:t>
-            </w:r>
-          </w:p>
-        </w:tc>
-        <w:tc>
-          <w:tcPr>
-            <w:tcBorders>
+              <w:rPr>
+                <w:rFonts w:ascii="TH Sarabun New" w:hAnsi="TH Sarabun New" w:eastAsia="TH Sarabun New" w:cs="TH Sarabun New"/>
+                <w:color w:val="172333"/>
+                <w:sz w:val="32"/>
+                <w:szCs w:val="32"/>
+              </w:rPr>
+              <w:t>Spine ขั้นที่ 3 API Application ตรวจสิทธิ์และ BR-01 ก่อนบันทึกสถานะ และแจ้งหลังเปลี่ยนสถานะสำเร็จ</w:t>
+            </w:r>
+          </w:p>
+        </w:tc>
+        <w:tc>
+          <w:tcPr>
+            <w:tcW w:w="14" w:type="pct"/>
+            <w:tcBorders>
+              <w:top w:val="single" w:sz="4" w:color="auto"/>
+              <w:left w:val="single" w:sz="4" w:color="auto"/>
               <w:bottom w:val="single" w:sz="8" w:color="C9D3DC"/>
               <w:right w:val="single" w:sz="8" w:color="C9D3DC"/>
             </w:tcBorders>
@@ -2359,6 +2602,12 @@
           </w:tcPr>
           <w:p>
             <w:r>
+              <w:rPr>
+                <w:rFonts w:ascii="TH Sarabun New" w:hAnsi="TH Sarabun New" w:eastAsia="TH Sarabun New" w:cs="TH Sarabun New"/>
+                <w:color w:val="172333"/>
+                <w:sz w:val="32"/>
+                <w:szCs w:val="32"/>
+              </w:rPr>
               <w:t>ไม่กระทบ (คงกฎ BR-01 เดิม)</w:t>
             </w:r>
           </w:p>
@@ -2405,6 +2654,7 @@
           <w:tcPr>
             <w:tcW w:w="1638" w:type="dxa"/>
             <w:tcBorders>
+              <w:top w:val="single" w:sz="4" w:color="auto"/>
               <w:left w:val="single" w:sz="8" w:color="C9D3DC"/>
               <w:bottom w:val="single" w:sz="8" w:color="C9D3DC"/>
               <w:right w:val="single" w:sz="8" w:color="C9D3DC"/>
@@ -2419,13 +2669,22 @@
           </w:tcPr>
           <w:p>
             <w:r>
-              <w:t>SRS เดิม: คิวต้องเรียงตามลำดับ FIFO (E-01, E-04)</w:t>
-            </w:r>
-          </w:p>
-        </w:tc>
-        <w:tc>
-          <w:tcPr>
-            <w:tcBorders>
+              <w:rPr>
+                <w:rFonts w:ascii="TH Sarabun New" w:hAnsi="TH Sarabun New" w:eastAsia="TH Sarabun New" w:cs="TH Sarabun New"/>
+                <w:color w:val="172333"/>
+                <w:sz w:val="32"/>
+                <w:szCs w:val="32"/>
+              </w:rPr>
+              <w:t>SRS เดิม คิวต้องเรียงตามลำดับ FIFO (E-01, E-04)</w:t>
+            </w:r>
+          </w:p>
+        </w:tc>
+        <w:tc>
+          <w:tcPr>
+            <w:tcW w:w="17" w:type="pct"/>
+            <w:tcBorders>
+              <w:top w:val="single" w:sz="4" w:color="auto"/>
+              <w:left w:val="single" w:sz="4" w:color="auto"/>
               <w:bottom w:val="single" w:sz="8" w:color="C9D3DC"/>
               <w:right w:val="single" w:sz="8" w:color="C9D3DC"/>
             </w:tcBorders>
@@ -2439,13 +2698,22 @@
           </w:tcPr>
           <w:p>
             <w:r>
+              <w:rPr>
+                <w:rFonts w:ascii="TH Sarabun New" w:hAnsi="TH Sarabun New" w:eastAsia="TH Sarabun New" w:cs="TH Sarabun New"/>
+                <w:color w:val="172333"/>
+                <w:sz w:val="32"/>
+                <w:szCs w:val="32"/>
+              </w:rPr>
               <w:t>FR-01, FR-04, NFR-01, NFR-03 (เดิม)</w:t>
             </w:r>
           </w:p>
         </w:tc>
         <w:tc>
           <w:tcPr>
-            <w:tcBorders>
+            <w:tcW w:w="16" w:type="pct"/>
+            <w:tcBorders>
+              <w:top w:val="single" w:sz="4" w:color="auto"/>
+              <w:left w:val="single" w:sz="4" w:color="auto"/>
               <w:bottom w:val="single" w:sz="8" w:color="C9D3DC"/>
               <w:right w:val="single" w:sz="8" w:color="C9D3DC"/>
             </w:tcBorders>
@@ -2459,13 +2727,22 @@
           </w:tcPr>
           <w:p>
             <w:r>
+              <w:rPr>
+                <w:rFonts w:ascii="TH Sarabun New" w:hAnsi="TH Sarabun New" w:eastAsia="TH Sarabun New" w:cs="TH Sarabun New"/>
+                <w:color w:val="172333"/>
+                <w:sz w:val="32"/>
+                <w:szCs w:val="32"/>
+              </w:rPr>
               <w:t>US-01–US-04, UC-01, UC-02, AC-01, AC-02 (เดิม)</w:t>
             </w:r>
           </w:p>
         </w:tc>
         <w:tc>
           <w:tcPr>
-            <w:tcBorders>
+            <w:tcW w:w="12" w:type="pct"/>
+            <w:tcBorders>
+              <w:top w:val="single" w:sz="4" w:color="auto"/>
+              <w:left w:val="single" w:sz="4" w:color="auto"/>
               <w:bottom w:val="single" w:sz="8" w:color="C9D3DC"/>
               <w:right w:val="single" w:sz="8" w:color="C9D3DC"/>
             </w:tcBorders>
@@ -2479,13 +2756,22 @@
           </w:tcPr>
           <w:p>
             <w:r>
+              <w:rPr>
+                <w:rFonts w:ascii="TH Sarabun New" w:hAnsi="TH Sarabun New" w:eastAsia="TH Sarabun New" w:cs="TH Sarabun New"/>
+                <w:color w:val="172333"/>
+                <w:sz w:val="32"/>
+                <w:szCs w:val="32"/>
+              </w:rPr>
               <w:t>หัวข้อ3 FR, หัวข้อ5 NFR, หัวข้อ6 Data, หัวข้อ7 Lifecycle</w:t>
             </w:r>
           </w:p>
         </w:tc>
         <w:tc>
           <w:tcPr>
-            <w:tcBorders>
+            <w:tcW w:w="19" w:type="pct"/>
+            <w:tcBorders>
+              <w:top w:val="single" w:sz="4" w:color="auto"/>
+              <w:left w:val="single" w:sz="4" w:color="auto"/>
               <w:bottom w:val="single" w:sz="8" w:color="C9D3DC"/>
               <w:right w:val="single" w:sz="8" w:color="C9D3DC"/>
             </w:tcBorders>
@@ -2499,13 +2785,22 @@
           </w:tcPr>
           <w:p>
             <w:r>
-              <w:t>Spine ขั้นที่ 2: Web Application / API Application / Database; Reminder Scheduler ตรวจเวลาค้างเท่านั้น ไม่จัดลำดับคิวใหม่</w:t>
-            </w:r>
-          </w:p>
-        </w:tc>
-        <w:tc>
-          <w:tcPr>
-            <w:tcBorders>
+              <w:rPr>
+                <w:rFonts w:ascii="TH Sarabun New" w:hAnsi="TH Sarabun New" w:eastAsia="TH Sarabun New" w:cs="TH Sarabun New"/>
+                <w:color w:val="172333"/>
+                <w:sz w:val="32"/>
+                <w:szCs w:val="32"/>
+              </w:rPr>
+              <w:t>Spine ขั้นที่ 2 Web Application / API Application / Database; Reminder Scheduler ตรวจเวลาค้างเท่านั้น ไม่จัดลำดับคิวใหม่</w:t>
+            </w:r>
+          </w:p>
+        </w:tc>
+        <w:tc>
+          <w:tcPr>
+            <w:tcW w:w="14" w:type="pct"/>
+            <w:tcBorders>
+              <w:top w:val="single" w:sz="4" w:color="auto"/>
+              <w:left w:val="single" w:sz="4" w:color="auto"/>
               <w:bottom w:val="single" w:sz="8" w:color="C9D3DC"/>
               <w:right w:val="single" w:sz="8" w:color="C9D3DC"/>
             </w:tcBorders>
@@ -2519,6 +2814,12 @@
           </w:tcPr>
           <w:p>
             <w:r>
+              <w:rPr>
+                <w:rFonts w:ascii="TH Sarabun New" w:hAnsi="TH Sarabun New" w:eastAsia="TH Sarabun New" w:cs="TH Sarabun New"/>
+                <w:color w:val="172333"/>
+                <w:sz w:val="32"/>
+                <w:szCs w:val="32"/>
+              </w:rPr>
               <w:t>ไม่กระทบ (คงลำดับ FIFO เดิม)</w:t>
             </w:r>
           </w:p>
@@ -2772,7 +3073,7 @@
                 <w:sz w:val="28"/>
                 <w:szCs w:val="28"/>
               </w:rPr>
-              <w:t>US-12</w:t>
+              <w:t>US-</w:t>
             </w:r>
           </w:p>
         </w:tc>
@@ -2797,15 +3098,6 @@
             <w:pPr>
               <w:keepNext/>
             </w:pPr>
-            <w:r>
-              <w:rPr>
-                <w:rFonts w:ascii="TH Sarabun New" w:hAnsi="TH Sarabun New" w:cs="TH Sarabun New"/>
-                <w:color w:val="172333"/>
-                <w:sz w:val="32"/>
-                <w:szCs w:val="32"/>
-              </w:rPr>
-              <w:t>ในฐานะลูกค้า ฉันต้องการได้รับแจ้งเมื่อสถานะออเดอร์ของฉันเปลี่ยน เพื่อดูความคืบหน้าโดยไม่ต้องถามพนักงาน</w:t>
-            </w:r>
           </w:p>
         </w:tc>
         <w:tc>
@@ -2912,7 +3204,7 @@
                 <w:sz w:val="28"/>
                 <w:szCs w:val="28"/>
               </w:rPr>
-              <w:t>US-13</w:t>
+              <w:t>US-</w:t>
             </w:r>
           </w:p>
         </w:tc>
@@ -3055,7 +3347,7 @@
                 <w:sz w:val="28"/>
                 <w:szCs w:val="28"/>
               </w:rPr>
-              <w:t>US-14</w:t>
+              <w:t>US-</w:t>
             </w:r>
           </w:p>
         </w:tc>
@@ -7062,7 +7354,6 @@
             <w:r>
               <w:rPr>
                 <w:rFonts w:ascii="TH Sarabun New" w:hAnsi="TH Sarabun New" w:eastAsia="TH Sarabun New" w:cs="TH Sarabun New"/>
-                <w:color w:val="5A6B7C"/>
                 <w:sz w:val="28"/>
                 <w:szCs w:val="28"/>
               </w:rPr>
@@ -7093,15 +7384,12 @@
             </w:pPr>
             <w:r>
               <w:rPr>
-                <w:rFonts w:ascii="TH Sarabun New" w:hAnsi="TH Sarabun New" w:eastAsia="TH Sarabun New" w:cs="TH Sarabun New"/>
-                <w:b w:val="0"/>
-                <w:bCs w:val="0"/>
-                <w:i w:val="0"/>
-                <w:iCs w:val="0"/>
-                <w:color w:val="172333"/>
-                <w:sz w:val="28"/>
-                <w:szCs w:val="28"/>
-              </w:rPr>
+                <w:rFonts w:ascii="TH Sarabun New" w:hAnsi="TH Sarabun New" w:cs="TH Sarabun New"/>
+                <w:color w:val="172333"/>
+                <w:sz w:val="28"/>
+                <w:szCs w:val="28"/>
+              </w:rPr>
+              <w:t xml:space="preserve">Build now </w:t>
             </w:r>
           </w:p>
         </w:tc>
@@ -7128,15 +7416,12 @@
             </w:pPr>
             <w:r>
               <w:rPr>
-                <w:rFonts w:ascii="TH Sarabun New" w:hAnsi="TH Sarabun New" w:eastAsia="TH Sarabun New" w:cs="TH Sarabun New"/>
-                <w:b w:val="0"/>
-                <w:bCs w:val="0"/>
-                <w:i w:val="0"/>
-                <w:iCs w:val="0"/>
-                <w:color w:val="172333"/>
-                <w:sz w:val="28"/>
-                <w:szCs w:val="28"/>
-              </w:rPr>
+                <w:rFonts w:ascii="TH Sarabun New" w:hAnsi="TH Sarabun New" w:cs="TH Sarabun New"/>
+                <w:color w:val="172333"/>
+                <w:sz w:val="28"/>
+                <w:szCs w:val="28"/>
+              </w:rPr>
+              <w:t>ต่อยอด UC-01/UC-02 และ FR-01 FR-07</w:t>
             </w:r>
           </w:p>
         </w:tc>
@@ -7170,11 +7455,10 @@
             <w:r>
               <w:rPr>
                 <w:rFonts w:ascii="TH Sarabun New" w:hAnsi="TH Sarabun New" w:eastAsia="TH Sarabun New" w:cs="TH Sarabun New"/>
-                <w:color w:val="5A6B7C"/>
-                <w:sz w:val="28"/>
-                <w:szCs w:val="28"/>
-              </w:rPr>
-              <w:t>เตือนก่อนถึงกำหนด / เมื่อค้างนาน</w:t>
+                <w:sz w:val="28"/>
+                <w:szCs w:val="28"/>
+              </w:rPr>
+              <w:t xml:space="preserve">เตือนออเดอร์ค้างตามเวลา </w:t>
             </w:r>
           </w:p>
         </w:tc>
@@ -7201,15 +7485,12 @@
             </w:pPr>
             <w:r>
               <w:rPr>
-                <w:rFonts w:ascii="TH Sarabun New" w:hAnsi="TH Sarabun New" w:eastAsia="TH Sarabun New" w:cs="TH Sarabun New"/>
-                <w:b w:val="0"/>
-                <w:bCs w:val="0"/>
-                <w:i w:val="0"/>
-                <w:iCs w:val="0"/>
-                <w:color w:val="172333"/>
-                <w:sz w:val="28"/>
-                <w:szCs w:val="28"/>
-              </w:rPr>
+                <w:rFonts w:ascii="TH Sarabun New" w:hAnsi="TH Sarabun New" w:cs="TH Sarabun New"/>
+                <w:color w:val="172333"/>
+                <w:sz w:val="28"/>
+                <w:szCs w:val="28"/>
+              </w:rPr>
+              <w:t xml:space="preserve">Overview </w:t>
             </w:r>
           </w:p>
         </w:tc>
@@ -7236,15 +7517,12 @@
             </w:pPr>
             <w:r>
               <w:rPr>
-                <w:rFonts w:ascii="TH Sarabun New" w:hAnsi="TH Sarabun New" w:eastAsia="TH Sarabun New" w:cs="TH Sarabun New"/>
-                <w:b w:val="0"/>
-                <w:bCs w:val="0"/>
-                <w:i w:val="0"/>
-                <w:iCs w:val="0"/>
-                <w:color w:val="172333"/>
-                <w:sz w:val="28"/>
-                <w:szCs w:val="28"/>
-              </w:rPr>
+                <w:rFonts w:ascii="TH Sarabun New" w:hAnsi="TH Sarabun New" w:cs="TH Sarabun New"/>
+                <w:color w:val="172333"/>
+                <w:sz w:val="28"/>
+                <w:szCs w:val="28"/>
+              </w:rPr>
+              <w:t>R-08/DR-02 มีฐานเวลา แต่สถานะที่เข้าเงื่อนไขและ threshold ยังไม่ตกลง (OI-06)</w:t>
             </w:r>
           </w:p>
         </w:tc>
@@ -7278,11 +7556,10 @@
             <w:r>
               <w:rPr>
                 <w:rFonts w:ascii="TH Sarabun New" w:hAnsi="TH Sarabun New" w:eastAsia="TH Sarabun New" w:cs="TH Sarabun New"/>
-                <w:color w:val="5A6B7C"/>
-                <w:sz w:val="28"/>
-                <w:szCs w:val="28"/>
-              </w:rPr>
-              <w:t>ช่องทางแจ้งเตือนภายนอก + opt-in</w:t>
+                <w:sz w:val="28"/>
+                <w:szCs w:val="28"/>
+              </w:rPr>
+              <w:t>ลูกค้าเลือก opt-in / opt-out</w:t>
             </w:r>
           </w:p>
         </w:tc>
@@ -7309,15 +7586,12 @@
             </w:pPr>
             <w:r>
               <w:rPr>
-                <w:rFonts w:ascii="TH Sarabun New" w:hAnsi="TH Sarabun New" w:eastAsia="TH Sarabun New" w:cs="TH Sarabun New"/>
-                <w:b w:val="0"/>
-                <w:bCs w:val="0"/>
-                <w:i w:val="0"/>
-                <w:iCs w:val="0"/>
-                <w:color w:val="172333"/>
-                <w:sz w:val="28"/>
-                <w:szCs w:val="28"/>
-              </w:rPr>
+                <w:rFonts w:ascii="TH Sarabun New" w:hAnsi="TH Sarabun New" w:cs="TH Sarabun New"/>
+                <w:color w:val="172333"/>
+                <w:sz w:val="28"/>
+                <w:szCs w:val="28"/>
+              </w:rPr>
+              <w:t xml:space="preserve">Build now </w:t>
             </w:r>
           </w:p>
         </w:tc>
@@ -7344,15 +7618,12 @@
             </w:pPr>
             <w:r>
               <w:rPr>
-                <w:rFonts w:ascii="TH Sarabun New" w:hAnsi="TH Sarabun New" w:eastAsia="TH Sarabun New" w:cs="TH Sarabun New"/>
-                <w:b w:val="0"/>
-                <w:bCs w:val="0"/>
-                <w:i w:val="0"/>
-                <w:iCs w:val="0"/>
-                <w:color w:val="172333"/>
-                <w:sz w:val="28"/>
-                <w:szCs w:val="28"/>
-              </w:rPr>
+                <w:rFonts w:ascii="TH Sarabun New" w:hAnsi="TH Sarabun New" w:cs="TH Sarabun New"/>
+                <w:color w:val="172333"/>
+                <w:sz w:val="28"/>
+                <w:szCs w:val="28"/>
+              </w:rPr>
+              <w:t>เป็นเงื่อนไขความยินยอมสำหรับการแจ้งเตือนภายนอก (BR-02, NFR-02, NFR-04)</w:t>
             </w:r>
           </w:p>
         </w:tc>
@@ -7385,15 +7656,12 @@
             </w:pPr>
             <w:r>
               <w:rPr>
-                <w:rFonts w:ascii="TH Sarabun New" w:hAnsi="TH Sarabun New" w:eastAsia="TH Sarabun New" w:cs="TH Sarabun New"/>
-                <w:b w:val="0"/>
-                <w:bCs w:val="0"/>
-                <w:i w:val="0"/>
-                <w:iCs w:val="0"/>
-                <w:color w:val="5A6B7C"/>
-                <w:sz w:val="28"/>
-                <w:szCs w:val="28"/>
-              </w:rPr>
+                <w:rFonts w:ascii="TH Sarabun New" w:hAnsi="TH Sarabun New" w:cs="TH Sarabun New"/>
+                <w:color w:val="172333"/>
+                <w:sz w:val="28"/>
+                <w:szCs w:val="28"/>
+              </w:rPr>
+              <w:t xml:space="preserve">การเชื่อมต่อ provider / retry และรายละเอียด protocol </w:t>
             </w:r>
           </w:p>
         </w:tc>
@@ -7420,15 +7688,12 @@
             </w:pPr>
             <w:r>
               <w:rPr>
-                <w:rFonts w:ascii="TH Sarabun New" w:hAnsi="TH Sarabun New" w:eastAsia="TH Sarabun New" w:cs="TH Sarabun New"/>
-                <w:b w:val="0"/>
-                <w:bCs w:val="0"/>
-                <w:i w:val="0"/>
-                <w:iCs w:val="0"/>
-                <w:color w:val="172333"/>
-                <w:sz w:val="28"/>
-                <w:szCs w:val="28"/>
-              </w:rPr>
+                <w:rFonts w:ascii="TH Sarabun New" w:hAnsi="TH Sarabun New" w:cs="TH Sarabun New"/>
+                <w:color w:val="172333"/>
+                <w:sz w:val="28"/>
+                <w:szCs w:val="28"/>
+              </w:rPr>
+              <w:t xml:space="preserve">Overview </w:t>
             </w:r>
           </w:p>
         </w:tc>
@@ -7455,15 +7720,12 @@
             </w:pPr>
             <w:r>
               <w:rPr>
-                <w:rFonts w:ascii="TH Sarabun New" w:hAnsi="TH Sarabun New" w:eastAsia="TH Sarabun New" w:cs="TH Sarabun New"/>
-                <w:b w:val="0"/>
-                <w:bCs w:val="0"/>
-                <w:i w:val="0"/>
-                <w:iCs w:val="0"/>
-                <w:color w:val="172333"/>
-                <w:sz w:val="28"/>
-                <w:szCs w:val="28"/>
-              </w:rPr>
+                <w:rFonts w:ascii="TH Sarabun New" w:hAnsi="TH Sarabun New" w:cs="TH Sarabun New"/>
+                <w:color w:val="172333"/>
+                <w:sz w:val="28"/>
+                <w:szCs w:val="28"/>
+              </w:rPr>
+              <w:t xml:space="preserve">EXT-01 เป็น Extension provider, protocol และ delivery/retry behavior ยัง TBD (OI 05/OI-07) </w:t>
             </w:r>
           </w:p>
         </w:tc>
@@ -7653,12 +7915,12 @@
             </w:pPr>
             <w:r>
               <w:rPr>
-                <w:rFonts w:ascii="TH Sarabun New" w:hAnsi="TH Sarabun New" w:eastAsia="TH Sarabun New" w:cs="TH Sarabun New"/>
-                <w:color w:val="5A6B7C"/>
-                <w:sz w:val="28"/>
-                <w:szCs w:val="28"/>
-              </w:rPr>
-              <w:t>D</w:t>
+                <w:rFonts w:ascii="TH Sarabun New" w:hAnsi="TH Sarabun New" w:cs="TH Sarabun New"/>
+                <w:color w:val="172333"/>
+                <w:sz w:val="28"/>
+                <w:szCs w:val="28"/>
+              </w:rPr>
+              <w:t xml:space="preserve">D1 เดิม  Cut-off (FR-03, BR-01)</w:t>
             </w:r>
           </w:p>
         </w:tc>
@@ -7685,15 +7947,12 @@
             </w:pPr>
             <w:r>
               <w:rPr>
-                <w:rFonts w:ascii="TH Sarabun New" w:hAnsi="TH Sarabun New" w:eastAsia="TH Sarabun New" w:cs="TH Sarabun New"/>
-                <w:b w:val="0"/>
-                <w:bCs w:val="0"/>
-                <w:i w:val="0"/>
-                <w:iCs w:val="0"/>
-                <w:color w:val="172333"/>
-                <w:sz w:val="28"/>
-                <w:szCs w:val="28"/>
-              </w:rPr>
+                <w:rFonts w:ascii="TH Sarabun New" w:hAnsi="TH Sarabun New" w:cs="TH Sarabun New"/>
+                <w:color w:val="172333"/>
+                <w:sz w:val="28"/>
+                <w:szCs w:val="28"/>
+              </w:rPr>
+              <w:t>ต้องคงกฎเดิม ห้ามข้ามกฎยกเลิก</w:t>
             </w:r>
           </w:p>
         </w:tc>
@@ -7720,15 +7979,12 @@
             </w:pPr>
             <w:r>
               <w:rPr>
-                <w:rFonts w:ascii="TH Sarabun New" w:hAnsi="TH Sarabun New" w:eastAsia="TH Sarabun New" w:cs="TH Sarabun New"/>
-                <w:b w:val="0"/>
-                <w:bCs w:val="0"/>
-                <w:i w:val="0"/>
-                <w:iCs w:val="0"/>
-                <w:color w:val="172333"/>
-                <w:sz w:val="28"/>
-                <w:szCs w:val="28"/>
-              </w:rPr>
+                <w:rFonts w:ascii="TH Sarabun New" w:hAnsi="TH Sarabun New" w:cs="TH Sarabun New"/>
+                <w:color w:val="172333"/>
+                <w:sz w:val="28"/>
+                <w:szCs w:val="28"/>
+              </w:rPr>
+              <w:t>API เป็นจุดตรวจ BR-01 ถ้าคำขอถูกปฏิเสธ ห้ามแจ้งว่าเปลี่ยนสำเร็จ</w:t>
             </w:r>
           </w:p>
         </w:tc>
@@ -7761,12 +8017,12 @@
             </w:pPr>
             <w:r>
               <w:rPr>
-                <w:rFonts w:ascii="TH Sarabun New" w:hAnsi="TH Sarabun New" w:eastAsia="TH Sarabun New" w:cs="TH Sarabun New"/>
-                <w:color w:val="5A6B7C"/>
-                <w:sz w:val="28"/>
-                <w:szCs w:val="28"/>
-              </w:rPr>
-              <w:t>D</w:t>
+                <w:rFonts w:ascii="TH Sarabun New" w:hAnsi="TH Sarabun New" w:cs="TH Sarabun New"/>
+                <w:color w:val="172333"/>
+                <w:sz w:val="28"/>
+                <w:szCs w:val="28"/>
+              </w:rPr>
+              <w:t xml:space="preserve">D2 เดิม  FIFO (FR-04, NFR-03)</w:t>
             </w:r>
           </w:p>
         </w:tc>
@@ -7793,15 +8049,12 @@
             </w:pPr>
             <w:r>
               <w:rPr>
-                <w:rFonts w:ascii="TH Sarabun New" w:hAnsi="TH Sarabun New" w:eastAsia="TH Sarabun New" w:cs="TH Sarabun New"/>
-                <w:b w:val="0"/>
-                <w:bCs w:val="0"/>
-                <w:i w:val="0"/>
-                <w:iCs w:val="0"/>
-                <w:color w:val="172333"/>
-                <w:sz w:val="28"/>
-                <w:szCs w:val="28"/>
-              </w:rPr>
+                <w:rFonts w:ascii="TH Sarabun New" w:hAnsi="TH Sarabun New" w:cs="TH Sarabun New"/>
+                <w:color w:val="172333"/>
+                <w:sz w:val="28"/>
+                <w:szCs w:val="28"/>
+              </w:rPr>
+              <w:t>ไม่เปลี่ยนลำดับคิว; การแจ้งเตือนหรือสแกน QR ต้องไม่ย้ายคิวเอง</w:t>
             </w:r>
           </w:p>
         </w:tc>
@@ -7828,15 +8081,12 @@
             </w:pPr>
             <w:r>
               <w:rPr>
-                <w:rFonts w:ascii="TH Sarabun New" w:hAnsi="TH Sarabun New" w:eastAsia="TH Sarabun New" w:cs="TH Sarabun New"/>
-                <w:b w:val="0"/>
-                <w:bCs w:val="0"/>
-                <w:i w:val="0"/>
-                <w:iCs w:val="0"/>
-                <w:color w:val="172333"/>
-                <w:sz w:val="28"/>
-                <w:szCs w:val="28"/>
-              </w:rPr>
+                <w:rFonts w:ascii="TH Sarabun New" w:hAnsi="TH Sarabun New" w:cs="TH Sarabun New"/>
+                <w:color w:val="172333"/>
+                <w:sz w:val="28"/>
+                <w:szCs w:val="28"/>
+              </w:rPr>
+              <w:t>Database เป็นแหล่งข้อมูลหลัก API อ่าน/เขียนสถานะและคิว</w:t>
             </w:r>
           </w:p>
         </w:tc>
@@ -7869,12 +8119,12 @@
             </w:pPr>
             <w:r>
               <w:rPr>
-                <w:rFonts w:ascii="TH Sarabun New" w:hAnsi="TH Sarabun New" w:eastAsia="TH Sarabun New" w:cs="TH Sarabun New"/>
-                <w:color w:val="5A6B7C"/>
-                <w:sz w:val="28"/>
-                <w:szCs w:val="28"/>
-              </w:rPr>
-              <w:t>D (ใหม่ ถ้ามี)</w:t>
+                <w:rFonts w:ascii="TH Sarabun New" w:hAnsi="TH Sarabun New" w:cs="TH Sarabun New"/>
+                <w:color w:val="172333"/>
+                <w:sz w:val="28"/>
+                <w:szCs w:val="28"/>
+              </w:rPr>
+              <w:t>D3 เดิม สถานะสอดคล้องกัน (NFR-01, BR-01)</w:t>
             </w:r>
           </w:p>
         </w:tc>
@@ -7901,15 +8151,12 @@
             </w:pPr>
             <w:r>
               <w:rPr>
-                <w:rFonts w:ascii="TH Sarabun New" w:hAnsi="TH Sarabun New" w:eastAsia="TH Sarabun New" w:cs="TH Sarabun New"/>
-                <w:b w:val="0"/>
-                <w:bCs w:val="0"/>
-                <w:i w:val="0"/>
-                <w:iCs w:val="0"/>
-                <w:color w:val="172333"/>
-                <w:sz w:val="28"/>
-                <w:szCs w:val="28"/>
-              </w:rPr>
+                <w:rFonts w:ascii="TH Sarabun New" w:hAnsi="TH Sarabun New" w:cs="TH Sarabun New"/>
+                <w:color w:val="172333"/>
+                <w:sz w:val="28"/>
+                <w:szCs w:val="28"/>
+              </w:rPr>
+              <w:t>กระทบโดยตรง: ต้องแจ้งหลัง commit และบันทึกการรับ QR หลังตรวจ server-side</w:t>
             </w:r>
           </w:p>
         </w:tc>
@@ -7936,15 +8183,96 @@
             </w:pPr>
             <w:r>
               <w:rPr>
-                <w:rFonts w:ascii="TH Sarabun New" w:hAnsi="TH Sarabun New" w:eastAsia="TH Sarabun New" w:cs="TH Sarabun New"/>
-                <w:b w:val="0"/>
-                <w:bCs w:val="0"/>
-                <w:i w:val="0"/>
-                <w:iCs w:val="0"/>
-                <w:color w:val="172333"/>
-                <w:sz w:val="28"/>
-                <w:szCs w:val="28"/>
-              </w:rPr>
+                <w:rFonts w:ascii="TH Sarabun New" w:hAnsi="TH Sarabun New" w:cs="TH Sarabun New"/>
+                <w:color w:val="172333"/>
+                <w:sz w:val="28"/>
+                <w:szCs w:val="28"/>
+              </w:rPr>
+              <w:t>API → Database transaction → event/response client แสดงผลสำเร็จเมื่อได้ผลยืนยัน</w:t>
+            </w:r>
+          </w:p>
+        </w:tc>
+      </w:tr>
+      <w:tr>
+        <w:trPr>
+          <w:trHeight w:val="680" w:hRule="atLeast"/>
+        </w:trPr>
+        <w:tc>
+          <w:tcPr>
+            <w:tcW w:w="2313" w:type="dxa"/>
+            <w:tcBorders>
+              <w:top w:val="single" w:sz="4" w:color="C9D3DC"/>
+              <w:left w:val="single" w:sz="4" w:color="C9D3DC"/>
+              <w:bottom w:val="single" w:sz="4" w:color="C9D3DC"/>
+              <w:right w:val="single" w:sz="4" w:color="C9D3DC"/>
+            </w:tcBorders>
+            <w:shd w:val="clear" w:fill="FFFFFF"/>
+            <w:tcMar>
+              <w:top w:w="40" w:type="dxa"/>
+              <w:left w:w="90" w:type="dxa"/>
+              <w:bottom w:w="40" w:type="dxa"/>
+              <w:right w:w="90" w:type="dxa"/>
+            </w:tcMar>
+          </w:tcPr>
+          <w:p>
+            <w:r>
+              <w:rPr>
+                <w:rFonts w:ascii="TH Sarabun New" w:hAnsi="TH Sarabun New" w:cs="TH Sarabun New"/>
+                <w:sz w:val="28"/>
+                <w:szCs w:val="28"/>
+              </w:rPr>
+              <w:t xml:space="preserve">D4 ใหม่  Consent / data minimization (NFR-02, NFR-04)</w:t>
+            </w:r>
+          </w:p>
+        </w:tc>
+        <w:tc>
+          <w:tcPr>
+            <w:tcW w:w="3662" w:type="dxa"/>
+            <w:tcBorders>
+              <w:top w:val="single" w:sz="4" w:color="C9D3DC"/>
+              <w:left w:val="single" w:sz="4" w:color="C9D3DC"/>
+              <w:bottom w:val="single" w:sz="4" w:color="C9D3DC"/>
+              <w:right w:val="single" w:sz="4" w:color="C9D3DC"/>
+            </w:tcBorders>
+            <w:shd w:val="clear" w:fill="FFFFFF"/>
+            <w:tcMar>
+              <w:top w:w="40" w:type="dxa"/>
+              <w:left w:w="90" w:type="dxa"/>
+              <w:bottom w:w="40" w:type="dxa"/>
+              <w:right w:w="90" w:type="dxa"/>
+            </w:tcMar>
+          </w:tcPr>
+          <w:p>
+            <w:r>
+              <w:rPr>
+                <w:rFonts w:ascii="TH Sarabun New" w:hAnsi="TH Sarabun New" w:cs="TH Sarabun New"/>
+                <w:sz w:val="28"/>
+                <w:szCs w:val="28"/>
+              </w:rPr>
+              <w:t>เพิ่ม preference การแจ้งเตือนและจำกัด payload ภายนอก</w:t>
+            </w:r>
+          </w:p>
+        </w:tc>
+        <w:tc>
+          <w:tcPr>
+            <w:tcW w:w="3663" w:type="dxa"/>
+            <w:tcBorders>
+              <w:top w:val="single" w:sz="4" w:color="C9D3DC"/>
+              <w:left w:val="single" w:sz="4" w:color="C9D3DC"/>
+              <w:bottom w:val="single" w:sz="4" w:color="C9D3DC"/>
+              <w:right w:val="single" w:sz="4" w:color="C9D3DC"/>
+            </w:tcBorders>
+            <w:shd w:val="clear" w:fill="FFFFFF"/>
+            <w:tcMar>
+              <w:top w:w="40" w:type="dxa"/>
+              <w:left w:w="90" w:type="dxa"/>
+              <w:bottom w:w="40" w:type="dxa"/>
+              <w:right w:w="90" w:type="dxa"/>
+            </w:tcMar>
+          </w:tcPr>
+          <w:p>
+            <w:r>
+              <w:t>API ตรวจ opt-in ทุกครั้ง DB เก็บ preference ขั้นต่ำ EXT-01 รับเฉพาะ payload ที่จำเป็น</w:t>
             </w:r>
           </w:p>
         </w:tc>
@@ -7960,6 +8288,46 @@
           <w:szCs w:val="4"/>
         </w:rPr>
       </w:r>
+    </w:p>
+    <w:p>
+      <w:pPr>
+        <w:spacing w:after="120"/>
+      </w:pPr>
+    </w:p>
+    <w:p>
+      <w:pPr>
+        <w:spacing w:after="120"/>
+      </w:pPr>
+    </w:p>
+    <w:p>
+      <w:pPr>
+        <w:spacing w:after="120"/>
+      </w:pPr>
+    </w:p>
+    <w:p>
+      <w:pPr>
+        <w:spacing w:after="120"/>
+      </w:pPr>
+    </w:p>
+    <w:p>
+      <w:pPr>
+        <w:spacing w:after="120"/>
+      </w:pPr>
+    </w:p>
+    <w:p>
+      <w:pPr>
+        <w:spacing w:after="120"/>
+      </w:pPr>
+    </w:p>
+    <w:p>
+      <w:pPr>
+        <w:spacing w:after="120"/>
+      </w:pPr>
+    </w:p>
+    <w:p>
+      <w:pPr>
+        <w:spacing w:after="120"/>
+      </w:pPr>
     </w:p>
     <w:p>
       <w:pPr>
@@ -7989,13 +8357,14 @@
           <w:insideH w:val="single" w:sz="4" w:color="auto"/>
           <w:insideV w:val="single" w:sz="4" w:color="auto"/>
         </w:tblBorders>
+        <w:tblLayout w:type="fixed"/>
       </w:tblPr>
       <w:tblGrid>
         <w:gridCol w:w="578"/>
         <w:gridCol w:w="2505"/>
         <w:gridCol w:w="963"/>
-        <w:gridCol w:w="1349"/>
-        <w:gridCol w:w="2505"/>
+        <w:gridCol w:w="1409"/>
+        <w:gridCol w:w="2445"/>
         <w:gridCol w:w="1738"/>
       </w:tblGrid>
       <w:tr>
@@ -8110,7 +8479,7 @@
         </w:tc>
         <w:tc>
           <w:tcPr>
-            <w:tcW w:w="1349" w:type="dxa"/>
+            <w:tcW w:w="1409" w:type="dxa"/>
             <w:tcBorders>
               <w:top w:val="single" w:sz="4" w:color="173B65"/>
               <w:left w:val="single" w:sz="4" w:color="173B65"/>
@@ -8145,7 +8514,7 @@
         </w:tc>
         <w:tc>
           <w:tcPr>
-            <w:tcW w:w="2505" w:type="dxa"/>
+            <w:tcW w:w="2445" w:type="dxa"/>
             <w:tcBorders>
               <w:top w:val="single" w:sz="4" w:color="173B65"/>
               <w:left w:val="single" w:sz="4" w:color="173B65"/>
@@ -8242,15 +8611,12 @@
             </w:pPr>
             <w:r>
               <w:rPr>
-                <w:rFonts w:ascii="TH Sarabun New" w:hAnsi="TH Sarabun New" w:eastAsia="TH Sarabun New" w:cs="TH Sarabun New"/>
-                <w:b w:val="0"/>
-                <w:bCs w:val="0"/>
-                <w:i w:val="0"/>
-                <w:iCs w:val="0"/>
-                <w:color w:val="5A6B7C"/>
-                <w:sz w:val="28"/>
-                <w:szCs w:val="28"/>
-              </w:rPr>
+                <w:rFonts w:ascii="TH Sarabun New" w:hAnsi="TH Sarabun New" w:cs="TH Sarabun New"/>
+                <w:color w:val="172333"/>
+                <w:sz w:val="28"/>
+                <w:szCs w:val="28"/>
+              </w:rPr>
+              <w:t>1</w:t>
             </w:r>
           </w:p>
         </w:tc>
@@ -8277,15 +8643,12 @@
             </w:pPr>
             <w:r>
               <w:rPr>
-                <w:rFonts w:ascii="TH Sarabun New" w:hAnsi="TH Sarabun New" w:eastAsia="TH Sarabun New" w:cs="TH Sarabun New"/>
-                <w:b w:val="0"/>
-                <w:bCs w:val="0"/>
-                <w:i w:val="0"/>
-                <w:iCs w:val="0"/>
-                <w:color w:val="172333"/>
-                <w:sz w:val="28"/>
-                <w:szCs w:val="28"/>
-              </w:rPr>
+                <w:rFonts w:ascii="TH Sarabun New" w:hAnsi="TH Sarabun New" w:cs="TH Sarabun New"/>
+                <w:color w:val="172333"/>
+                <w:sz w:val="28"/>
+                <w:szCs w:val="28"/>
+              </w:rPr>
+              <w:t>พนักงานเปลี่ยนสถานะออเดอร์</w:t>
             </w:r>
           </w:p>
         </w:tc>
@@ -8312,21 +8675,18 @@
             </w:pPr>
             <w:r>
               <w:rPr>
-                <w:rFonts w:ascii="TH Sarabun New" w:hAnsi="TH Sarabun New" w:eastAsia="TH Sarabun New" w:cs="TH Sarabun New"/>
-                <w:b w:val="0"/>
-                <w:bCs w:val="0"/>
-                <w:i w:val="0"/>
-                <w:iCs w:val="0"/>
-                <w:color w:val="172333"/>
-                <w:sz w:val="28"/>
-                <w:szCs w:val="28"/>
-              </w:rPr>
-            </w:r>
-          </w:p>
-        </w:tc>
-        <w:tc>
-          <w:tcPr>
-            <w:tcW w:w="1349" w:type="dxa"/>
+                <w:rFonts w:ascii="TH Sarabun New" w:hAnsi="TH Sarabun New" w:cs="TH Sarabun New"/>
+                <w:color w:val="172333"/>
+                <w:sz w:val="28"/>
+                <w:szCs w:val="28"/>
+              </w:rPr>
+              <w:t>UC-02</w:t>
+            </w:r>
+          </w:p>
+        </w:tc>
+        <w:tc>
+          <w:tcPr>
+            <w:tcW w:w="1409" w:type="dxa"/>
             <w:tcBorders>
               <w:top w:val="single" w:sz="4" w:color="C9D3DC"/>
               <w:left w:val="single" w:sz="4" w:color="C9D3DC"/>
@@ -8347,21 +8707,18 @@
             </w:pPr>
             <w:r>
               <w:rPr>
-                <w:rFonts w:ascii="TH Sarabun New" w:hAnsi="TH Sarabun New" w:eastAsia="TH Sarabun New" w:cs="TH Sarabun New"/>
-                <w:b w:val="0"/>
-                <w:bCs w:val="0"/>
-                <w:i w:val="0"/>
-                <w:iCs w:val="0"/>
-                <w:color w:val="172333"/>
-                <w:sz w:val="28"/>
-                <w:szCs w:val="28"/>
-              </w:rPr>
-            </w:r>
-          </w:p>
-        </w:tc>
-        <w:tc>
-          <w:tcPr>
-            <w:tcW w:w="2505" w:type="dxa"/>
+                <w:rFonts w:ascii="TH Sarabun New" w:hAnsi="TH Sarabun New" w:cs="TH Sarabun New"/>
+                <w:color w:val="172333"/>
+                <w:sz w:val="28"/>
+                <w:szCs w:val="28"/>
+              </w:rPr>
+              <w:t>Build now</w:t>
+            </w:r>
+          </w:p>
+        </w:tc>
+        <w:tc>
+          <w:tcPr>
+            <w:tcW w:w="2445" w:type="dxa"/>
             <w:tcBorders>
               <w:top w:val="single" w:sz="4" w:color="C9D3DC"/>
               <w:left w:val="single" w:sz="4" w:color="C9D3DC"/>
@@ -8382,15 +8739,12 @@
             </w:pPr>
             <w:r>
               <w:rPr>
-                <w:rFonts w:ascii="TH Sarabun New" w:hAnsi="TH Sarabun New" w:eastAsia="TH Sarabun New" w:cs="TH Sarabun New"/>
-                <w:b w:val="0"/>
-                <w:bCs w:val="0"/>
-                <w:i w:val="0"/>
-                <w:iCs w:val="0"/>
-                <w:color w:val="172333"/>
-                <w:sz w:val="28"/>
-                <w:szCs w:val="28"/>
-              </w:rPr>
+                <w:rFonts w:ascii="TH Sarabun New" w:hAnsi="TH Sarabun New" w:cs="TH Sarabun New"/>
+                <w:color w:val="172333"/>
+                <w:sz w:val="28"/>
+                <w:szCs w:val="28"/>
+              </w:rPr>
+              <w:t>Mobile Application → API Application → Database</w:t>
             </w:r>
           </w:p>
         </w:tc>
@@ -8417,15 +8771,12 @@
             </w:pPr>
             <w:r>
               <w:rPr>
-                <w:rFonts w:ascii="TH Sarabun New" w:hAnsi="TH Sarabun New" w:eastAsia="TH Sarabun New" w:cs="TH Sarabun New"/>
-                <w:b w:val="0"/>
-                <w:bCs w:val="0"/>
-                <w:i w:val="0"/>
-                <w:iCs w:val="0"/>
-                <w:color w:val="172333"/>
-                <w:sz w:val="28"/>
-                <w:szCs w:val="28"/>
-              </w:rPr>
+                <w:rFonts w:ascii="TH Sarabun New" w:hAnsi="TH Sarabun New" w:cs="TH Sarabun New"/>
+                <w:color w:val="172333"/>
+                <w:sz w:val="28"/>
+                <w:szCs w:val="28"/>
+              </w:rPr>
+              <w:t>API ตรวจ role/BR-01 และ commit สถานะก่อนสร้าง event</w:t>
             </w:r>
           </w:p>
         </w:tc>
@@ -8458,15 +8809,12 @@
             </w:pPr>
             <w:r>
               <w:rPr>
-                <w:rFonts w:ascii="TH Sarabun New" w:hAnsi="TH Sarabun New" w:eastAsia="TH Sarabun New" w:cs="TH Sarabun New"/>
-                <w:b w:val="0"/>
-                <w:bCs w:val="0"/>
-                <w:i w:val="0"/>
-                <w:iCs w:val="0"/>
-                <w:color w:val="5A6B7C"/>
-                <w:sz w:val="28"/>
-                <w:szCs w:val="28"/>
-              </w:rPr>
+                <w:rFonts w:ascii="TH Sarabun New" w:hAnsi="TH Sarabun New" w:cs="TH Sarabun New"/>
+                <w:color w:val="172333"/>
+                <w:sz w:val="28"/>
+                <w:szCs w:val="28"/>
+              </w:rPr>
+              <w:t>2</w:t>
             </w:r>
           </w:p>
         </w:tc>
@@ -8493,15 +8841,12 @@
             </w:pPr>
             <w:r>
               <w:rPr>
-                <w:rFonts w:ascii="TH Sarabun New" w:hAnsi="TH Sarabun New" w:eastAsia="TH Sarabun New" w:cs="TH Sarabun New"/>
-                <w:b w:val="0"/>
-                <w:bCs w:val="0"/>
-                <w:i w:val="0"/>
-                <w:iCs w:val="0"/>
-                <w:color w:val="172333"/>
-                <w:sz w:val="28"/>
-                <w:szCs w:val="28"/>
-              </w:rPr>
+                <w:rFonts w:ascii="TH Sarabun New" w:hAnsi="TH Sarabun New" w:cs="TH Sarabun New"/>
+                <w:color w:val="172333"/>
+                <w:sz w:val="28"/>
+                <w:szCs w:val="28"/>
+              </w:rPr>
+              <w:t>แจ้งสถานะที่เปลี่ยนให้ลูกค้า</w:t>
             </w:r>
           </w:p>
         </w:tc>
@@ -8528,21 +8873,18 @@
             </w:pPr>
             <w:r>
               <w:rPr>
-                <w:rFonts w:ascii="TH Sarabun New" w:hAnsi="TH Sarabun New" w:eastAsia="TH Sarabun New" w:cs="TH Sarabun New"/>
-                <w:b w:val="0"/>
-                <w:bCs w:val="0"/>
-                <w:i w:val="0"/>
-                <w:iCs w:val="0"/>
-                <w:color w:val="172333"/>
-                <w:sz w:val="28"/>
-                <w:szCs w:val="28"/>
-              </w:rPr>
-            </w:r>
-          </w:p>
-        </w:tc>
-        <w:tc>
-          <w:tcPr>
-            <w:tcW w:w="1349" w:type="dxa"/>
+                <w:rFonts w:ascii="TH Sarabun New" w:hAnsi="TH Sarabun New" w:cs="TH Sarabun New"/>
+                <w:color w:val="172333"/>
+                <w:sz w:val="28"/>
+                <w:szCs w:val="28"/>
+              </w:rPr>
+              <w:t>UC-01 / UC-02</w:t>
+            </w:r>
+          </w:p>
+        </w:tc>
+        <w:tc>
+          <w:tcPr>
+            <w:tcW w:w="1409" w:type="dxa"/>
             <w:tcBorders>
               <w:top w:val="single" w:sz="4" w:color="C9D3DC"/>
               <w:left w:val="single" w:sz="4" w:color="C9D3DC"/>
@@ -8563,21 +8905,18 @@
             </w:pPr>
             <w:r>
               <w:rPr>
-                <w:rFonts w:ascii="TH Sarabun New" w:hAnsi="TH Sarabun New" w:eastAsia="TH Sarabun New" w:cs="TH Sarabun New"/>
-                <w:b w:val="0"/>
-                <w:bCs w:val="0"/>
-                <w:i w:val="0"/>
-                <w:iCs w:val="0"/>
-                <w:color w:val="172333"/>
-                <w:sz w:val="28"/>
-                <w:szCs w:val="28"/>
-              </w:rPr>
-            </w:r>
-          </w:p>
-        </w:tc>
-        <w:tc>
-          <w:tcPr>
-            <w:tcW w:w="2505" w:type="dxa"/>
+                <w:rFonts w:ascii="TH Sarabun New" w:hAnsi="TH Sarabun New" w:cs="TH Sarabun New"/>
+                <w:color w:val="172333"/>
+                <w:sz w:val="28"/>
+                <w:szCs w:val="28"/>
+              </w:rPr>
+              <w:t>Build now</w:t>
+            </w:r>
+          </w:p>
+        </w:tc>
+        <w:tc>
+          <w:tcPr>
+            <w:tcW w:w="2445" w:type="dxa"/>
             <w:tcBorders>
               <w:top w:val="single" w:sz="4" w:color="C9D3DC"/>
               <w:left w:val="single" w:sz="4" w:color="C9D3DC"/>
@@ -8598,15 +8937,12 @@
             </w:pPr>
             <w:r>
               <w:rPr>
-                <w:rFonts w:ascii="TH Sarabun New" w:hAnsi="TH Sarabun New" w:eastAsia="TH Sarabun New" w:cs="TH Sarabun New"/>
-                <w:b w:val="0"/>
-                <w:bCs w:val="0"/>
-                <w:i w:val="0"/>
-                <w:iCs w:val="0"/>
-                <w:color w:val="172333"/>
-                <w:sz w:val="28"/>
-                <w:szCs w:val="28"/>
-              </w:rPr>
+                <w:rFonts w:ascii="TH Sarabun New" w:hAnsi="TH Sarabun New" w:cs="TH Sarabun New"/>
+                <w:color w:val="172333"/>
+                <w:sz w:val="28"/>
+                <w:szCs w:val="28"/>
+              </w:rPr>
+              <w:t>API Application → Database (preference) → EXT-01</w:t>
             </w:r>
           </w:p>
         </w:tc>
@@ -8633,15 +8969,12 @@
             </w:pPr>
             <w:r>
               <w:rPr>
-                <w:rFonts w:ascii="TH Sarabun New" w:hAnsi="TH Sarabun New" w:eastAsia="TH Sarabun New" w:cs="TH Sarabun New"/>
-                <w:b w:val="0"/>
-                <w:bCs w:val="0"/>
-                <w:i w:val="0"/>
-                <w:iCs w:val="0"/>
-                <w:color w:val="172333"/>
-                <w:sz w:val="28"/>
-                <w:szCs w:val="28"/>
-              </w:rPr>
+                <w:rFonts w:ascii="TH Sarabun New" w:hAnsi="TH Sarabun New" w:cs="TH Sarabun New"/>
+                <w:color w:val="172333"/>
+                <w:sz w:val="28"/>
+                <w:szCs w:val="28"/>
+              </w:rPr>
+              <w:t>ส่งเฉพาะเมื่อ opt-in event หลัง commit provider TBD</w:t>
             </w:r>
           </w:p>
         </w:tc>
@@ -8674,15 +9007,12 @@
             </w:pPr>
             <w:r>
               <w:rPr>
-                <w:rFonts w:ascii="TH Sarabun New" w:hAnsi="TH Sarabun New" w:eastAsia="TH Sarabun New" w:cs="TH Sarabun New"/>
-                <w:b w:val="0"/>
-                <w:bCs w:val="0"/>
-                <w:i w:val="0"/>
-                <w:iCs w:val="0"/>
-                <w:color w:val="5A6B7C"/>
-                <w:sz w:val="28"/>
-                <w:szCs w:val="28"/>
-              </w:rPr>
+                <w:rFonts w:ascii="TH Sarabun New" w:hAnsi="TH Sarabun New" w:cs="TH Sarabun New"/>
+                <w:color w:val="172333"/>
+                <w:sz w:val="28"/>
+                <w:szCs w:val="28"/>
+              </w:rPr>
+              <w:t>3</w:t>
             </w:r>
           </w:p>
         </w:tc>
@@ -8709,15 +9039,12 @@
             </w:pPr>
             <w:r>
               <w:rPr>
-                <w:rFonts w:ascii="TH Sarabun New" w:hAnsi="TH Sarabun New" w:eastAsia="TH Sarabun New" w:cs="TH Sarabun New"/>
-                <w:b w:val="0"/>
-                <w:bCs w:val="0"/>
-                <w:i w:val="0"/>
-                <w:iCs w:val="0"/>
-                <w:color w:val="172333"/>
-                <w:sz w:val="28"/>
-                <w:szCs w:val="28"/>
-              </w:rPr>
+                <w:rFonts w:ascii="TH Sarabun New" w:hAnsi="TH Sarabun New" w:cs="TH Sarabun New"/>
+                <w:color w:val="172333"/>
+                <w:sz w:val="28"/>
+                <w:szCs w:val="28"/>
+              </w:rPr>
+              <w:t>ตรวจรายการค้างตามเวลา</w:t>
             </w:r>
           </w:p>
         </w:tc>
@@ -8744,21 +9071,18 @@
             </w:pPr>
             <w:r>
               <w:rPr>
-                <w:rFonts w:ascii="TH Sarabun New" w:hAnsi="TH Sarabun New" w:eastAsia="TH Sarabun New" w:cs="TH Sarabun New"/>
-                <w:b w:val="0"/>
-                <w:bCs w:val="0"/>
-                <w:i w:val="0"/>
-                <w:iCs w:val="0"/>
-                <w:color w:val="172333"/>
-                <w:sz w:val="28"/>
-                <w:szCs w:val="28"/>
-              </w:rPr>
-            </w:r>
-          </w:p>
-        </w:tc>
-        <w:tc>
-          <w:tcPr>
-            <w:tcW w:w="1349" w:type="dxa"/>
+                <w:rFonts w:ascii="TH Sarabun New" w:hAnsi="TH Sarabun New" w:cs="TH Sarabun New"/>
+                <w:color w:val="172333"/>
+                <w:sz w:val="28"/>
+                <w:szCs w:val="28"/>
+              </w:rPr>
+              <w:t>UC-01 / UC-02</w:t>
+            </w:r>
+          </w:p>
+        </w:tc>
+        <w:tc>
+          <w:tcPr>
+            <w:tcW w:w="1409" w:type="dxa"/>
             <w:tcBorders>
               <w:top w:val="single" w:sz="4" w:color="C9D3DC"/>
               <w:left w:val="single" w:sz="4" w:color="C9D3DC"/>
@@ -8779,15 +9103,104 @@
             </w:pPr>
             <w:r>
               <w:rPr>
-                <w:rFonts w:ascii="TH Sarabun New" w:hAnsi="TH Sarabun New" w:eastAsia="TH Sarabun New" w:cs="TH Sarabun New"/>
-                <w:b w:val="0"/>
-                <w:bCs w:val="0"/>
-                <w:i w:val="0"/>
-                <w:iCs w:val="0"/>
-                <w:color w:val="172333"/>
-                <w:sz w:val="28"/>
-                <w:szCs w:val="28"/>
-              </w:rPr>
+                <w:rFonts w:ascii="TH Sarabun New" w:hAnsi="TH Sarabun New" w:cs="TH Sarabun New"/>
+                <w:color w:val="172333"/>
+                <w:sz w:val="28"/>
+                <w:szCs w:val="28"/>
+              </w:rPr>
+              <w:t>Overview</w:t>
+            </w:r>
+          </w:p>
+        </w:tc>
+        <w:tc>
+          <w:tcPr>
+            <w:tcW w:w="2445" w:type="dxa"/>
+            <w:tcBorders>
+              <w:top w:val="single" w:sz="4" w:color="C9D3DC"/>
+              <w:left w:val="single" w:sz="4" w:color="C9D3DC"/>
+              <w:bottom w:val="single" w:sz="4" w:color="C9D3DC"/>
+              <w:right w:val="single" w:sz="4" w:color="C9D3DC"/>
+            </w:tcBorders>
+            <w:shd w:val="clear" w:fill="FFFFFF"/>
+            <w:tcMar>
+              <w:top w:w="40" w:type="dxa"/>
+              <w:left w:w="90" w:type="dxa"/>
+              <w:bottom w:w="40" w:type="dxa"/>
+              <w:right w:w="90" w:type="dxa"/>
+            </w:tcMar>
+          </w:tcPr>
+          <w:p>
+            <w:pPr>
+              <w:keepNext w:val="0"/>
+            </w:pPr>
+            <w:r>
+              <w:rPr>
+                <w:rFonts w:ascii="TH Sarabun New" w:hAnsi="TH Sarabun New" w:cs="TH Sarabun New"/>
+                <w:color w:val="172333"/>
+                <w:sz w:val="28"/>
+                <w:szCs w:val="28"/>
+              </w:rPr>
+              <w:t>Scheduled check ภายใน API → Database (DR-02) → EXT-01</w:t>
+            </w:r>
+          </w:p>
+        </w:tc>
+        <w:tc>
+          <w:tcPr>
+            <w:tcW w:w="1738" w:type="dxa"/>
+            <w:tcBorders>
+              <w:top w:val="single" w:sz="4" w:color="C9D3DC"/>
+              <w:left w:val="single" w:sz="4" w:color="C9D3DC"/>
+              <w:bottom w:val="single" w:sz="4" w:color="C9D3DC"/>
+              <w:right w:val="single" w:sz="4" w:color="C9D3DC"/>
+            </w:tcBorders>
+            <w:shd w:val="clear" w:fill="FFFFFF"/>
+            <w:tcMar>
+              <w:top w:w="40" w:type="dxa"/>
+              <w:left w:w="90" w:type="dxa"/>
+              <w:bottom w:w="40" w:type="dxa"/>
+              <w:right w:w="90" w:type="dxa"/>
+            </w:tcMar>
+          </w:tcPr>
+          <w:p>
+            <w:pPr>
+              <w:keepNext w:val="0"/>
+            </w:pPr>
+            <w:r>
+              <w:rPr>
+                <w:rFonts w:ascii="TH Sarabun New" w:hAnsi="TH Sarabun New" w:cs="TH Sarabun New"/>
+                <w:color w:val="172333"/>
+                <w:sz w:val="28"/>
+                <w:szCs w:val="28"/>
+              </w:rPr>
+              <w:t>Threshold / eligible status / frequency เป็น TBD ระหว่างรอไม่ส่ง reminder จริง</w:t>
+            </w:r>
+          </w:p>
+        </w:tc>
+      </w:tr>
+      <w:tr>
+        <w:trPr>
+          <w:trHeight w:val="680" w:hRule="atLeast"/>
+        </w:trPr>
+        <w:tc>
+          <w:tcPr>
+            <w:tcW w:w="578" w:type="dxa"/>
+            <w:tcBorders>
+              <w:top w:val="single" w:sz="4" w:color="C9D3DC"/>
+              <w:left w:val="single" w:sz="4" w:color="C9D3DC"/>
+              <w:bottom w:val="single" w:sz="4" w:color="C9D3DC"/>
+              <w:right w:val="single" w:sz="4" w:color="C9D3DC"/>
+            </w:tcBorders>
+            <w:shd w:val="clear" w:fill="FFFFFF"/>
+            <w:tcMar>
+              <w:top w:w="40" w:type="dxa"/>
+              <w:left w:w="90" w:type="dxa"/>
+              <w:bottom w:w="40" w:type="dxa"/>
+              <w:right w:w="90" w:type="dxa"/>
+            </w:tcMar>
+          </w:tcPr>
+          <w:p>
+            <w:r>
+              <w:t>4</w:t>
             </w:r>
           </w:p>
         </w:tc>
@@ -8809,20 +9222,77 @@
             </w:tcMar>
           </w:tcPr>
           <w:p>
-            <w:pPr>
-              <w:keepNext w:val="0"/>
-            </w:pPr>
-            <w:r>
-              <w:rPr>
-                <w:rFonts w:ascii="TH Sarabun New" w:hAnsi="TH Sarabun New" w:eastAsia="TH Sarabun New" w:cs="TH Sarabun New"/>
-                <w:b w:val="0"/>
-                <w:bCs w:val="0"/>
-                <w:i w:val="0"/>
-                <w:iCs w:val="0"/>
-                <w:color w:val="172333"/>
-                <w:sz w:val="28"/>
-                <w:szCs w:val="28"/>
-              </w:rPr>
+            <w:r>
+              <w:t>ลูกค้าเปิดหรือปิดการแจ้งเตือน</w:t>
+            </w:r>
+          </w:p>
+        </w:tc>
+        <w:tc>
+          <w:tcPr>
+            <w:tcW w:w="963" w:type="dxa"/>
+            <w:tcBorders>
+              <w:top w:val="single" w:sz="4" w:color="C9D3DC"/>
+              <w:left w:val="single" w:sz="4" w:color="C9D3DC"/>
+              <w:bottom w:val="single" w:sz="4" w:color="C9D3DC"/>
+              <w:right w:val="single" w:sz="4" w:color="C9D3DC"/>
+            </w:tcBorders>
+            <w:shd w:val="clear" w:fill="FFFFFF"/>
+            <w:tcMar>
+              <w:top w:w="40" w:type="dxa"/>
+              <w:left w:w="90" w:type="dxa"/>
+              <w:bottom w:w="40" w:type="dxa"/>
+              <w:right w:w="90" w:type="dxa"/>
+            </w:tcMar>
+          </w:tcPr>
+          <w:p>
+            <w:r>
+              <w:t>UC-01</w:t>
+            </w:r>
+          </w:p>
+        </w:tc>
+        <w:tc>
+          <w:tcPr>
+            <w:tcW w:w="1409" w:type="dxa"/>
+            <w:tcBorders>
+              <w:top w:val="single" w:sz="4" w:color="C9D3DC"/>
+              <w:left w:val="single" w:sz="4" w:color="C9D3DC"/>
+              <w:bottom w:val="single" w:sz="4" w:color="C9D3DC"/>
+              <w:right w:val="single" w:sz="4" w:color="C9D3DC"/>
+            </w:tcBorders>
+            <w:shd w:val="clear" w:fill="FFFFFF"/>
+            <w:tcMar>
+              <w:top w:w="40" w:type="dxa"/>
+              <w:left w:w="90" w:type="dxa"/>
+              <w:bottom w:w="40" w:type="dxa"/>
+              <w:right w:w="90" w:type="dxa"/>
+            </w:tcMar>
+          </w:tcPr>
+          <w:p>
+            <w:r>
+              <w:t>Build now</w:t>
+            </w:r>
+          </w:p>
+        </w:tc>
+        <w:tc>
+          <w:tcPr>
+            <w:tcW w:w="2445" w:type="dxa"/>
+            <w:tcBorders>
+              <w:top w:val="single" w:sz="4" w:color="C9D3DC"/>
+              <w:left w:val="single" w:sz="4" w:color="C9D3DC"/>
+              <w:bottom w:val="single" w:sz="4" w:color="C9D3DC"/>
+              <w:right w:val="single" w:sz="4" w:color="C9D3DC"/>
+            </w:tcBorders>
+            <w:shd w:val="clear" w:fill="FFFFFF"/>
+            <w:tcMar>
+              <w:top w:w="40" w:type="dxa"/>
+              <w:left w:w="90" w:type="dxa"/>
+              <w:bottom w:w="40" w:type="dxa"/>
+              <w:right w:w="90" w:type="dxa"/>
+            </w:tcMar>
+          </w:tcPr>
+          <w:p>
+            <w:r>
+              <w:t>Mobile Application → API Application → Database</w:t>
             </w:r>
           </w:p>
         </w:tc>
@@ -8844,20 +9314,8 @@
             </w:tcMar>
           </w:tcPr>
           <w:p>
-            <w:pPr>
-              <w:keepNext w:val="0"/>
-            </w:pPr>
-            <w:r>
-              <w:rPr>
-                <w:rFonts w:ascii="TH Sarabun New" w:hAnsi="TH Sarabun New" w:eastAsia="TH Sarabun New" w:cs="TH Sarabun New"/>
-                <w:b w:val="0"/>
-                <w:bCs w:val="0"/>
-                <w:i w:val="0"/>
-                <w:iCs w:val="0"/>
-                <w:color w:val="172333"/>
-                <w:sz w:val="28"/>
-                <w:szCs w:val="28"/>
-              </w:rPr>
+            <w:r>
+              <w:t>เก็บ preference API เป็น enforce ไม่พึ่งค่า client เพียงอย่างเดียว</w:t>
             </w:r>
           </w:p>
         </w:tc>
@@ -9120,11 +9578,10 @@
             <w:r>
               <w:rPr>
                 <w:rFonts w:ascii="TH Sarabun New" w:hAnsi="TH Sarabun New" w:eastAsia="TH Sarabun New" w:cs="TH Sarabun New"/>
-                <w:color w:val="5A6B7C"/>
-                <w:sz w:val="28"/>
-                <w:szCs w:val="28"/>
-              </w:rPr>
-              <w:t>DD-</w:t>
+                <w:sz w:val="28"/>
+                <w:szCs w:val="28"/>
+              </w:rPr>
+              <w:t>DD-01</w:t>
             </w:r>
           </w:p>
         </w:tc>
@@ -9151,15 +9608,12 @@
             </w:pPr>
             <w:r>
               <w:rPr>
-                <w:rFonts w:ascii="TH Sarabun New" w:hAnsi="TH Sarabun New" w:eastAsia="TH Sarabun New" w:cs="TH Sarabun New"/>
-                <w:b w:val="0"/>
-                <w:bCs w:val="0"/>
-                <w:i w:val="0"/>
-                <w:iCs w:val="0"/>
-                <w:color w:val="172333"/>
-                <w:sz w:val="28"/>
-                <w:szCs w:val="28"/>
-              </w:rPr>
+                <w:rFonts w:ascii="TH Sarabun New" w:hAnsi="TH Sarabun New" w:cs="TH Sarabun New"/>
+                <w:color w:val="172333"/>
+                <w:sz w:val="28"/>
+                <w:szCs w:val="28"/>
+              </w:rPr>
+              <w:t>Provider / protocol / ความสามารถ delivery ของ EXT-01</w:t>
             </w:r>
           </w:p>
         </w:tc>
@@ -9186,15 +9640,12 @@
             </w:pPr>
             <w:r>
               <w:rPr>
-                <w:rFonts w:ascii="TH Sarabun New" w:hAnsi="TH Sarabun New" w:eastAsia="TH Sarabun New" w:cs="TH Sarabun New"/>
-                <w:b w:val="0"/>
-                <w:bCs w:val="0"/>
-                <w:i w:val="0"/>
-                <w:iCs w:val="0"/>
-                <w:color w:val="172333"/>
-                <w:sz w:val="28"/>
-                <w:szCs w:val="28"/>
-              </w:rPr>
+                <w:rFonts w:ascii="TH Sarabun New" w:hAnsi="TH Sarabun New" w:cs="TH Sarabun New"/>
+                <w:color w:val="172333"/>
+                <w:sz w:val="28"/>
+                <w:szCs w:val="28"/>
+              </w:rPr>
+              <w:t>API Application + EXT-01</w:t>
             </w:r>
           </w:p>
         </w:tc>
@@ -9221,15 +9672,12 @@
             </w:pPr>
             <w:r>
               <w:rPr>
-                <w:rFonts w:ascii="TH Sarabun New" w:hAnsi="TH Sarabun New" w:eastAsia="TH Sarabun New" w:cs="TH Sarabun New"/>
-                <w:b w:val="0"/>
-                <w:bCs w:val="0"/>
-                <w:i w:val="0"/>
-                <w:iCs w:val="0"/>
-                <w:color w:val="172333"/>
-                <w:sz w:val="28"/>
-                <w:szCs w:val="28"/>
-              </w:rPr>
+                <w:rFonts w:ascii="TH Sarabun New" w:hAnsi="TH Sarabun New" w:cs="TH Sarabun New"/>
+                <w:color w:val="172333"/>
+                <w:sz w:val="28"/>
+                <w:szCs w:val="28"/>
+              </w:rPr>
+              <w:t>ใช้ external boundary แบบ Extension ไม่ระบุยี่ห้อหรือ protocol จนกว่าจะยืนยัน</w:t>
             </w:r>
           </w:p>
         </w:tc>
@@ -9256,15 +9704,12 @@
             </w:pPr>
             <w:r>
               <w:rPr>
-                <w:rFonts w:ascii="TH Sarabun New" w:hAnsi="TH Sarabun New" w:eastAsia="TH Sarabun New" w:cs="TH Sarabun New"/>
-                <w:b w:val="0"/>
-                <w:bCs w:val="0"/>
-                <w:i w:val="0"/>
-                <w:iCs w:val="0"/>
-                <w:color w:val="172333"/>
-                <w:sz w:val="28"/>
-                <w:szCs w:val="28"/>
-              </w:rPr>
+                <w:rFonts w:ascii="TH Sarabun New" w:hAnsi="TH Sarabun New" w:cs="TH Sarabun New"/>
+                <w:color w:val="172333"/>
+                <w:sz w:val="28"/>
+                <w:szCs w:val="28"/>
+              </w:rPr>
+              <w:t>ผู้ดูแลระบบ</w:t>
             </w:r>
           </w:p>
         </w:tc>
@@ -9298,11 +9743,10 @@
             <w:r>
               <w:rPr>
                 <w:rFonts w:ascii="TH Sarabun New" w:hAnsi="TH Sarabun New" w:eastAsia="TH Sarabun New" w:cs="TH Sarabun New"/>
-                <w:color w:val="5A6B7C"/>
-                <w:sz w:val="28"/>
-                <w:szCs w:val="28"/>
-              </w:rPr>
-              <w:t>DD-</w:t>
+                <w:sz w:val="28"/>
+                <w:szCs w:val="28"/>
+              </w:rPr>
+              <w:t>DD-02</w:t>
             </w:r>
           </w:p>
         </w:tc>
@@ -9329,15 +9773,12 @@
             </w:pPr>
             <w:r>
               <w:rPr>
-                <w:rFonts w:ascii="TH Sarabun New" w:hAnsi="TH Sarabun New" w:eastAsia="TH Sarabun New" w:cs="TH Sarabun New"/>
-                <w:b w:val="0"/>
-                <w:bCs w:val="0"/>
-                <w:i w:val="0"/>
-                <w:iCs w:val="0"/>
-                <w:color w:val="172333"/>
-                <w:sz w:val="28"/>
-                <w:szCs w:val="28"/>
-              </w:rPr>
+                <w:rFonts w:ascii="TH Sarabun New" w:hAnsi="TH Sarabun New" w:cs="TH Sarabun New"/>
+                <w:color w:val="172333"/>
+                <w:sz w:val="28"/>
+                <w:szCs w:val="28"/>
+              </w:rPr>
+              <w:t>สถานะที่ต้องเตือน, threshold, ความถี่ และจุดเริ่มนับเวลา</w:t>
             </w:r>
           </w:p>
         </w:tc>
@@ -9364,15 +9805,12 @@
             </w:pPr>
             <w:r>
               <w:rPr>
-                <w:rFonts w:ascii="TH Sarabun New" w:hAnsi="TH Sarabun New" w:eastAsia="TH Sarabun New" w:cs="TH Sarabun New"/>
-                <w:b w:val="0"/>
-                <w:bCs w:val="0"/>
-                <w:i w:val="0"/>
-                <w:iCs w:val="0"/>
-                <w:color w:val="172333"/>
-                <w:sz w:val="28"/>
-                <w:szCs w:val="28"/>
-              </w:rPr>
+                <w:rFonts w:ascii="TH Sarabun New" w:hAnsi="TH Sarabun New" w:cs="TH Sarabun New"/>
+                <w:color w:val="172333"/>
+                <w:sz w:val="28"/>
+                <w:szCs w:val="28"/>
+              </w:rPr>
+              <w:t>API Application + Database</w:t>
             </w:r>
           </w:p>
         </w:tc>
@@ -9399,15 +9837,12 @@
             </w:pPr>
             <w:r>
               <w:rPr>
-                <w:rFonts w:ascii="TH Sarabun New" w:hAnsi="TH Sarabun New" w:eastAsia="TH Sarabun New" w:cs="TH Sarabun New"/>
-                <w:b w:val="0"/>
-                <w:bCs w:val="0"/>
-                <w:i w:val="0"/>
-                <w:iCs w:val="0"/>
-                <w:color w:val="172333"/>
-                <w:sz w:val="28"/>
-                <w:szCs w:val="28"/>
-              </w:rPr>
+                <w:rFonts w:ascii="TH Sarabun New" w:hAnsi="TH Sarabun New" w:cs="TH Sarabun New"/>
+                <w:color w:val="172333"/>
+                <w:sz w:val="28"/>
+                <w:szCs w:val="28"/>
+              </w:rPr>
+              <w:t>ออกแบบการอ่าน DR-02 ไว้ ปิดการเตือนตามเวลาไว้จนได้ policy</w:t>
             </w:r>
           </w:p>
         </w:tc>
@@ -9434,15 +9869,12 @@
             </w:pPr>
             <w:r>
               <w:rPr>
-                <w:rFonts w:ascii="TH Sarabun New" w:hAnsi="TH Sarabun New" w:eastAsia="TH Sarabun New" w:cs="TH Sarabun New"/>
-                <w:b w:val="0"/>
-                <w:bCs w:val="0"/>
-                <w:i w:val="0"/>
-                <w:iCs w:val="0"/>
-                <w:color w:val="172333"/>
-                <w:sz w:val="28"/>
-                <w:szCs w:val="28"/>
-              </w:rPr>
+                <w:rFonts w:ascii="TH Sarabun New" w:hAnsi="TH Sarabun New" w:cs="TH Sarabun New"/>
+                <w:color w:val="172333"/>
+                <w:sz w:val="28"/>
+                <w:szCs w:val="28"/>
+              </w:rPr>
+              <w:t xml:space="preserve">เจ้าของร้าน </w:t>
             </w:r>
           </w:p>
         </w:tc>
@@ -9476,11 +9908,10 @@
             <w:r>
               <w:rPr>
                 <w:rFonts w:ascii="TH Sarabun New" w:hAnsi="TH Sarabun New" w:eastAsia="TH Sarabun New" w:cs="TH Sarabun New"/>
-                <w:color w:val="5A6B7C"/>
-                <w:sz w:val="28"/>
-                <w:szCs w:val="28"/>
-              </w:rPr>
-              <w:t>DD-</w:t>
+                <w:sz w:val="28"/>
+                <w:szCs w:val="28"/>
+              </w:rPr>
+              <w:t>DD-03</w:t>
             </w:r>
           </w:p>
         </w:tc>
@@ -9507,15 +9938,12 @@
             </w:pPr>
             <w:r>
               <w:rPr>
-                <w:rFonts w:ascii="TH Sarabun New" w:hAnsi="TH Sarabun New" w:eastAsia="TH Sarabun New" w:cs="TH Sarabun New"/>
-                <w:b w:val="0"/>
-                <w:bCs w:val="0"/>
-                <w:i w:val="0"/>
-                <w:iCs w:val="0"/>
-                <w:color w:val="172333"/>
-                <w:sz w:val="28"/>
-                <w:szCs w:val="28"/>
-              </w:rPr>
+                <w:rFonts w:ascii="TH Sarabun New" w:hAnsi="TH Sarabun New" w:cs="TH Sarabun New"/>
+                <w:color w:val="172333"/>
+                <w:sz w:val="28"/>
+                <w:szCs w:val="28"/>
+              </w:rPr>
+              <w:t>Payload, preference และ retention</w:t>
             </w:r>
           </w:p>
         </w:tc>
@@ -9542,15 +9970,12 @@
             </w:pPr>
             <w:r>
               <w:rPr>
-                <w:rFonts w:ascii="TH Sarabun New" w:hAnsi="TH Sarabun New" w:eastAsia="TH Sarabun New" w:cs="TH Sarabun New"/>
-                <w:b w:val="0"/>
-                <w:bCs w:val="0"/>
-                <w:i w:val="0"/>
-                <w:iCs w:val="0"/>
-                <w:color w:val="172333"/>
-                <w:sz w:val="28"/>
-                <w:szCs w:val="28"/>
-              </w:rPr>
+                <w:rFonts w:ascii="TH Sarabun New" w:hAnsi="TH Sarabun New" w:cs="TH Sarabun New"/>
+                <w:color w:val="172333"/>
+                <w:sz w:val="28"/>
+                <w:szCs w:val="28"/>
+              </w:rPr>
+              <w:t>Mobile Application + API Application + Database + EXT-01</w:t>
             </w:r>
           </w:p>
         </w:tc>
@@ -9577,15 +10002,12 @@
             </w:pPr>
             <w:r>
               <w:rPr>
-                <w:rFonts w:ascii="TH Sarabun New" w:hAnsi="TH Sarabun New" w:eastAsia="TH Sarabun New" w:cs="TH Sarabun New"/>
-                <w:b w:val="0"/>
-                <w:bCs w:val="0"/>
-                <w:i w:val="0"/>
-                <w:iCs w:val="0"/>
-                <w:color w:val="172333"/>
-                <w:sz w:val="28"/>
-                <w:szCs w:val="28"/>
-              </w:rPr>
+                <w:rFonts w:ascii="TH Sarabun New" w:hAnsi="TH Sarabun New" w:cs="TH Sarabun New"/>
+                <w:color w:val="172333"/>
+                <w:sz w:val="28"/>
+                <w:szCs w:val="28"/>
+              </w:rPr>
+              <w:t>ส่งข้อมูลขั้นต่ำเท่านั้น ห้ามเก็บข้อมูลสุขภาพ</w:t>
             </w:r>
           </w:p>
         </w:tc>
@@ -9612,15 +10034,157 @@
             </w:pPr>
             <w:r>
               <w:rPr>
-                <w:rFonts w:ascii="TH Sarabun New" w:hAnsi="TH Sarabun New" w:eastAsia="TH Sarabun New" w:cs="TH Sarabun New"/>
-                <w:b w:val="0"/>
-                <w:bCs w:val="0"/>
-                <w:i w:val="0"/>
-                <w:iCs w:val="0"/>
-                <w:color w:val="172333"/>
-                <w:sz w:val="28"/>
-                <w:szCs w:val="28"/>
-              </w:rPr>
+                <w:rFonts w:ascii="TH Sarabun New" w:hAnsi="TH Sarabun New" w:cs="TH Sarabun New"/>
+                <w:color w:val="172333"/>
+                <w:sz w:val="28"/>
+                <w:szCs w:val="28"/>
+              </w:rPr>
+              <w:t>ผู้ดูแลระบบ</w:t>
+            </w:r>
+          </w:p>
+        </w:tc>
+      </w:tr>
+      <w:tr>
+        <w:trPr>
+          <w:trHeight w:val="680" w:hRule="atLeast"/>
+        </w:trPr>
+        <w:tc>
+          <w:tcPr>
+            <w:tcW w:w="963" w:type="dxa"/>
+            <w:tcBorders>
+              <w:top w:val="single" w:sz="4" w:color="C9D3DC"/>
+              <w:left w:val="single" w:sz="4" w:color="C9D3DC"/>
+              <w:bottom w:val="single" w:sz="4" w:color="C9D3DC"/>
+              <w:right w:val="single" w:sz="4" w:color="C9D3DC"/>
+            </w:tcBorders>
+            <w:shd w:val="clear" w:fill="FFFFFF"/>
+            <w:tcMar>
+              <w:top w:w="40" w:type="dxa"/>
+              <w:left w:w="90" w:type="dxa"/>
+              <w:bottom w:w="40" w:type="dxa"/>
+              <w:right w:w="90" w:type="dxa"/>
+            </w:tcMar>
+          </w:tcPr>
+          <w:p>
+            <w:r>
+              <w:rPr>
+                <w:rFonts w:ascii="TH Sarabun New" w:hAnsi="TH Sarabun New" w:cs="TH Sarabun New"/>
+                <w:sz w:val="28"/>
+                <w:szCs w:val="28"/>
+              </w:rPr>
+              <w:t>DD-04</w:t>
+            </w:r>
+          </w:p>
+        </w:tc>
+        <w:tc>
+          <w:tcPr>
+            <w:tcW w:w="2698" w:type="dxa"/>
+            <w:tcBorders>
+              <w:top w:val="single" w:sz="4" w:color="C9D3DC"/>
+              <w:left w:val="single" w:sz="4" w:color="C9D3DC"/>
+              <w:bottom w:val="single" w:sz="4" w:color="C9D3DC"/>
+              <w:right w:val="single" w:sz="4" w:color="C9D3DC"/>
+            </w:tcBorders>
+            <w:shd w:val="clear" w:fill="FFFFFF"/>
+            <w:tcMar>
+              <w:top w:w="40" w:type="dxa"/>
+              <w:left w:w="90" w:type="dxa"/>
+              <w:bottom w:w="40" w:type="dxa"/>
+              <w:right w:w="90" w:type="dxa"/>
+            </w:tcMar>
+          </w:tcPr>
+          <w:p>
+            <w:r>
+              <w:rPr>
+                <w:rFonts w:ascii="TH Sarabun New" w:hAnsi="TH Sarabun New" w:cs="TH Sarabun New"/>
+                <w:sz w:val="28"/>
+                <w:szCs w:val="28"/>
+              </w:rPr>
+              <w:t>QR ใช้ไม่ได้เมื่อ offline และวิธี manual fallback</w:t>
+            </w:r>
+          </w:p>
+        </w:tc>
+        <w:tc>
+          <w:tcPr>
+            <w:tcW w:w="1927" w:type="dxa"/>
+            <w:tcBorders>
+              <w:top w:val="single" w:sz="4" w:color="C9D3DC"/>
+              <w:left w:val="single" w:sz="4" w:color="C9D3DC"/>
+              <w:bottom w:val="single" w:sz="4" w:color="C9D3DC"/>
+              <w:right w:val="single" w:sz="4" w:color="C9D3DC"/>
+            </w:tcBorders>
+            <w:shd w:val="clear" w:fill="FFFFFF"/>
+            <w:tcMar>
+              <w:top w:w="40" w:type="dxa"/>
+              <w:left w:w="90" w:type="dxa"/>
+              <w:bottom w:w="40" w:type="dxa"/>
+              <w:right w:w="90" w:type="dxa"/>
+            </w:tcMar>
+          </w:tcPr>
+          <w:p>
+            <w:r>
+              <w:rPr>
+                <w:rFonts w:ascii="TH Sarabun New" w:cs="TH Sarabun New"/>
+                <w:sz w:val="28"/>
+                <w:szCs w:val="28"/>
+              </w:rPr>
+              <w:t>Mobile Application + API Application + Database</w:t>
+            </w:r>
+          </w:p>
+        </w:tc>
+        <w:tc>
+          <w:tcPr>
+            <w:tcW w:w="2505" w:type="dxa"/>
+            <w:tcBorders>
+              <w:top w:val="single" w:sz="4" w:color="C9D3DC"/>
+              <w:left w:val="single" w:sz="4" w:color="C9D3DC"/>
+              <w:bottom w:val="single" w:sz="4" w:color="C9D3DC"/>
+              <w:right w:val="single" w:sz="4" w:color="C9D3DC"/>
+            </w:tcBorders>
+            <w:shd w:val="clear" w:fill="FFFFFF"/>
+            <w:tcMar>
+              <w:top w:w="40" w:type="dxa"/>
+              <w:left w:w="90" w:type="dxa"/>
+              <w:bottom w:w="40" w:type="dxa"/>
+              <w:right w:w="90" w:type="dxa"/>
+            </w:tcMar>
+          </w:tcPr>
+          <w:p>
+            <w:r>
+              <w:rPr>
+                <w:rFonts w:ascii="TH Sarabun New" w:cs="TH Sarabun New"/>
+                <w:sz w:val="28"/>
+                <w:szCs w:val="28"/>
+              </w:rPr>
+              <w:t>ไม่ mark รับอาหารสำเร็จแบบ local-only แสดงผลตรวจไม่ได้และให้ retry/ถามพนักงานตามขั้นตอนที่อนุมัติภายหลัง</w:t>
+            </w:r>
+          </w:p>
+        </w:tc>
+        <w:tc>
+          <w:tcPr>
+            <w:tcW w:w="1545" w:type="dxa"/>
+            <w:tcBorders>
+              <w:top w:val="single" w:sz="4" w:color="C9D3DC"/>
+              <w:left w:val="single" w:sz="4" w:color="C9D3DC"/>
+              <w:bottom w:val="single" w:sz="4" w:color="C9D3DC"/>
+              <w:right w:val="single" w:sz="4" w:color="C9D3DC"/>
+            </w:tcBorders>
+            <w:shd w:val="clear" w:fill="FFFFFF"/>
+            <w:tcMar>
+              <w:top w:w="40" w:type="dxa"/>
+              <w:left w:w="90" w:type="dxa"/>
+              <w:bottom w:w="40" w:type="dxa"/>
+              <w:right w:w="90" w:type="dxa"/>
+            </w:tcMar>
+          </w:tcPr>
+          <w:p>
+            <w:r>
+              <w:rPr>
+                <w:rFonts w:ascii="TH Sarabun New" w:cs="TH Sarabun New"/>
+                <w:sz w:val="28"/>
+                <w:szCs w:val="28"/>
+              </w:rPr>
+              <w:t xml:space="preserve">เจ้าของร้าน </w:t>
             </w:r>
           </w:p>
         </w:tc>
@@ -11672,6 +12236,11 @@
           <w:szCs w:val="4"/>
         </w:rPr>
       </w:r>
+    </w:p>
+    <w:p>
+      <w:pPr>
+        <w:spacing w:after="140"/>
+      </w:pPr>
     </w:p>
     <w:tbl>
       <w:tblPr>

--- a/final-exam/ENGSE206_Final_PartA_GroupAnswer_Template_v1.0.docx
+++ b/final-exam/ENGSE206_Final_PartA_GroupAnswer_Template_v1.0.docx
@@ -3047,126 +3047,106 @@
         </w:trPr>
         <w:tc>
           <w:tcPr>
-            <w:tcW w:w="963" w:type="dxa"/>
-            <w:tcBorders>
-              <w:top w:val="single" w:sz="4" w:color="C9D3DC"/>
-              <w:left w:val="single" w:sz="4" w:color="C9D3DC"/>
-              <w:bottom w:val="single" w:sz="4" w:color="C9D3DC"/>
-              <w:right w:val="single" w:sz="4" w:color="C9D3DC"/>
-            </w:tcBorders>
-            <w:shd w:val="clear" w:fill="FFFFFF"/>
-            <w:tcMar>
-              <w:top w:w="40" w:type="dxa"/>
-              <w:left w:w="90" w:type="dxa"/>
-              <w:bottom w:w="40" w:type="dxa"/>
-              <w:right w:w="90" w:type="dxa"/>
-            </w:tcMar>
-          </w:tcPr>
-          <w:p>
-            <w:pPr>
-              <w:keepNext/>
-            </w:pPr>
-            <w:r>
-              <w:rPr>
-                <w:rFonts w:ascii="TH Sarabun New" w:hAnsi="TH Sarabun New" w:eastAsia="TH Sarabun New" w:cs="TH Sarabun New"/>
-                <w:color w:val="5A6B7C"/>
-                <w:sz w:val="28"/>
-                <w:szCs w:val="28"/>
-              </w:rPr>
-              <w:t>US-</w:t>
-            </w:r>
-          </w:p>
-        </w:tc>
-        <w:tc>
-          <w:tcPr>
-            <w:tcW w:w="5782" w:type="dxa"/>
-            <w:tcBorders>
-              <w:top w:val="single" w:sz="4" w:color="C9D3DC"/>
-              <w:left w:val="single" w:sz="4" w:color="C9D3DC"/>
-              <w:bottom w:val="single" w:sz="4" w:color="C9D3DC"/>
-              <w:right w:val="single" w:sz="4" w:color="C9D3DC"/>
-            </w:tcBorders>
-            <w:shd w:val="clear" w:fill="FFFFFF"/>
-            <w:tcMar>
-              <w:top w:w="40" w:type="dxa"/>
-              <w:left w:w="90" w:type="dxa"/>
-              <w:bottom w:w="40" w:type="dxa"/>
-              <w:right w:w="90" w:type="dxa"/>
-            </w:tcMar>
-          </w:tcPr>
-          <w:p>
-            <w:pPr>
-              <w:keepNext/>
-            </w:pPr>
-          </w:p>
-        </w:tc>
-        <w:tc>
-          <w:tcPr>
-            <w:tcW w:w="1445" w:type="dxa"/>
-            <w:tcBorders>
-              <w:top w:val="single" w:sz="4" w:color="C9D3DC"/>
-              <w:left w:val="single" w:sz="4" w:color="C9D3DC"/>
-              <w:bottom w:val="single" w:sz="4" w:color="C9D3DC"/>
-              <w:right w:val="single" w:sz="4" w:color="C9D3DC"/>
-            </w:tcBorders>
-            <w:shd w:val="clear" w:fill="FFFFFF"/>
-            <w:tcMar>
-              <w:top w:w="40" w:type="dxa"/>
-              <w:left w:w="90" w:type="dxa"/>
-              <w:bottom w:w="40" w:type="dxa"/>
-              <w:right w:w="90" w:type="dxa"/>
-            </w:tcMar>
-          </w:tcPr>
-          <w:p>
-            <w:pPr>
-              <w:keepNext/>
-            </w:pPr>
-            <w:r>
-              <w:rPr>
-                <w:rFonts w:ascii="TH Sarabun New" w:hAnsi="TH Sarabun New" w:eastAsia="TH Sarabun New" w:cs="TH Sarabun New"/>
-                <w:b w:val="0"/>
-                <w:bCs w:val="0"/>
-                <w:i w:val="0"/>
-                <w:iCs w:val="0"/>
-                <w:color w:val="172333"/>
-                <w:sz w:val="28"/>
-                <w:szCs w:val="28"/>
-              </w:rPr>
-            </w:r>
-          </w:p>
-        </w:tc>
-        <w:tc>
-          <w:tcPr>
-            <w:tcW w:w="1448" w:type="dxa"/>
-            <w:tcBorders>
-              <w:top w:val="single" w:sz="4" w:color="C9D3DC"/>
-              <w:left w:val="single" w:sz="4" w:color="C9D3DC"/>
-              <w:bottom w:val="single" w:sz="4" w:color="C9D3DC"/>
-              <w:right w:val="single" w:sz="4" w:color="C9D3DC"/>
-            </w:tcBorders>
-            <w:shd w:val="clear" w:fill="FFFFFF"/>
-            <w:tcMar>
-              <w:top w:w="40" w:type="dxa"/>
-              <w:left w:w="90" w:type="dxa"/>
-              <w:bottom w:w="40" w:type="dxa"/>
-              <w:right w:w="90" w:type="dxa"/>
-            </w:tcMar>
-          </w:tcPr>
-          <w:p>
-            <w:pPr>
-              <w:keepNext/>
-            </w:pPr>
-            <w:r>
-              <w:rPr>
-                <w:rFonts w:ascii="TH Sarabun New" w:hAnsi="TH Sarabun New" w:eastAsia="TH Sarabun New" w:cs="TH Sarabun New"/>
-                <w:b w:val="0"/>
-                <w:bCs w:val="0"/>
-                <w:i w:val="0"/>
-                <w:iCs w:val="0"/>
-                <w:color w:val="172333"/>
-                <w:sz w:val="28"/>
-                <w:szCs w:val="28"/>
-              </w:rPr>
+            <w:tcBorders>
+              <w:top w:val="single" w:sz="8" w:color="C9D3DC"/>
+              <w:left w:val="single" w:sz="8" w:color="C9D3DC"/>
+              <w:bottom w:val="single" w:sz="8" w:color="C9D3DC"/>
+              <w:right w:val="single" w:sz="8" w:color="C9D3DC"/>
+            </w:tcBorders>
+            <w:tcMar>
+              <w:top w:w="40" w:type="dxa"/>
+              <w:left w:w="90" w:type="dxa"/>
+              <w:bottom w:w="40" w:type="dxa"/>
+              <w:right w:w="90" w:type="dxa"/>
+            </w:tcMar>
+          </w:tcPr>
+          <w:p>
+            <w:r>
+              <w:rPr>
+                <w:rFonts w:ascii="TH Sarabun New" w:cs="TH Sarabun New"/>
+                <w:sz w:val="28"/>
+                <w:szCs w:val="28"/>
+                <w:highlight w:val="white"/>
+              </w:rPr>
+              <w:t>US-01</w:t>
+            </w:r>
+          </w:p>
+        </w:tc>
+        <w:tc>
+          <w:tcPr>
+            <w:tcBorders>
+              <w:top w:val="single" w:sz="8" w:color="C9D3DC"/>
+              <w:bottom w:val="single" w:sz="8" w:color="C9D3DC"/>
+              <w:right w:val="single" w:sz="8" w:color="C9D3DC"/>
+            </w:tcBorders>
+            <w:tcMar>
+              <w:top w:w="40" w:type="dxa"/>
+              <w:left w:w="90" w:type="dxa"/>
+              <w:bottom w:w="40" w:type="dxa"/>
+              <w:right w:w="90" w:type="dxa"/>
+            </w:tcMar>
+          </w:tcPr>
+          <w:p>
+            <w:r>
+              <w:rPr>
+                <w:rFonts w:ascii="TH Sarabun New" w:cs="TH Sarabun New"/>
+                <w:sz w:val="28"/>
+                <w:szCs w:val="28"/>
+                <w:highlight w:val="white"/>
+              </w:rPr>
+              <w:t>ในฐานะลูกค้า ฉันต้องการรู้หมายเลขคิวปัจจุบันและสถานะอาหาร เพื่อตรวจสอบได้โดยไม่ต้องพึ่งพาการฟังเสียงเรียก</w:t>
+            </w:r>
+          </w:p>
+        </w:tc>
+        <w:tc>
+          <w:tcPr>
+            <w:tcBorders>
+              <w:top w:val="single" w:sz="8" w:color="C9D3DC"/>
+              <w:bottom w:val="single" w:sz="8" w:color="C9D3DC"/>
+              <w:right w:val="single" w:sz="8" w:color="C9D3DC"/>
+            </w:tcBorders>
+            <w:tcMar>
+              <w:top w:w="40" w:type="dxa"/>
+              <w:left w:w="90" w:type="dxa"/>
+              <w:bottom w:w="40" w:type="dxa"/>
+              <w:right w:w="90" w:type="dxa"/>
+            </w:tcMar>
+          </w:tcPr>
+          <w:p>
+            <w:r>
+              <w:rPr>
+                <w:rFonts w:ascii="TH Sarabun New" w:cs="TH Sarabun New"/>
+                <w:sz w:val="28"/>
+                <w:szCs w:val="28"/>
+                <w:highlight w:val="white"/>
+              </w:rPr>
+              <w:t>FR-01</w:t>
+            </w:r>
+          </w:p>
+        </w:tc>
+        <w:tc>
+          <w:tcPr>
+            <w:tcBorders>
+              <w:top w:val="single" w:sz="8" w:color="C9D3DC"/>
+              <w:bottom w:val="single" w:sz="8" w:color="C9D3DC"/>
+              <w:right w:val="single" w:sz="8" w:color="C9D3DC"/>
+            </w:tcBorders>
+            <w:tcMar>
+              <w:top w:w="40" w:type="dxa"/>
+              <w:left w:w="90" w:type="dxa"/>
+              <w:bottom w:w="40" w:type="dxa"/>
+              <w:right w:w="90" w:type="dxa"/>
+            </w:tcMar>
+          </w:tcPr>
+          <w:p>
+            <w:r>
+              <w:rPr>
+                <w:rFonts w:ascii="TH Sarabun New" w:cs="TH Sarabun New"/>
+                <w:sz w:val="28"/>
+                <w:szCs w:val="28"/>
+                <w:highlight w:val="white"/>
+              </w:rPr>
+              <w:t xml:space="preserve">แก้ </w:t>
             </w:r>
           </w:p>
         </w:tc>
@@ -3178,12 +3158,10 @@
         </w:trPr>
         <w:tc>
           <w:tcPr>
-            <w:tcW w:w="963" w:type="dxa"/>
-            <w:tcBorders>
-              <w:top w:val="single" w:sz="4" w:color="C9D3DC"/>
-              <w:left w:val="single" w:sz="4" w:color="C9D3DC"/>
-              <w:bottom w:val="single" w:sz="4" w:color="C9D3DC"/>
-              <w:right w:val="single" w:sz="4" w:color="C9D3DC"/>
+            <w:tcBorders>
+              <w:left w:val="single" w:sz="8" w:color="C9D3DC"/>
+              <w:bottom w:val="single" w:sz="8" w:color="C9D3DC"/>
+              <w:right w:val="single" w:sz="8" w:color="C9D3DC"/>
             </w:tcBorders>
             <w:shd w:val="clear" w:fill="F1F7FA"/>
             <w:tcMar>
@@ -3194,28 +3172,21 @@
             </w:tcMar>
           </w:tcPr>
           <w:p>
-            <w:pPr>
-              <w:keepNext/>
-            </w:pPr>
-            <w:r>
-              <w:rPr>
-                <w:rFonts w:ascii="TH Sarabun New" w:hAnsi="TH Sarabun New" w:eastAsia="TH Sarabun New" w:cs="TH Sarabun New"/>
-                <w:color w:val="5A6B7C"/>
-                <w:sz w:val="28"/>
-                <w:szCs w:val="28"/>
-              </w:rPr>
-              <w:t>US-</w:t>
-            </w:r>
-          </w:p>
-        </w:tc>
-        <w:tc>
-          <w:tcPr>
-            <w:tcW w:w="5782" w:type="dxa"/>
-            <w:tcBorders>
-              <w:top w:val="single" w:sz="4" w:color="C9D3DC"/>
-              <w:left w:val="single" w:sz="4" w:color="C9D3DC"/>
-              <w:bottom w:val="single" w:sz="4" w:color="C9D3DC"/>
-              <w:right w:val="single" w:sz="4" w:color="C9D3DC"/>
+            <w:r>
+              <w:rPr>
+                <w:rFonts w:ascii="TH Sarabun New" w:cs="TH Sarabun New"/>
+                <w:sz w:val="28"/>
+                <w:szCs w:val="28"/>
+              </w:rPr>
+              <w:t>US-12</w:t>
+            </w:r>
+          </w:p>
+        </w:tc>
+        <w:tc>
+          <w:tcPr>
+            <w:tcBorders>
+              <w:bottom w:val="single" w:sz="8" w:color="C9D3DC"/>
+              <w:right w:val="single" w:sz="8" w:color="C9D3DC"/>
             </w:tcBorders>
             <w:shd w:val="clear" w:fill="F1F7FA"/>
             <w:tcMar>
@@ -3226,31 +3197,21 @@
             </w:tcMar>
           </w:tcPr>
           <w:p>
-            <w:pPr>
-              <w:keepNext/>
-            </w:pPr>
-            <w:r>
-              <w:rPr>
-                <w:rFonts w:ascii="TH Sarabun New" w:hAnsi="TH Sarabun New" w:eastAsia="TH Sarabun New" w:cs="TH Sarabun New"/>
-                <w:b w:val="0"/>
-                <w:bCs w:val="0"/>
-                <w:i w:val="0"/>
-                <w:iCs w:val="0"/>
-                <w:color w:val="172333"/>
-                <w:sz w:val="28"/>
-                <w:szCs w:val="28"/>
-              </w:rPr>
-            </w:r>
-          </w:p>
-        </w:tc>
-        <w:tc>
-          <w:tcPr>
-            <w:tcW w:w="1445" w:type="dxa"/>
-            <w:tcBorders>
-              <w:top w:val="single" w:sz="4" w:color="C9D3DC"/>
-              <w:left w:val="single" w:sz="4" w:color="C9D3DC"/>
-              <w:bottom w:val="single" w:sz="4" w:color="C9D3DC"/>
-              <w:right w:val="single" w:sz="4" w:color="C9D3DC"/>
+            <w:r>
+              <w:rPr>
+                <w:rFonts w:ascii="TH Sarabun New" w:cs="TH Sarabun New"/>
+                <w:sz w:val="28"/>
+                <w:szCs w:val="28"/>
+              </w:rPr>
+              <w:t>ในฐานะลูกค้า ฉันต้องการได้รับแจ้งเมื่อสถานะออเดอร์ของฉันเปลี่ยน เพื่อดูความคืบหน้าโดยไม่ต้องถามพนักงาน</w:t>
+            </w:r>
+          </w:p>
+        </w:tc>
+        <w:tc>
+          <w:tcPr>
+            <w:tcBorders>
+              <w:bottom w:val="single" w:sz="8" w:color="C9D3DC"/>
+              <w:right w:val="single" w:sz="8" w:color="C9D3DC"/>
             </w:tcBorders>
             <w:shd w:val="clear" w:fill="F1F7FA"/>
             <w:tcMar>
@@ -3261,31 +3222,21 @@
             </w:tcMar>
           </w:tcPr>
           <w:p>
-            <w:pPr>
-              <w:keepNext/>
-            </w:pPr>
-            <w:r>
-              <w:rPr>
-                <w:rFonts w:ascii="TH Sarabun New" w:hAnsi="TH Sarabun New" w:eastAsia="TH Sarabun New" w:cs="TH Sarabun New"/>
-                <w:b w:val="0"/>
-                <w:bCs w:val="0"/>
-                <w:i w:val="0"/>
-                <w:iCs w:val="0"/>
-                <w:color w:val="172333"/>
-                <w:sz w:val="28"/>
-                <w:szCs w:val="28"/>
-              </w:rPr>
-            </w:r>
-          </w:p>
-        </w:tc>
-        <w:tc>
-          <w:tcPr>
-            <w:tcW w:w="1448" w:type="dxa"/>
-            <w:tcBorders>
-              <w:top w:val="single" w:sz="4" w:color="C9D3DC"/>
-              <w:left w:val="single" w:sz="4" w:color="C9D3DC"/>
-              <w:bottom w:val="single" w:sz="4" w:color="C9D3DC"/>
-              <w:right w:val="single" w:sz="4" w:color="C9D3DC"/>
+            <w:r>
+              <w:rPr>
+                <w:rFonts w:ascii="TH Sarabun New" w:cs="TH Sarabun New"/>
+                <w:sz w:val="28"/>
+                <w:szCs w:val="28"/>
+              </w:rPr>
+              <w:t>FR-01, FR-07</w:t>
+            </w:r>
+          </w:p>
+        </w:tc>
+        <w:tc>
+          <w:tcPr>
+            <w:tcBorders>
+              <w:bottom w:val="single" w:sz="8" w:color="C9D3DC"/>
+              <w:right w:val="single" w:sz="8" w:color="C9D3DC"/>
             </w:tcBorders>
             <w:shd w:val="clear" w:fill="F1F7FA"/>
             <w:tcMar>
@@ -3296,20 +3247,13 @@
             </w:tcMar>
           </w:tcPr>
           <w:p>
-            <w:pPr>
-              <w:keepNext/>
-            </w:pPr>
-            <w:r>
-              <w:rPr>
-                <w:rFonts w:ascii="TH Sarabun New" w:hAnsi="TH Sarabun New" w:eastAsia="TH Sarabun New" w:cs="TH Sarabun New"/>
-                <w:b w:val="0"/>
-                <w:bCs w:val="0"/>
-                <w:i w:val="0"/>
-                <w:iCs w:val="0"/>
-                <w:color w:val="172333"/>
-                <w:sz w:val="28"/>
-                <w:szCs w:val="28"/>
-              </w:rPr>
+            <w:r>
+              <w:rPr>
+                <w:rFonts w:ascii="TH Sarabun New" w:cs="TH Sarabun New"/>
+                <w:sz w:val="28"/>
+                <w:szCs w:val="28"/>
+              </w:rPr>
+              <w:t xml:space="preserve">ใหม่ </w:t>
             </w:r>
           </w:p>
         </w:tc>
@@ -3321,138 +3265,102 @@
         </w:trPr>
         <w:tc>
           <w:tcPr>
-            <w:tcW w:w="963" w:type="dxa"/>
-            <w:tcBorders>
-              <w:top w:val="single" w:sz="4" w:color="C9D3DC"/>
-              <w:left w:val="single" w:sz="4" w:color="C9D3DC"/>
-              <w:bottom w:val="single" w:sz="4" w:color="C9D3DC"/>
-              <w:right w:val="single" w:sz="4" w:color="C9D3DC"/>
-            </w:tcBorders>
-            <w:shd w:val="clear" w:fill="FFFFFF"/>
-            <w:tcMar>
-              <w:top w:w="40" w:type="dxa"/>
-              <w:left w:w="90" w:type="dxa"/>
-              <w:bottom w:w="40" w:type="dxa"/>
-              <w:right w:w="90" w:type="dxa"/>
-            </w:tcMar>
-          </w:tcPr>
-          <w:p>
-            <w:pPr>
-              <w:keepNext w:val="0"/>
-            </w:pPr>
-            <w:r>
-              <w:rPr>
-                <w:rFonts w:ascii="TH Sarabun New" w:hAnsi="TH Sarabun New" w:eastAsia="TH Sarabun New" w:cs="TH Sarabun New"/>
-                <w:color w:val="5A6B7C"/>
-                <w:sz w:val="28"/>
-                <w:szCs w:val="28"/>
-              </w:rPr>
-              <w:t>US-</w:t>
-            </w:r>
-          </w:p>
-        </w:tc>
-        <w:tc>
-          <w:tcPr>
-            <w:tcW w:w="5782" w:type="dxa"/>
-            <w:tcBorders>
-              <w:top w:val="single" w:sz="4" w:color="C9D3DC"/>
-              <w:left w:val="single" w:sz="4" w:color="C9D3DC"/>
-              <w:bottom w:val="single" w:sz="4" w:color="C9D3DC"/>
-              <w:right w:val="single" w:sz="4" w:color="C9D3DC"/>
-            </w:tcBorders>
-            <w:shd w:val="clear" w:fill="FFFFFF"/>
-            <w:tcMar>
-              <w:top w:w="40" w:type="dxa"/>
-              <w:left w:w="90" w:type="dxa"/>
-              <w:bottom w:w="40" w:type="dxa"/>
-              <w:right w:w="90" w:type="dxa"/>
-            </w:tcMar>
-          </w:tcPr>
-          <w:p>
-            <w:pPr>
-              <w:keepNext w:val="0"/>
-            </w:pPr>
-            <w:r>
-              <w:rPr>
-                <w:rFonts w:ascii="TH Sarabun New" w:hAnsi="TH Sarabun New" w:eastAsia="TH Sarabun New" w:cs="TH Sarabun New"/>
-                <w:b w:val="0"/>
-                <w:bCs w:val="0"/>
-                <w:i w:val="0"/>
-                <w:iCs w:val="0"/>
-                <w:color w:val="172333"/>
-                <w:sz w:val="28"/>
-                <w:szCs w:val="28"/>
-              </w:rPr>
-            </w:r>
-          </w:p>
-        </w:tc>
-        <w:tc>
-          <w:tcPr>
-            <w:tcW w:w="1445" w:type="dxa"/>
-            <w:tcBorders>
-              <w:top w:val="single" w:sz="4" w:color="C9D3DC"/>
-              <w:left w:val="single" w:sz="4" w:color="C9D3DC"/>
-              <w:bottom w:val="single" w:sz="4" w:color="C9D3DC"/>
-              <w:right w:val="single" w:sz="4" w:color="C9D3DC"/>
-            </w:tcBorders>
-            <w:shd w:val="clear" w:fill="FFFFFF"/>
-            <w:tcMar>
-              <w:top w:w="40" w:type="dxa"/>
-              <w:left w:w="90" w:type="dxa"/>
-              <w:bottom w:w="40" w:type="dxa"/>
-              <w:right w:w="90" w:type="dxa"/>
-            </w:tcMar>
-          </w:tcPr>
-          <w:p>
-            <w:pPr>
-              <w:keepNext w:val="0"/>
-            </w:pPr>
-            <w:r>
-              <w:rPr>
-                <w:rFonts w:ascii="TH Sarabun New" w:hAnsi="TH Sarabun New" w:eastAsia="TH Sarabun New" w:cs="TH Sarabun New"/>
-                <w:b w:val="0"/>
-                <w:bCs w:val="0"/>
-                <w:i w:val="0"/>
-                <w:iCs w:val="0"/>
-                <w:color w:val="172333"/>
-                <w:sz w:val="28"/>
-                <w:szCs w:val="28"/>
-              </w:rPr>
-            </w:r>
-          </w:p>
-        </w:tc>
-        <w:tc>
-          <w:tcPr>
-            <w:tcW w:w="1448" w:type="dxa"/>
-            <w:tcBorders>
-              <w:top w:val="single" w:sz="4" w:color="C9D3DC"/>
-              <w:left w:val="single" w:sz="4" w:color="C9D3DC"/>
-              <w:bottom w:val="single" w:sz="4" w:color="C9D3DC"/>
-              <w:right w:val="single" w:sz="4" w:color="C9D3DC"/>
-            </w:tcBorders>
-            <w:shd w:val="clear" w:fill="FFFFFF"/>
-            <w:tcMar>
-              <w:top w:w="40" w:type="dxa"/>
-              <w:left w:w="90" w:type="dxa"/>
-              <w:bottom w:w="40" w:type="dxa"/>
-              <w:right w:w="90" w:type="dxa"/>
-            </w:tcMar>
-          </w:tcPr>
-          <w:p>
-            <w:pPr>
-              <w:keepNext w:val="0"/>
-            </w:pPr>
-            <w:r>
-              <w:rPr>
-                <w:rFonts w:ascii="TH Sarabun New" w:hAnsi="TH Sarabun New" w:eastAsia="TH Sarabun New" w:cs="TH Sarabun New"/>
-                <w:b w:val="0"/>
-                <w:bCs w:val="0"/>
-                <w:i w:val="0"/>
-                <w:iCs w:val="0"/>
-                <w:color w:val="172333"/>
-                <w:sz w:val="28"/>
-                <w:szCs w:val="28"/>
-              </w:rPr>
+            <w:tcBorders>
+              <w:left w:val="single" w:sz="8" w:color="C9D3DC"/>
+              <w:bottom w:val="single" w:sz="8" w:color="C9D3DC"/>
+              <w:right w:val="single" w:sz="8" w:color="C9D3DC"/>
+            </w:tcBorders>
+            <w:tcMar>
+              <w:top w:w="40" w:type="dxa"/>
+              <w:left w:w="90" w:type="dxa"/>
+              <w:bottom w:w="40" w:type="dxa"/>
+              <w:right w:w="90" w:type="dxa"/>
+            </w:tcMar>
+          </w:tcPr>
+          <w:p>
+            <w:r>
+              <w:rPr>
+                <w:rFonts w:ascii="TH Sarabun New" w:cs="TH Sarabun New"/>
+                <w:sz w:val="28"/>
+                <w:szCs w:val="28"/>
+                <w:highlight w:val="white"/>
+              </w:rPr>
+              <w:t>US-13</w:t>
+            </w:r>
+          </w:p>
+        </w:tc>
+        <w:tc>
+          <w:tcPr>
+            <w:tcBorders>
+              <w:bottom w:val="single" w:sz="8" w:color="C9D3DC"/>
+              <w:right w:val="single" w:sz="8" w:color="C9D3DC"/>
+            </w:tcBorders>
+            <w:tcMar>
+              <w:top w:w="40" w:type="dxa"/>
+              <w:left w:w="90" w:type="dxa"/>
+              <w:bottom w:w="40" w:type="dxa"/>
+              <w:right w:w="90" w:type="dxa"/>
+            </w:tcMar>
+          </w:tcPr>
+          <w:p>
+            <w:r>
+              <w:rPr>
+                <w:rFonts w:ascii="TH Sarabun New" w:cs="TH Sarabun New"/>
+                <w:sz w:val="28"/>
+                <w:szCs w:val="28"/>
+                <w:highlight w:val="white"/>
+              </w:rPr>
+              <w:t>ในฐานะลูกค้า ฉันต้องการได้รับการเตือนอัตโนมัติเมื่อออเดอร์ของฉันค้างเกินช่วงเวลาที่กำหนด เพื่อทราบว่ารายการยังรอดำเนินการ</w:t>
+            </w:r>
+          </w:p>
+        </w:tc>
+        <w:tc>
+          <w:tcPr>
+            <w:tcBorders>
+              <w:bottom w:val="single" w:sz="8" w:color="C9D3DC"/>
+              <w:right w:val="single" w:sz="8" w:color="C9D3DC"/>
+            </w:tcBorders>
+            <w:tcMar>
+              <w:top w:w="40" w:type="dxa"/>
+              <w:left w:w="90" w:type="dxa"/>
+              <w:bottom w:w="40" w:type="dxa"/>
+              <w:right w:w="90" w:type="dxa"/>
+            </w:tcMar>
+          </w:tcPr>
+          <w:p>
+            <w:r>
+              <w:rPr>
+                <w:rFonts w:ascii="TH Sarabun New" w:cs="TH Sarabun New"/>
+                <w:sz w:val="28"/>
+                <w:szCs w:val="28"/>
+                <w:highlight w:val="white"/>
+              </w:rPr>
+              <w:t>FR-08</w:t>
+            </w:r>
+          </w:p>
+        </w:tc>
+        <w:tc>
+          <w:tcPr>
+            <w:tcBorders>
+              <w:bottom w:val="single" w:sz="8" w:color="C9D3DC"/>
+              <w:right w:val="single" w:sz="8" w:color="C9D3DC"/>
+            </w:tcBorders>
+            <w:tcMar>
+              <w:top w:w="40" w:type="dxa"/>
+              <w:left w:w="90" w:type="dxa"/>
+              <w:bottom w:w="40" w:type="dxa"/>
+              <w:right w:w="90" w:type="dxa"/>
+            </w:tcMar>
+          </w:tcPr>
+          <w:p>
+            <w:r>
+              <w:rPr>
+                <w:rFonts w:ascii="TH Sarabun New" w:hAnsi="TH Sarabun New" w:cs="TH Sarabun New"/>
+                <w:sz w:val="28"/>
+                <w:szCs w:val="28"/>
+                <w:highlight w:val="white"/>
+              </w:rPr>
+              <w:t>ใหม่</w:t>
             </w:r>
           </w:p>
         </w:tc>
@@ -3509,7 +3417,24 @@
           <w:sz w:val="32"/>
           <w:szCs w:val="32"/>
         </w:rPr>
-        <w:t xml:space="preserve"> ........ ชื่อ ........ · flow: ( ) Main  ( ) Alternate ........</w:t>
+        <w:t xml:space="preserve"> </w:t>
+      </w:r>
+      <w:r>
+        <w:rPr>
+          <w:rFonts w:ascii="TH Sarabun New" w:cs="TH Sarabun New"/>
+          <w:sz w:val="36"/>
+          <w:szCs w:val="36"/>
+        </w:rPr>
+        <w:t>05</w:t>
+      </w:r>
+      <w:r>
+        <w:rPr>
+          <w:rFonts w:ascii="TH Sarabun New" w:hAnsi="TH Sarabun New" w:eastAsia="TH Sarabun New" w:cs="TH Sarabun New"/>
+          <w:color w:val="172333"/>
+          <w:sz w:val="32"/>
+          <w:szCs w:val="32"/>
+        </w:rPr>
+        <w:t xml:space="preserve"> ชื่อแจ้งเตือนสถานะและเตือนออเดอร์ค้าง  · flow: ( ) Main  ( ) Alternate ........</w:t>
       </w:r>
     </w:p>
     <w:tbl>
@@ -3679,71 +3604,54 @@
         </w:tc>
         <w:tc>
           <w:tcPr>
-            <w:tcW w:w="2120" w:type="dxa"/>
-            <w:tcBorders>
-              <w:top w:val="single" w:sz="4" w:color="C9D3DC"/>
-              <w:left w:val="single" w:sz="4" w:color="C9D3DC"/>
-              <w:bottom w:val="single" w:sz="4" w:color="C9D3DC"/>
-              <w:right w:val="single" w:sz="4" w:color="C9D3DC"/>
-            </w:tcBorders>
-            <w:shd w:val="clear" w:fill="FFFFFF"/>
-            <w:tcMar>
-              <w:top w:w="40" w:type="dxa"/>
-              <w:left w:w="90" w:type="dxa"/>
-              <w:bottom w:w="40" w:type="dxa"/>
-              <w:right w:w="90" w:type="dxa"/>
-            </w:tcMar>
-          </w:tcPr>
-          <w:p>
-            <w:pPr>
-              <w:keepNext/>
-            </w:pPr>
-            <w:r>
-              <w:rPr>
-                <w:rFonts w:ascii="TH Sarabun New" w:hAnsi="TH Sarabun New" w:eastAsia="TH Sarabun New" w:cs="TH Sarabun New"/>
-                <w:b w:val="0"/>
-                <w:bCs w:val="0"/>
-                <w:i w:val="0"/>
-                <w:iCs w:val="0"/>
-                <w:color w:val="172333"/>
-                <w:sz w:val="28"/>
-                <w:szCs w:val="28"/>
-              </w:rPr>
-            </w:r>
-          </w:p>
-        </w:tc>
-        <w:tc>
-          <w:tcPr>
-            <w:tcW w:w="6555" w:type="dxa"/>
-            <w:tcBorders>
-              <w:top w:val="single" w:sz="4" w:color="C9D3DC"/>
-              <w:left w:val="single" w:sz="4" w:color="C9D3DC"/>
-              <w:bottom w:val="single" w:sz="4" w:color="C9D3DC"/>
-              <w:right w:val="single" w:sz="4" w:color="C9D3DC"/>
-            </w:tcBorders>
-            <w:shd w:val="clear" w:fill="FFFFFF"/>
-            <w:tcMar>
-              <w:top w:w="40" w:type="dxa"/>
-              <w:left w:w="90" w:type="dxa"/>
-              <w:bottom w:w="40" w:type="dxa"/>
-              <w:right w:w="90" w:type="dxa"/>
-            </w:tcMar>
-          </w:tcPr>
-          <w:p>
-            <w:pPr>
-              <w:keepNext/>
-            </w:pPr>
-            <w:r>
-              <w:rPr>
-                <w:rFonts w:ascii="TH Sarabun New" w:hAnsi="TH Sarabun New" w:eastAsia="TH Sarabun New" w:cs="TH Sarabun New"/>
-                <w:b w:val="0"/>
-                <w:bCs w:val="0"/>
-                <w:i w:val="0"/>
-                <w:iCs w:val="0"/>
-                <w:color w:val="172333"/>
-                <w:sz w:val="28"/>
-                <w:szCs w:val="28"/>
-              </w:rPr>
+            <w:tcBorders>
+              <w:top w:val="single" w:sz="8" w:color="C9D3DC"/>
+              <w:left w:val="single" w:sz="8" w:color="C9D3DC"/>
+              <w:bottom w:val="single" w:sz="8" w:color="C9D3DC"/>
+              <w:right w:val="single" w:sz="8" w:color="C9D3DC"/>
+            </w:tcBorders>
+            <w:tcMar>
+              <w:top w:w="40" w:type="dxa"/>
+              <w:left w:w="90" w:type="dxa"/>
+              <w:bottom w:w="40" w:type="dxa"/>
+              <w:right w:w="90" w:type="dxa"/>
+            </w:tcMar>
+          </w:tcPr>
+          <w:p>
+            <w:r>
+              <w:rPr>
+                <w:rFonts w:ascii="TH Sarabun New" w:cs="TH Sarabun New"/>
+                <w:sz w:val="28"/>
+                <w:szCs w:val="28"/>
+                <w:highlight w:val="white"/>
+              </w:rPr>
+              <w:t>Actor: ลูกค้า</w:t>
+            </w:r>
+          </w:p>
+        </w:tc>
+        <w:tc>
+          <w:tcPr>
+            <w:tcBorders>
+              <w:top w:val="single" w:sz="8" w:color="C9D3DC"/>
+              <w:bottom w:val="single" w:sz="8" w:color="C9D3DC"/>
+              <w:right w:val="single" w:sz="8" w:color="C9D3DC"/>
+            </w:tcBorders>
+            <w:tcMar>
+              <w:top w:w="40" w:type="dxa"/>
+              <w:left w:w="90" w:type="dxa"/>
+              <w:bottom w:w="40" w:type="dxa"/>
+              <w:right w:w="90" w:type="dxa"/>
+            </w:tcMar>
+          </w:tcPr>
+          <w:p>
+            <w:r>
+              <w:rPr>
+                <w:rFonts w:ascii="TH Sarabun New" w:cs="TH Sarabun New"/>
+                <w:sz w:val="28"/>
+                <w:szCs w:val="28"/>
+                <w:highlight w:val="white"/>
+              </w:rPr>
+              <w:t>ส่งคำสั่งซื้อและได้รับหมายเลขคิว; ระบบมีข้อมูลเชื่อมโยงออเดอร์กับลูกค้า</w:t>
             </w:r>
           </w:p>
         </w:tc>
@@ -3787,12 +3695,10 @@
         </w:tc>
         <w:tc>
           <w:tcPr>
-            <w:tcW w:w="2120" w:type="dxa"/>
-            <w:tcBorders>
-              <w:top w:val="single" w:sz="4" w:color="C9D3DC"/>
-              <w:left w:val="single" w:sz="4" w:color="C9D3DC"/>
-              <w:bottom w:val="single" w:sz="4" w:color="C9D3DC"/>
-              <w:right w:val="single" w:sz="4" w:color="C9D3DC"/>
+            <w:tcBorders>
+              <w:left w:val="single" w:sz="8" w:color="C9D3DC"/>
+              <w:bottom w:val="single" w:sz="8" w:color="C9D3DC"/>
+              <w:right w:val="single" w:sz="8" w:color="C9D3DC"/>
             </w:tcBorders>
             <w:shd w:val="clear" w:fill="F1F7FA"/>
             <w:tcMar>
@@ -3803,31 +3709,21 @@
             </w:tcMar>
           </w:tcPr>
           <w:p>
-            <w:pPr>
-              <w:keepNext/>
-            </w:pPr>
-            <w:r>
-              <w:rPr>
-                <w:rFonts w:ascii="TH Sarabun New" w:hAnsi="TH Sarabun New" w:eastAsia="TH Sarabun New" w:cs="TH Sarabun New"/>
-                <w:b w:val="0"/>
-                <w:bCs w:val="0"/>
-                <w:i w:val="0"/>
-                <w:iCs w:val="0"/>
-                <w:color w:val="172333"/>
-                <w:sz w:val="28"/>
-                <w:szCs w:val="28"/>
-              </w:rPr>
-            </w:r>
-          </w:p>
-        </w:tc>
-        <w:tc>
-          <w:tcPr>
-            <w:tcW w:w="6555" w:type="dxa"/>
-            <w:tcBorders>
-              <w:top w:val="single" w:sz="4" w:color="C9D3DC"/>
-              <w:left w:val="single" w:sz="4" w:color="C9D3DC"/>
-              <w:bottom w:val="single" w:sz="4" w:color="C9D3DC"/>
-              <w:right w:val="single" w:sz="4" w:color="C9D3DC"/>
+            <w:r>
+              <w:rPr>
+                <w:rFonts w:ascii="TH Sarabun New" w:cs="TH Sarabun New"/>
+                <w:sz w:val="28"/>
+                <w:szCs w:val="28"/>
+              </w:rPr>
+              <w:t>System</w:t>
+            </w:r>
+          </w:p>
+        </w:tc>
+        <w:tc>
+          <w:tcPr>
+            <w:tcBorders>
+              <w:bottom w:val="single" w:sz="8" w:color="C9D3DC"/>
+              <w:right w:val="single" w:sz="8" w:color="C9D3DC"/>
             </w:tcBorders>
             <w:shd w:val="clear" w:fill="F1F7FA"/>
             <w:tcMar>
@@ -3838,20 +3734,13 @@
             </w:tcMar>
           </w:tcPr>
           <w:p>
-            <w:pPr>
-              <w:keepNext/>
-            </w:pPr>
-            <w:r>
-              <w:rPr>
-                <w:rFonts w:ascii="TH Sarabun New" w:hAnsi="TH Sarabun New" w:eastAsia="TH Sarabun New" w:cs="TH Sarabun New"/>
-                <w:b w:val="0"/>
-                <w:bCs w:val="0"/>
-                <w:i w:val="0"/>
-                <w:iCs w:val="0"/>
-                <w:color w:val="172333"/>
-                <w:sz w:val="28"/>
-                <w:szCs w:val="28"/>
-              </w:rPr>
+            <w:r>
+              <w:rPr>
+                <w:rFonts w:ascii="TH Sarabun New" w:cs="TH Sarabun New"/>
+                <w:sz w:val="28"/>
+                <w:szCs w:val="28"/>
+              </w:rPr>
+              <w:t>API บันทึกออเดอร์ สถานะ และเวลาสถานะผ่าน Database</w:t>
             </w:r>
           </w:p>
         </w:tc>
@@ -3895,71 +3784,52 @@
         </w:tc>
         <w:tc>
           <w:tcPr>
-            <w:tcW w:w="2120" w:type="dxa"/>
-            <w:tcBorders>
-              <w:top w:val="single" w:sz="4" w:color="C9D3DC"/>
-              <w:left w:val="single" w:sz="4" w:color="C9D3DC"/>
-              <w:bottom w:val="single" w:sz="4" w:color="C9D3DC"/>
-              <w:right w:val="single" w:sz="4" w:color="C9D3DC"/>
-            </w:tcBorders>
-            <w:shd w:val="clear" w:fill="FFFFFF"/>
-            <w:tcMar>
-              <w:top w:w="40" w:type="dxa"/>
-              <w:left w:w="90" w:type="dxa"/>
-              <w:bottom w:w="40" w:type="dxa"/>
-              <w:right w:w="90" w:type="dxa"/>
-            </w:tcMar>
-          </w:tcPr>
-          <w:p>
-            <w:pPr>
-              <w:keepNext/>
-            </w:pPr>
-            <w:r>
-              <w:rPr>
-                <w:rFonts w:ascii="TH Sarabun New" w:hAnsi="TH Sarabun New" w:eastAsia="TH Sarabun New" w:cs="TH Sarabun New"/>
-                <w:b w:val="0"/>
-                <w:bCs w:val="0"/>
-                <w:i w:val="0"/>
-                <w:iCs w:val="0"/>
-                <w:color w:val="172333"/>
-                <w:sz w:val="28"/>
-                <w:szCs w:val="28"/>
-              </w:rPr>
-            </w:r>
-          </w:p>
-        </w:tc>
-        <w:tc>
-          <w:tcPr>
-            <w:tcW w:w="6555" w:type="dxa"/>
-            <w:tcBorders>
-              <w:top w:val="single" w:sz="4" w:color="C9D3DC"/>
-              <w:left w:val="single" w:sz="4" w:color="C9D3DC"/>
-              <w:bottom w:val="single" w:sz="4" w:color="C9D3DC"/>
-              <w:right w:val="single" w:sz="4" w:color="C9D3DC"/>
-            </w:tcBorders>
-            <w:shd w:val="clear" w:fill="FFFFFF"/>
-            <w:tcMar>
-              <w:top w:w="40" w:type="dxa"/>
-              <w:left w:w="90" w:type="dxa"/>
-              <w:bottom w:w="40" w:type="dxa"/>
-              <w:right w:w="90" w:type="dxa"/>
-            </w:tcMar>
-          </w:tcPr>
-          <w:p>
-            <w:pPr>
-              <w:keepNext/>
-            </w:pPr>
-            <w:r>
-              <w:rPr>
-                <w:rFonts w:ascii="TH Sarabun New" w:hAnsi="TH Sarabun New" w:eastAsia="TH Sarabun New" w:cs="TH Sarabun New"/>
-                <w:b w:val="0"/>
-                <w:bCs w:val="0"/>
-                <w:i w:val="0"/>
-                <w:iCs w:val="0"/>
-                <w:color w:val="172333"/>
-                <w:sz w:val="28"/>
-                <w:szCs w:val="28"/>
-              </w:rPr>
+            <w:tcBorders>
+              <w:left w:val="single" w:sz="8" w:color="C9D3DC"/>
+              <w:bottom w:val="single" w:sz="8" w:color="C9D3DC"/>
+              <w:right w:val="single" w:sz="8" w:color="C9D3DC"/>
+            </w:tcBorders>
+            <w:tcMar>
+              <w:top w:w="40" w:type="dxa"/>
+              <w:left w:w="90" w:type="dxa"/>
+              <w:bottom w:w="40" w:type="dxa"/>
+              <w:right w:w="90" w:type="dxa"/>
+            </w:tcMar>
+          </w:tcPr>
+          <w:p>
+            <w:r>
+              <w:rPr>
+                <w:rFonts w:ascii="TH Sarabun New" w:cs="TH Sarabun New"/>
+                <w:sz w:val="28"/>
+                <w:szCs w:val="28"/>
+                <w:highlight w:val="white"/>
+              </w:rPr>
+              <w:t>Actor: พนักงานร้าน</w:t>
+            </w:r>
+          </w:p>
+        </w:tc>
+        <w:tc>
+          <w:tcPr>
+            <w:tcBorders>
+              <w:bottom w:val="single" w:sz="8" w:color="C9D3DC"/>
+              <w:right w:val="single" w:sz="8" w:color="C9D3DC"/>
+            </w:tcBorders>
+            <w:tcMar>
+              <w:top w:w="40" w:type="dxa"/>
+              <w:left w:w="90" w:type="dxa"/>
+              <w:bottom w:w="40" w:type="dxa"/>
+              <w:right w:w="90" w:type="dxa"/>
+            </w:tcMar>
+          </w:tcPr>
+          <w:p>
+            <w:r>
+              <w:rPr>
+                <w:rFonts w:ascii="TH Sarabun New" w:cs="TH Sarabun New"/>
+                <w:sz w:val="28"/>
+                <w:szCs w:val="28"/>
+                <w:highlight w:val="white"/>
+              </w:rPr>
+              <w:t>พนักงานเปลี่ยนสถานะออเดอร์ผ่านหน้าจอคิว</w:t>
             </w:r>
           </w:p>
         </w:tc>
@@ -4003,12 +3873,10 @@
         </w:tc>
         <w:tc>
           <w:tcPr>
-            <w:tcW w:w="2120" w:type="dxa"/>
-            <w:tcBorders>
-              <w:top w:val="single" w:sz="4" w:color="C9D3DC"/>
-              <w:left w:val="single" w:sz="4" w:color="C9D3DC"/>
-              <w:bottom w:val="single" w:sz="4" w:color="C9D3DC"/>
-              <w:right w:val="single" w:sz="4" w:color="C9D3DC"/>
+            <w:tcBorders>
+              <w:left w:val="single" w:sz="8" w:color="C9D3DC"/>
+              <w:bottom w:val="single" w:sz="8" w:color="C9D3DC"/>
+              <w:right w:val="single" w:sz="8" w:color="C9D3DC"/>
             </w:tcBorders>
             <w:shd w:val="clear" w:fill="F1F7FA"/>
             <w:tcMar>
@@ -4019,31 +3887,21 @@
             </w:tcMar>
           </w:tcPr>
           <w:p>
-            <w:pPr>
-              <w:keepNext/>
-            </w:pPr>
-            <w:r>
-              <w:rPr>
-                <w:rFonts w:ascii="TH Sarabun New" w:hAnsi="TH Sarabun New" w:eastAsia="TH Sarabun New" w:cs="TH Sarabun New"/>
-                <w:b w:val="0"/>
-                <w:bCs w:val="0"/>
-                <w:i w:val="0"/>
-                <w:iCs w:val="0"/>
-                <w:color w:val="172333"/>
-                <w:sz w:val="28"/>
-                <w:szCs w:val="28"/>
-              </w:rPr>
-            </w:r>
-          </w:p>
-        </w:tc>
-        <w:tc>
-          <w:tcPr>
-            <w:tcW w:w="6555" w:type="dxa"/>
-            <w:tcBorders>
-              <w:top w:val="single" w:sz="4" w:color="C9D3DC"/>
-              <w:left w:val="single" w:sz="4" w:color="C9D3DC"/>
-              <w:bottom w:val="single" w:sz="4" w:color="C9D3DC"/>
-              <w:right w:val="single" w:sz="4" w:color="C9D3DC"/>
+            <w:r>
+              <w:rPr>
+                <w:rFonts w:ascii="TH Sarabun New" w:cs="TH Sarabun New"/>
+                <w:sz w:val="28"/>
+                <w:szCs w:val="28"/>
+              </w:rPr>
+              <w:t>System</w:t>
+            </w:r>
+          </w:p>
+        </w:tc>
+        <w:tc>
+          <w:tcPr>
+            <w:tcBorders>
+              <w:bottom w:val="single" w:sz="8" w:color="C9D3DC"/>
+              <w:right w:val="single" w:sz="8" w:color="C9D3DC"/>
             </w:tcBorders>
             <w:shd w:val="clear" w:fill="F1F7FA"/>
             <w:tcMar>
@@ -4054,20 +3912,13 @@
             </w:tcMar>
           </w:tcPr>
           <w:p>
-            <w:pPr>
-              <w:keepNext/>
-            </w:pPr>
-            <w:r>
-              <w:rPr>
-                <w:rFonts w:ascii="TH Sarabun New" w:hAnsi="TH Sarabun New" w:eastAsia="TH Sarabun New" w:cs="TH Sarabun New"/>
-                <w:b w:val="0"/>
-                <w:bCs w:val="0"/>
-                <w:i w:val="0"/>
-                <w:iCs w:val="0"/>
-                <w:color w:val="172333"/>
-                <w:sz w:val="28"/>
-                <w:szCs w:val="28"/>
-              </w:rPr>
+            <w:r>
+              <w:rPr>
+                <w:rFonts w:ascii="TH Sarabun New" w:cs="TH Sarabun New"/>
+                <w:sz w:val="28"/>
+                <w:szCs w:val="28"/>
+              </w:rPr>
+              <w:t>API ตรวจสิทธิ์และ transition ตาม BR-01 แล้วบันทึกสถานะใหม่สำเร็จ</w:t>
             </w:r>
           </w:p>
         </w:tc>
@@ -4111,71 +3962,52 @@
         </w:tc>
         <w:tc>
           <w:tcPr>
-            <w:tcW w:w="2120" w:type="dxa"/>
-            <w:tcBorders>
-              <w:top w:val="single" w:sz="4" w:color="C9D3DC"/>
-              <w:left w:val="single" w:sz="4" w:color="C9D3DC"/>
-              <w:bottom w:val="single" w:sz="4" w:color="C9D3DC"/>
-              <w:right w:val="single" w:sz="4" w:color="C9D3DC"/>
-            </w:tcBorders>
-            <w:shd w:val="clear" w:fill="FFFFFF"/>
-            <w:tcMar>
-              <w:top w:w="40" w:type="dxa"/>
-              <w:left w:w="90" w:type="dxa"/>
-              <w:bottom w:w="40" w:type="dxa"/>
-              <w:right w:w="90" w:type="dxa"/>
-            </w:tcMar>
-          </w:tcPr>
-          <w:p>
-            <w:pPr>
-              <w:keepNext/>
-            </w:pPr>
-            <w:r>
-              <w:rPr>
-                <w:rFonts w:ascii="TH Sarabun New" w:hAnsi="TH Sarabun New" w:eastAsia="TH Sarabun New" w:cs="TH Sarabun New"/>
-                <w:b w:val="0"/>
-                <w:bCs w:val="0"/>
-                <w:i w:val="0"/>
-                <w:iCs w:val="0"/>
-                <w:color w:val="172333"/>
-                <w:sz w:val="28"/>
-                <w:szCs w:val="28"/>
-              </w:rPr>
-            </w:r>
-          </w:p>
-        </w:tc>
-        <w:tc>
-          <w:tcPr>
-            <w:tcW w:w="6555" w:type="dxa"/>
-            <w:tcBorders>
-              <w:top w:val="single" w:sz="4" w:color="C9D3DC"/>
-              <w:left w:val="single" w:sz="4" w:color="C9D3DC"/>
-              <w:bottom w:val="single" w:sz="4" w:color="C9D3DC"/>
-              <w:right w:val="single" w:sz="4" w:color="C9D3DC"/>
-            </w:tcBorders>
-            <w:shd w:val="clear" w:fill="FFFFFF"/>
-            <w:tcMar>
-              <w:top w:w="40" w:type="dxa"/>
-              <w:left w:w="90" w:type="dxa"/>
-              <w:bottom w:w="40" w:type="dxa"/>
-              <w:right w:w="90" w:type="dxa"/>
-            </w:tcMar>
-          </w:tcPr>
-          <w:p>
-            <w:pPr>
-              <w:keepNext/>
-            </w:pPr>
-            <w:r>
-              <w:rPr>
-                <w:rFonts w:ascii="TH Sarabun New" w:hAnsi="TH Sarabun New" w:eastAsia="TH Sarabun New" w:cs="TH Sarabun New"/>
-                <w:b w:val="0"/>
-                <w:bCs w:val="0"/>
-                <w:i w:val="0"/>
-                <w:iCs w:val="0"/>
-                <w:color w:val="172333"/>
-                <w:sz w:val="28"/>
-                <w:szCs w:val="28"/>
-              </w:rPr>
+            <w:tcBorders>
+              <w:left w:val="single" w:sz="8" w:color="C9D3DC"/>
+              <w:bottom w:val="single" w:sz="8" w:color="C9D3DC"/>
+              <w:right w:val="single" w:sz="8" w:color="C9D3DC"/>
+            </w:tcBorders>
+            <w:tcMar>
+              <w:top w:w="40" w:type="dxa"/>
+              <w:left w:w="90" w:type="dxa"/>
+              <w:bottom w:w="40" w:type="dxa"/>
+              <w:right w:w="90" w:type="dxa"/>
+            </w:tcMar>
+          </w:tcPr>
+          <w:p>
+            <w:r>
+              <w:rPr>
+                <w:rFonts w:ascii="TH Sarabun New" w:cs="TH Sarabun New"/>
+                <w:sz w:val="28"/>
+                <w:szCs w:val="28"/>
+                <w:highlight w:val="white"/>
+              </w:rPr>
+              <w:t>System</w:t>
+            </w:r>
+          </w:p>
+        </w:tc>
+        <w:tc>
+          <w:tcPr>
+            <w:tcBorders>
+              <w:bottom w:val="single" w:sz="8" w:color="C9D3DC"/>
+              <w:right w:val="single" w:sz="8" w:color="C9D3DC"/>
+            </w:tcBorders>
+            <w:tcMar>
+              <w:top w:w="40" w:type="dxa"/>
+              <w:left w:w="90" w:type="dxa"/>
+              <w:bottom w:w="40" w:type="dxa"/>
+              <w:right w:w="90" w:type="dxa"/>
+            </w:tcMar>
+          </w:tcPr>
+          <w:p>
+            <w:r>
+              <w:rPr>
+                <w:rFonts w:ascii="TH Sarabun New" w:cs="TH Sarabun New"/>
+                <w:sz w:val="28"/>
+                <w:szCs w:val="28"/>
+                <w:highlight w:val="white"/>
+              </w:rPr>
+              <w:t>หลังบันทึกสำเร็จ API แจ้งลูกค้าที่ผูกกับออเดอร์ที่เปลี่ยนสถานะผ่าน EXT-01; ช่องทางและ protocol ยัง TBD</w:t>
             </w:r>
           </w:p>
         </w:tc>
@@ -4219,12 +4051,10 @@
         </w:tc>
         <w:tc>
           <w:tcPr>
-            <w:tcW w:w="2120" w:type="dxa"/>
-            <w:tcBorders>
-              <w:top w:val="single" w:sz="4" w:color="C9D3DC"/>
-              <w:left w:val="single" w:sz="4" w:color="C9D3DC"/>
-              <w:bottom w:val="single" w:sz="4" w:color="C9D3DC"/>
-              <w:right w:val="single" w:sz="4" w:color="C9D3DC"/>
+            <w:tcBorders>
+              <w:left w:val="single" w:sz="8" w:color="C9D3DC"/>
+              <w:bottom w:val="single" w:sz="8" w:color="C9D3DC"/>
+              <w:right w:val="single" w:sz="8" w:color="C9D3DC"/>
             </w:tcBorders>
             <w:shd w:val="clear" w:fill="F1F7FA"/>
             <w:tcMar>
@@ -4235,31 +4065,21 @@
             </w:tcMar>
           </w:tcPr>
           <w:p>
-            <w:pPr>
-              <w:keepNext w:val="0"/>
-            </w:pPr>
-            <w:r>
-              <w:rPr>
-                <w:rFonts w:ascii="TH Sarabun New" w:hAnsi="TH Sarabun New" w:eastAsia="TH Sarabun New" w:cs="TH Sarabun New"/>
-                <w:b w:val="0"/>
-                <w:bCs w:val="0"/>
-                <w:i w:val="0"/>
-                <w:iCs w:val="0"/>
-                <w:color w:val="172333"/>
-                <w:sz w:val="28"/>
-                <w:szCs w:val="28"/>
-              </w:rPr>
-            </w:r>
-          </w:p>
-        </w:tc>
-        <w:tc>
-          <w:tcPr>
-            <w:tcW w:w="6555" w:type="dxa"/>
-            <w:tcBorders>
-              <w:top w:val="single" w:sz="4" w:color="C9D3DC"/>
-              <w:left w:val="single" w:sz="4" w:color="C9D3DC"/>
-              <w:bottom w:val="single" w:sz="4" w:color="C9D3DC"/>
-              <w:right w:val="single" w:sz="4" w:color="C9D3DC"/>
+            <w:r>
+              <w:rPr>
+                <w:rFonts w:ascii="TH Sarabun New" w:cs="TH Sarabun New"/>
+                <w:sz w:val="28"/>
+                <w:szCs w:val="28"/>
+              </w:rPr>
+              <w:t>System (ตามเวลา)</w:t>
+            </w:r>
+          </w:p>
+        </w:tc>
+        <w:tc>
+          <w:tcPr>
+            <w:tcBorders>
+              <w:bottom w:val="single" w:sz="8" w:color="C9D3DC"/>
+              <w:right w:val="single" w:sz="8" w:color="C9D3DC"/>
             </w:tcBorders>
             <w:shd w:val="clear" w:fill="F1F7FA"/>
             <w:tcMar>
@@ -4270,20 +4090,13 @@
             </w:tcMar>
           </w:tcPr>
           <w:p>
-            <w:pPr>
-              <w:keepNext w:val="0"/>
-            </w:pPr>
-            <w:r>
-              <w:rPr>
-                <w:rFonts w:ascii="TH Sarabun New" w:hAnsi="TH Sarabun New" w:eastAsia="TH Sarabun New" w:cs="TH Sarabun New"/>
-                <w:b w:val="0"/>
-                <w:bCs w:val="0"/>
-                <w:i w:val="0"/>
-                <w:iCs w:val="0"/>
-                <w:color w:val="172333"/>
-                <w:sz w:val="28"/>
-                <w:szCs w:val="28"/>
-              </w:rPr>
+            <w:r>
+              <w:rPr>
+                <w:rFonts w:ascii="TH Sarabun New" w:cs="TH Sarabun New"/>
+                <w:sz w:val="28"/>
+                <w:szCs w:val="28"/>
+              </w:rPr>
+              <w:t>Reminder Scheduler เรียก API โดยอัตโนมัติให้ตรวจออเดอร์ที่ยังเป็น “ออเดอร์ใหม่” และค้างเกินเกณฑ์ที่ผู้มีอำนาจยืนยัน (threshold TBD)</w:t>
             </w:r>
           </w:p>
         </w:tc>
@@ -4540,173 +4353,132 @@
         </w:trPr>
         <w:tc>
           <w:tcPr>
-            <w:tcW w:w="963" w:type="dxa"/>
-            <w:tcBorders>
-              <w:top w:val="single" w:sz="4" w:color="C9D3DC"/>
-              <w:left w:val="single" w:sz="4" w:color="C9D3DC"/>
-              <w:bottom w:val="single" w:sz="4" w:color="C9D3DC"/>
-              <w:right w:val="single" w:sz="4" w:color="C9D3DC"/>
-            </w:tcBorders>
-            <w:shd w:val="clear" w:fill="FFFFFF"/>
-            <w:tcMar>
-              <w:top w:w="40" w:type="dxa"/>
-              <w:left w:w="90" w:type="dxa"/>
-              <w:bottom w:w="40" w:type="dxa"/>
-              <w:right w:w="90" w:type="dxa"/>
-            </w:tcMar>
-          </w:tcPr>
-          <w:p>
-            <w:pPr>
-              <w:keepNext/>
-            </w:pPr>
-            <w:r>
-              <w:rPr>
-                <w:rFonts w:ascii="TH Sarabun New" w:hAnsi="TH Sarabun New" w:eastAsia="TH Sarabun New" w:cs="TH Sarabun New"/>
-                <w:color w:val="5A6B7C"/>
-                <w:sz w:val="28"/>
-                <w:szCs w:val="28"/>
-              </w:rPr>
-              <w:t>AC-</w:t>
-            </w:r>
-          </w:p>
-        </w:tc>
-        <w:tc>
-          <w:tcPr>
-            <w:tcW w:w="2313" w:type="dxa"/>
-            <w:tcBorders>
-              <w:top w:val="single" w:sz="4" w:color="C9D3DC"/>
-              <w:left w:val="single" w:sz="4" w:color="C9D3DC"/>
-              <w:bottom w:val="single" w:sz="4" w:color="C9D3DC"/>
-              <w:right w:val="single" w:sz="4" w:color="C9D3DC"/>
-            </w:tcBorders>
-            <w:shd w:val="clear" w:fill="FFFFFF"/>
-            <w:tcMar>
-              <w:top w:w="40" w:type="dxa"/>
-              <w:left w:w="90" w:type="dxa"/>
-              <w:bottom w:w="40" w:type="dxa"/>
-              <w:right w:w="90" w:type="dxa"/>
-            </w:tcMar>
-          </w:tcPr>
-          <w:p>
-            <w:pPr>
-              <w:keepNext/>
-            </w:pPr>
-            <w:r>
-              <w:rPr>
-                <w:rFonts w:ascii="TH Sarabun New" w:hAnsi="TH Sarabun New" w:eastAsia="TH Sarabun New" w:cs="TH Sarabun New"/>
-                <w:b w:val="0"/>
-                <w:bCs w:val="0"/>
-                <w:i w:val="0"/>
-                <w:iCs w:val="0"/>
-                <w:color w:val="172333"/>
-                <w:sz w:val="28"/>
-                <w:szCs w:val="28"/>
-              </w:rPr>
-            </w:r>
-          </w:p>
-        </w:tc>
-        <w:tc>
-          <w:tcPr>
-            <w:tcW w:w="1927" w:type="dxa"/>
-            <w:tcBorders>
-              <w:top w:val="single" w:sz="4" w:color="C9D3DC"/>
-              <w:left w:val="single" w:sz="4" w:color="C9D3DC"/>
-              <w:bottom w:val="single" w:sz="4" w:color="C9D3DC"/>
-              <w:right w:val="single" w:sz="4" w:color="C9D3DC"/>
-            </w:tcBorders>
-            <w:shd w:val="clear" w:fill="FFFFFF"/>
-            <w:tcMar>
-              <w:top w:w="40" w:type="dxa"/>
-              <w:left w:w="90" w:type="dxa"/>
-              <w:bottom w:w="40" w:type="dxa"/>
-              <w:right w:w="90" w:type="dxa"/>
-            </w:tcMar>
-          </w:tcPr>
-          <w:p>
-            <w:pPr>
-              <w:keepNext/>
-            </w:pPr>
-            <w:r>
-              <w:rPr>
-                <w:rFonts w:ascii="TH Sarabun New" w:hAnsi="TH Sarabun New" w:eastAsia="TH Sarabun New" w:cs="TH Sarabun New"/>
-                <w:b w:val="0"/>
-                <w:bCs w:val="0"/>
-                <w:i w:val="0"/>
-                <w:iCs w:val="0"/>
-                <w:color w:val="172333"/>
-                <w:sz w:val="28"/>
-                <w:szCs w:val="28"/>
-              </w:rPr>
-            </w:r>
-          </w:p>
-        </w:tc>
-        <w:tc>
-          <w:tcPr>
-            <w:tcW w:w="2891" w:type="dxa"/>
-            <w:tcBorders>
-              <w:top w:val="single" w:sz="4" w:color="C9D3DC"/>
-              <w:left w:val="single" w:sz="4" w:color="C9D3DC"/>
-              <w:bottom w:val="single" w:sz="4" w:color="C9D3DC"/>
-              <w:right w:val="single" w:sz="4" w:color="C9D3DC"/>
-            </w:tcBorders>
-            <w:shd w:val="clear" w:fill="FFFFFF"/>
-            <w:tcMar>
-              <w:top w:w="40" w:type="dxa"/>
-              <w:left w:w="90" w:type="dxa"/>
-              <w:bottom w:w="40" w:type="dxa"/>
-              <w:right w:w="90" w:type="dxa"/>
-            </w:tcMar>
-          </w:tcPr>
-          <w:p>
-            <w:pPr>
-              <w:keepNext/>
-            </w:pPr>
-            <w:r>
-              <w:rPr>
-                <w:rFonts w:ascii="TH Sarabun New" w:hAnsi="TH Sarabun New" w:eastAsia="TH Sarabun New" w:cs="TH Sarabun New"/>
-                <w:b w:val="0"/>
-                <w:bCs w:val="0"/>
-                <w:i w:val="0"/>
-                <w:iCs w:val="0"/>
-                <w:color w:val="172333"/>
-                <w:sz w:val="28"/>
-                <w:szCs w:val="28"/>
-              </w:rPr>
-            </w:r>
-          </w:p>
-        </w:tc>
-        <w:tc>
-          <w:tcPr>
-            <w:tcW w:w="1544" w:type="dxa"/>
-            <w:tcBorders>
-              <w:top w:val="single" w:sz="4" w:color="C9D3DC"/>
-              <w:left w:val="single" w:sz="4" w:color="C9D3DC"/>
-              <w:bottom w:val="single" w:sz="4" w:color="C9D3DC"/>
-              <w:right w:val="single" w:sz="4" w:color="C9D3DC"/>
-            </w:tcBorders>
-            <w:shd w:val="clear" w:fill="FFFFFF"/>
-            <w:tcMar>
-              <w:top w:w="40" w:type="dxa"/>
-              <w:left w:w="90" w:type="dxa"/>
-              <w:bottom w:w="40" w:type="dxa"/>
-              <w:right w:w="90" w:type="dxa"/>
-            </w:tcMar>
-          </w:tcPr>
-          <w:p>
-            <w:pPr>
-              <w:keepNext/>
-            </w:pPr>
-            <w:r>
-              <w:rPr>
-                <w:rFonts w:ascii="TH Sarabun New" w:hAnsi="TH Sarabun New" w:eastAsia="TH Sarabun New" w:cs="TH Sarabun New"/>
-                <w:b w:val="0"/>
-                <w:bCs w:val="0"/>
-                <w:i w:val="0"/>
-                <w:iCs w:val="0"/>
-                <w:color w:val="172333"/>
-                <w:sz w:val="28"/>
-                <w:szCs w:val="28"/>
-              </w:rPr>
+            <w:tcBorders>
+              <w:top w:val="single" w:sz="8" w:color="C9D3DC"/>
+              <w:left w:val="single" w:sz="8" w:color="C9D3DC"/>
+              <w:bottom w:val="single" w:sz="8" w:color="C9D3DC"/>
+              <w:right w:val="single" w:sz="8" w:color="C9D3DC"/>
+            </w:tcBorders>
+            <w:tcMar>
+              <w:top w:w="40" w:type="dxa"/>
+              <w:left w:w="90" w:type="dxa"/>
+              <w:bottom w:w="40" w:type="dxa"/>
+              <w:right w:w="90" w:type="dxa"/>
+            </w:tcMar>
+          </w:tcPr>
+          <w:p>
+            <w:r>
+              <w:rPr>
+                <w:rFonts w:ascii="TH Sarabun New" w:cs="TH Sarabun New"/>
+                <w:sz w:val="28"/>
+                <w:szCs w:val="28"/>
+                <w:highlight w:val="white"/>
+              </w:rPr>
+              <w:t>AC-01 (แก้)</w:t>
+            </w:r>
+          </w:p>
+        </w:tc>
+        <w:tc>
+          <w:tcPr>
+            <w:tcBorders>
+              <w:top w:val="single" w:sz="8" w:color="C9D3DC"/>
+              <w:bottom w:val="single" w:sz="8" w:color="C9D3DC"/>
+              <w:right w:val="single" w:sz="8" w:color="C9D3DC"/>
+            </w:tcBorders>
+            <w:tcMar>
+              <w:top w:w="40" w:type="dxa"/>
+              <w:left w:w="90" w:type="dxa"/>
+              <w:bottom w:w="40" w:type="dxa"/>
+              <w:right w:w="90" w:type="dxa"/>
+            </w:tcMar>
+          </w:tcPr>
+          <w:p>
+            <w:r>
+              <w:rPr>
+                <w:rFonts w:ascii="TH Sarabun New" w:cs="TH Sarabun New"/>
+                <w:sz w:val="28"/>
+                <w:szCs w:val="28"/>
+                <w:highlight w:val="white"/>
+              </w:rPr>
+              <w:t>ออเดอร์มีสถานะที่เปลี่ยนได้ตาม BR-01 และเชื่อมโยงกับลูกค้าไว้แล้ว</w:t>
+            </w:r>
+          </w:p>
+        </w:tc>
+        <w:tc>
+          <w:tcPr>
+            <w:tcBorders>
+              <w:top w:val="single" w:sz="8" w:color="C9D3DC"/>
+              <w:bottom w:val="single" w:sz="8" w:color="C9D3DC"/>
+              <w:right w:val="single" w:sz="8" w:color="C9D3DC"/>
+            </w:tcBorders>
+            <w:tcMar>
+              <w:top w:w="40" w:type="dxa"/>
+              <w:left w:w="90" w:type="dxa"/>
+              <w:bottom w:w="40" w:type="dxa"/>
+              <w:right w:w="90" w:type="dxa"/>
+            </w:tcMar>
+          </w:tcPr>
+          <w:p>
+            <w:r>
+              <w:rPr>
+                <w:rFonts w:ascii="TH Sarabun New" w:cs="TH Sarabun New"/>
+                <w:sz w:val="28"/>
+                <w:szCs w:val="28"/>
+                <w:highlight w:val="white"/>
+              </w:rPr>
+              <w:t>API บันทึกสถานะใหม่สำเร็จ</w:t>
+            </w:r>
+          </w:p>
+        </w:tc>
+        <w:tc>
+          <w:tcPr>
+            <w:tcBorders>
+              <w:top w:val="single" w:sz="8" w:color="C9D3DC"/>
+              <w:bottom w:val="single" w:sz="8" w:color="C9D3DC"/>
+              <w:right w:val="single" w:sz="8" w:color="C9D3DC"/>
+            </w:tcBorders>
+            <w:tcMar>
+              <w:top w:w="40" w:type="dxa"/>
+              <w:left w:w="90" w:type="dxa"/>
+              <w:bottom w:w="40" w:type="dxa"/>
+              <w:right w:w="90" w:type="dxa"/>
+            </w:tcMar>
+          </w:tcPr>
+          <w:p>
+            <w:r>
+              <w:rPr>
+                <w:rFonts w:ascii="TH Sarabun New" w:cs="TH Sarabun New"/>
+                <w:sz w:val="28"/>
+                <w:szCs w:val="28"/>
+                <w:highlight w:val="white"/>
+              </w:rPr>
+              <w:t>ระบบแสดงสถานะล่าสุดและแจ้งลูกค้าที่ผูกกับออเดอร์เมื่อสถานะเปลี่ยน; ช่องทางภายนอกยัง TBD</w:t>
+            </w:r>
+          </w:p>
+        </w:tc>
+        <w:tc>
+          <w:tcPr>
+            <w:tcBorders>
+              <w:top w:val="single" w:sz="8" w:color="C9D3DC"/>
+              <w:bottom w:val="single" w:sz="8" w:color="C9D3DC"/>
+              <w:right w:val="single" w:sz="8" w:color="C9D3DC"/>
+            </w:tcBorders>
+            <w:tcMar>
+              <w:top w:w="40" w:type="dxa"/>
+              <w:left w:w="90" w:type="dxa"/>
+              <w:bottom w:w="40" w:type="dxa"/>
+              <w:right w:w="90" w:type="dxa"/>
+            </w:tcMar>
+          </w:tcPr>
+          <w:p>
+            <w:r>
+              <w:rPr>
+                <w:rFonts w:ascii="TH Sarabun New" w:cs="TH Sarabun New"/>
+                <w:sz w:val="28"/>
+                <w:szCs w:val="28"/>
+                <w:highlight w:val="white"/>
+              </w:rPr>
+              <w:t>FR-01, FR-07, BR-01, US-01/US-12</w:t>
             </w:r>
           </w:p>
         </w:tc>
@@ -4718,12 +4490,10 @@
         </w:trPr>
         <w:tc>
           <w:tcPr>
-            <w:tcW w:w="963" w:type="dxa"/>
-            <w:tcBorders>
-              <w:top w:val="single" w:sz="4" w:color="C9D3DC"/>
-              <w:left w:val="single" w:sz="4" w:color="C9D3DC"/>
-              <w:bottom w:val="single" w:sz="4" w:color="C9D3DC"/>
-              <w:right w:val="single" w:sz="4" w:color="C9D3DC"/>
+            <w:tcBorders>
+              <w:left w:val="single" w:sz="8" w:color="C9D3DC"/>
+              <w:bottom w:val="single" w:sz="8" w:color="C9D3DC"/>
+              <w:right w:val="single" w:sz="8" w:color="C9D3DC"/>
             </w:tcBorders>
             <w:shd w:val="clear" w:fill="F1F7FA"/>
             <w:tcMar>
@@ -4734,28 +4504,21 @@
             </w:tcMar>
           </w:tcPr>
           <w:p>
-            <w:pPr>
-              <w:keepNext/>
-            </w:pPr>
-            <w:r>
-              <w:rPr>
-                <w:rFonts w:ascii="TH Sarabun New" w:hAnsi="TH Sarabun New" w:eastAsia="TH Sarabun New" w:cs="TH Sarabun New"/>
-                <w:color w:val="5A6B7C"/>
-                <w:sz w:val="28"/>
-                <w:szCs w:val="28"/>
-              </w:rPr>
-              <w:t>AC-</w:t>
-            </w:r>
-          </w:p>
-        </w:tc>
-        <w:tc>
-          <w:tcPr>
-            <w:tcW w:w="2313" w:type="dxa"/>
-            <w:tcBorders>
-              <w:top w:val="single" w:sz="4" w:color="C9D3DC"/>
-              <w:left w:val="single" w:sz="4" w:color="C9D3DC"/>
-              <w:bottom w:val="single" w:sz="4" w:color="C9D3DC"/>
-              <w:right w:val="single" w:sz="4" w:color="C9D3DC"/>
+            <w:r>
+              <w:rPr>
+                <w:rFonts w:ascii="TH Sarabun New" w:cs="TH Sarabun New"/>
+                <w:sz w:val="28"/>
+                <w:szCs w:val="28"/>
+              </w:rPr>
+              <w:t>AC-06</w:t>
+            </w:r>
+          </w:p>
+        </w:tc>
+        <w:tc>
+          <w:tcPr>
+            <w:tcBorders>
+              <w:bottom w:val="single" w:sz="8" w:color="C9D3DC"/>
+              <w:right w:val="single" w:sz="8" w:color="C9D3DC"/>
             </w:tcBorders>
             <w:shd w:val="clear" w:fill="F1F7FA"/>
             <w:tcMar>
@@ -4766,31 +4529,21 @@
             </w:tcMar>
           </w:tcPr>
           <w:p>
-            <w:pPr>
-              <w:keepNext/>
-            </w:pPr>
-            <w:r>
-              <w:rPr>
-                <w:rFonts w:ascii="TH Sarabun New" w:hAnsi="TH Sarabun New" w:eastAsia="TH Sarabun New" w:cs="TH Sarabun New"/>
-                <w:b w:val="0"/>
-                <w:bCs w:val="0"/>
-                <w:i w:val="0"/>
-                <w:iCs w:val="0"/>
-                <w:color w:val="172333"/>
-                <w:sz w:val="28"/>
-                <w:szCs w:val="28"/>
-              </w:rPr>
-            </w:r>
-          </w:p>
-        </w:tc>
-        <w:tc>
-          <w:tcPr>
-            <w:tcW w:w="1927" w:type="dxa"/>
-            <w:tcBorders>
-              <w:top w:val="single" w:sz="4" w:color="C9D3DC"/>
-              <w:left w:val="single" w:sz="4" w:color="C9D3DC"/>
-              <w:bottom w:val="single" w:sz="4" w:color="C9D3DC"/>
-              <w:right w:val="single" w:sz="4" w:color="C9D3DC"/>
+            <w:r>
+              <w:rPr>
+                <w:rFonts w:ascii="TH Sarabun New" w:cs="TH Sarabun New"/>
+                <w:sz w:val="28"/>
+                <w:szCs w:val="28"/>
+              </w:rPr>
+              <w:t>ออเดอร์เชื่อมโยงกับลูกค้าคนหนึ่งไว้ใน Database</w:t>
+            </w:r>
+          </w:p>
+        </w:tc>
+        <w:tc>
+          <w:tcPr>
+            <w:tcBorders>
+              <w:bottom w:val="single" w:sz="8" w:color="C9D3DC"/>
+              <w:right w:val="single" w:sz="8" w:color="C9D3DC"/>
             </w:tcBorders>
             <w:shd w:val="clear" w:fill="F1F7FA"/>
             <w:tcMar>
@@ -4801,31 +4554,21 @@
             </w:tcMar>
           </w:tcPr>
           <w:p>
-            <w:pPr>
-              <w:keepNext/>
-            </w:pPr>
-            <w:r>
-              <w:rPr>
-                <w:rFonts w:ascii="TH Sarabun New" w:hAnsi="TH Sarabun New" w:eastAsia="TH Sarabun New" w:cs="TH Sarabun New"/>
-                <w:b w:val="0"/>
-                <w:bCs w:val="0"/>
-                <w:i w:val="0"/>
-                <w:iCs w:val="0"/>
-                <w:color w:val="172333"/>
-                <w:sz w:val="28"/>
-                <w:szCs w:val="28"/>
-              </w:rPr>
-            </w:r>
-          </w:p>
-        </w:tc>
-        <w:tc>
-          <w:tcPr>
-            <w:tcW w:w="2891" w:type="dxa"/>
-            <w:tcBorders>
-              <w:top w:val="single" w:sz="4" w:color="C9D3DC"/>
-              <w:left w:val="single" w:sz="4" w:color="C9D3DC"/>
-              <w:bottom w:val="single" w:sz="4" w:color="C9D3DC"/>
-              <w:right w:val="single" w:sz="4" w:color="C9D3DC"/>
+            <w:r>
+              <w:rPr>
+                <w:rFonts w:ascii="TH Sarabun New" w:cs="TH Sarabun New"/>
+                <w:sz w:val="28"/>
+                <w:szCs w:val="28"/>
+              </w:rPr>
+              <w:t>API บันทึกการเปลี่ยนสถานะสำเร็จ</w:t>
+            </w:r>
+          </w:p>
+        </w:tc>
+        <w:tc>
+          <w:tcPr>
+            <w:tcBorders>
+              <w:bottom w:val="single" w:sz="8" w:color="C9D3DC"/>
+              <w:right w:val="single" w:sz="8" w:color="C9D3DC"/>
             </w:tcBorders>
             <w:shd w:val="clear" w:fill="F1F7FA"/>
             <w:tcMar>
@@ -4836,31 +4579,21 @@
             </w:tcMar>
           </w:tcPr>
           <w:p>
-            <w:pPr>
-              <w:keepNext/>
-            </w:pPr>
-            <w:r>
-              <w:rPr>
-                <w:rFonts w:ascii="TH Sarabun New" w:hAnsi="TH Sarabun New" w:eastAsia="TH Sarabun New" w:cs="TH Sarabun New"/>
-                <w:b w:val="0"/>
-                <w:bCs w:val="0"/>
-                <w:i w:val="0"/>
-                <w:iCs w:val="0"/>
-                <w:color w:val="172333"/>
-                <w:sz w:val="28"/>
-                <w:szCs w:val="28"/>
-              </w:rPr>
-            </w:r>
-          </w:p>
-        </w:tc>
-        <w:tc>
-          <w:tcPr>
-            <w:tcW w:w="1544" w:type="dxa"/>
-            <w:tcBorders>
-              <w:top w:val="single" w:sz="4" w:color="C9D3DC"/>
-              <w:left w:val="single" w:sz="4" w:color="C9D3DC"/>
-              <w:bottom w:val="single" w:sz="4" w:color="C9D3DC"/>
-              <w:right w:val="single" w:sz="4" w:color="C9D3DC"/>
+            <w:r>
+              <w:rPr>
+                <w:rFonts w:ascii="TH Sarabun New" w:cs="TH Sarabun New"/>
+                <w:sz w:val="28"/>
+                <w:szCs w:val="28"/>
+              </w:rPr>
+              <w:t>ระบบส่งคำขอแจ้งเตือนไปยังลูกค้าที่ผูกกับออเดอร์นั้นเท่านั้น ไม่ส่งให้ลูกค้ารายอื่น; ช่องทางจริงยัง TBD</w:t>
+            </w:r>
+          </w:p>
+        </w:tc>
+        <w:tc>
+          <w:tcPr>
+            <w:tcBorders>
+              <w:bottom w:val="single" w:sz="8" w:color="C9D3DC"/>
+              <w:right w:val="single" w:sz="8" w:color="C9D3DC"/>
             </w:tcBorders>
             <w:shd w:val="clear" w:fill="F1F7FA"/>
             <w:tcMar>
@@ -4871,20 +4604,13 @@
             </w:tcMar>
           </w:tcPr>
           <w:p>
-            <w:pPr>
-              <w:keepNext/>
-            </w:pPr>
-            <w:r>
-              <w:rPr>
-                <w:rFonts w:ascii="TH Sarabun New" w:hAnsi="TH Sarabun New" w:eastAsia="TH Sarabun New" w:cs="TH Sarabun New"/>
-                <w:b w:val="0"/>
-                <w:bCs w:val="0"/>
-                <w:i w:val="0"/>
-                <w:iCs w:val="0"/>
-                <w:color w:val="172333"/>
-                <w:sz w:val="28"/>
-                <w:szCs w:val="28"/>
-              </w:rPr>
+            <w:r>
+              <w:rPr>
+                <w:rFonts w:ascii="TH Sarabun New" w:cs="TH Sarabun New"/>
+                <w:sz w:val="28"/>
+                <w:szCs w:val="28"/>
+              </w:rPr>
+              <w:t>FR-07, BR-02, DR-01/02, US-12</w:t>
             </w:r>
           </w:p>
         </w:tc>
@@ -4896,173 +4622,127 @@
         </w:trPr>
         <w:tc>
           <w:tcPr>
-            <w:tcW w:w="963" w:type="dxa"/>
-            <w:tcBorders>
-              <w:top w:val="single" w:sz="4" w:color="C9D3DC"/>
-              <w:left w:val="single" w:sz="4" w:color="C9D3DC"/>
-              <w:bottom w:val="single" w:sz="4" w:color="C9D3DC"/>
-              <w:right w:val="single" w:sz="4" w:color="C9D3DC"/>
-            </w:tcBorders>
-            <w:shd w:val="clear" w:fill="FFFFFF"/>
-            <w:tcMar>
-              <w:top w:w="40" w:type="dxa"/>
-              <w:left w:w="90" w:type="dxa"/>
-              <w:bottom w:w="40" w:type="dxa"/>
-              <w:right w:w="90" w:type="dxa"/>
-            </w:tcMar>
-          </w:tcPr>
-          <w:p>
-            <w:pPr>
-              <w:keepNext/>
-            </w:pPr>
-            <w:r>
-              <w:rPr>
-                <w:rFonts w:ascii="TH Sarabun New" w:hAnsi="TH Sarabun New" w:eastAsia="TH Sarabun New" w:cs="TH Sarabun New"/>
-                <w:color w:val="5A6B7C"/>
-                <w:sz w:val="28"/>
-                <w:szCs w:val="28"/>
-              </w:rPr>
-              <w:t>AC-</w:t>
-            </w:r>
-          </w:p>
-        </w:tc>
-        <w:tc>
-          <w:tcPr>
-            <w:tcW w:w="2313" w:type="dxa"/>
-            <w:tcBorders>
-              <w:top w:val="single" w:sz="4" w:color="C9D3DC"/>
-              <w:left w:val="single" w:sz="4" w:color="C9D3DC"/>
-              <w:bottom w:val="single" w:sz="4" w:color="C9D3DC"/>
-              <w:right w:val="single" w:sz="4" w:color="C9D3DC"/>
-            </w:tcBorders>
-            <w:shd w:val="clear" w:fill="FFFFFF"/>
-            <w:tcMar>
-              <w:top w:w="40" w:type="dxa"/>
-              <w:left w:w="90" w:type="dxa"/>
-              <w:bottom w:w="40" w:type="dxa"/>
-              <w:right w:w="90" w:type="dxa"/>
-            </w:tcMar>
-          </w:tcPr>
-          <w:p>
-            <w:pPr>
-              <w:keepNext/>
-            </w:pPr>
-            <w:r>
-              <w:rPr>
-                <w:rFonts w:ascii="TH Sarabun New" w:hAnsi="TH Sarabun New" w:eastAsia="TH Sarabun New" w:cs="TH Sarabun New"/>
-                <w:b w:val="0"/>
-                <w:bCs w:val="0"/>
-                <w:i w:val="0"/>
-                <w:iCs w:val="0"/>
-                <w:color w:val="172333"/>
-                <w:sz w:val="28"/>
-                <w:szCs w:val="28"/>
-              </w:rPr>
-            </w:r>
-          </w:p>
-        </w:tc>
-        <w:tc>
-          <w:tcPr>
-            <w:tcW w:w="1927" w:type="dxa"/>
-            <w:tcBorders>
-              <w:top w:val="single" w:sz="4" w:color="C9D3DC"/>
-              <w:left w:val="single" w:sz="4" w:color="C9D3DC"/>
-              <w:bottom w:val="single" w:sz="4" w:color="C9D3DC"/>
-              <w:right w:val="single" w:sz="4" w:color="C9D3DC"/>
-            </w:tcBorders>
-            <w:shd w:val="clear" w:fill="FFFFFF"/>
-            <w:tcMar>
-              <w:top w:w="40" w:type="dxa"/>
-              <w:left w:w="90" w:type="dxa"/>
-              <w:bottom w:w="40" w:type="dxa"/>
-              <w:right w:w="90" w:type="dxa"/>
-            </w:tcMar>
-          </w:tcPr>
-          <w:p>
-            <w:pPr>
-              <w:keepNext/>
-            </w:pPr>
-            <w:r>
-              <w:rPr>
-                <w:rFonts w:ascii="TH Sarabun New" w:hAnsi="TH Sarabun New" w:eastAsia="TH Sarabun New" w:cs="TH Sarabun New"/>
-                <w:b w:val="0"/>
-                <w:bCs w:val="0"/>
-                <w:i w:val="0"/>
-                <w:iCs w:val="0"/>
-                <w:color w:val="172333"/>
-                <w:sz w:val="28"/>
-                <w:szCs w:val="28"/>
-              </w:rPr>
-            </w:r>
-          </w:p>
-        </w:tc>
-        <w:tc>
-          <w:tcPr>
-            <w:tcW w:w="2891" w:type="dxa"/>
-            <w:tcBorders>
-              <w:top w:val="single" w:sz="4" w:color="C9D3DC"/>
-              <w:left w:val="single" w:sz="4" w:color="C9D3DC"/>
-              <w:bottom w:val="single" w:sz="4" w:color="C9D3DC"/>
-              <w:right w:val="single" w:sz="4" w:color="C9D3DC"/>
-            </w:tcBorders>
-            <w:shd w:val="clear" w:fill="FFFFFF"/>
-            <w:tcMar>
-              <w:top w:w="40" w:type="dxa"/>
-              <w:left w:w="90" w:type="dxa"/>
-              <w:bottom w:w="40" w:type="dxa"/>
-              <w:right w:w="90" w:type="dxa"/>
-            </w:tcMar>
-          </w:tcPr>
-          <w:p>
-            <w:pPr>
-              <w:keepNext/>
-            </w:pPr>
-            <w:r>
-              <w:rPr>
-                <w:rFonts w:ascii="TH Sarabun New" w:hAnsi="TH Sarabun New" w:eastAsia="TH Sarabun New" w:cs="TH Sarabun New"/>
-                <w:b w:val="0"/>
-                <w:bCs w:val="0"/>
-                <w:i w:val="0"/>
-                <w:iCs w:val="0"/>
-                <w:color w:val="172333"/>
-                <w:sz w:val="28"/>
-                <w:szCs w:val="28"/>
-              </w:rPr>
-            </w:r>
-          </w:p>
-        </w:tc>
-        <w:tc>
-          <w:tcPr>
-            <w:tcW w:w="1544" w:type="dxa"/>
-            <w:tcBorders>
-              <w:top w:val="single" w:sz="4" w:color="C9D3DC"/>
-              <w:left w:val="single" w:sz="4" w:color="C9D3DC"/>
-              <w:bottom w:val="single" w:sz="4" w:color="C9D3DC"/>
-              <w:right w:val="single" w:sz="4" w:color="C9D3DC"/>
-            </w:tcBorders>
-            <w:shd w:val="clear" w:fill="FFFFFF"/>
-            <w:tcMar>
-              <w:top w:w="40" w:type="dxa"/>
-              <w:left w:w="90" w:type="dxa"/>
-              <w:bottom w:w="40" w:type="dxa"/>
-              <w:right w:w="90" w:type="dxa"/>
-            </w:tcMar>
-          </w:tcPr>
-          <w:p>
-            <w:pPr>
-              <w:keepNext/>
-            </w:pPr>
-            <w:r>
-              <w:rPr>
-                <w:rFonts w:ascii="TH Sarabun New" w:hAnsi="TH Sarabun New" w:eastAsia="TH Sarabun New" w:cs="TH Sarabun New"/>
-                <w:b w:val="0"/>
-                <w:bCs w:val="0"/>
-                <w:i w:val="0"/>
-                <w:iCs w:val="0"/>
-                <w:color w:val="172333"/>
-                <w:sz w:val="28"/>
-                <w:szCs w:val="28"/>
-              </w:rPr>
+            <w:tcBorders>
+              <w:left w:val="single" w:sz="8" w:color="C9D3DC"/>
+              <w:bottom w:val="single" w:sz="8" w:color="C9D3DC"/>
+              <w:right w:val="single" w:sz="8" w:color="C9D3DC"/>
+            </w:tcBorders>
+            <w:tcMar>
+              <w:top w:w="40" w:type="dxa"/>
+              <w:left w:w="90" w:type="dxa"/>
+              <w:bottom w:w="40" w:type="dxa"/>
+              <w:right w:w="90" w:type="dxa"/>
+            </w:tcMar>
+          </w:tcPr>
+          <w:p>
+            <w:r>
+              <w:rPr>
+                <w:rFonts w:ascii="TH Sarabun New" w:cs="TH Sarabun New"/>
+                <w:sz w:val="28"/>
+                <w:szCs w:val="28"/>
+                <w:highlight w:val="white"/>
+              </w:rPr>
+              <w:t>AC-07</w:t>
+            </w:r>
+          </w:p>
+        </w:tc>
+        <w:tc>
+          <w:tcPr>
+            <w:tcBorders>
+              <w:bottom w:val="single" w:sz="8" w:color="C9D3DC"/>
+              <w:right w:val="single" w:sz="8" w:color="C9D3DC"/>
+            </w:tcBorders>
+            <w:tcMar>
+              <w:top w:w="40" w:type="dxa"/>
+              <w:left w:w="90" w:type="dxa"/>
+              <w:bottom w:w="40" w:type="dxa"/>
+              <w:right w:w="90" w:type="dxa"/>
+            </w:tcMar>
+          </w:tcPr>
+          <w:p>
+            <w:r>
+              <w:rPr>
+                <w:rFonts w:ascii="TH Sarabun New" w:cs="TH Sarabun New"/>
+                <w:sz w:val="28"/>
+                <w:szCs w:val="28"/>
+                <w:highlight w:val="white"/>
+              </w:rPr>
+              <w:t>SRS กำหนดให้ระบบไม่เก็บประวัติการแพ้อาหารตาม NFR-02 เดิม</w:t>
+            </w:r>
+          </w:p>
+        </w:tc>
+        <w:tc>
+          <w:tcPr>
+            <w:tcBorders>
+              <w:bottom w:val="single" w:sz="8" w:color="C9D3DC"/>
+              <w:right w:val="single" w:sz="8" w:color="C9D3DC"/>
+            </w:tcBorders>
+            <w:tcMar>
+              <w:top w:w="40" w:type="dxa"/>
+              <w:left w:w="90" w:type="dxa"/>
+              <w:bottom w:w="40" w:type="dxa"/>
+              <w:right w:w="90" w:type="dxa"/>
+            </w:tcMar>
+          </w:tcPr>
+          <w:p>
+            <w:r>
+              <w:rPr>
+                <w:rFonts w:ascii="TH Sarabun New" w:cs="TH Sarabun New"/>
+                <w:sz w:val="28"/>
+                <w:szCs w:val="28"/>
+                <w:highlight w:val="white"/>
+              </w:rPr>
+              <w:t>ระบบบันทึกหรืออัปเดตข้อมูลออเดอร์</w:t>
+            </w:r>
+          </w:p>
+        </w:tc>
+        <w:tc>
+          <w:tcPr>
+            <w:tcBorders>
+              <w:bottom w:val="single" w:sz="8" w:color="C9D3DC"/>
+              <w:right w:val="single" w:sz="8" w:color="C9D3DC"/>
+            </w:tcBorders>
+            <w:tcMar>
+              <w:top w:w="40" w:type="dxa"/>
+              <w:left w:w="90" w:type="dxa"/>
+              <w:bottom w:w="40" w:type="dxa"/>
+              <w:right w:w="90" w:type="dxa"/>
+            </w:tcMar>
+          </w:tcPr>
+          <w:p>
+            <w:r>
+              <w:rPr>
+                <w:rFonts w:ascii="TH Sarabun New" w:cs="TH Sarabun New"/>
+                <w:sz w:val="28"/>
+                <w:szCs w:val="28"/>
+                <w:highlight w:val="white"/>
+              </w:rPr>
+              <w:t>Database ต้องไม่เก็บประวัติการแพ้อาหารตาม NFR-02 เดิม</w:t>
+            </w:r>
+          </w:p>
+        </w:tc>
+        <w:tc>
+          <w:tcPr>
+            <w:tcBorders>
+              <w:bottom w:val="single" w:sz="8" w:color="C9D3DC"/>
+              <w:right w:val="single" w:sz="8" w:color="C9D3DC"/>
+            </w:tcBorders>
+            <w:tcMar>
+              <w:top w:w="40" w:type="dxa"/>
+              <w:left w:w="90" w:type="dxa"/>
+              <w:bottom w:w="40" w:type="dxa"/>
+              <w:right w:w="90" w:type="dxa"/>
+            </w:tcMar>
+          </w:tcPr>
+          <w:p>
+            <w:r>
+              <w:rPr>
+                <w:rFonts w:ascii="TH Sarabun New" w:cs="TH Sarabun New"/>
+                <w:sz w:val="28"/>
+                <w:szCs w:val="28"/>
+                <w:highlight w:val="white"/>
+              </w:rPr>
+              <w:t>NFR-02 (เดิม)</w:t>
             </w:r>
           </w:p>
         </w:tc>
@@ -5074,173 +4754,132 @@
         </w:trPr>
         <w:tc>
           <w:tcPr>
-            <w:tcW w:w="963" w:type="dxa"/>
-            <w:tcBorders>
-              <w:top w:val="single" w:sz="4" w:color="C9D3DC"/>
-              <w:left w:val="single" w:sz="4" w:color="C9D3DC"/>
-              <w:bottom w:val="single" w:sz="4" w:color="C9D3DC"/>
-              <w:right w:val="single" w:sz="4" w:color="C9D3DC"/>
-            </w:tcBorders>
-            <w:shd w:val="clear" w:fill="F1F7FA"/>
-            <w:tcMar>
-              <w:top w:w="40" w:type="dxa"/>
-              <w:left w:w="90" w:type="dxa"/>
-              <w:bottom w:w="40" w:type="dxa"/>
-              <w:right w:w="90" w:type="dxa"/>
-            </w:tcMar>
-          </w:tcPr>
-          <w:p>
-            <w:pPr>
-              <w:keepNext w:val="0"/>
-            </w:pPr>
-            <w:r>
-              <w:rPr>
-                <w:rFonts w:ascii="TH Sarabun New" w:hAnsi="TH Sarabun New" w:eastAsia="TH Sarabun New" w:cs="TH Sarabun New"/>
-                <w:color w:val="5A6B7C"/>
-                <w:sz w:val="28"/>
-                <w:szCs w:val="28"/>
-              </w:rPr>
-              <w:t>AC-</w:t>
-            </w:r>
-          </w:p>
-        </w:tc>
-        <w:tc>
-          <w:tcPr>
-            <w:tcW w:w="2313" w:type="dxa"/>
-            <w:tcBorders>
-              <w:top w:val="single" w:sz="4" w:color="C9D3DC"/>
-              <w:left w:val="single" w:sz="4" w:color="C9D3DC"/>
-              <w:bottom w:val="single" w:sz="4" w:color="C9D3DC"/>
-              <w:right w:val="single" w:sz="4" w:color="C9D3DC"/>
-            </w:tcBorders>
-            <w:shd w:val="clear" w:fill="F1F7FA"/>
-            <w:tcMar>
-              <w:top w:w="40" w:type="dxa"/>
-              <w:left w:w="90" w:type="dxa"/>
-              <w:bottom w:w="40" w:type="dxa"/>
-              <w:right w:w="90" w:type="dxa"/>
-            </w:tcMar>
-          </w:tcPr>
-          <w:p>
-            <w:pPr>
-              <w:keepNext w:val="0"/>
-            </w:pPr>
-            <w:r>
-              <w:rPr>
-                <w:rFonts w:ascii="TH Sarabun New" w:hAnsi="TH Sarabun New" w:eastAsia="TH Sarabun New" w:cs="TH Sarabun New"/>
-                <w:b w:val="0"/>
-                <w:bCs w:val="0"/>
-                <w:i w:val="0"/>
-                <w:iCs w:val="0"/>
-                <w:color w:val="172333"/>
-                <w:sz w:val="28"/>
-                <w:szCs w:val="28"/>
-              </w:rPr>
-            </w:r>
-          </w:p>
-        </w:tc>
-        <w:tc>
-          <w:tcPr>
-            <w:tcW w:w="1927" w:type="dxa"/>
-            <w:tcBorders>
-              <w:top w:val="single" w:sz="4" w:color="C9D3DC"/>
-              <w:left w:val="single" w:sz="4" w:color="C9D3DC"/>
-              <w:bottom w:val="single" w:sz="4" w:color="C9D3DC"/>
-              <w:right w:val="single" w:sz="4" w:color="C9D3DC"/>
-            </w:tcBorders>
-            <w:shd w:val="clear" w:fill="F1F7FA"/>
-            <w:tcMar>
-              <w:top w:w="40" w:type="dxa"/>
-              <w:left w:w="90" w:type="dxa"/>
-              <w:bottom w:w="40" w:type="dxa"/>
-              <w:right w:w="90" w:type="dxa"/>
-            </w:tcMar>
-          </w:tcPr>
-          <w:p>
-            <w:pPr>
-              <w:keepNext w:val="0"/>
-            </w:pPr>
-            <w:r>
-              <w:rPr>
-                <w:rFonts w:ascii="TH Sarabun New" w:hAnsi="TH Sarabun New" w:eastAsia="TH Sarabun New" w:cs="TH Sarabun New"/>
-                <w:b w:val="0"/>
-                <w:bCs w:val="0"/>
-                <w:i w:val="0"/>
-                <w:iCs w:val="0"/>
-                <w:color w:val="172333"/>
-                <w:sz w:val="28"/>
-                <w:szCs w:val="28"/>
-              </w:rPr>
-            </w:r>
-          </w:p>
-        </w:tc>
-        <w:tc>
-          <w:tcPr>
-            <w:tcW w:w="2891" w:type="dxa"/>
-            <w:tcBorders>
-              <w:top w:val="single" w:sz="4" w:color="C9D3DC"/>
-              <w:left w:val="single" w:sz="4" w:color="C9D3DC"/>
-              <w:bottom w:val="single" w:sz="4" w:color="C9D3DC"/>
-              <w:right w:val="single" w:sz="4" w:color="C9D3DC"/>
-            </w:tcBorders>
-            <w:shd w:val="clear" w:fill="F1F7FA"/>
-            <w:tcMar>
-              <w:top w:w="40" w:type="dxa"/>
-              <w:left w:w="90" w:type="dxa"/>
-              <w:bottom w:w="40" w:type="dxa"/>
-              <w:right w:w="90" w:type="dxa"/>
-            </w:tcMar>
-          </w:tcPr>
-          <w:p>
-            <w:pPr>
-              <w:keepNext w:val="0"/>
-            </w:pPr>
-            <w:r>
-              <w:rPr>
-                <w:rFonts w:ascii="TH Sarabun New" w:hAnsi="TH Sarabun New" w:eastAsia="TH Sarabun New" w:cs="TH Sarabun New"/>
-                <w:b w:val="0"/>
-                <w:bCs w:val="0"/>
-                <w:i w:val="0"/>
-                <w:iCs w:val="0"/>
-                <w:color w:val="172333"/>
-                <w:sz w:val="28"/>
-                <w:szCs w:val="28"/>
-              </w:rPr>
-            </w:r>
-          </w:p>
-        </w:tc>
-        <w:tc>
-          <w:tcPr>
-            <w:tcW w:w="1544" w:type="dxa"/>
-            <w:tcBorders>
-              <w:top w:val="single" w:sz="4" w:color="C9D3DC"/>
-              <w:left w:val="single" w:sz="4" w:color="C9D3DC"/>
-              <w:bottom w:val="single" w:sz="4" w:color="C9D3DC"/>
-              <w:right w:val="single" w:sz="4" w:color="C9D3DC"/>
-            </w:tcBorders>
-            <w:shd w:val="clear" w:fill="F1F7FA"/>
-            <w:tcMar>
-              <w:top w:w="40" w:type="dxa"/>
-              <w:left w:w="90" w:type="dxa"/>
-              <w:bottom w:w="40" w:type="dxa"/>
-              <w:right w:w="90" w:type="dxa"/>
-            </w:tcMar>
-          </w:tcPr>
-          <w:p>
-            <w:pPr>
-              <w:keepNext w:val="0"/>
-            </w:pPr>
-            <w:r>
-              <w:rPr>
-                <w:rFonts w:ascii="TH Sarabun New" w:hAnsi="TH Sarabun New" w:eastAsia="TH Sarabun New" w:cs="TH Sarabun New"/>
-                <w:b w:val="0"/>
-                <w:bCs w:val="0"/>
-                <w:i w:val="0"/>
-                <w:iCs w:val="0"/>
-                <w:color w:val="172333"/>
-                <w:sz w:val="28"/>
-                <w:szCs w:val="28"/>
-              </w:rPr>
+            <w:tcBorders>
+              <w:top w:val="single" w:sz="8" w:color="C9D3DC"/>
+              <w:left w:val="single" w:sz="8" w:color="C9D3DC"/>
+              <w:bottom w:val="single" w:sz="8" w:color="C9D3DC"/>
+              <w:right w:val="single" w:sz="8" w:color="C9D3DC"/>
+            </w:tcBorders>
+            <w:tcMar>
+              <w:top w:w="40" w:type="dxa"/>
+              <w:left w:w="90" w:type="dxa"/>
+              <w:bottom w:w="40" w:type="dxa"/>
+              <w:right w:w="90" w:type="dxa"/>
+            </w:tcMar>
+          </w:tcPr>
+          <w:p>
+            <w:r>
+              <w:rPr>
+                <w:rFonts w:ascii="TH Sarabun New" w:cs="TH Sarabun New"/>
+                <w:sz w:val="28"/>
+                <w:szCs w:val="28"/>
+                <w:highlight w:val="white"/>
+              </w:rPr>
+              <w:t>AC-08</w:t>
+            </w:r>
+          </w:p>
+        </w:tc>
+        <w:tc>
+          <w:tcPr>
+            <w:tcBorders>
+              <w:top w:val="single" w:sz="8" w:color="C9D3DC"/>
+              <w:bottom w:val="single" w:sz="8" w:color="C9D3DC"/>
+              <w:right w:val="single" w:sz="8" w:color="C9D3DC"/>
+            </w:tcBorders>
+            <w:tcMar>
+              <w:top w:w="40" w:type="dxa"/>
+              <w:left w:w="90" w:type="dxa"/>
+              <w:bottom w:w="40" w:type="dxa"/>
+              <w:right w:w="90" w:type="dxa"/>
+            </w:tcMar>
+          </w:tcPr>
+          <w:p>
+            <w:r>
+              <w:rPr>
+                <w:rFonts w:ascii="TH Sarabun New" w:cs="TH Sarabun New"/>
+                <w:sz w:val="28"/>
+                <w:szCs w:val="28"/>
+                <w:highlight w:val="white"/>
+              </w:rPr>
+              <w:t>ออเดอร์ยังเป็น “ออเดอร์ใหม่” และค้างเกินเกณฑ์ที่ผู้มีอำนาจยืนยันแล้ว (ค่าจริงยัง TBD)</w:t>
+            </w:r>
+          </w:p>
+        </w:tc>
+        <w:tc>
+          <w:tcPr>
+            <w:tcBorders>
+              <w:top w:val="single" w:sz="8" w:color="C9D3DC"/>
+              <w:bottom w:val="single" w:sz="8" w:color="C9D3DC"/>
+              <w:right w:val="single" w:sz="8" w:color="C9D3DC"/>
+            </w:tcBorders>
+            <w:tcMar>
+              <w:top w:w="40" w:type="dxa"/>
+              <w:left w:w="90" w:type="dxa"/>
+              <w:bottom w:w="40" w:type="dxa"/>
+              <w:right w:w="90" w:type="dxa"/>
+            </w:tcMar>
+          </w:tcPr>
+          <w:p>
+            <w:r>
+              <w:rPr>
+                <w:rFonts w:ascii="TH Sarabun New" w:cs="TH Sarabun New"/>
+                <w:sz w:val="28"/>
+                <w:szCs w:val="28"/>
+                <w:highlight w:val="white"/>
+              </w:rPr>
+              <w:t>Reminder Scheduler เรียก API ให้ตรวจออเดอร์โดยอัตโนมัติ</w:t>
+            </w:r>
+          </w:p>
+        </w:tc>
+        <w:tc>
+          <w:tcPr>
+            <w:tcBorders>
+              <w:top w:val="single" w:sz="8" w:color="C9D3DC"/>
+              <w:bottom w:val="single" w:sz="8" w:color="C9D3DC"/>
+              <w:right w:val="single" w:sz="8" w:color="C9D3DC"/>
+            </w:tcBorders>
+            <w:tcMar>
+              <w:top w:w="40" w:type="dxa"/>
+              <w:left w:w="90" w:type="dxa"/>
+              <w:bottom w:w="40" w:type="dxa"/>
+              <w:right w:w="90" w:type="dxa"/>
+            </w:tcMar>
+          </w:tcPr>
+          <w:p>
+            <w:r>
+              <w:rPr>
+                <w:rFonts w:ascii="TH Sarabun New" w:cs="TH Sarabun New"/>
+                <w:sz w:val="28"/>
+                <w:szCs w:val="28"/>
+                <w:highlight w:val="white"/>
+              </w:rPr>
+              <w:t>API ตรวจสถานะล่าสุดและผู้รับที่ผูกกับออเดอร์; ส่งเตือนเฉพาะเมื่อออเดอร์ยังเข้าเงื่อนไขค้าง</w:t>
+            </w:r>
+          </w:p>
+        </w:tc>
+        <w:tc>
+          <w:tcPr>
+            <w:tcBorders>
+              <w:top w:val="single" w:sz="8" w:color="C9D3DC"/>
+              <w:bottom w:val="single" w:sz="8" w:color="C9D3DC"/>
+              <w:right w:val="single" w:sz="8" w:color="C9D3DC"/>
+            </w:tcBorders>
+            <w:tcMar>
+              <w:top w:w="40" w:type="dxa"/>
+              <w:left w:w="90" w:type="dxa"/>
+              <w:bottom w:w="40" w:type="dxa"/>
+              <w:right w:w="90" w:type="dxa"/>
+            </w:tcMar>
+          </w:tcPr>
+          <w:p>
+            <w:r>
+              <w:rPr>
+                <w:rFonts w:ascii="TH Sarabun New" w:cs="TH Sarabun New"/>
+                <w:sz w:val="28"/>
+                <w:szCs w:val="28"/>
+                <w:highlight w:val="white"/>
+              </w:rPr>
+              <w:t>FR-08, BR-02, DR-01/02, US-13</w:t>
             </w:r>
           </w:p>
         </w:tc>
@@ -5481,173 +5120,132 @@
         </w:trPr>
         <w:tc>
           <w:tcPr>
-            <w:tcW w:w="963" w:type="dxa"/>
-            <w:tcBorders>
-              <w:top w:val="single" w:sz="4" w:color="C9D3DC"/>
-              <w:left w:val="single" w:sz="4" w:color="C9D3DC"/>
-              <w:bottom w:val="single" w:sz="4" w:color="C9D3DC"/>
-              <w:right w:val="single" w:sz="4" w:color="C9D3DC"/>
-            </w:tcBorders>
-            <w:shd w:val="clear" w:fill="FFFFFF"/>
-            <w:tcMar>
-              <w:top w:w="40" w:type="dxa"/>
-              <w:left w:w="90" w:type="dxa"/>
-              <w:bottom w:w="40" w:type="dxa"/>
-              <w:right w:w="90" w:type="dxa"/>
-            </w:tcMar>
-          </w:tcPr>
-          <w:p>
-            <w:pPr>
-              <w:keepNext/>
-            </w:pPr>
-            <w:r>
-              <w:rPr>
-                <w:rFonts w:ascii="TH Sarabun New" w:hAnsi="TH Sarabun New" w:eastAsia="TH Sarabun New" w:cs="TH Sarabun New"/>
-                <w:color w:val="5A6B7C"/>
-                <w:sz w:val="28"/>
-                <w:szCs w:val="28"/>
-              </w:rPr>
-              <w:t>FR-</w:t>
-            </w:r>
-          </w:p>
-        </w:tc>
-        <w:tc>
-          <w:tcPr>
-            <w:tcW w:w="4433" w:type="dxa"/>
-            <w:tcBorders>
-              <w:top w:val="single" w:sz="4" w:color="C9D3DC"/>
-              <w:left w:val="single" w:sz="4" w:color="C9D3DC"/>
-              <w:bottom w:val="single" w:sz="4" w:color="C9D3DC"/>
-              <w:right w:val="single" w:sz="4" w:color="C9D3DC"/>
-            </w:tcBorders>
-            <w:shd w:val="clear" w:fill="FFFFFF"/>
-            <w:tcMar>
-              <w:top w:w="40" w:type="dxa"/>
-              <w:left w:w="90" w:type="dxa"/>
-              <w:bottom w:w="40" w:type="dxa"/>
-              <w:right w:w="90" w:type="dxa"/>
-            </w:tcMar>
-          </w:tcPr>
-          <w:p>
-            <w:pPr>
-              <w:keepNext/>
-            </w:pPr>
-            <w:r>
-              <w:rPr>
-                <w:rFonts w:ascii="TH Sarabun New" w:hAnsi="TH Sarabun New" w:eastAsia="TH Sarabun New" w:cs="TH Sarabun New"/>
-                <w:b w:val="0"/>
-                <w:bCs w:val="0"/>
-                <w:i w:val="0"/>
-                <w:iCs w:val="0"/>
-                <w:color w:val="172333"/>
-                <w:sz w:val="28"/>
-                <w:szCs w:val="28"/>
-              </w:rPr>
-            </w:r>
-          </w:p>
-        </w:tc>
-        <w:tc>
-          <w:tcPr>
-            <w:tcW w:w="1156" w:type="dxa"/>
-            <w:tcBorders>
-              <w:top w:val="single" w:sz="4" w:color="C9D3DC"/>
-              <w:left w:val="single" w:sz="4" w:color="C9D3DC"/>
-              <w:bottom w:val="single" w:sz="4" w:color="C9D3DC"/>
-              <w:right w:val="single" w:sz="4" w:color="C9D3DC"/>
-            </w:tcBorders>
-            <w:shd w:val="clear" w:fill="FFFFFF"/>
-            <w:tcMar>
-              <w:top w:w="40" w:type="dxa"/>
-              <w:left w:w="90" w:type="dxa"/>
-              <w:bottom w:w="40" w:type="dxa"/>
-              <w:right w:w="90" w:type="dxa"/>
-            </w:tcMar>
-          </w:tcPr>
-          <w:p>
-            <w:pPr>
-              <w:keepNext/>
-            </w:pPr>
-            <w:r>
-              <w:rPr>
-                <w:rFonts w:ascii="TH Sarabun New" w:hAnsi="TH Sarabun New" w:eastAsia="TH Sarabun New" w:cs="TH Sarabun New"/>
-                <w:b w:val="0"/>
-                <w:bCs w:val="0"/>
-                <w:i w:val="0"/>
-                <w:iCs w:val="0"/>
-                <w:color w:val="172333"/>
-                <w:sz w:val="28"/>
-                <w:szCs w:val="28"/>
-              </w:rPr>
-            </w:r>
-          </w:p>
-        </w:tc>
-        <w:tc>
-          <w:tcPr>
-            <w:tcW w:w="1542" w:type="dxa"/>
-            <w:tcBorders>
-              <w:top w:val="single" w:sz="4" w:color="C9D3DC"/>
-              <w:left w:val="single" w:sz="4" w:color="C9D3DC"/>
-              <w:bottom w:val="single" w:sz="4" w:color="C9D3DC"/>
-              <w:right w:val="single" w:sz="4" w:color="C9D3DC"/>
-            </w:tcBorders>
-            <w:shd w:val="clear" w:fill="FFFFFF"/>
-            <w:tcMar>
-              <w:top w:w="40" w:type="dxa"/>
-              <w:left w:w="90" w:type="dxa"/>
-              <w:bottom w:w="40" w:type="dxa"/>
-              <w:right w:w="90" w:type="dxa"/>
-            </w:tcMar>
-          </w:tcPr>
-          <w:p>
-            <w:pPr>
-              <w:keepNext/>
-            </w:pPr>
-            <w:r>
-              <w:rPr>
-                <w:rFonts w:ascii="TH Sarabun New" w:hAnsi="TH Sarabun New" w:eastAsia="TH Sarabun New" w:cs="TH Sarabun New"/>
-                <w:b w:val="0"/>
-                <w:bCs w:val="0"/>
-                <w:i w:val="0"/>
-                <w:iCs w:val="0"/>
-                <w:color w:val="172333"/>
-                <w:sz w:val="28"/>
-                <w:szCs w:val="28"/>
-              </w:rPr>
-            </w:r>
-          </w:p>
-        </w:tc>
-        <w:tc>
-          <w:tcPr>
-            <w:tcW w:w="1544" w:type="dxa"/>
-            <w:tcBorders>
-              <w:top w:val="single" w:sz="4" w:color="C9D3DC"/>
-              <w:left w:val="single" w:sz="4" w:color="C9D3DC"/>
-              <w:bottom w:val="single" w:sz="4" w:color="C9D3DC"/>
-              <w:right w:val="single" w:sz="4" w:color="C9D3DC"/>
-            </w:tcBorders>
-            <w:shd w:val="clear" w:fill="FFFFFF"/>
-            <w:tcMar>
-              <w:top w:w="40" w:type="dxa"/>
-              <w:left w:w="90" w:type="dxa"/>
-              <w:bottom w:w="40" w:type="dxa"/>
-              <w:right w:w="90" w:type="dxa"/>
-            </w:tcMar>
-          </w:tcPr>
-          <w:p>
-            <w:pPr>
-              <w:keepNext/>
-            </w:pPr>
-            <w:r>
-              <w:rPr>
-                <w:rFonts w:ascii="TH Sarabun New" w:hAnsi="TH Sarabun New" w:eastAsia="TH Sarabun New" w:cs="TH Sarabun New"/>
-                <w:b w:val="0"/>
-                <w:bCs w:val="0"/>
-                <w:i w:val="0"/>
-                <w:iCs w:val="0"/>
-                <w:color w:val="172333"/>
-                <w:sz w:val="28"/>
-                <w:szCs w:val="28"/>
-              </w:rPr>
+            <w:tcBorders>
+              <w:top w:val="single" w:sz="8" w:color="C9D3DC"/>
+              <w:left w:val="single" w:sz="8" w:color="C9D3DC"/>
+              <w:bottom w:val="single" w:sz="8" w:color="C9D3DC"/>
+              <w:right w:val="single" w:sz="8" w:color="C9D3DC"/>
+            </w:tcBorders>
+            <w:tcMar>
+              <w:top w:w="40" w:type="dxa"/>
+              <w:left w:w="90" w:type="dxa"/>
+              <w:bottom w:w="40" w:type="dxa"/>
+              <w:right w:w="90" w:type="dxa"/>
+            </w:tcMar>
+          </w:tcPr>
+          <w:p>
+            <w:r>
+              <w:rPr>
+                <w:rFonts w:ascii="TH Sarabun New" w:cs="TH Sarabun New"/>
+                <w:sz w:val="28"/>
+                <w:szCs w:val="28"/>
+                <w:highlight w:val="white"/>
+              </w:rPr>
+              <w:t>FR-07</w:t>
+            </w:r>
+          </w:p>
+        </w:tc>
+        <w:tc>
+          <w:tcPr>
+            <w:tcBorders>
+              <w:top w:val="single" w:sz="8" w:color="C9D3DC"/>
+              <w:bottom w:val="single" w:sz="8" w:color="C9D3DC"/>
+              <w:right w:val="single" w:sz="8" w:color="C9D3DC"/>
+            </w:tcBorders>
+            <w:tcMar>
+              <w:top w:w="40" w:type="dxa"/>
+              <w:left w:w="90" w:type="dxa"/>
+              <w:bottom w:w="40" w:type="dxa"/>
+              <w:right w:w="90" w:type="dxa"/>
+            </w:tcMar>
+          </w:tcPr>
+          <w:p>
+            <w:r>
+              <w:rPr>
+                <w:rFonts w:ascii="TH Sarabun New" w:cs="TH Sarabun New"/>
+                <w:sz w:val="28"/>
+                <w:szCs w:val="28"/>
+                <w:highlight w:val="white"/>
+              </w:rPr>
+              <w:t>เมื่อสถานะออเดอร์เปลี่ยนสำเร็จ ระบบต้องแจ้งลูกค้าที่เชื่อมโยงกับออเดอร์นั้นผ่านช่องทางแจ้งเตือนที่กำหนด; channel/provider/protocol ยัง TBD</w:t>
+            </w:r>
+          </w:p>
+        </w:tc>
+        <w:tc>
+          <w:tcPr>
+            <w:tcBorders>
+              <w:top w:val="single" w:sz="8" w:color="C9D3DC"/>
+              <w:bottom w:val="single" w:sz="8" w:color="C9D3DC"/>
+              <w:right w:val="single" w:sz="8" w:color="C9D3DC"/>
+            </w:tcBorders>
+            <w:tcMar>
+              <w:top w:w="40" w:type="dxa"/>
+              <w:left w:w="90" w:type="dxa"/>
+              <w:bottom w:w="40" w:type="dxa"/>
+              <w:right w:w="90" w:type="dxa"/>
+            </w:tcMar>
+          </w:tcPr>
+          <w:p>
+            <w:r>
+              <w:rPr>
+                <w:rFonts w:ascii="TH Sarabun New" w:cs="TH Sarabun New"/>
+                <w:sz w:val="28"/>
+                <w:szCs w:val="28"/>
+                <w:highlight w:val="white"/>
+              </w:rPr>
+              <w:t>เพิ่ม</w:t>
+            </w:r>
+          </w:p>
+        </w:tc>
+        <w:tc>
+          <w:tcPr>
+            <w:tcBorders>
+              <w:top w:val="single" w:sz="8" w:color="C9D3DC"/>
+              <w:bottom w:val="single" w:sz="8" w:color="C9D3DC"/>
+              <w:right w:val="single" w:sz="8" w:color="C9D3DC"/>
+            </w:tcBorders>
+            <w:tcMar>
+              <w:top w:w="40" w:type="dxa"/>
+              <w:left w:w="90" w:type="dxa"/>
+              <w:bottom w:w="40" w:type="dxa"/>
+              <w:right w:w="90" w:type="dxa"/>
+            </w:tcMar>
+          </w:tcPr>
+          <w:p>
+            <w:r>
+              <w:rPr>
+                <w:rFonts w:ascii="TH Sarabun New" w:cs="TH Sarabun New"/>
+                <w:sz w:val="28"/>
+                <w:szCs w:val="28"/>
+                <w:highlight w:val="white"/>
+              </w:rPr>
+              <w:t>CR-FX-01 (1); FR-01; DR-01/02</w:t>
+            </w:r>
+          </w:p>
+        </w:tc>
+        <w:tc>
+          <w:tcPr>
+            <w:tcBorders>
+              <w:top w:val="single" w:sz="8" w:color="C9D3DC"/>
+              <w:bottom w:val="single" w:sz="8" w:color="C9D3DC"/>
+              <w:right w:val="single" w:sz="8" w:color="C9D3DC"/>
+            </w:tcBorders>
+            <w:tcMar>
+              <w:top w:w="40" w:type="dxa"/>
+              <w:left w:w="90" w:type="dxa"/>
+              <w:bottom w:w="40" w:type="dxa"/>
+              <w:right w:w="90" w:type="dxa"/>
+            </w:tcMar>
+          </w:tcPr>
+          <w:p>
+            <w:r>
+              <w:rPr>
+                <w:rFonts w:ascii="TH Sarabun New" w:cs="TH Sarabun New"/>
+                <w:sz w:val="28"/>
+                <w:szCs w:val="28"/>
+                <w:highlight w:val="white"/>
+              </w:rPr>
+              <w:t>Proposed / Pending</w:t>
             </w:r>
           </w:p>
         </w:tc>
@@ -5659,12 +5257,10 @@
         </w:trPr>
         <w:tc>
           <w:tcPr>
-            <w:tcW w:w="963" w:type="dxa"/>
-            <w:tcBorders>
-              <w:top w:val="single" w:sz="4" w:color="C9D3DC"/>
-              <w:left w:val="single" w:sz="4" w:color="C9D3DC"/>
-              <w:bottom w:val="single" w:sz="4" w:color="C9D3DC"/>
-              <w:right w:val="single" w:sz="4" w:color="C9D3DC"/>
+            <w:tcBorders>
+              <w:left w:val="single" w:sz="8" w:color="C9D3DC"/>
+              <w:bottom w:val="single" w:sz="8" w:color="C9D3DC"/>
+              <w:right w:val="single" w:sz="8" w:color="C9D3DC"/>
             </w:tcBorders>
             <w:shd w:val="clear" w:fill="F1F7FA"/>
             <w:tcMar>
@@ -5675,28 +5271,21 @@
             </w:tcMar>
           </w:tcPr>
           <w:p>
-            <w:pPr>
-              <w:keepNext/>
-            </w:pPr>
-            <w:r>
-              <w:rPr>
-                <w:rFonts w:ascii="TH Sarabun New" w:hAnsi="TH Sarabun New" w:eastAsia="TH Sarabun New" w:cs="TH Sarabun New"/>
-                <w:color w:val="5A6B7C"/>
-                <w:sz w:val="28"/>
-                <w:szCs w:val="28"/>
-              </w:rPr>
-              <w:t>BR-</w:t>
-            </w:r>
-          </w:p>
-        </w:tc>
-        <w:tc>
-          <w:tcPr>
-            <w:tcW w:w="4433" w:type="dxa"/>
-            <w:tcBorders>
-              <w:top w:val="single" w:sz="4" w:color="C9D3DC"/>
-              <w:left w:val="single" w:sz="4" w:color="C9D3DC"/>
-              <w:bottom w:val="single" w:sz="4" w:color="C9D3DC"/>
-              <w:right w:val="single" w:sz="4" w:color="C9D3DC"/>
+            <w:r>
+              <w:rPr>
+                <w:rFonts w:ascii="TH Sarabun New" w:cs="TH Sarabun New"/>
+                <w:sz w:val="28"/>
+                <w:szCs w:val="28"/>
+              </w:rPr>
+              <w:t>FR-08</w:t>
+            </w:r>
+          </w:p>
+        </w:tc>
+        <w:tc>
+          <w:tcPr>
+            <w:tcBorders>
+              <w:bottom w:val="single" w:sz="8" w:color="C9D3DC"/>
+              <w:right w:val="single" w:sz="8" w:color="C9D3DC"/>
             </w:tcBorders>
             <w:shd w:val="clear" w:fill="F1F7FA"/>
             <w:tcMar>
@@ -5707,31 +5296,21 @@
             </w:tcMar>
           </w:tcPr>
           <w:p>
-            <w:pPr>
-              <w:keepNext/>
-            </w:pPr>
-            <w:r>
-              <w:rPr>
-                <w:rFonts w:ascii="TH Sarabun New" w:hAnsi="TH Sarabun New" w:eastAsia="TH Sarabun New" w:cs="TH Sarabun New"/>
-                <w:b w:val="0"/>
-                <w:bCs w:val="0"/>
-                <w:i w:val="0"/>
-                <w:iCs w:val="0"/>
-                <w:color w:val="172333"/>
-                <w:sz w:val="28"/>
-                <w:szCs w:val="28"/>
-              </w:rPr>
-            </w:r>
-          </w:p>
-        </w:tc>
-        <w:tc>
-          <w:tcPr>
-            <w:tcW w:w="1156" w:type="dxa"/>
-            <w:tcBorders>
-              <w:top w:val="single" w:sz="4" w:color="C9D3DC"/>
-              <w:left w:val="single" w:sz="4" w:color="C9D3DC"/>
-              <w:bottom w:val="single" w:sz="4" w:color="C9D3DC"/>
-              <w:right w:val="single" w:sz="4" w:color="C9D3DC"/>
+            <w:r>
+              <w:rPr>
+                <w:rFonts w:ascii="TH Sarabun New" w:cs="TH Sarabun New"/>
+                <w:sz w:val="28"/>
+                <w:szCs w:val="28"/>
+              </w:rPr>
+              <w:t>ระบบต้องตรวจออเดอร์ “ออเดอร์ใหม่” ที่ค้างเกินช่วงเวลาที่ผู้มีอำนาจกำหนด และเตือนลูกค้าที่เกี่ยวข้องโดยอัตโนมัติโดยไม่ต้องมีผู้ใช้กด; ช่วงเวลา/รอบตรวจเป็น TBD</w:t>
+            </w:r>
+          </w:p>
+        </w:tc>
+        <w:tc>
+          <w:tcPr>
+            <w:tcBorders>
+              <w:bottom w:val="single" w:sz="8" w:color="C9D3DC"/>
+              <w:right w:val="single" w:sz="8" w:color="C9D3DC"/>
             </w:tcBorders>
             <w:shd w:val="clear" w:fill="F1F7FA"/>
             <w:tcMar>
@@ -5742,31 +5321,21 @@
             </w:tcMar>
           </w:tcPr>
           <w:p>
-            <w:pPr>
-              <w:keepNext/>
-            </w:pPr>
-            <w:r>
-              <w:rPr>
-                <w:rFonts w:ascii="TH Sarabun New" w:hAnsi="TH Sarabun New" w:eastAsia="TH Sarabun New" w:cs="TH Sarabun New"/>
-                <w:b w:val="0"/>
-                <w:bCs w:val="0"/>
-                <w:i w:val="0"/>
-                <w:iCs w:val="0"/>
-                <w:color w:val="172333"/>
-                <w:sz w:val="28"/>
-                <w:szCs w:val="28"/>
-              </w:rPr>
-            </w:r>
-          </w:p>
-        </w:tc>
-        <w:tc>
-          <w:tcPr>
-            <w:tcW w:w="1542" w:type="dxa"/>
-            <w:tcBorders>
-              <w:top w:val="single" w:sz="4" w:color="C9D3DC"/>
-              <w:left w:val="single" w:sz="4" w:color="C9D3DC"/>
-              <w:bottom w:val="single" w:sz="4" w:color="C9D3DC"/>
-              <w:right w:val="single" w:sz="4" w:color="C9D3DC"/>
+            <w:r>
+              <w:rPr>
+                <w:rFonts w:ascii="TH Sarabun New" w:cs="TH Sarabun New"/>
+                <w:sz w:val="28"/>
+                <w:szCs w:val="28"/>
+              </w:rPr>
+              <w:t>เพิ่ม</w:t>
+            </w:r>
+          </w:p>
+        </w:tc>
+        <w:tc>
+          <w:tcPr>
+            <w:tcBorders>
+              <w:bottom w:val="single" w:sz="8" w:color="C9D3DC"/>
+              <w:right w:val="single" w:sz="8" w:color="C9D3DC"/>
             </w:tcBorders>
             <w:shd w:val="clear" w:fill="F1F7FA"/>
             <w:tcMar>
@@ -5777,31 +5346,21 @@
             </w:tcMar>
           </w:tcPr>
           <w:p>
-            <w:pPr>
-              <w:keepNext/>
-            </w:pPr>
-            <w:r>
-              <w:rPr>
-                <w:rFonts w:ascii="TH Sarabun New" w:hAnsi="TH Sarabun New" w:eastAsia="TH Sarabun New" w:cs="TH Sarabun New"/>
-                <w:b w:val="0"/>
-                <w:bCs w:val="0"/>
-                <w:i w:val="0"/>
-                <w:iCs w:val="0"/>
-                <w:color w:val="172333"/>
-                <w:sz w:val="28"/>
-                <w:szCs w:val="28"/>
-              </w:rPr>
-            </w:r>
-          </w:p>
-        </w:tc>
-        <w:tc>
-          <w:tcPr>
-            <w:tcW w:w="1544" w:type="dxa"/>
-            <w:tcBorders>
-              <w:top w:val="single" w:sz="4" w:color="C9D3DC"/>
-              <w:left w:val="single" w:sz="4" w:color="C9D3DC"/>
-              <w:bottom w:val="single" w:sz="4" w:color="C9D3DC"/>
-              <w:right w:val="single" w:sz="4" w:color="C9D3DC"/>
+            <w:r>
+              <w:rPr>
+                <w:rFonts w:ascii="TH Sarabun New" w:cs="TH Sarabun New"/>
+                <w:sz w:val="28"/>
+                <w:szCs w:val="28"/>
+              </w:rPr>
+              <w:t>CR-FX-01 (2); DR-01/02</w:t>
+            </w:r>
+          </w:p>
+        </w:tc>
+        <w:tc>
+          <w:tcPr>
+            <w:tcBorders>
+              <w:bottom w:val="single" w:sz="8" w:color="C9D3DC"/>
+              <w:right w:val="single" w:sz="8" w:color="C9D3DC"/>
             </w:tcBorders>
             <w:shd w:val="clear" w:fill="F1F7FA"/>
             <w:tcMar>
@@ -5812,20 +5371,13 @@
             </w:tcMar>
           </w:tcPr>
           <w:p>
-            <w:pPr>
-              <w:keepNext/>
-            </w:pPr>
-            <w:r>
-              <w:rPr>
-                <w:rFonts w:ascii="TH Sarabun New" w:hAnsi="TH Sarabun New" w:eastAsia="TH Sarabun New" w:cs="TH Sarabun New"/>
-                <w:b w:val="0"/>
-                <w:bCs w:val="0"/>
-                <w:i w:val="0"/>
-                <w:iCs w:val="0"/>
-                <w:color w:val="172333"/>
-                <w:sz w:val="28"/>
-                <w:szCs w:val="28"/>
-              </w:rPr>
+            <w:r>
+              <w:rPr>
+                <w:rFonts w:ascii="TH Sarabun New" w:cs="TH Sarabun New"/>
+                <w:sz w:val="28"/>
+                <w:szCs w:val="28"/>
+              </w:rPr>
+              <w:t>Proposed / Pending; TBD</w:t>
             </w:r>
           </w:p>
         </w:tc>
@@ -5837,173 +5389,127 @@
         </w:trPr>
         <w:tc>
           <w:tcPr>
-            <w:tcW w:w="963" w:type="dxa"/>
-            <w:tcBorders>
-              <w:top w:val="single" w:sz="4" w:color="C9D3DC"/>
-              <w:left w:val="single" w:sz="4" w:color="C9D3DC"/>
-              <w:bottom w:val="single" w:sz="4" w:color="C9D3DC"/>
-              <w:right w:val="single" w:sz="4" w:color="C9D3DC"/>
-            </w:tcBorders>
-            <w:shd w:val="clear" w:fill="FFFFFF"/>
-            <w:tcMar>
-              <w:top w:w="40" w:type="dxa"/>
-              <w:left w:w="90" w:type="dxa"/>
-              <w:bottom w:w="40" w:type="dxa"/>
-              <w:right w:w="90" w:type="dxa"/>
-            </w:tcMar>
-          </w:tcPr>
-          <w:p>
-            <w:pPr>
-              <w:keepNext/>
-            </w:pPr>
-            <w:r>
-              <w:rPr>
-                <w:rFonts w:ascii="TH Sarabun New" w:hAnsi="TH Sarabun New" w:eastAsia="TH Sarabun New" w:cs="TH Sarabun New"/>
-                <w:color w:val="5A6B7C"/>
-                <w:sz w:val="28"/>
-                <w:szCs w:val="28"/>
-              </w:rPr>
-              <w:t>NFR-</w:t>
-            </w:r>
-          </w:p>
-        </w:tc>
-        <w:tc>
-          <w:tcPr>
-            <w:tcW w:w="4433" w:type="dxa"/>
-            <w:tcBorders>
-              <w:top w:val="single" w:sz="4" w:color="C9D3DC"/>
-              <w:left w:val="single" w:sz="4" w:color="C9D3DC"/>
-              <w:bottom w:val="single" w:sz="4" w:color="C9D3DC"/>
-              <w:right w:val="single" w:sz="4" w:color="C9D3DC"/>
-            </w:tcBorders>
-            <w:shd w:val="clear" w:fill="FFFFFF"/>
-            <w:tcMar>
-              <w:top w:w="40" w:type="dxa"/>
-              <w:left w:w="90" w:type="dxa"/>
-              <w:bottom w:w="40" w:type="dxa"/>
-              <w:right w:w="90" w:type="dxa"/>
-            </w:tcMar>
-          </w:tcPr>
-          <w:p>
-            <w:pPr>
-              <w:keepNext/>
-            </w:pPr>
-            <w:r>
-              <w:rPr>
-                <w:rFonts w:ascii="TH Sarabun New" w:hAnsi="TH Sarabun New" w:eastAsia="TH Sarabun New" w:cs="TH Sarabun New"/>
-                <w:b w:val="0"/>
-                <w:bCs w:val="0"/>
-                <w:i w:val="0"/>
-                <w:iCs w:val="0"/>
-                <w:color w:val="172333"/>
-                <w:sz w:val="28"/>
-                <w:szCs w:val="28"/>
-              </w:rPr>
-            </w:r>
-          </w:p>
-        </w:tc>
-        <w:tc>
-          <w:tcPr>
-            <w:tcW w:w="1156" w:type="dxa"/>
-            <w:tcBorders>
-              <w:top w:val="single" w:sz="4" w:color="C9D3DC"/>
-              <w:left w:val="single" w:sz="4" w:color="C9D3DC"/>
-              <w:bottom w:val="single" w:sz="4" w:color="C9D3DC"/>
-              <w:right w:val="single" w:sz="4" w:color="C9D3DC"/>
-            </w:tcBorders>
-            <w:shd w:val="clear" w:fill="FFFFFF"/>
-            <w:tcMar>
-              <w:top w:w="40" w:type="dxa"/>
-              <w:left w:w="90" w:type="dxa"/>
-              <w:bottom w:w="40" w:type="dxa"/>
-              <w:right w:w="90" w:type="dxa"/>
-            </w:tcMar>
-          </w:tcPr>
-          <w:p>
-            <w:pPr>
-              <w:keepNext/>
-            </w:pPr>
-            <w:r>
-              <w:rPr>
-                <w:rFonts w:ascii="TH Sarabun New" w:hAnsi="TH Sarabun New" w:eastAsia="TH Sarabun New" w:cs="TH Sarabun New"/>
-                <w:b w:val="0"/>
-                <w:bCs w:val="0"/>
-                <w:i w:val="0"/>
-                <w:iCs w:val="0"/>
-                <w:color w:val="172333"/>
-                <w:sz w:val="28"/>
-                <w:szCs w:val="28"/>
-              </w:rPr>
-            </w:r>
-          </w:p>
-        </w:tc>
-        <w:tc>
-          <w:tcPr>
-            <w:tcW w:w="1542" w:type="dxa"/>
-            <w:tcBorders>
-              <w:top w:val="single" w:sz="4" w:color="C9D3DC"/>
-              <w:left w:val="single" w:sz="4" w:color="C9D3DC"/>
-              <w:bottom w:val="single" w:sz="4" w:color="C9D3DC"/>
-              <w:right w:val="single" w:sz="4" w:color="C9D3DC"/>
-            </w:tcBorders>
-            <w:shd w:val="clear" w:fill="FFFFFF"/>
-            <w:tcMar>
-              <w:top w:w="40" w:type="dxa"/>
-              <w:left w:w="90" w:type="dxa"/>
-              <w:bottom w:w="40" w:type="dxa"/>
-              <w:right w:w="90" w:type="dxa"/>
-            </w:tcMar>
-          </w:tcPr>
-          <w:p>
-            <w:pPr>
-              <w:keepNext/>
-            </w:pPr>
-            <w:r>
-              <w:rPr>
-                <w:rFonts w:ascii="TH Sarabun New" w:hAnsi="TH Sarabun New" w:eastAsia="TH Sarabun New" w:cs="TH Sarabun New"/>
-                <w:b w:val="0"/>
-                <w:bCs w:val="0"/>
-                <w:i w:val="0"/>
-                <w:iCs w:val="0"/>
-                <w:color w:val="172333"/>
-                <w:sz w:val="28"/>
-                <w:szCs w:val="28"/>
-              </w:rPr>
-            </w:r>
-          </w:p>
-        </w:tc>
-        <w:tc>
-          <w:tcPr>
-            <w:tcW w:w="1544" w:type="dxa"/>
-            <w:tcBorders>
-              <w:top w:val="single" w:sz="4" w:color="C9D3DC"/>
-              <w:left w:val="single" w:sz="4" w:color="C9D3DC"/>
-              <w:bottom w:val="single" w:sz="4" w:color="C9D3DC"/>
-              <w:right w:val="single" w:sz="4" w:color="C9D3DC"/>
-            </w:tcBorders>
-            <w:shd w:val="clear" w:fill="FFFFFF"/>
-            <w:tcMar>
-              <w:top w:w="40" w:type="dxa"/>
-              <w:left w:w="90" w:type="dxa"/>
-              <w:bottom w:w="40" w:type="dxa"/>
-              <w:right w:w="90" w:type="dxa"/>
-            </w:tcMar>
-          </w:tcPr>
-          <w:p>
-            <w:pPr>
-              <w:keepNext/>
-            </w:pPr>
-            <w:r>
-              <w:rPr>
-                <w:rFonts w:ascii="TH Sarabun New" w:hAnsi="TH Sarabun New" w:eastAsia="TH Sarabun New" w:cs="TH Sarabun New"/>
-                <w:b w:val="0"/>
-                <w:bCs w:val="0"/>
-                <w:i w:val="0"/>
-                <w:iCs w:val="0"/>
-                <w:color w:val="172333"/>
-                <w:sz w:val="28"/>
-                <w:szCs w:val="28"/>
-              </w:rPr>
+            <w:tcBorders>
+              <w:left w:val="single" w:sz="8" w:color="C9D3DC"/>
+              <w:bottom w:val="single" w:sz="8" w:color="C9D3DC"/>
+              <w:right w:val="single" w:sz="8" w:color="C9D3DC"/>
+            </w:tcBorders>
+            <w:tcMar>
+              <w:top w:w="40" w:type="dxa"/>
+              <w:left w:w="90" w:type="dxa"/>
+              <w:bottom w:w="40" w:type="dxa"/>
+              <w:right w:w="90" w:type="dxa"/>
+            </w:tcMar>
+          </w:tcPr>
+          <w:p>
+            <w:r>
+              <w:rPr>
+                <w:rFonts w:ascii="TH Sarabun New" w:cs="TH Sarabun New"/>
+                <w:sz w:val="28"/>
+                <w:szCs w:val="28"/>
+                <w:highlight w:val="white"/>
+              </w:rPr>
+              <w:t>BR-02</w:t>
+            </w:r>
+          </w:p>
+        </w:tc>
+        <w:tc>
+          <w:tcPr>
+            <w:tcBorders>
+              <w:bottom w:val="single" w:sz="8" w:color="C9D3DC"/>
+              <w:right w:val="single" w:sz="8" w:color="C9D3DC"/>
+            </w:tcBorders>
+            <w:tcMar>
+              <w:top w:w="40" w:type="dxa"/>
+              <w:left w:w="90" w:type="dxa"/>
+              <w:bottom w:w="40" w:type="dxa"/>
+              <w:right w:w="90" w:type="dxa"/>
+            </w:tcMar>
+          </w:tcPr>
+          <w:p>
+            <w:r>
+              <w:rPr>
+                <w:rFonts w:ascii="TH Sarabun New" w:cs="TH Sarabun New"/>
+                <w:sz w:val="28"/>
+                <w:szCs w:val="28"/>
+                <w:highlight w:val="white"/>
+              </w:rPr>
+              <w:t>การแจ้งเตือนของออเดอร์หนึ่งต้องส่งไปยังลูกค้าที่เชื่อมโยงกับออเดอร์นั้นเท่านั้น เพื่อไม่ให้แจ้งผิดคน</w:t>
+            </w:r>
+          </w:p>
+        </w:tc>
+        <w:tc>
+          <w:tcPr>
+            <w:tcBorders>
+              <w:bottom w:val="single" w:sz="8" w:color="C9D3DC"/>
+              <w:right w:val="single" w:sz="8" w:color="C9D3DC"/>
+            </w:tcBorders>
+            <w:tcMar>
+              <w:top w:w="40" w:type="dxa"/>
+              <w:left w:w="90" w:type="dxa"/>
+              <w:bottom w:w="40" w:type="dxa"/>
+              <w:right w:w="90" w:type="dxa"/>
+            </w:tcMar>
+          </w:tcPr>
+          <w:p>
+            <w:r>
+              <w:rPr>
+                <w:rFonts w:ascii="TH Sarabun New" w:cs="TH Sarabun New"/>
+                <w:sz w:val="28"/>
+                <w:szCs w:val="28"/>
+                <w:highlight w:val="white"/>
+              </w:rPr>
+              <w:t>เพิ่ม</w:t>
+            </w:r>
+          </w:p>
+        </w:tc>
+        <w:tc>
+          <w:tcPr>
+            <w:tcBorders>
+              <w:bottom w:val="single" w:sz="8" w:color="C9D3DC"/>
+              <w:right w:val="single" w:sz="8" w:color="C9D3DC"/>
+            </w:tcBorders>
+            <w:tcMar>
+              <w:top w:w="40" w:type="dxa"/>
+              <w:left w:w="90" w:type="dxa"/>
+              <w:bottom w:w="40" w:type="dxa"/>
+              <w:right w:w="90" w:type="dxa"/>
+            </w:tcMar>
+          </w:tcPr>
+          <w:p>
+            <w:r>
+              <w:rPr>
+                <w:rFonts w:ascii="TH Sarabun New" w:cs="TH Sarabun New"/>
+                <w:sz w:val="28"/>
+                <w:szCs w:val="28"/>
+                <w:highlight w:val="white"/>
+              </w:rPr>
+              <w:t>CR-FX-01 (1),(2); DR-01/02</w:t>
+            </w:r>
+          </w:p>
+        </w:tc>
+        <w:tc>
+          <w:tcPr>
+            <w:tcBorders>
+              <w:bottom w:val="single" w:sz="8" w:color="C9D3DC"/>
+              <w:right w:val="single" w:sz="8" w:color="C9D3DC"/>
+            </w:tcBorders>
+            <w:tcMar>
+              <w:top w:w="40" w:type="dxa"/>
+              <w:left w:w="90" w:type="dxa"/>
+              <w:bottom w:w="40" w:type="dxa"/>
+              <w:right w:w="90" w:type="dxa"/>
+            </w:tcMar>
+          </w:tcPr>
+          <w:p>
+            <w:r>
+              <w:rPr>
+                <w:rFonts w:ascii="TH Sarabun New" w:cs="TH Sarabun New"/>
+                <w:sz w:val="28"/>
+                <w:szCs w:val="28"/>
+                <w:highlight w:val="white"/>
+              </w:rPr>
+              <w:t>Proposed / Pending</w:t>
             </w:r>
           </w:p>
         </w:tc>
@@ -6015,12 +5521,10 @@
         </w:trPr>
         <w:tc>
           <w:tcPr>
-            <w:tcW w:w="963" w:type="dxa"/>
-            <w:tcBorders>
-              <w:top w:val="single" w:sz="4" w:color="C9D3DC"/>
-              <w:left w:val="single" w:sz="4" w:color="C9D3DC"/>
-              <w:bottom w:val="single" w:sz="4" w:color="C9D3DC"/>
-              <w:right w:val="single" w:sz="4" w:color="C9D3DC"/>
+            <w:tcBorders>
+              <w:left w:val="single" w:sz="8" w:color="C9D3DC"/>
+              <w:bottom w:val="single" w:sz="8" w:color="C9D3DC"/>
+              <w:right w:val="single" w:sz="8" w:color="C9D3DC"/>
             </w:tcBorders>
             <w:shd w:val="clear" w:fill="F1F7FA"/>
             <w:tcMar>
@@ -6031,28 +5535,21 @@
             </w:tcMar>
           </w:tcPr>
           <w:p>
-            <w:pPr>
-              <w:keepNext/>
-            </w:pPr>
-            <w:r>
-              <w:rPr>
-                <w:rFonts w:ascii="TH Sarabun New" w:hAnsi="TH Sarabun New" w:eastAsia="TH Sarabun New" w:cs="TH Sarabun New"/>
-                <w:color w:val="5A6B7C"/>
-                <w:sz w:val="28"/>
-                <w:szCs w:val="28"/>
-              </w:rPr>
-              <w:t>DR-</w:t>
-            </w:r>
-          </w:p>
-        </w:tc>
-        <w:tc>
-          <w:tcPr>
-            <w:tcW w:w="4433" w:type="dxa"/>
-            <w:tcBorders>
-              <w:top w:val="single" w:sz="4" w:color="C9D3DC"/>
-              <w:left w:val="single" w:sz="4" w:color="C9D3DC"/>
-              <w:bottom w:val="single" w:sz="4" w:color="C9D3DC"/>
-              <w:right w:val="single" w:sz="4" w:color="C9D3DC"/>
+            <w:r>
+              <w:rPr>
+                <w:rFonts w:ascii="TH Sarabun New" w:cs="TH Sarabun New"/>
+                <w:sz w:val="28"/>
+                <w:szCs w:val="28"/>
+              </w:rPr>
+              <w:t>NFR-04</w:t>
+            </w:r>
+          </w:p>
+        </w:tc>
+        <w:tc>
+          <w:tcPr>
+            <w:tcBorders>
+              <w:bottom w:val="single" w:sz="8" w:color="C9D3DC"/>
+              <w:right w:val="single" w:sz="8" w:color="C9D3DC"/>
             </w:tcBorders>
             <w:shd w:val="clear" w:fill="F1F7FA"/>
             <w:tcMar>
@@ -6063,31 +5560,21 @@
             </w:tcMar>
           </w:tcPr>
           <w:p>
-            <w:pPr>
-              <w:keepNext/>
-            </w:pPr>
-            <w:r>
-              <w:rPr>
-                <w:rFonts w:ascii="TH Sarabun New" w:hAnsi="TH Sarabun New" w:eastAsia="TH Sarabun New" w:cs="TH Sarabun New"/>
-                <w:b w:val="0"/>
-                <w:bCs w:val="0"/>
-                <w:i w:val="0"/>
-                <w:iCs w:val="0"/>
-                <w:color w:val="172333"/>
-                <w:sz w:val="28"/>
-                <w:szCs w:val="28"/>
-              </w:rPr>
-            </w:r>
-          </w:p>
-        </w:tc>
-        <w:tc>
-          <w:tcPr>
-            <w:tcW w:w="1156" w:type="dxa"/>
-            <w:tcBorders>
-              <w:top w:val="single" w:sz="4" w:color="C9D3DC"/>
-              <w:left w:val="single" w:sz="4" w:color="C9D3DC"/>
-              <w:bottom w:val="single" w:sz="4" w:color="C9D3DC"/>
-              <w:right w:val="single" w:sz="4" w:color="C9D3DC"/>
+            <w:r>
+              <w:rPr>
+                <w:rFonts w:ascii="TH Sarabun New" w:cs="TH Sarabun New"/>
+                <w:sz w:val="28"/>
+                <w:szCs w:val="28"/>
+              </w:rPr>
+              <w:t>ความคาดหวังด้านความล่าช้า/ความพร้อมใช้งานของช่องทางแจ้งเตือนภายนอกยังไม่มีค่าที่ตกลง; ต้องกำหนด channel/protocol และเกณฑ์ทดสอบก่อน baseline</w:t>
+            </w:r>
+          </w:p>
+        </w:tc>
+        <w:tc>
+          <w:tcPr>
+            <w:tcBorders>
+              <w:bottom w:val="single" w:sz="8" w:color="C9D3DC"/>
+              <w:right w:val="single" w:sz="8" w:color="C9D3DC"/>
             </w:tcBorders>
             <w:shd w:val="clear" w:fill="F1F7FA"/>
             <w:tcMar>
@@ -6098,31 +5585,21 @@
             </w:tcMar>
           </w:tcPr>
           <w:p>
-            <w:pPr>
-              <w:keepNext/>
-            </w:pPr>
-            <w:r>
-              <w:rPr>
-                <w:rFonts w:ascii="TH Sarabun New" w:hAnsi="TH Sarabun New" w:eastAsia="TH Sarabun New" w:cs="TH Sarabun New"/>
-                <w:b w:val="0"/>
-                <w:bCs w:val="0"/>
-                <w:i w:val="0"/>
-                <w:iCs w:val="0"/>
-                <w:color w:val="172333"/>
-                <w:sz w:val="28"/>
-                <w:szCs w:val="28"/>
-              </w:rPr>
-            </w:r>
-          </w:p>
-        </w:tc>
-        <w:tc>
-          <w:tcPr>
-            <w:tcW w:w="1542" w:type="dxa"/>
-            <w:tcBorders>
-              <w:top w:val="single" w:sz="4" w:color="C9D3DC"/>
-              <w:left w:val="single" w:sz="4" w:color="C9D3DC"/>
-              <w:bottom w:val="single" w:sz="4" w:color="C9D3DC"/>
-              <w:right w:val="single" w:sz="4" w:color="C9D3DC"/>
+            <w:r>
+              <w:rPr>
+                <w:rFonts w:ascii="TH Sarabun New" w:cs="TH Sarabun New"/>
+                <w:sz w:val="28"/>
+                <w:szCs w:val="28"/>
+              </w:rPr>
+              <w:t>เพิ่ม</w:t>
+            </w:r>
+          </w:p>
+        </w:tc>
+        <w:tc>
+          <w:tcPr>
+            <w:tcBorders>
+              <w:bottom w:val="single" w:sz="8" w:color="C9D3DC"/>
+              <w:right w:val="single" w:sz="8" w:color="C9D3DC"/>
             </w:tcBorders>
             <w:shd w:val="clear" w:fill="F1F7FA"/>
             <w:tcMar>
@@ -6133,31 +5610,21 @@
             </w:tcMar>
           </w:tcPr>
           <w:p>
-            <w:pPr>
-              <w:keepNext/>
-            </w:pPr>
-            <w:r>
-              <w:rPr>
-                <w:rFonts w:ascii="TH Sarabun New" w:hAnsi="TH Sarabun New" w:eastAsia="TH Sarabun New" w:cs="TH Sarabun New"/>
-                <w:b w:val="0"/>
-                <w:bCs w:val="0"/>
-                <w:i w:val="0"/>
-                <w:iCs w:val="0"/>
-                <w:color w:val="172333"/>
-                <w:sz w:val="28"/>
-                <w:szCs w:val="28"/>
-              </w:rPr>
-            </w:r>
-          </w:p>
-        </w:tc>
-        <w:tc>
-          <w:tcPr>
-            <w:tcW w:w="1544" w:type="dxa"/>
-            <w:tcBorders>
-              <w:top w:val="single" w:sz="4" w:color="C9D3DC"/>
-              <w:left w:val="single" w:sz="4" w:color="C9D3DC"/>
-              <w:bottom w:val="single" w:sz="4" w:color="C9D3DC"/>
-              <w:right w:val="single" w:sz="4" w:color="C9D3DC"/>
+            <w:r>
+              <w:rPr>
+                <w:rFonts w:ascii="TH Sarabun New" w:cs="TH Sarabun New"/>
+                <w:sz w:val="28"/>
+                <w:szCs w:val="28"/>
+              </w:rPr>
+              <w:t>CR-FX-01 (1),(2); OI-FX-01</w:t>
+            </w:r>
+          </w:p>
+        </w:tc>
+        <w:tc>
+          <w:tcPr>
+            <w:tcBorders>
+              <w:bottom w:val="single" w:sz="8" w:color="C9D3DC"/>
+              <w:right w:val="single" w:sz="8" w:color="C9D3DC"/>
             </w:tcBorders>
             <w:shd w:val="clear" w:fill="F1F7FA"/>
             <w:tcMar>
@@ -6168,20 +5635,13 @@
             </w:tcMar>
           </w:tcPr>
           <w:p>
-            <w:pPr>
-              <w:keepNext/>
-            </w:pPr>
-            <w:r>
-              <w:rPr>
-                <w:rFonts w:ascii="TH Sarabun New" w:hAnsi="TH Sarabun New" w:eastAsia="TH Sarabun New" w:cs="TH Sarabun New"/>
-                <w:b w:val="0"/>
-                <w:bCs w:val="0"/>
-                <w:i w:val="0"/>
-                <w:iCs w:val="0"/>
-                <w:color w:val="172333"/>
-                <w:sz w:val="28"/>
-                <w:szCs w:val="28"/>
-              </w:rPr>
+            <w:r>
+              <w:rPr>
+                <w:rFonts w:ascii="TH Sarabun New" w:cs="TH Sarabun New"/>
+                <w:sz w:val="28"/>
+                <w:szCs w:val="28"/>
+              </w:rPr>
+              <w:t>Proposed / TBD</w:t>
             </w:r>
           </w:p>
         </w:tc>
@@ -6193,176 +5653,132 @@
         </w:trPr>
         <w:tc>
           <w:tcPr>
-            <w:tcW w:w="963" w:type="dxa"/>
-            <w:tcBorders>
-              <w:top w:val="single" w:sz="4" w:color="C9D3DC"/>
-              <w:left w:val="single" w:sz="4" w:color="C9D3DC"/>
-              <w:bottom w:val="single" w:sz="4" w:color="C9D3DC"/>
-              <w:right w:val="single" w:sz="4" w:color="C9D3DC"/>
-            </w:tcBorders>
-            <w:shd w:val="clear" w:fill="FFFFFF"/>
-            <w:tcMar>
-              <w:top w:w="40" w:type="dxa"/>
-              <w:left w:w="90" w:type="dxa"/>
-              <w:bottom w:w="40" w:type="dxa"/>
-              <w:right w:w="90" w:type="dxa"/>
-            </w:tcMar>
-          </w:tcPr>
-          <w:p>
-            <w:pPr>
-              <w:keepNext w:val="0"/>
-            </w:pPr>
-            <w:r>
-              <w:rPr>
-                <w:rFonts w:ascii="TH Sarabun New" w:hAnsi="TH Sarabun New" w:eastAsia="TH Sarabun New" w:cs="TH Sarabun New"/>
-                <w:b w:val="0"/>
-                <w:bCs w:val="0"/>
-                <w:i w:val="0"/>
-                <w:iCs w:val="0"/>
-                <w:color w:val="5A6B7C"/>
-                <w:sz w:val="28"/>
-                <w:szCs w:val="28"/>
-              </w:rPr>
-            </w:r>
-          </w:p>
-        </w:tc>
-        <w:tc>
-          <w:tcPr>
-            <w:tcW w:w="4433" w:type="dxa"/>
-            <w:tcBorders>
-              <w:top w:val="single" w:sz="4" w:color="C9D3DC"/>
-              <w:left w:val="single" w:sz="4" w:color="C9D3DC"/>
-              <w:bottom w:val="single" w:sz="4" w:color="C9D3DC"/>
-              <w:right w:val="single" w:sz="4" w:color="C9D3DC"/>
-            </w:tcBorders>
-            <w:shd w:val="clear" w:fill="FFFFFF"/>
-            <w:tcMar>
-              <w:top w:w="40" w:type="dxa"/>
-              <w:left w:w="90" w:type="dxa"/>
-              <w:bottom w:w="40" w:type="dxa"/>
-              <w:right w:w="90" w:type="dxa"/>
-            </w:tcMar>
-          </w:tcPr>
-          <w:p>
-            <w:pPr>
-              <w:keepNext w:val="0"/>
-            </w:pPr>
-            <w:r>
-              <w:rPr>
-                <w:rFonts w:ascii="TH Sarabun New" w:hAnsi="TH Sarabun New" w:eastAsia="TH Sarabun New" w:cs="TH Sarabun New"/>
-                <w:b w:val="0"/>
-                <w:bCs w:val="0"/>
-                <w:i w:val="0"/>
-                <w:iCs w:val="0"/>
-                <w:color w:val="172333"/>
-                <w:sz w:val="28"/>
-                <w:szCs w:val="28"/>
-              </w:rPr>
-            </w:r>
-          </w:p>
-        </w:tc>
-        <w:tc>
-          <w:tcPr>
-            <w:tcW w:w="1156" w:type="dxa"/>
-            <w:tcBorders>
-              <w:top w:val="single" w:sz="4" w:color="C9D3DC"/>
-              <w:left w:val="single" w:sz="4" w:color="C9D3DC"/>
-              <w:bottom w:val="single" w:sz="4" w:color="C9D3DC"/>
-              <w:right w:val="single" w:sz="4" w:color="C9D3DC"/>
-            </w:tcBorders>
-            <w:shd w:val="clear" w:fill="FFFFFF"/>
-            <w:tcMar>
-              <w:top w:w="40" w:type="dxa"/>
-              <w:left w:w="90" w:type="dxa"/>
-              <w:bottom w:w="40" w:type="dxa"/>
-              <w:right w:w="90" w:type="dxa"/>
-            </w:tcMar>
-          </w:tcPr>
-          <w:p>
-            <w:pPr>
-              <w:keepNext w:val="0"/>
-            </w:pPr>
-            <w:r>
-              <w:rPr>
-                <w:rFonts w:ascii="TH Sarabun New" w:hAnsi="TH Sarabun New" w:eastAsia="TH Sarabun New" w:cs="TH Sarabun New"/>
-                <w:b w:val="0"/>
-                <w:bCs w:val="0"/>
-                <w:i w:val="0"/>
-                <w:iCs w:val="0"/>
-                <w:color w:val="172333"/>
-                <w:sz w:val="28"/>
-                <w:szCs w:val="28"/>
-              </w:rPr>
-            </w:r>
-          </w:p>
-        </w:tc>
-        <w:tc>
-          <w:tcPr>
-            <w:tcW w:w="1542" w:type="dxa"/>
-            <w:tcBorders>
-              <w:top w:val="single" w:sz="4" w:color="C9D3DC"/>
-              <w:left w:val="single" w:sz="4" w:color="C9D3DC"/>
-              <w:bottom w:val="single" w:sz="4" w:color="C9D3DC"/>
-              <w:right w:val="single" w:sz="4" w:color="C9D3DC"/>
-            </w:tcBorders>
-            <w:shd w:val="clear" w:fill="FFFFFF"/>
-            <w:tcMar>
-              <w:top w:w="40" w:type="dxa"/>
-              <w:left w:w="90" w:type="dxa"/>
-              <w:bottom w:w="40" w:type="dxa"/>
-              <w:right w:w="90" w:type="dxa"/>
-            </w:tcMar>
-          </w:tcPr>
-          <w:p>
-            <w:pPr>
-              <w:keepNext w:val="0"/>
-            </w:pPr>
-            <w:r>
-              <w:rPr>
-                <w:rFonts w:ascii="TH Sarabun New" w:hAnsi="TH Sarabun New" w:eastAsia="TH Sarabun New" w:cs="TH Sarabun New"/>
-                <w:b w:val="0"/>
-                <w:bCs w:val="0"/>
-                <w:i w:val="0"/>
-                <w:iCs w:val="0"/>
-                <w:color w:val="172333"/>
-                <w:sz w:val="28"/>
-                <w:szCs w:val="28"/>
-              </w:rPr>
-            </w:r>
-          </w:p>
-        </w:tc>
-        <w:tc>
-          <w:tcPr>
-            <w:tcW w:w="1544" w:type="dxa"/>
-            <w:tcBorders>
-              <w:top w:val="single" w:sz="4" w:color="C9D3DC"/>
-              <w:left w:val="single" w:sz="4" w:color="C9D3DC"/>
-              <w:bottom w:val="single" w:sz="4" w:color="C9D3DC"/>
-              <w:right w:val="single" w:sz="4" w:color="C9D3DC"/>
-            </w:tcBorders>
-            <w:shd w:val="clear" w:fill="FFFFFF"/>
-            <w:tcMar>
-              <w:top w:w="40" w:type="dxa"/>
-              <w:left w:w="90" w:type="dxa"/>
-              <w:bottom w:w="40" w:type="dxa"/>
-              <w:right w:w="90" w:type="dxa"/>
-            </w:tcMar>
-          </w:tcPr>
-          <w:p>
-            <w:pPr>
-              <w:keepNext w:val="0"/>
-            </w:pPr>
-            <w:r>
-              <w:rPr>
-                <w:rFonts w:ascii="TH Sarabun New" w:hAnsi="TH Sarabun New" w:eastAsia="TH Sarabun New" w:cs="TH Sarabun New"/>
-                <w:b w:val="0"/>
-                <w:bCs w:val="0"/>
-                <w:i w:val="0"/>
-                <w:iCs w:val="0"/>
-                <w:color w:val="172333"/>
-                <w:sz w:val="28"/>
-                <w:szCs w:val="28"/>
-              </w:rPr>
+            <w:tcBorders>
+              <w:top w:val="single" w:sz="8" w:color="C9D3DC"/>
+              <w:left w:val="single" w:sz="8" w:color="C9D3DC"/>
+              <w:bottom w:val="single" w:sz="8" w:color="C9D3DC"/>
+              <w:right w:val="single" w:sz="8" w:color="C9D3DC"/>
+            </w:tcBorders>
+            <w:tcMar>
+              <w:top w:w="40" w:type="dxa"/>
+              <w:left w:w="90" w:type="dxa"/>
+              <w:bottom w:w="40" w:type="dxa"/>
+              <w:right w:w="90" w:type="dxa"/>
+            </w:tcMar>
+          </w:tcPr>
+          <w:p>
+            <w:r>
+              <w:rPr>
+                <w:rFonts w:ascii="TH Sarabun New" w:cs="TH Sarabun New"/>
+                <w:sz w:val="28"/>
+                <w:szCs w:val="28"/>
+                <w:highlight w:val="white"/>
+              </w:rPr>
+              <w:t>FR-07</w:t>
+            </w:r>
+          </w:p>
+        </w:tc>
+        <w:tc>
+          <w:tcPr>
+            <w:tcBorders>
+              <w:top w:val="single" w:sz="8" w:color="C9D3DC"/>
+              <w:bottom w:val="single" w:sz="8" w:color="C9D3DC"/>
+              <w:right w:val="single" w:sz="8" w:color="C9D3DC"/>
+            </w:tcBorders>
+            <w:tcMar>
+              <w:top w:w="40" w:type="dxa"/>
+              <w:left w:w="90" w:type="dxa"/>
+              <w:bottom w:w="40" w:type="dxa"/>
+              <w:right w:w="90" w:type="dxa"/>
+            </w:tcMar>
+          </w:tcPr>
+          <w:p>
+            <w:r>
+              <w:rPr>
+                <w:rFonts w:ascii="TH Sarabun New" w:cs="TH Sarabun New"/>
+                <w:sz w:val="28"/>
+                <w:szCs w:val="28"/>
+                <w:highlight w:val="white"/>
+              </w:rPr>
+              <w:t>เมื่อสถานะออเดอร์เปลี่ยนสำเร็จ ระบบต้องแจ้งลูกค้าที่เชื่อมโยงกับออเดอร์นั้นผ่านช่องทางแจ้งเตือนที่กำหนด; channel/provider/protocol ยัง TBD</w:t>
+            </w:r>
+          </w:p>
+        </w:tc>
+        <w:tc>
+          <w:tcPr>
+            <w:tcBorders>
+              <w:top w:val="single" w:sz="8" w:color="C9D3DC"/>
+              <w:bottom w:val="single" w:sz="8" w:color="C9D3DC"/>
+              <w:right w:val="single" w:sz="8" w:color="C9D3DC"/>
+            </w:tcBorders>
+            <w:tcMar>
+              <w:top w:w="40" w:type="dxa"/>
+              <w:left w:w="90" w:type="dxa"/>
+              <w:bottom w:w="40" w:type="dxa"/>
+              <w:right w:w="90" w:type="dxa"/>
+            </w:tcMar>
+          </w:tcPr>
+          <w:p>
+            <w:r>
+              <w:rPr>
+                <w:rFonts w:ascii="TH Sarabun New" w:cs="TH Sarabun New"/>
+                <w:sz w:val="28"/>
+                <w:szCs w:val="28"/>
+                <w:highlight w:val="white"/>
+              </w:rPr>
+              <w:t>เพิ่ม</w:t>
+            </w:r>
+          </w:p>
+        </w:tc>
+        <w:tc>
+          <w:tcPr>
+            <w:tcBorders>
+              <w:top w:val="single" w:sz="8" w:color="C9D3DC"/>
+              <w:bottom w:val="single" w:sz="8" w:color="C9D3DC"/>
+              <w:right w:val="single" w:sz="8" w:color="C9D3DC"/>
+            </w:tcBorders>
+            <w:tcMar>
+              <w:top w:w="40" w:type="dxa"/>
+              <w:left w:w="90" w:type="dxa"/>
+              <w:bottom w:w="40" w:type="dxa"/>
+              <w:right w:w="90" w:type="dxa"/>
+            </w:tcMar>
+          </w:tcPr>
+          <w:p>
+            <w:r>
+              <w:rPr>
+                <w:rFonts w:ascii="TH Sarabun New" w:cs="TH Sarabun New"/>
+                <w:sz w:val="28"/>
+                <w:szCs w:val="28"/>
+                <w:highlight w:val="white"/>
+              </w:rPr>
+              <w:t>CR-FX-01 (1); FR-01; DR-01/02</w:t>
+            </w:r>
+          </w:p>
+        </w:tc>
+        <w:tc>
+          <w:tcPr>
+            <w:tcBorders>
+              <w:top w:val="single" w:sz="8" w:color="C9D3DC"/>
+              <w:bottom w:val="single" w:sz="8" w:color="C9D3DC"/>
+              <w:right w:val="single" w:sz="8" w:color="C9D3DC"/>
+            </w:tcBorders>
+            <w:tcMar>
+              <w:top w:w="40" w:type="dxa"/>
+              <w:left w:w="90" w:type="dxa"/>
+              <w:bottom w:w="40" w:type="dxa"/>
+              <w:right w:w="90" w:type="dxa"/>
+            </w:tcMar>
+          </w:tcPr>
+          <w:p>
+            <w:r>
+              <w:rPr>
+                <w:rFonts w:ascii="TH Sarabun New" w:cs="TH Sarabun New"/>
+                <w:sz w:val="28"/>
+                <w:szCs w:val="28"/>
+                <w:highlight w:val="white"/>
+              </w:rPr>
+              <w:t>Proposed / Pending</w:t>
             </w:r>
           </w:p>
         </w:tc>
@@ -6407,6 +5823,7 @@
           <w:insideH w:val="single" w:sz="4" w:color="auto"/>
           <w:insideV w:val="single" w:sz="4" w:color="auto"/>
         </w:tblBorders>
+        <w:tblLayout w:type="fixed"/>
       </w:tblPr>
       <w:tblGrid>
         <w:gridCol w:w="867"/>
@@ -6603,68 +6020,54 @@
         </w:trPr>
         <w:tc>
           <w:tcPr>
-            <w:tcW w:w="867" w:type="dxa"/>
-            <w:tcBorders>
-              <w:top w:val="single" w:sz="4" w:color="C9D3DC"/>
-              <w:left w:val="single" w:sz="4" w:color="C9D3DC"/>
-              <w:bottom w:val="single" w:sz="4" w:color="C9D3DC"/>
-              <w:right w:val="single" w:sz="4" w:color="C9D3DC"/>
-            </w:tcBorders>
-            <w:shd w:val="clear" w:fill="FFFFFF"/>
-            <w:tcMar>
-              <w:top w:w="40" w:type="dxa"/>
-              <w:left w:w="90" w:type="dxa"/>
-              <w:bottom w:w="40" w:type="dxa"/>
-              <w:right w:w="90" w:type="dxa"/>
-            </w:tcMar>
-          </w:tcPr>
-          <w:p>
-            <w:pPr>
-              <w:keepNext/>
-            </w:pPr>
-            <w:r>
-              <w:rPr>
-                <w:rFonts w:ascii="TH Sarabun New" w:hAnsi="TH Sarabun New" w:eastAsia="TH Sarabun New" w:cs="TH Sarabun New"/>
-                <w:color w:val="5A6B7C"/>
-                <w:sz w:val="28"/>
-                <w:szCs w:val="28"/>
-              </w:rPr>
-              <w:t>OI-</w:t>
-            </w:r>
-          </w:p>
-        </w:tc>
-        <w:tc>
-          <w:tcPr>
-            <w:tcW w:w="3180" w:type="dxa"/>
-            <w:tcBorders>
-              <w:top w:val="single" w:sz="4" w:color="C9D3DC"/>
-              <w:left w:val="single" w:sz="4" w:color="C9D3DC"/>
-              <w:bottom w:val="single" w:sz="4" w:color="C9D3DC"/>
-              <w:right w:val="single" w:sz="4" w:color="C9D3DC"/>
-            </w:tcBorders>
-            <w:shd w:val="clear" w:fill="FFFFFF"/>
-            <w:tcMar>
-              <w:top w:w="40" w:type="dxa"/>
-              <w:left w:w="90" w:type="dxa"/>
-              <w:bottom w:w="40" w:type="dxa"/>
-              <w:right w:w="90" w:type="dxa"/>
-            </w:tcMar>
-          </w:tcPr>
-          <w:p>
-            <w:pPr>
-              <w:keepNext/>
-            </w:pPr>
-            <w:r>
-              <w:rPr>
-                <w:rFonts w:ascii="TH Sarabun New" w:hAnsi="TH Sarabun New" w:eastAsia="TH Sarabun New" w:cs="TH Sarabun New"/>
-                <w:b w:val="0"/>
-                <w:bCs w:val="0"/>
-                <w:i w:val="0"/>
-                <w:iCs w:val="0"/>
-                <w:color w:val="172333"/>
-                <w:sz w:val="28"/>
-                <w:szCs w:val="28"/>
-              </w:rPr>
+            <w:tcBorders>
+              <w:top w:val="single" w:sz="8" w:color="C9D3DC"/>
+              <w:left w:val="single" w:sz="8" w:color="C9D3DC"/>
+              <w:bottom w:val="single" w:sz="8" w:color="C9D3DC"/>
+              <w:right w:val="single" w:sz="8" w:color="C9D3DC"/>
+            </w:tcBorders>
+            <w:tcMar>
+              <w:top w:w="40" w:type="dxa"/>
+              <w:left w:w="90" w:type="dxa"/>
+              <w:bottom w:w="40" w:type="dxa"/>
+              <w:right w:w="90" w:type="dxa"/>
+            </w:tcMar>
+          </w:tcPr>
+          <w:p>
+            <w:r>
+              <w:rPr>
+                <w:rFonts w:ascii="TH Sarabun New" w:cs="TH Sarabun New"/>
+                <w:sz w:val="28"/>
+                <w:szCs w:val="28"/>
+                <w:highlight w:val="white"/>
+              </w:rPr>
+              <w:t>OI-FX-01</w:t>
+            </w:r>
+          </w:p>
+        </w:tc>
+        <w:tc>
+          <w:tcPr>
+            <w:tcBorders>
+              <w:top w:val="single" w:sz="8" w:color="C9D3DC"/>
+              <w:bottom w:val="single" w:sz="8" w:color="C9D3DC"/>
+              <w:right w:val="single" w:sz="8" w:color="C9D3DC"/>
+            </w:tcBorders>
+            <w:tcMar>
+              <w:top w:w="40" w:type="dxa"/>
+              <w:left w:w="90" w:type="dxa"/>
+              <w:bottom w:w="40" w:type="dxa"/>
+              <w:right w:w="90" w:type="dxa"/>
+            </w:tcMar>
+          </w:tcPr>
+          <w:p>
+            <w:r>
+              <w:rPr>
+                <w:rFonts w:ascii="TH Sarabun New" w:cs="TH Sarabun New"/>
+                <w:sz w:val="28"/>
+                <w:szCs w:val="28"/>
+                <w:highlight w:val="white"/>
+              </w:rPr>
+              <w:t>ช่องทางแจ้งเตือนภายนอกและวิธีเชื่อมต่อคืออะไร? provider/protocol = TBD</w:t>
             </w:r>
           </w:p>
         </w:tc>
@@ -6672,34 +6075,26 @@
           <w:tcPr>
             <w:tcW w:w="1734" w:type="dxa"/>
             <w:tcBorders>
-              <w:top w:val="single" w:sz="4" w:color="C9D3DC"/>
-              <w:left w:val="single" w:sz="4" w:color="C9D3DC"/>
-              <w:bottom w:val="single" w:sz="4" w:color="C9D3DC"/>
-              <w:right w:val="single" w:sz="4" w:color="C9D3DC"/>
-            </w:tcBorders>
-            <w:shd w:val="clear" w:fill="FFFFFF"/>
-            <w:tcMar>
-              <w:top w:w="40" w:type="dxa"/>
-              <w:left w:w="90" w:type="dxa"/>
-              <w:bottom w:w="40" w:type="dxa"/>
-              <w:right w:w="90" w:type="dxa"/>
-            </w:tcMar>
-          </w:tcPr>
-          <w:p>
-            <w:pPr>
-              <w:keepNext/>
-            </w:pPr>
-            <w:r>
-              <w:rPr>
-                <w:rFonts w:ascii="TH Sarabun New" w:hAnsi="TH Sarabun New" w:eastAsia="TH Sarabun New" w:cs="TH Sarabun New"/>
-                <w:b w:val="0"/>
-                <w:bCs w:val="0"/>
-                <w:i w:val="0"/>
-                <w:iCs w:val="0"/>
-                <w:color w:val="172333"/>
-                <w:sz w:val="28"/>
-                <w:szCs w:val="28"/>
-              </w:rPr>
+              <w:top w:val="single" w:sz="8" w:color="C9D3DC"/>
+              <w:bottom w:val="single" w:sz="8" w:color="C9D3DC"/>
+              <w:right w:val="single" w:sz="8" w:color="C9D3DC"/>
+            </w:tcBorders>
+            <w:tcMar>
+              <w:top w:w="40" w:type="dxa"/>
+              <w:left w:w="90" w:type="dxa"/>
+              <w:bottom w:w="40" w:type="dxa"/>
+              <w:right w:w="90" w:type="dxa"/>
+            </w:tcMar>
+          </w:tcPr>
+          <w:p>
+            <w:r>
+              <w:rPr>
+                <w:rFonts w:ascii="TH Sarabun New" w:cs="TH Sarabun New"/>
+                <w:sz w:val="28"/>
+                <w:szCs w:val="28"/>
+                <w:highlight w:val="white"/>
+              </w:rPr>
+              <w:t>FR-07, FR-08, NFR-04, EXT-01</w:t>
             </w:r>
           </w:p>
         </w:tc>
@@ -6707,69 +6102,52 @@
           <w:tcPr>
             <w:tcW w:w="1542" w:type="dxa"/>
             <w:tcBorders>
-              <w:top w:val="single" w:sz="4" w:color="C9D3DC"/>
-              <w:left w:val="single" w:sz="4" w:color="C9D3DC"/>
-              <w:bottom w:val="single" w:sz="4" w:color="C9D3DC"/>
-              <w:right w:val="single" w:sz="4" w:color="C9D3DC"/>
-            </w:tcBorders>
-            <w:shd w:val="clear" w:fill="FFFFFF"/>
-            <w:tcMar>
-              <w:top w:w="40" w:type="dxa"/>
-              <w:left w:w="90" w:type="dxa"/>
-              <w:bottom w:w="40" w:type="dxa"/>
-              <w:right w:w="90" w:type="dxa"/>
-            </w:tcMar>
-          </w:tcPr>
-          <w:p>
-            <w:pPr>
-              <w:keepNext/>
-            </w:pPr>
-            <w:r>
-              <w:rPr>
-                <w:rFonts w:ascii="TH Sarabun New" w:hAnsi="TH Sarabun New" w:eastAsia="TH Sarabun New" w:cs="TH Sarabun New"/>
-                <w:b w:val="0"/>
-                <w:bCs w:val="0"/>
-                <w:i w:val="0"/>
-                <w:iCs w:val="0"/>
-                <w:color w:val="172333"/>
-                <w:sz w:val="28"/>
-                <w:szCs w:val="28"/>
-              </w:rPr>
-            </w:r>
-          </w:p>
-        </w:tc>
-        <w:tc>
-          <w:tcPr>
-            <w:tcW w:w="2315" w:type="dxa"/>
-            <w:tcBorders>
-              <w:top w:val="single" w:sz="4" w:color="C9D3DC"/>
-              <w:left w:val="single" w:sz="4" w:color="C9D3DC"/>
-              <w:bottom w:val="single" w:sz="4" w:color="C9D3DC"/>
-              <w:right w:val="single" w:sz="4" w:color="C9D3DC"/>
-            </w:tcBorders>
-            <w:shd w:val="clear" w:fill="FFFFFF"/>
-            <w:tcMar>
-              <w:top w:w="40" w:type="dxa"/>
-              <w:left w:w="90" w:type="dxa"/>
-              <w:bottom w:w="40" w:type="dxa"/>
-              <w:right w:w="90" w:type="dxa"/>
-            </w:tcMar>
-          </w:tcPr>
-          <w:p>
-            <w:pPr>
-              <w:keepNext/>
-            </w:pPr>
-            <w:r>
-              <w:rPr>
-                <w:rFonts w:ascii="TH Sarabun New" w:hAnsi="TH Sarabun New" w:eastAsia="TH Sarabun New" w:cs="TH Sarabun New"/>
-                <w:b w:val="0"/>
-                <w:bCs w:val="0"/>
-                <w:i w:val="0"/>
-                <w:iCs w:val="0"/>
-                <w:color w:val="172333"/>
-                <w:sz w:val="28"/>
-                <w:szCs w:val="28"/>
-              </w:rPr>
+              <w:top w:val="single" w:sz="8" w:color="C9D3DC"/>
+              <w:bottom w:val="single" w:sz="8" w:color="C9D3DC"/>
+              <w:right w:val="single" w:sz="8" w:color="C9D3DC"/>
+            </w:tcBorders>
+            <w:tcMar>
+              <w:top w:w="40" w:type="dxa"/>
+              <w:left w:w="90" w:type="dxa"/>
+              <w:bottom w:w="40" w:type="dxa"/>
+              <w:right w:w="90" w:type="dxa"/>
+            </w:tcMar>
+          </w:tcPr>
+          <w:p>
+            <w:r>
+              <w:rPr>
+                <w:rFonts w:ascii="TH Sarabun New" w:cs="TH Sarabun New"/>
+                <w:sz w:val="28"/>
+                <w:szCs w:val="28"/>
+                <w:highlight w:val="white"/>
+              </w:rPr>
+              <w:t>ผู้บริหาร/เจ้าของระบบ + Tech Lead</w:t>
+            </w:r>
+          </w:p>
+        </w:tc>
+        <w:tc>
+          <w:tcPr>
+            <w:tcBorders>
+              <w:top w:val="single" w:sz="8" w:color="C9D3DC"/>
+              <w:bottom w:val="single" w:sz="8" w:color="C9D3DC"/>
+              <w:right w:val="single" w:sz="8" w:color="C9D3DC"/>
+            </w:tcBorders>
+            <w:tcMar>
+              <w:top w:w="40" w:type="dxa"/>
+              <w:left w:w="90" w:type="dxa"/>
+              <w:bottom w:w="40" w:type="dxa"/>
+              <w:right w:w="90" w:type="dxa"/>
+            </w:tcMar>
+          </w:tcPr>
+          <w:p>
+            <w:r>
+              <w:rPr>
+                <w:rFonts w:ascii="TH Sarabun New" w:cs="TH Sarabun New"/>
+                <w:sz w:val="28"/>
+                <w:szCs w:val="28"/>
+                <w:highlight w:val="white"/>
+              </w:rPr>
+              <w:t>ยืนยันช่องทางและวิธีเชื่อมต่อก่อนเปิดใช้งานจริง; ห้ามเดา provider</w:t>
             </w:r>
           </w:p>
         </w:tc>
@@ -6781,12 +6159,10 @@
         </w:trPr>
         <w:tc>
           <w:tcPr>
-            <w:tcW w:w="867" w:type="dxa"/>
-            <w:tcBorders>
-              <w:top w:val="single" w:sz="4" w:color="C9D3DC"/>
-              <w:left w:val="single" w:sz="4" w:color="C9D3DC"/>
-              <w:bottom w:val="single" w:sz="4" w:color="C9D3DC"/>
-              <w:right w:val="single" w:sz="4" w:color="C9D3DC"/>
+            <w:tcBorders>
+              <w:left w:val="single" w:sz="8" w:color="C9D3DC"/>
+              <w:bottom w:val="single" w:sz="8" w:color="C9D3DC"/>
+              <w:right w:val="single" w:sz="8" w:color="C9D3DC"/>
             </w:tcBorders>
             <w:shd w:val="clear" w:fill="F1F7FA"/>
             <w:tcMar>
@@ -6797,28 +6173,21 @@
             </w:tcMar>
           </w:tcPr>
           <w:p>
-            <w:pPr>
-              <w:keepNext/>
-            </w:pPr>
-            <w:r>
-              <w:rPr>
-                <w:rFonts w:ascii="TH Sarabun New" w:hAnsi="TH Sarabun New" w:eastAsia="TH Sarabun New" w:cs="TH Sarabun New"/>
-                <w:color w:val="5A6B7C"/>
-                <w:sz w:val="28"/>
-                <w:szCs w:val="28"/>
-              </w:rPr>
-              <w:t>OI-</w:t>
-            </w:r>
-          </w:p>
-        </w:tc>
-        <w:tc>
-          <w:tcPr>
-            <w:tcW w:w="3180" w:type="dxa"/>
-            <w:tcBorders>
-              <w:top w:val="single" w:sz="4" w:color="C9D3DC"/>
-              <w:left w:val="single" w:sz="4" w:color="C9D3DC"/>
-              <w:bottom w:val="single" w:sz="4" w:color="C9D3DC"/>
-              <w:right w:val="single" w:sz="4" w:color="C9D3DC"/>
+            <w:r>
+              <w:rPr>
+                <w:rFonts w:ascii="TH Sarabun New" w:cs="TH Sarabun New"/>
+                <w:sz w:val="28"/>
+                <w:szCs w:val="28"/>
+              </w:rPr>
+              <w:t>OI-FX-02</w:t>
+            </w:r>
+          </w:p>
+        </w:tc>
+        <w:tc>
+          <w:tcPr>
+            <w:tcBorders>
+              <w:bottom w:val="single" w:sz="8" w:color="C9D3DC"/>
+              <w:right w:val="single" w:sz="8" w:color="C9D3DC"/>
             </w:tcBorders>
             <w:shd w:val="clear" w:fill="F1F7FA"/>
             <w:tcMar>
@@ -6829,20 +6198,13 @@
             </w:tcMar>
           </w:tcPr>
           <w:p>
-            <w:pPr>
-              <w:keepNext/>
-            </w:pPr>
-            <w:r>
-              <w:rPr>
-                <w:rFonts w:ascii="TH Sarabun New" w:hAnsi="TH Sarabun New" w:eastAsia="TH Sarabun New" w:cs="TH Sarabun New"/>
-                <w:b w:val="0"/>
-                <w:bCs w:val="0"/>
-                <w:i w:val="0"/>
-                <w:iCs w:val="0"/>
-                <w:color w:val="172333"/>
-                <w:sz w:val="28"/>
-                <w:szCs w:val="28"/>
-              </w:rPr>
+            <w:r>
+              <w:rPr>
+                <w:rFonts w:ascii="TH Sarabun New" w:cs="TH Sarabun New"/>
+                <w:sz w:val="28"/>
+                <w:szCs w:val="28"/>
+              </w:rPr>
+              <w:t>ออเดอร์ต้องค้างนานเท่าไรจึงเตือน และจะตรวจ/เตือนซ้ำบ่อยแค่ไหน? threshold/interval/repeat = TBD</w:t>
             </w:r>
           </w:p>
         </w:tc>
@@ -6850,10 +6212,8 @@
           <w:tcPr>
             <w:tcW w:w="1734" w:type="dxa"/>
             <w:tcBorders>
-              <w:top w:val="single" w:sz="4" w:color="C9D3DC"/>
-              <w:left w:val="single" w:sz="4" w:color="C9D3DC"/>
-              <w:bottom w:val="single" w:sz="4" w:color="C9D3DC"/>
-              <w:right w:val="single" w:sz="4" w:color="C9D3DC"/>
+              <w:bottom w:val="single" w:sz="8" w:color="C9D3DC"/>
+              <w:right w:val="single" w:sz="8" w:color="C9D3DC"/>
             </w:tcBorders>
             <w:shd w:val="clear" w:fill="F1F7FA"/>
             <w:tcMar>
@@ -6864,20 +6224,13 @@
             </w:tcMar>
           </w:tcPr>
           <w:p>
-            <w:pPr>
-              <w:keepNext/>
-            </w:pPr>
-            <w:r>
-              <w:rPr>
-                <w:rFonts w:ascii="TH Sarabun New" w:hAnsi="TH Sarabun New" w:eastAsia="TH Sarabun New" w:cs="TH Sarabun New"/>
-                <w:b w:val="0"/>
-                <w:bCs w:val="0"/>
-                <w:i w:val="0"/>
-                <w:iCs w:val="0"/>
-                <w:color w:val="172333"/>
-                <w:sz w:val="28"/>
-                <w:szCs w:val="28"/>
-              </w:rPr>
+            <w:r>
+              <w:rPr>
+                <w:rFonts w:ascii="TH Sarabun New" w:cs="TH Sarabun New"/>
+                <w:sz w:val="28"/>
+                <w:szCs w:val="28"/>
+              </w:rPr>
+              <w:t>FR-08, NFR-04, DR-01/02</w:t>
             </w:r>
           </w:p>
         </w:tc>
@@ -6885,10 +6238,8 @@
           <w:tcPr>
             <w:tcW w:w="1542" w:type="dxa"/>
             <w:tcBorders>
-              <w:top w:val="single" w:sz="4" w:color="C9D3DC"/>
-              <w:left w:val="single" w:sz="4" w:color="C9D3DC"/>
-              <w:bottom w:val="single" w:sz="4" w:color="C9D3DC"/>
-              <w:right w:val="single" w:sz="4" w:color="C9D3DC"/>
+              <w:bottom w:val="single" w:sz="8" w:color="C9D3DC"/>
+              <w:right w:val="single" w:sz="8" w:color="C9D3DC"/>
             </w:tcBorders>
             <w:shd w:val="clear" w:fill="F1F7FA"/>
             <w:tcMar>
@@ -6899,31 +6250,21 @@
             </w:tcMar>
           </w:tcPr>
           <w:p>
-            <w:pPr>
-              <w:keepNext/>
-            </w:pPr>
-            <w:r>
-              <w:rPr>
-                <w:rFonts w:ascii="TH Sarabun New" w:hAnsi="TH Sarabun New" w:eastAsia="TH Sarabun New" w:cs="TH Sarabun New"/>
-                <w:b w:val="0"/>
-                <w:bCs w:val="0"/>
-                <w:i w:val="0"/>
-                <w:iCs w:val="0"/>
-                <w:color w:val="172333"/>
-                <w:sz w:val="28"/>
-                <w:szCs w:val="28"/>
-              </w:rPr>
-            </w:r>
-          </w:p>
-        </w:tc>
-        <w:tc>
-          <w:tcPr>
-            <w:tcW w:w="2315" w:type="dxa"/>
-            <w:tcBorders>
-              <w:top w:val="single" w:sz="4" w:color="C9D3DC"/>
-              <w:left w:val="single" w:sz="4" w:color="C9D3DC"/>
-              <w:bottom w:val="single" w:sz="4" w:color="C9D3DC"/>
-              <w:right w:val="single" w:sz="4" w:color="C9D3DC"/>
+            <w:r>
+              <w:rPr>
+                <w:rFonts w:ascii="TH Sarabun New" w:cs="TH Sarabun New"/>
+                <w:sz w:val="28"/>
+                <w:szCs w:val="28"/>
+              </w:rPr>
+              <w:t>เจ้าของร้าน/ผู้กำหนดนโยบาย</w:t>
+            </w:r>
+          </w:p>
+        </w:tc>
+        <w:tc>
+          <w:tcPr>
+            <w:tcBorders>
+              <w:bottom w:val="single" w:sz="8" w:color="C9D3DC"/>
+              <w:right w:val="single" w:sz="8" w:color="C9D3DC"/>
             </w:tcBorders>
             <w:shd w:val="clear" w:fill="F1F7FA"/>
             <w:tcMar>
@@ -6934,20 +6275,13 @@
             </w:tcMar>
           </w:tcPr>
           <w:p>
-            <w:pPr>
-              <w:keepNext/>
-            </w:pPr>
-            <w:r>
-              <w:rPr>
-                <w:rFonts w:ascii="TH Sarabun New" w:hAnsi="TH Sarabun New" w:eastAsia="TH Sarabun New" w:cs="TH Sarabun New"/>
-                <w:b w:val="0"/>
-                <w:bCs w:val="0"/>
-                <w:i w:val="0"/>
-                <w:iCs w:val="0"/>
-                <w:color w:val="172333"/>
-                <w:sz w:val="28"/>
-                <w:szCs w:val="28"/>
-              </w:rPr>
+            <w:r>
+              <w:rPr>
+                <w:rFonts w:ascii="TH Sarabun New" w:cs="TH Sarabun New"/>
+                <w:sz w:val="28"/>
+                <w:szCs w:val="28"/>
+              </w:rPr>
+              <w:t>เก็บข้อมูลจากหน้างานและให้ผู้มีอำนาจยืนยัน; ยังไม่ตั้งตัวเลขเอง</w:t>
             </w:r>
           </w:p>
         </w:tc>
@@ -6959,68 +6293,52 @@
         </w:trPr>
         <w:tc>
           <w:tcPr>
-            <w:tcW w:w="867" w:type="dxa"/>
-            <w:tcBorders>
-              <w:top w:val="single" w:sz="4" w:color="C9D3DC"/>
-              <w:left w:val="single" w:sz="4" w:color="C9D3DC"/>
-              <w:bottom w:val="single" w:sz="4" w:color="C9D3DC"/>
-              <w:right w:val="single" w:sz="4" w:color="C9D3DC"/>
-            </w:tcBorders>
-            <w:shd w:val="clear" w:fill="FFFFFF"/>
-            <w:tcMar>
-              <w:top w:w="40" w:type="dxa"/>
-              <w:left w:w="90" w:type="dxa"/>
-              <w:bottom w:w="40" w:type="dxa"/>
-              <w:right w:w="90" w:type="dxa"/>
-            </w:tcMar>
-          </w:tcPr>
-          <w:p>
-            <w:pPr>
-              <w:keepNext w:val="0"/>
-            </w:pPr>
-            <w:r>
-              <w:rPr>
-                <w:rFonts w:ascii="TH Sarabun New" w:hAnsi="TH Sarabun New" w:eastAsia="TH Sarabun New" w:cs="TH Sarabun New"/>
-                <w:color w:val="5A6B7C"/>
-                <w:sz w:val="28"/>
-                <w:szCs w:val="28"/>
-              </w:rPr>
-              <w:t>OI-</w:t>
-            </w:r>
-          </w:p>
-        </w:tc>
-        <w:tc>
-          <w:tcPr>
-            <w:tcW w:w="3180" w:type="dxa"/>
-            <w:tcBorders>
-              <w:top w:val="single" w:sz="4" w:color="C9D3DC"/>
-              <w:left w:val="single" w:sz="4" w:color="C9D3DC"/>
-              <w:bottom w:val="single" w:sz="4" w:color="C9D3DC"/>
-              <w:right w:val="single" w:sz="4" w:color="C9D3DC"/>
-            </w:tcBorders>
-            <w:shd w:val="clear" w:fill="FFFFFF"/>
-            <w:tcMar>
-              <w:top w:w="40" w:type="dxa"/>
-              <w:left w:w="90" w:type="dxa"/>
-              <w:bottom w:w="40" w:type="dxa"/>
-              <w:right w:w="90" w:type="dxa"/>
-            </w:tcMar>
-          </w:tcPr>
-          <w:p>
-            <w:pPr>
-              <w:keepNext w:val="0"/>
-            </w:pPr>
-            <w:r>
-              <w:rPr>
-                <w:rFonts w:ascii="TH Sarabun New" w:hAnsi="TH Sarabun New" w:eastAsia="TH Sarabun New" w:cs="TH Sarabun New"/>
-                <w:b w:val="0"/>
-                <w:bCs w:val="0"/>
-                <w:i w:val="0"/>
-                <w:iCs w:val="0"/>
-                <w:color w:val="172333"/>
-                <w:sz w:val="28"/>
-                <w:szCs w:val="28"/>
-              </w:rPr>
+            <w:tcBorders>
+              <w:left w:val="single" w:sz="8" w:color="C9D3DC"/>
+              <w:bottom w:val="single" w:sz="8" w:color="C9D3DC"/>
+              <w:right w:val="single" w:sz="8" w:color="C9D3DC"/>
+            </w:tcBorders>
+            <w:tcMar>
+              <w:top w:w="40" w:type="dxa"/>
+              <w:left w:w="90" w:type="dxa"/>
+              <w:bottom w:w="40" w:type="dxa"/>
+              <w:right w:w="90" w:type="dxa"/>
+            </w:tcMar>
+          </w:tcPr>
+          <w:p>
+            <w:r>
+              <w:rPr>
+                <w:rFonts w:ascii="TH Sarabun New" w:cs="TH Sarabun New"/>
+                <w:sz w:val="28"/>
+                <w:szCs w:val="28"/>
+                <w:highlight w:val="white"/>
+              </w:rPr>
+              <w:t>OI-FX-03</w:t>
+            </w:r>
+          </w:p>
+        </w:tc>
+        <w:tc>
+          <w:tcPr>
+            <w:tcBorders>
+              <w:bottom w:val="single" w:sz="8" w:color="C9D3DC"/>
+              <w:right w:val="single" w:sz="8" w:color="C9D3DC"/>
+            </w:tcBorders>
+            <w:tcMar>
+              <w:top w:w="40" w:type="dxa"/>
+              <w:left w:w="90" w:type="dxa"/>
+              <w:bottom w:w="40" w:type="dxa"/>
+              <w:right w:w="90" w:type="dxa"/>
+            </w:tcMar>
+          </w:tcPr>
+          <w:p>
+            <w:r>
+              <w:rPr>
+                <w:rFonts w:ascii="TH Sarabun New" w:cs="TH Sarabun New"/>
+                <w:sz w:val="28"/>
+                <w:szCs w:val="28"/>
+                <w:highlight w:val="white"/>
+              </w:rPr>
+              <w:t>สถานะใดถือว่าเป็นออเดอร์ค้าง และนับเฉพาะสถานะ “ออเดอร์ใหม่” หรือไม่?</w:t>
             </w:r>
           </w:p>
         </w:tc>
@@ -7028,34 +6346,25 @@
           <w:tcPr>
             <w:tcW w:w="1734" w:type="dxa"/>
             <w:tcBorders>
-              <w:top w:val="single" w:sz="4" w:color="C9D3DC"/>
-              <w:left w:val="single" w:sz="4" w:color="C9D3DC"/>
-              <w:bottom w:val="single" w:sz="4" w:color="C9D3DC"/>
-              <w:right w:val="single" w:sz="4" w:color="C9D3DC"/>
-            </w:tcBorders>
-            <w:shd w:val="clear" w:fill="FFFFFF"/>
-            <w:tcMar>
-              <w:top w:w="40" w:type="dxa"/>
-              <w:left w:w="90" w:type="dxa"/>
-              <w:bottom w:w="40" w:type="dxa"/>
-              <w:right w:w="90" w:type="dxa"/>
-            </w:tcMar>
-          </w:tcPr>
-          <w:p>
-            <w:pPr>
-              <w:keepNext w:val="0"/>
-            </w:pPr>
-            <w:r>
-              <w:rPr>
-                <w:rFonts w:ascii="TH Sarabun New" w:hAnsi="TH Sarabun New" w:eastAsia="TH Sarabun New" w:cs="TH Sarabun New"/>
-                <w:b w:val="0"/>
-                <w:bCs w:val="0"/>
-                <w:i w:val="0"/>
-                <w:iCs w:val="0"/>
-                <w:color w:val="172333"/>
-                <w:sz w:val="28"/>
-                <w:szCs w:val="28"/>
-              </w:rPr>
+              <w:bottom w:val="single" w:sz="8" w:color="C9D3DC"/>
+              <w:right w:val="single" w:sz="8" w:color="C9D3DC"/>
+            </w:tcBorders>
+            <w:tcMar>
+              <w:top w:w="40" w:type="dxa"/>
+              <w:left w:w="90" w:type="dxa"/>
+              <w:bottom w:w="40" w:type="dxa"/>
+              <w:right w:w="90" w:type="dxa"/>
+            </w:tcMar>
+          </w:tcPr>
+          <w:p>
+            <w:r>
+              <w:rPr>
+                <w:rFonts w:ascii="TH Sarabun New" w:cs="TH Sarabun New"/>
+                <w:sz w:val="28"/>
+                <w:szCs w:val="28"/>
+                <w:highlight w:val="white"/>
+              </w:rPr>
+              <w:t>FR-08, BR-02, DR-01/02</w:t>
             </w:r>
           </w:p>
         </w:tc>
@@ -7063,69 +6372,50 @@
           <w:tcPr>
             <w:tcW w:w="1542" w:type="dxa"/>
             <w:tcBorders>
-              <w:top w:val="single" w:sz="4" w:color="C9D3DC"/>
-              <w:left w:val="single" w:sz="4" w:color="C9D3DC"/>
-              <w:bottom w:val="single" w:sz="4" w:color="C9D3DC"/>
-              <w:right w:val="single" w:sz="4" w:color="C9D3DC"/>
-            </w:tcBorders>
-            <w:shd w:val="clear" w:fill="FFFFFF"/>
-            <w:tcMar>
-              <w:top w:w="40" w:type="dxa"/>
-              <w:left w:w="90" w:type="dxa"/>
-              <w:bottom w:w="40" w:type="dxa"/>
-              <w:right w:w="90" w:type="dxa"/>
-            </w:tcMar>
-          </w:tcPr>
-          <w:p>
-            <w:pPr>
-              <w:keepNext w:val="0"/>
-            </w:pPr>
-            <w:r>
-              <w:rPr>
-                <w:rFonts w:ascii="TH Sarabun New" w:hAnsi="TH Sarabun New" w:eastAsia="TH Sarabun New" w:cs="TH Sarabun New"/>
-                <w:b w:val="0"/>
-                <w:bCs w:val="0"/>
-                <w:i w:val="0"/>
-                <w:iCs w:val="0"/>
-                <w:color w:val="172333"/>
-                <w:sz w:val="28"/>
-                <w:szCs w:val="28"/>
-              </w:rPr>
-            </w:r>
-          </w:p>
-        </w:tc>
-        <w:tc>
-          <w:tcPr>
-            <w:tcW w:w="2315" w:type="dxa"/>
-            <w:tcBorders>
-              <w:top w:val="single" w:sz="4" w:color="C9D3DC"/>
-              <w:left w:val="single" w:sz="4" w:color="C9D3DC"/>
-              <w:bottom w:val="single" w:sz="4" w:color="C9D3DC"/>
-              <w:right w:val="single" w:sz="4" w:color="C9D3DC"/>
-            </w:tcBorders>
-            <w:shd w:val="clear" w:fill="FFFFFF"/>
-            <w:tcMar>
-              <w:top w:w="40" w:type="dxa"/>
-              <w:left w:w="90" w:type="dxa"/>
-              <w:bottom w:w="40" w:type="dxa"/>
-              <w:right w:w="90" w:type="dxa"/>
-            </w:tcMar>
-          </w:tcPr>
-          <w:p>
-            <w:pPr>
-              <w:keepNext w:val="0"/>
-            </w:pPr>
-            <w:r>
-              <w:rPr>
-                <w:rFonts w:ascii="TH Sarabun New" w:hAnsi="TH Sarabun New" w:eastAsia="TH Sarabun New" w:cs="TH Sarabun New"/>
-                <w:b w:val="0"/>
-                <w:bCs w:val="0"/>
-                <w:i w:val="0"/>
-                <w:iCs w:val="0"/>
-                <w:color w:val="172333"/>
-                <w:sz w:val="28"/>
-                <w:szCs w:val="28"/>
-              </w:rPr>
+              <w:bottom w:val="single" w:sz="8" w:color="C9D3DC"/>
+              <w:right w:val="single" w:sz="8" w:color="C9D3DC"/>
+            </w:tcBorders>
+            <w:tcMar>
+              <w:top w:w="40" w:type="dxa"/>
+              <w:left w:w="90" w:type="dxa"/>
+              <w:bottom w:w="40" w:type="dxa"/>
+              <w:right w:w="90" w:type="dxa"/>
+            </w:tcMar>
+          </w:tcPr>
+          <w:p>
+            <w:r>
+              <w:rPr>
+                <w:rFonts w:ascii="TH Sarabun New" w:cs="TH Sarabun New"/>
+                <w:sz w:val="28"/>
+                <w:szCs w:val="28"/>
+                <w:highlight w:val="white"/>
+              </w:rPr>
+              <w:t>เจ้าของระบบ/เจ้าของร้าน</w:t>
+            </w:r>
+          </w:p>
+        </w:tc>
+        <w:tc>
+          <w:tcPr>
+            <w:tcBorders>
+              <w:bottom w:val="single" w:sz="8" w:color="C9D3DC"/>
+              <w:right w:val="single" w:sz="8" w:color="C9D3DC"/>
+            </w:tcBorders>
+            <w:tcMar>
+              <w:top w:w="40" w:type="dxa"/>
+              <w:left w:w="90" w:type="dxa"/>
+              <w:bottom w:w="40" w:type="dxa"/>
+              <w:right w:w="90" w:type="dxa"/>
+            </w:tcMar>
+          </w:tcPr>
+          <w:p>
+            <w:r>
+              <w:rPr>
+                <w:rFonts w:ascii="TH Sarabun New" w:cs="TH Sarabun New"/>
+                <w:sz w:val="28"/>
+                <w:szCs w:val="28"/>
+                <w:highlight w:val="white"/>
+              </w:rPr>
+              <w:t>ให้เจ้าของระบบยืนยันสถานะที่ใช้ตรวจออเดอร์ค้างก่อนกำหนดเป็น Baseline; ผู้รับการเตือนเป็นลูกค้าที่ผูกกับออเดอร์ตาม BR-02</w:t>
             </w:r>
           </w:p>
         </w:tc>
@@ -7354,6 +6644,7 @@
             <w:r>
               <w:rPr>
                 <w:rFonts w:ascii="TH Sarabun New" w:hAnsi="TH Sarabun New" w:eastAsia="TH Sarabun New" w:cs="TH Sarabun New"/>
+                <w:color w:val="172333"/>
                 <w:sz w:val="28"/>
                 <w:szCs w:val="28"/>
               </w:rPr>
@@ -7384,7 +6675,7 @@
             </w:pPr>
             <w:r>
               <w:rPr>
-                <w:rFonts w:ascii="TH Sarabun New" w:hAnsi="TH Sarabun New" w:cs="TH Sarabun New"/>
+                <w:rFonts w:ascii="TH Sarabun New" w:hAnsi="TH Sarabun New" w:eastAsia="TH Sarabun New" w:cs="TH Sarabun New"/>
                 <w:color w:val="172333"/>
                 <w:sz w:val="28"/>
                 <w:szCs w:val="28"/>
@@ -7416,7 +6707,7 @@
             </w:pPr>
             <w:r>
               <w:rPr>
-                <w:rFonts w:ascii="TH Sarabun New" w:hAnsi="TH Sarabun New" w:cs="TH Sarabun New"/>
+                <w:rFonts w:ascii="TH Sarabun New" w:hAnsi="TH Sarabun New" w:eastAsia="TH Sarabun New" w:cs="TH Sarabun New"/>
                 <w:color w:val="172333"/>
                 <w:sz w:val="28"/>
                 <w:szCs w:val="28"/>
@@ -7455,6 +6746,7 @@
             <w:r>
               <w:rPr>
                 <w:rFonts w:ascii="TH Sarabun New" w:hAnsi="TH Sarabun New" w:eastAsia="TH Sarabun New" w:cs="TH Sarabun New"/>
+                <w:color w:val="172333"/>
                 <w:sz w:val="28"/>
                 <w:szCs w:val="28"/>
               </w:rPr>
@@ -7485,7 +6777,7 @@
             </w:pPr>
             <w:r>
               <w:rPr>
-                <w:rFonts w:ascii="TH Sarabun New" w:hAnsi="TH Sarabun New" w:cs="TH Sarabun New"/>
+                <w:rFonts w:ascii="TH Sarabun New" w:hAnsi="TH Sarabun New" w:eastAsia="TH Sarabun New" w:cs="TH Sarabun New"/>
                 <w:color w:val="172333"/>
                 <w:sz w:val="28"/>
                 <w:szCs w:val="28"/>
@@ -7517,7 +6809,7 @@
             </w:pPr>
             <w:r>
               <w:rPr>
-                <w:rFonts w:ascii="TH Sarabun New" w:hAnsi="TH Sarabun New" w:cs="TH Sarabun New"/>
+                <w:rFonts w:ascii="TH Sarabun New" w:hAnsi="TH Sarabun New" w:eastAsia="TH Sarabun New" w:cs="TH Sarabun New"/>
                 <w:color w:val="172333"/>
                 <w:sz w:val="28"/>
                 <w:szCs w:val="28"/>
@@ -7556,6 +6848,7 @@
             <w:r>
               <w:rPr>
                 <w:rFonts w:ascii="TH Sarabun New" w:hAnsi="TH Sarabun New" w:eastAsia="TH Sarabun New" w:cs="TH Sarabun New"/>
+                <w:color w:val="172333"/>
                 <w:sz w:val="28"/>
                 <w:szCs w:val="28"/>
               </w:rPr>
@@ -7586,7 +6879,7 @@
             </w:pPr>
             <w:r>
               <w:rPr>
-                <w:rFonts w:ascii="TH Sarabun New" w:hAnsi="TH Sarabun New" w:cs="TH Sarabun New"/>
+                <w:rFonts w:ascii="TH Sarabun New" w:hAnsi="TH Sarabun New" w:eastAsia="TH Sarabun New" w:cs="TH Sarabun New"/>
                 <w:color w:val="172333"/>
                 <w:sz w:val="28"/>
                 <w:szCs w:val="28"/>
@@ -7618,7 +6911,7 @@
             </w:pPr>
             <w:r>
               <w:rPr>
-                <w:rFonts w:ascii="TH Sarabun New" w:hAnsi="TH Sarabun New" w:cs="TH Sarabun New"/>
+                <w:rFonts w:ascii="TH Sarabun New" w:hAnsi="TH Sarabun New" w:eastAsia="TH Sarabun New" w:cs="TH Sarabun New"/>
                 <w:color w:val="172333"/>
                 <w:sz w:val="28"/>
                 <w:szCs w:val="28"/>
@@ -7656,7 +6949,7 @@
             </w:pPr>
             <w:r>
               <w:rPr>
-                <w:rFonts w:ascii="TH Sarabun New" w:hAnsi="TH Sarabun New" w:cs="TH Sarabun New"/>
+                <w:rFonts w:ascii="TH Sarabun New" w:hAnsi="TH Sarabun New" w:eastAsia="TH Sarabun New" w:cs="TH Sarabun New"/>
                 <w:color w:val="172333"/>
                 <w:sz w:val="28"/>
                 <w:szCs w:val="28"/>
@@ -7688,7 +6981,7 @@
             </w:pPr>
             <w:r>
               <w:rPr>
-                <w:rFonts w:ascii="TH Sarabun New" w:hAnsi="TH Sarabun New" w:cs="TH Sarabun New"/>
+                <w:rFonts w:ascii="TH Sarabun New" w:hAnsi="TH Sarabun New" w:eastAsia="TH Sarabun New" w:cs="TH Sarabun New"/>
                 <w:color w:val="172333"/>
                 <w:sz w:val="28"/>
                 <w:szCs w:val="28"/>
@@ -7720,7 +7013,7 @@
             </w:pPr>
             <w:r>
               <w:rPr>
-                <w:rFonts w:ascii="TH Sarabun New" w:hAnsi="TH Sarabun New" w:cs="TH Sarabun New"/>
+                <w:rFonts w:ascii="TH Sarabun New" w:hAnsi="TH Sarabun New" w:eastAsia="TH Sarabun New" w:cs="TH Sarabun New"/>
                 <w:color w:val="172333"/>
                 <w:sz w:val="28"/>
                 <w:szCs w:val="28"/>
@@ -7915,7 +7208,7 @@
             </w:pPr>
             <w:r>
               <w:rPr>
-                <w:rFonts w:ascii="TH Sarabun New" w:hAnsi="TH Sarabun New" w:cs="TH Sarabun New"/>
+                <w:rFonts w:ascii="TH Sarabun New" w:hAnsi="TH Sarabun New" w:eastAsia="TH Sarabun New" w:cs="TH Sarabun New"/>
                 <w:color w:val="172333"/>
                 <w:sz w:val="28"/>
                 <w:szCs w:val="28"/>
@@ -7947,7 +7240,7 @@
             </w:pPr>
             <w:r>
               <w:rPr>
-                <w:rFonts w:ascii="TH Sarabun New" w:hAnsi="TH Sarabun New" w:cs="TH Sarabun New"/>
+                <w:rFonts w:ascii="TH Sarabun New" w:hAnsi="TH Sarabun New" w:eastAsia="TH Sarabun New" w:cs="TH Sarabun New"/>
                 <w:color w:val="172333"/>
                 <w:sz w:val="28"/>
                 <w:szCs w:val="28"/>
@@ -7979,7 +7272,7 @@
             </w:pPr>
             <w:r>
               <w:rPr>
-                <w:rFonts w:ascii="TH Sarabun New" w:hAnsi="TH Sarabun New" w:cs="TH Sarabun New"/>
+                <w:rFonts w:ascii="TH Sarabun New" w:hAnsi="TH Sarabun New" w:eastAsia="TH Sarabun New" w:cs="TH Sarabun New"/>
                 <w:color w:val="172333"/>
                 <w:sz w:val="28"/>
                 <w:szCs w:val="28"/>
@@ -8017,7 +7310,7 @@
             </w:pPr>
             <w:r>
               <w:rPr>
-                <w:rFonts w:ascii="TH Sarabun New" w:hAnsi="TH Sarabun New" w:cs="TH Sarabun New"/>
+                <w:rFonts w:ascii="TH Sarabun New" w:hAnsi="TH Sarabun New" w:eastAsia="TH Sarabun New" w:cs="TH Sarabun New"/>
                 <w:color w:val="172333"/>
                 <w:sz w:val="28"/>
                 <w:szCs w:val="28"/>
@@ -8049,7 +7342,7 @@
             </w:pPr>
             <w:r>
               <w:rPr>
-                <w:rFonts w:ascii="TH Sarabun New" w:hAnsi="TH Sarabun New" w:cs="TH Sarabun New"/>
+                <w:rFonts w:ascii="TH Sarabun New" w:hAnsi="TH Sarabun New" w:eastAsia="TH Sarabun New" w:cs="TH Sarabun New"/>
                 <w:color w:val="172333"/>
                 <w:sz w:val="28"/>
                 <w:szCs w:val="28"/>
@@ -8081,7 +7374,7 @@
             </w:pPr>
             <w:r>
               <w:rPr>
-                <w:rFonts w:ascii="TH Sarabun New" w:hAnsi="TH Sarabun New" w:cs="TH Sarabun New"/>
+                <w:rFonts w:ascii="TH Sarabun New" w:hAnsi="TH Sarabun New" w:eastAsia="TH Sarabun New" w:cs="TH Sarabun New"/>
                 <w:color w:val="172333"/>
                 <w:sz w:val="28"/>
                 <w:szCs w:val="28"/>
@@ -8119,7 +7412,7 @@
             </w:pPr>
             <w:r>
               <w:rPr>
-                <w:rFonts w:ascii="TH Sarabun New" w:hAnsi="TH Sarabun New" w:cs="TH Sarabun New"/>
+                <w:rFonts w:ascii="TH Sarabun New" w:hAnsi="TH Sarabun New" w:eastAsia="TH Sarabun New" w:cs="TH Sarabun New"/>
                 <w:color w:val="172333"/>
                 <w:sz w:val="28"/>
                 <w:szCs w:val="28"/>
@@ -8151,7 +7444,7 @@
             </w:pPr>
             <w:r>
               <w:rPr>
-                <w:rFonts w:ascii="TH Sarabun New" w:hAnsi="TH Sarabun New" w:cs="TH Sarabun New"/>
+                <w:rFonts w:ascii="TH Sarabun New" w:hAnsi="TH Sarabun New" w:eastAsia="TH Sarabun New" w:cs="TH Sarabun New"/>
                 <w:color w:val="172333"/>
                 <w:sz w:val="28"/>
                 <w:szCs w:val="28"/>
@@ -8183,7 +7476,7 @@
             </w:pPr>
             <w:r>
               <w:rPr>
-                <w:rFonts w:ascii="TH Sarabun New" w:hAnsi="TH Sarabun New" w:cs="TH Sarabun New"/>
+                <w:rFonts w:ascii="TH Sarabun New" w:hAnsi="TH Sarabun New" w:eastAsia="TH Sarabun New" w:cs="TH Sarabun New"/>
                 <w:color w:val="172333"/>
                 <w:sz w:val="28"/>
                 <w:szCs w:val="28"/>
@@ -8217,7 +7510,8 @@
           <w:p>
             <w:r>
               <w:rPr>
-                <w:rFonts w:ascii="TH Sarabun New" w:hAnsi="TH Sarabun New" w:cs="TH Sarabun New"/>
+                <w:rFonts w:ascii="TH Sarabun New" w:hAnsi="TH Sarabun New" w:eastAsia="TH Sarabun New" w:cs="TH Sarabun New"/>
+                <w:color w:val="172333"/>
                 <w:sz w:val="28"/>
                 <w:szCs w:val="28"/>
               </w:rPr>
@@ -8245,7 +7539,8 @@
           <w:p>
             <w:r>
               <w:rPr>
-                <w:rFonts w:ascii="TH Sarabun New" w:hAnsi="TH Sarabun New" w:cs="TH Sarabun New"/>
+                <w:rFonts w:ascii="TH Sarabun New" w:hAnsi="TH Sarabun New" w:eastAsia="TH Sarabun New" w:cs="TH Sarabun New"/>
+                <w:color w:val="172333"/>
                 <w:sz w:val="28"/>
                 <w:szCs w:val="28"/>
               </w:rPr>
@@ -8272,6 +7567,12 @@
           </w:tcPr>
           <w:p>
             <w:r>
+              <w:rPr>
+                <w:rFonts w:ascii="TH Sarabun New" w:hAnsi="TH Sarabun New" w:eastAsia="TH Sarabun New" w:cs="TH Sarabun New"/>
+                <w:color w:val="172333"/>
+                <w:sz w:val="32"/>
+                <w:szCs w:val="32"/>
+              </w:rPr>
               <w:t>API ตรวจ opt-in ทุกครั้ง DB เก็บ preference ขั้นต่ำ EXT-01 รับเฉพาะ payload ที่จำเป็น</w:t>
             </w:r>
           </w:p>
@@ -8611,7 +7912,7 @@
             </w:pPr>
             <w:r>
               <w:rPr>
-                <w:rFonts w:ascii="TH Sarabun New" w:hAnsi="TH Sarabun New" w:cs="TH Sarabun New"/>
+                <w:rFonts w:ascii="TH Sarabun New" w:hAnsi="TH Sarabun New" w:eastAsia="TH Sarabun New" w:cs="TH Sarabun New"/>
                 <w:color w:val="172333"/>
                 <w:sz w:val="28"/>
                 <w:szCs w:val="28"/>
@@ -8643,7 +7944,7 @@
             </w:pPr>
             <w:r>
               <w:rPr>
-                <w:rFonts w:ascii="TH Sarabun New" w:hAnsi="TH Sarabun New" w:cs="TH Sarabun New"/>
+                <w:rFonts w:ascii="TH Sarabun New" w:hAnsi="TH Sarabun New" w:eastAsia="TH Sarabun New" w:cs="TH Sarabun New"/>
                 <w:color w:val="172333"/>
                 <w:sz w:val="28"/>
                 <w:szCs w:val="28"/>
@@ -8675,7 +7976,7 @@
             </w:pPr>
             <w:r>
               <w:rPr>
-                <w:rFonts w:ascii="TH Sarabun New" w:hAnsi="TH Sarabun New" w:cs="TH Sarabun New"/>
+                <w:rFonts w:ascii="TH Sarabun New" w:hAnsi="TH Sarabun New" w:eastAsia="TH Sarabun New" w:cs="TH Sarabun New"/>
                 <w:color w:val="172333"/>
                 <w:sz w:val="28"/>
                 <w:szCs w:val="28"/>
@@ -8707,7 +8008,7 @@
             </w:pPr>
             <w:r>
               <w:rPr>
-                <w:rFonts w:ascii="TH Sarabun New" w:hAnsi="TH Sarabun New" w:cs="TH Sarabun New"/>
+                <w:rFonts w:ascii="TH Sarabun New" w:hAnsi="TH Sarabun New" w:eastAsia="TH Sarabun New" w:cs="TH Sarabun New"/>
                 <w:color w:val="172333"/>
                 <w:sz w:val="28"/>
                 <w:szCs w:val="28"/>
@@ -8739,7 +8040,7 @@
             </w:pPr>
             <w:r>
               <w:rPr>
-                <w:rFonts w:ascii="TH Sarabun New" w:hAnsi="TH Sarabun New" w:cs="TH Sarabun New"/>
+                <w:rFonts w:ascii="TH Sarabun New" w:hAnsi="TH Sarabun New" w:eastAsia="TH Sarabun New" w:cs="TH Sarabun New"/>
                 <w:color w:val="172333"/>
                 <w:sz w:val="28"/>
                 <w:szCs w:val="28"/>
@@ -8771,7 +8072,7 @@
             </w:pPr>
             <w:r>
               <w:rPr>
-                <w:rFonts w:ascii="TH Sarabun New" w:hAnsi="TH Sarabun New" w:cs="TH Sarabun New"/>
+                <w:rFonts w:ascii="TH Sarabun New" w:hAnsi="TH Sarabun New" w:eastAsia="TH Sarabun New" w:cs="TH Sarabun New"/>
                 <w:color w:val="172333"/>
                 <w:sz w:val="28"/>
                 <w:szCs w:val="28"/>
@@ -8809,7 +8110,7 @@
             </w:pPr>
             <w:r>
               <w:rPr>
-                <w:rFonts w:ascii="TH Sarabun New" w:hAnsi="TH Sarabun New" w:cs="TH Sarabun New"/>
+                <w:rFonts w:ascii="TH Sarabun New" w:hAnsi="TH Sarabun New" w:eastAsia="TH Sarabun New" w:cs="TH Sarabun New"/>
                 <w:color w:val="172333"/>
                 <w:sz w:val="28"/>
                 <w:szCs w:val="28"/>
@@ -8841,7 +8142,7 @@
             </w:pPr>
             <w:r>
               <w:rPr>
-                <w:rFonts w:ascii="TH Sarabun New" w:hAnsi="TH Sarabun New" w:cs="TH Sarabun New"/>
+                <w:rFonts w:ascii="TH Sarabun New" w:hAnsi="TH Sarabun New" w:eastAsia="TH Sarabun New" w:cs="TH Sarabun New"/>
                 <w:color w:val="172333"/>
                 <w:sz w:val="28"/>
                 <w:szCs w:val="28"/>
@@ -8873,7 +8174,7 @@
             </w:pPr>
             <w:r>
               <w:rPr>
-                <w:rFonts w:ascii="TH Sarabun New" w:hAnsi="TH Sarabun New" w:cs="TH Sarabun New"/>
+                <w:rFonts w:ascii="TH Sarabun New" w:hAnsi="TH Sarabun New" w:eastAsia="TH Sarabun New" w:cs="TH Sarabun New"/>
                 <w:color w:val="172333"/>
                 <w:sz w:val="28"/>
                 <w:szCs w:val="28"/>
@@ -8905,7 +8206,7 @@
             </w:pPr>
             <w:r>
               <w:rPr>
-                <w:rFonts w:ascii="TH Sarabun New" w:hAnsi="TH Sarabun New" w:cs="TH Sarabun New"/>
+                <w:rFonts w:ascii="TH Sarabun New" w:hAnsi="TH Sarabun New" w:eastAsia="TH Sarabun New" w:cs="TH Sarabun New"/>
                 <w:color w:val="172333"/>
                 <w:sz w:val="28"/>
                 <w:szCs w:val="28"/>
@@ -8937,7 +8238,7 @@
             </w:pPr>
             <w:r>
               <w:rPr>
-                <w:rFonts w:ascii="TH Sarabun New" w:hAnsi="TH Sarabun New" w:cs="TH Sarabun New"/>
+                <w:rFonts w:ascii="TH Sarabun New" w:hAnsi="TH Sarabun New" w:eastAsia="TH Sarabun New" w:cs="TH Sarabun New"/>
                 <w:color w:val="172333"/>
                 <w:sz w:val="28"/>
                 <w:szCs w:val="28"/>
@@ -8969,7 +8270,7 @@
             </w:pPr>
             <w:r>
               <w:rPr>
-                <w:rFonts w:ascii="TH Sarabun New" w:hAnsi="TH Sarabun New" w:cs="TH Sarabun New"/>
+                <w:rFonts w:ascii="TH Sarabun New" w:hAnsi="TH Sarabun New" w:eastAsia="TH Sarabun New" w:cs="TH Sarabun New"/>
                 <w:color w:val="172333"/>
                 <w:sz w:val="28"/>
                 <w:szCs w:val="28"/>
@@ -9007,7 +8308,7 @@
             </w:pPr>
             <w:r>
               <w:rPr>
-                <w:rFonts w:ascii="TH Sarabun New" w:hAnsi="TH Sarabun New" w:cs="TH Sarabun New"/>
+                <w:rFonts w:ascii="TH Sarabun New" w:hAnsi="TH Sarabun New" w:eastAsia="TH Sarabun New" w:cs="TH Sarabun New"/>
                 <w:color w:val="172333"/>
                 <w:sz w:val="28"/>
                 <w:szCs w:val="28"/>
@@ -9039,7 +8340,7 @@
             </w:pPr>
             <w:r>
               <w:rPr>
-                <w:rFonts w:ascii="TH Sarabun New" w:hAnsi="TH Sarabun New" w:cs="TH Sarabun New"/>
+                <w:rFonts w:ascii="TH Sarabun New" w:hAnsi="TH Sarabun New" w:eastAsia="TH Sarabun New" w:cs="TH Sarabun New"/>
                 <w:color w:val="172333"/>
                 <w:sz w:val="28"/>
                 <w:szCs w:val="28"/>
@@ -9071,7 +8372,7 @@
             </w:pPr>
             <w:r>
               <w:rPr>
-                <w:rFonts w:ascii="TH Sarabun New" w:hAnsi="TH Sarabun New" w:cs="TH Sarabun New"/>
+                <w:rFonts w:ascii="TH Sarabun New" w:hAnsi="TH Sarabun New" w:eastAsia="TH Sarabun New" w:cs="TH Sarabun New"/>
                 <w:color w:val="172333"/>
                 <w:sz w:val="28"/>
                 <w:szCs w:val="28"/>
@@ -9103,7 +8404,7 @@
             </w:pPr>
             <w:r>
               <w:rPr>
-                <w:rFonts w:ascii="TH Sarabun New" w:hAnsi="TH Sarabun New" w:cs="TH Sarabun New"/>
+                <w:rFonts w:ascii="TH Sarabun New" w:hAnsi="TH Sarabun New" w:eastAsia="TH Sarabun New" w:cs="TH Sarabun New"/>
                 <w:color w:val="172333"/>
                 <w:sz w:val="28"/>
                 <w:szCs w:val="28"/>
@@ -9135,7 +8436,7 @@
             </w:pPr>
             <w:r>
               <w:rPr>
-                <w:rFonts w:ascii="TH Sarabun New" w:hAnsi="TH Sarabun New" w:cs="TH Sarabun New"/>
+                <w:rFonts w:ascii="TH Sarabun New" w:hAnsi="TH Sarabun New" w:eastAsia="TH Sarabun New" w:cs="TH Sarabun New"/>
                 <w:color w:val="172333"/>
                 <w:sz w:val="28"/>
                 <w:szCs w:val="28"/>
@@ -9167,7 +8468,7 @@
             </w:pPr>
             <w:r>
               <w:rPr>
-                <w:rFonts w:ascii="TH Sarabun New" w:hAnsi="TH Sarabun New" w:cs="TH Sarabun New"/>
+                <w:rFonts w:ascii="TH Sarabun New" w:hAnsi="TH Sarabun New" w:eastAsia="TH Sarabun New" w:cs="TH Sarabun New"/>
                 <w:color w:val="172333"/>
                 <w:sz w:val="28"/>
                 <w:szCs w:val="28"/>
@@ -9200,6 +8501,12 @@
           </w:tcPr>
           <w:p>
             <w:r>
+              <w:rPr>
+                <w:rFonts w:ascii="TH Sarabun New" w:hAnsi="TH Sarabun New" w:eastAsia="TH Sarabun New" w:cs="TH Sarabun New"/>
+                <w:color w:val="172333"/>
+                <w:sz w:val="32"/>
+                <w:szCs w:val="32"/>
+              </w:rPr>
               <w:t>4</w:t>
             </w:r>
           </w:p>
@@ -9223,6 +8530,12 @@
           </w:tcPr>
           <w:p>
             <w:r>
+              <w:rPr>
+                <w:rFonts w:ascii="TH Sarabun New" w:hAnsi="TH Sarabun New" w:eastAsia="TH Sarabun New" w:cs="TH Sarabun New"/>
+                <w:color w:val="172333"/>
+                <w:sz w:val="32"/>
+                <w:szCs w:val="32"/>
+              </w:rPr>
               <w:t>ลูกค้าเปิดหรือปิดการแจ้งเตือน</w:t>
             </w:r>
           </w:p>
@@ -9246,6 +8559,12 @@
           </w:tcPr>
           <w:p>
             <w:r>
+              <w:rPr>
+                <w:rFonts w:ascii="TH Sarabun New" w:hAnsi="TH Sarabun New" w:eastAsia="TH Sarabun New" w:cs="TH Sarabun New"/>
+                <w:color w:val="172333"/>
+                <w:sz w:val="32"/>
+                <w:szCs w:val="32"/>
+              </w:rPr>
               <w:t>UC-01</w:t>
             </w:r>
           </w:p>
@@ -9269,6 +8588,12 @@
           </w:tcPr>
           <w:p>
             <w:r>
+              <w:rPr>
+                <w:rFonts w:ascii="TH Sarabun New" w:hAnsi="TH Sarabun New" w:eastAsia="TH Sarabun New" w:cs="TH Sarabun New"/>
+                <w:color w:val="172333"/>
+                <w:sz w:val="32"/>
+                <w:szCs w:val="32"/>
+              </w:rPr>
               <w:t>Build now</w:t>
             </w:r>
           </w:p>
@@ -9292,6 +8617,12 @@
           </w:tcPr>
           <w:p>
             <w:r>
+              <w:rPr>
+                <w:rFonts w:ascii="TH Sarabun New" w:hAnsi="TH Sarabun New" w:eastAsia="TH Sarabun New" w:cs="TH Sarabun New"/>
+                <w:color w:val="172333"/>
+                <w:sz w:val="32"/>
+                <w:szCs w:val="32"/>
+              </w:rPr>
               <w:t>Mobile Application → API Application → Database</w:t>
             </w:r>
           </w:p>
@@ -9315,6 +8646,12 @@
           </w:tcPr>
           <w:p>
             <w:r>
+              <w:rPr>
+                <w:rFonts w:ascii="TH Sarabun New" w:hAnsi="TH Sarabun New" w:eastAsia="TH Sarabun New" w:cs="TH Sarabun New"/>
+                <w:color w:val="172333"/>
+                <w:sz w:val="32"/>
+                <w:szCs w:val="32"/>
+              </w:rPr>
               <w:t>เก็บ preference API เป็น enforce ไม่พึ่งค่า client เพียงอย่างเดียว</w:t>
             </w:r>
           </w:p>
@@ -9578,6 +8915,7 @@
             <w:r>
               <w:rPr>
                 <w:rFonts w:ascii="TH Sarabun New" w:hAnsi="TH Sarabun New" w:eastAsia="TH Sarabun New" w:cs="TH Sarabun New"/>
+                <w:color w:val="172333"/>
                 <w:sz w:val="28"/>
                 <w:szCs w:val="28"/>
               </w:rPr>
@@ -9608,7 +8946,7 @@
             </w:pPr>
             <w:r>
               <w:rPr>
-                <w:rFonts w:ascii="TH Sarabun New" w:hAnsi="TH Sarabun New" w:cs="TH Sarabun New"/>
+                <w:rFonts w:ascii="TH Sarabun New" w:hAnsi="TH Sarabun New" w:eastAsia="TH Sarabun New" w:cs="TH Sarabun New"/>
                 <w:color w:val="172333"/>
                 <w:sz w:val="28"/>
                 <w:szCs w:val="28"/>
@@ -9640,7 +8978,7 @@
             </w:pPr>
             <w:r>
               <w:rPr>
-                <w:rFonts w:ascii="TH Sarabun New" w:hAnsi="TH Sarabun New" w:cs="TH Sarabun New"/>
+                <w:rFonts w:ascii="TH Sarabun New" w:hAnsi="TH Sarabun New" w:eastAsia="TH Sarabun New" w:cs="TH Sarabun New"/>
                 <w:color w:val="172333"/>
                 <w:sz w:val="28"/>
                 <w:szCs w:val="28"/>
@@ -9672,7 +9010,7 @@
             </w:pPr>
             <w:r>
               <w:rPr>
-                <w:rFonts w:ascii="TH Sarabun New" w:hAnsi="TH Sarabun New" w:cs="TH Sarabun New"/>
+                <w:rFonts w:ascii="TH Sarabun New" w:hAnsi="TH Sarabun New" w:eastAsia="TH Sarabun New" w:cs="TH Sarabun New"/>
                 <w:color w:val="172333"/>
                 <w:sz w:val="28"/>
                 <w:szCs w:val="28"/>
@@ -9704,7 +9042,7 @@
             </w:pPr>
             <w:r>
               <w:rPr>
-                <w:rFonts w:ascii="TH Sarabun New" w:hAnsi="TH Sarabun New" w:cs="TH Sarabun New"/>
+                <w:rFonts w:ascii="TH Sarabun New" w:hAnsi="TH Sarabun New" w:eastAsia="TH Sarabun New" w:cs="TH Sarabun New"/>
                 <w:color w:val="172333"/>
                 <w:sz w:val="28"/>
                 <w:szCs w:val="28"/>
@@ -9743,6 +9081,7 @@
             <w:r>
               <w:rPr>
                 <w:rFonts w:ascii="TH Sarabun New" w:hAnsi="TH Sarabun New" w:eastAsia="TH Sarabun New" w:cs="TH Sarabun New"/>
+                <w:color w:val="172333"/>
                 <w:sz w:val="28"/>
                 <w:szCs w:val="28"/>
               </w:rPr>
@@ -9773,7 +9112,7 @@
             </w:pPr>
             <w:r>
               <w:rPr>
-                <w:rFonts w:ascii="TH Sarabun New" w:hAnsi="TH Sarabun New" w:cs="TH Sarabun New"/>
+                <w:rFonts w:ascii="TH Sarabun New" w:hAnsi="TH Sarabun New" w:eastAsia="TH Sarabun New" w:cs="TH Sarabun New"/>
                 <w:color w:val="172333"/>
                 <w:sz w:val="28"/>
                 <w:szCs w:val="28"/>
@@ -9805,7 +9144,7 @@
             </w:pPr>
             <w:r>
               <w:rPr>
-                <w:rFonts w:ascii="TH Sarabun New" w:hAnsi="TH Sarabun New" w:cs="TH Sarabun New"/>
+                <w:rFonts w:ascii="TH Sarabun New" w:hAnsi="TH Sarabun New" w:eastAsia="TH Sarabun New" w:cs="TH Sarabun New"/>
                 <w:color w:val="172333"/>
                 <w:sz w:val="28"/>
                 <w:szCs w:val="28"/>
@@ -9837,7 +9176,7 @@
             </w:pPr>
             <w:r>
               <w:rPr>
-                <w:rFonts w:ascii="TH Sarabun New" w:hAnsi="TH Sarabun New" w:cs="TH Sarabun New"/>
+                <w:rFonts w:ascii="TH Sarabun New" w:hAnsi="TH Sarabun New" w:eastAsia="TH Sarabun New" w:cs="TH Sarabun New"/>
                 <w:color w:val="172333"/>
                 <w:sz w:val="28"/>
                 <w:szCs w:val="28"/>
@@ -9869,7 +9208,7 @@
             </w:pPr>
             <w:r>
               <w:rPr>
-                <w:rFonts w:ascii="TH Sarabun New" w:hAnsi="TH Sarabun New" w:cs="TH Sarabun New"/>
+                <w:rFonts w:ascii="TH Sarabun New" w:hAnsi="TH Sarabun New" w:eastAsia="TH Sarabun New" w:cs="TH Sarabun New"/>
                 <w:color w:val="172333"/>
                 <w:sz w:val="28"/>
                 <w:szCs w:val="28"/>
@@ -9908,6 +9247,7 @@
             <w:r>
               <w:rPr>
                 <w:rFonts w:ascii="TH Sarabun New" w:hAnsi="TH Sarabun New" w:eastAsia="TH Sarabun New" w:cs="TH Sarabun New"/>
+                <w:color w:val="172333"/>
                 <w:sz w:val="28"/>
                 <w:szCs w:val="28"/>
               </w:rPr>
@@ -9938,7 +9278,7 @@
             </w:pPr>
             <w:r>
               <w:rPr>
-                <w:rFonts w:ascii="TH Sarabun New" w:hAnsi="TH Sarabun New" w:cs="TH Sarabun New"/>
+                <w:rFonts w:ascii="TH Sarabun New" w:hAnsi="TH Sarabun New" w:eastAsia="TH Sarabun New" w:cs="TH Sarabun New"/>
                 <w:color w:val="172333"/>
                 <w:sz w:val="28"/>
                 <w:szCs w:val="28"/>
@@ -9970,7 +9310,7 @@
             </w:pPr>
             <w:r>
               <w:rPr>
-                <w:rFonts w:ascii="TH Sarabun New" w:hAnsi="TH Sarabun New" w:cs="TH Sarabun New"/>
+                <w:rFonts w:ascii="TH Sarabun New" w:hAnsi="TH Sarabun New" w:eastAsia="TH Sarabun New" w:cs="TH Sarabun New"/>
                 <w:color w:val="172333"/>
                 <w:sz w:val="28"/>
                 <w:szCs w:val="28"/>
@@ -10002,7 +9342,7 @@
             </w:pPr>
             <w:r>
               <w:rPr>
-                <w:rFonts w:ascii="TH Sarabun New" w:hAnsi="TH Sarabun New" w:cs="TH Sarabun New"/>
+                <w:rFonts w:ascii="TH Sarabun New" w:hAnsi="TH Sarabun New" w:eastAsia="TH Sarabun New" w:cs="TH Sarabun New"/>
                 <w:color w:val="172333"/>
                 <w:sz w:val="28"/>
                 <w:szCs w:val="28"/>
@@ -10034,7 +9374,7 @@
             </w:pPr>
             <w:r>
               <w:rPr>
-                <w:rFonts w:ascii="TH Sarabun New" w:hAnsi="TH Sarabun New" w:cs="TH Sarabun New"/>
+                <w:rFonts w:ascii="TH Sarabun New" w:hAnsi="TH Sarabun New" w:eastAsia="TH Sarabun New" w:cs="TH Sarabun New"/>
                 <w:color w:val="172333"/>
                 <w:sz w:val="28"/>
                 <w:szCs w:val="28"/>
@@ -10068,7 +9408,8 @@
           <w:p>
             <w:r>
               <w:rPr>
-                <w:rFonts w:ascii="TH Sarabun New" w:hAnsi="TH Sarabun New" w:cs="TH Sarabun New"/>
+                <w:rFonts w:ascii="TH Sarabun New" w:hAnsi="TH Sarabun New" w:eastAsia="TH Sarabun New" w:cs="TH Sarabun New"/>
+                <w:color w:val="172333"/>
                 <w:sz w:val="28"/>
                 <w:szCs w:val="28"/>
               </w:rPr>
@@ -10096,7 +9437,8 @@
           <w:p>
             <w:r>
               <w:rPr>
-                <w:rFonts w:ascii="TH Sarabun New" w:hAnsi="TH Sarabun New" w:cs="TH Sarabun New"/>
+                <w:rFonts w:ascii="TH Sarabun New" w:hAnsi="TH Sarabun New" w:eastAsia="TH Sarabun New" w:cs="TH Sarabun New"/>
+                <w:color w:val="172333"/>
                 <w:sz w:val="28"/>
                 <w:szCs w:val="28"/>
               </w:rPr>
@@ -10124,7 +9466,8 @@
           <w:p>
             <w:r>
               <w:rPr>
-                <w:rFonts w:ascii="TH Sarabun New" w:cs="TH Sarabun New"/>
+                <w:rFonts w:ascii="TH Sarabun New" w:hAnsi="TH Sarabun New" w:eastAsia="TH Sarabun New" w:cs="TH Sarabun New"/>
+                <w:color w:val="172333"/>
                 <w:sz w:val="28"/>
                 <w:szCs w:val="28"/>
               </w:rPr>
@@ -10152,7 +9495,8 @@
           <w:p>
             <w:r>
               <w:rPr>
-                <w:rFonts w:ascii="TH Sarabun New" w:cs="TH Sarabun New"/>
+                <w:rFonts w:ascii="TH Sarabun New" w:hAnsi="TH Sarabun New" w:eastAsia="TH Sarabun New" w:cs="TH Sarabun New"/>
+                <w:color w:val="172333"/>
                 <w:sz w:val="28"/>
                 <w:szCs w:val="28"/>
               </w:rPr>
@@ -10180,7 +9524,8 @@
           <w:p>
             <w:r>
               <w:rPr>
-                <w:rFonts w:ascii="TH Sarabun New" w:cs="TH Sarabun New"/>
+                <w:rFonts w:ascii="TH Sarabun New" w:hAnsi="TH Sarabun New" w:eastAsia="TH Sarabun New" w:cs="TH Sarabun New"/>
+                <w:color w:val="172333"/>
                 <w:sz w:val="28"/>
                 <w:szCs w:val="28"/>
               </w:rPr>

--- a/final-exam/ENGSE206_Final_PartA_GroupAnswer_Template_v1.0.docx
+++ b/final-exam/ENGSE206_Final_PartA_GroupAnswer_Template_v1.0.docx
@@ -382,7 +382,7 @@
                 <w:sz w:val="28"/>
                 <w:szCs w:val="28"/>
               </w:rPr>
-              <w:t xml:space="preserve">( ) CR-FX-02A ใช้งานหน้างาน   ( ) CR-FX-02B เวลาเหลือครึ่งหนึ่ง</w:t>
+              <w:t xml:space="preserve">(X) CR-FX-02A ใช้งานหน้างาน   ( ) CR-FX-02B เวลาเหลือครึ่งหนึ่ง</w:t>
             </w:r>
           </w:p>
         </w:tc>
@@ -3047,6 +3047,7 @@
         </w:trPr>
         <w:tc>
           <w:tcPr>
+            <w:tcW w:w="10" w:type="pct"/>
             <w:tcBorders>
               <w:top w:val="single" w:sz="8" w:color="C9D3DC"/>
               <w:left w:val="single" w:sz="8" w:color="C9D3DC"/>
@@ -3063,7 +3064,8 @@
           <w:p>
             <w:r>
               <w:rPr>
-                <w:rFonts w:ascii="TH Sarabun New" w:cs="TH Sarabun New"/>
+                <w:rFonts w:ascii="TH Sarabun New" w:hAnsi="TH Sarabun New" w:eastAsia="TH Sarabun New" w:cs="TH Sarabun New"/>
+                <w:color w:val="172333"/>
                 <w:sz w:val="28"/>
                 <w:szCs w:val="28"/>
                 <w:highlight w:val="white"/>
@@ -3074,8 +3076,10 @@
         </w:tc>
         <w:tc>
           <w:tcPr>
+            <w:tcW w:w="60" w:type="pct"/>
             <w:tcBorders>
               <w:top w:val="single" w:sz="8" w:color="C9D3DC"/>
+              <w:left w:val="single" w:sz="4" w:color="auto"/>
               <w:bottom w:val="single" w:sz="8" w:color="C9D3DC"/>
               <w:right w:val="single" w:sz="8" w:color="C9D3DC"/>
             </w:tcBorders>
@@ -3089,7 +3093,8 @@
           <w:p>
             <w:r>
               <w:rPr>
-                <w:rFonts w:ascii="TH Sarabun New" w:cs="TH Sarabun New"/>
+                <w:rFonts w:ascii="TH Sarabun New" w:hAnsi="TH Sarabun New" w:eastAsia="TH Sarabun New" w:cs="TH Sarabun New"/>
+                <w:color w:val="172333"/>
                 <w:sz w:val="28"/>
                 <w:szCs w:val="28"/>
                 <w:highlight w:val="white"/>
@@ -3100,8 +3105,10 @@
         </w:tc>
         <w:tc>
           <w:tcPr>
+            <w:tcW w:w="15" w:type="pct"/>
             <w:tcBorders>
               <w:top w:val="single" w:sz="8" w:color="C9D3DC"/>
+              <w:left w:val="single" w:sz="4" w:color="auto"/>
               <w:bottom w:val="single" w:sz="8" w:color="C9D3DC"/>
               <w:right w:val="single" w:sz="8" w:color="C9D3DC"/>
             </w:tcBorders>
@@ -3115,7 +3122,8 @@
           <w:p>
             <w:r>
               <w:rPr>
-                <w:rFonts w:ascii="TH Sarabun New" w:cs="TH Sarabun New"/>
+                <w:rFonts w:ascii="TH Sarabun New" w:hAnsi="TH Sarabun New" w:eastAsia="TH Sarabun New" w:cs="TH Sarabun New"/>
+                <w:color w:val="172333"/>
                 <w:sz w:val="28"/>
                 <w:szCs w:val="28"/>
                 <w:highlight w:val="white"/>
@@ -3126,8 +3134,10 @@
         </w:tc>
         <w:tc>
           <w:tcPr>
+            <w:tcW w:w="15" w:type="pct"/>
             <w:tcBorders>
               <w:top w:val="single" w:sz="8" w:color="C9D3DC"/>
+              <w:left w:val="single" w:sz="4" w:color="auto"/>
               <w:bottom w:val="single" w:sz="8" w:color="C9D3DC"/>
               <w:right w:val="single" w:sz="8" w:color="C9D3DC"/>
             </w:tcBorders>
@@ -3141,7 +3151,8 @@
           <w:p>
             <w:r>
               <w:rPr>
-                <w:rFonts w:ascii="TH Sarabun New" w:cs="TH Sarabun New"/>
+                <w:rFonts w:ascii="TH Sarabun New" w:hAnsi="TH Sarabun New" w:eastAsia="TH Sarabun New" w:cs="TH Sarabun New"/>
+                <w:color w:val="172333"/>
                 <w:sz w:val="28"/>
                 <w:szCs w:val="28"/>
                 <w:highlight w:val="white"/>
@@ -3158,7 +3169,9 @@
         </w:trPr>
         <w:tc>
           <w:tcPr>
-            <w:tcBorders>
+            <w:tcW w:w="10" w:type="pct"/>
+            <w:tcBorders>
+              <w:top w:val="single" w:sz="4" w:color="auto"/>
               <w:left w:val="single" w:sz="8" w:color="C9D3DC"/>
               <w:bottom w:val="single" w:sz="8" w:color="C9D3DC"/>
               <w:right w:val="single" w:sz="8" w:color="C9D3DC"/>
@@ -3174,7 +3187,8 @@
           <w:p>
             <w:r>
               <w:rPr>
-                <w:rFonts w:ascii="TH Sarabun New" w:cs="TH Sarabun New"/>
+                <w:rFonts w:ascii="TH Sarabun New" w:hAnsi="TH Sarabun New" w:eastAsia="TH Sarabun New" w:cs="TH Sarabun New"/>
+                <w:color w:val="172333"/>
                 <w:sz w:val="28"/>
                 <w:szCs w:val="28"/>
               </w:rPr>
@@ -3184,7 +3198,10 @@
         </w:tc>
         <w:tc>
           <w:tcPr>
-            <w:tcBorders>
+            <w:tcW w:w="60" w:type="pct"/>
+            <w:tcBorders>
+              <w:top w:val="single" w:sz="4" w:color="auto"/>
+              <w:left w:val="single" w:sz="4" w:color="auto"/>
               <w:bottom w:val="single" w:sz="8" w:color="C9D3DC"/>
               <w:right w:val="single" w:sz="8" w:color="C9D3DC"/>
             </w:tcBorders>
@@ -3199,7 +3216,8 @@
           <w:p>
             <w:r>
               <w:rPr>
-                <w:rFonts w:ascii="TH Sarabun New" w:cs="TH Sarabun New"/>
+                <w:rFonts w:ascii="TH Sarabun New" w:hAnsi="TH Sarabun New" w:eastAsia="TH Sarabun New" w:cs="TH Sarabun New"/>
+                <w:color w:val="172333"/>
                 <w:sz w:val="28"/>
                 <w:szCs w:val="28"/>
               </w:rPr>
@@ -3209,7 +3227,10 @@
         </w:tc>
         <w:tc>
           <w:tcPr>
-            <w:tcBorders>
+            <w:tcW w:w="15" w:type="pct"/>
+            <w:tcBorders>
+              <w:top w:val="single" w:sz="4" w:color="auto"/>
+              <w:left w:val="single" w:sz="4" w:color="auto"/>
               <w:bottom w:val="single" w:sz="8" w:color="C9D3DC"/>
               <w:right w:val="single" w:sz="8" w:color="C9D3DC"/>
             </w:tcBorders>
@@ -3224,7 +3245,8 @@
           <w:p>
             <w:r>
               <w:rPr>
-                <w:rFonts w:ascii="TH Sarabun New" w:cs="TH Sarabun New"/>
+                <w:rFonts w:ascii="TH Sarabun New" w:hAnsi="TH Sarabun New" w:eastAsia="TH Sarabun New" w:cs="TH Sarabun New"/>
+                <w:color w:val="172333"/>
                 <w:sz w:val="28"/>
                 <w:szCs w:val="28"/>
               </w:rPr>
@@ -3234,7 +3256,10 @@
         </w:tc>
         <w:tc>
           <w:tcPr>
-            <w:tcBorders>
+            <w:tcW w:w="15" w:type="pct"/>
+            <w:tcBorders>
+              <w:top w:val="single" w:sz="4" w:color="auto"/>
+              <w:left w:val="single" w:sz="4" w:color="auto"/>
               <w:bottom w:val="single" w:sz="8" w:color="C9D3DC"/>
               <w:right w:val="single" w:sz="8" w:color="C9D3DC"/>
             </w:tcBorders>
@@ -3249,7 +3274,8 @@
           <w:p>
             <w:r>
               <w:rPr>
-                <w:rFonts w:ascii="TH Sarabun New" w:cs="TH Sarabun New"/>
+                <w:rFonts w:ascii="TH Sarabun New" w:hAnsi="TH Sarabun New" w:eastAsia="TH Sarabun New" w:cs="TH Sarabun New"/>
+                <w:color w:val="172333"/>
                 <w:sz w:val="28"/>
                 <w:szCs w:val="28"/>
               </w:rPr>
@@ -3265,7 +3291,9 @@
         </w:trPr>
         <w:tc>
           <w:tcPr>
-            <w:tcBorders>
+            <w:tcW w:w="10" w:type="pct"/>
+            <w:tcBorders>
+              <w:top w:val="single" w:sz="4" w:color="auto"/>
               <w:left w:val="single" w:sz="8" w:color="C9D3DC"/>
               <w:bottom w:val="single" w:sz="8" w:color="C9D3DC"/>
               <w:right w:val="single" w:sz="8" w:color="C9D3DC"/>
@@ -3280,7 +3308,8 @@
           <w:p>
             <w:r>
               <w:rPr>
-                <w:rFonts w:ascii="TH Sarabun New" w:cs="TH Sarabun New"/>
+                <w:rFonts w:ascii="TH Sarabun New" w:hAnsi="TH Sarabun New" w:eastAsia="TH Sarabun New" w:cs="TH Sarabun New"/>
+                <w:color w:val="172333"/>
                 <w:sz w:val="28"/>
                 <w:szCs w:val="28"/>
                 <w:highlight w:val="white"/>
@@ -3291,7 +3320,10 @@
         </w:tc>
         <w:tc>
           <w:tcPr>
-            <w:tcBorders>
+            <w:tcW w:w="60" w:type="pct"/>
+            <w:tcBorders>
+              <w:top w:val="single" w:sz="4" w:color="auto"/>
+              <w:left w:val="single" w:sz="4" w:color="auto"/>
               <w:bottom w:val="single" w:sz="8" w:color="C9D3DC"/>
               <w:right w:val="single" w:sz="8" w:color="C9D3DC"/>
             </w:tcBorders>
@@ -3305,7 +3337,8 @@
           <w:p>
             <w:r>
               <w:rPr>
-                <w:rFonts w:ascii="TH Sarabun New" w:cs="TH Sarabun New"/>
+                <w:rFonts w:ascii="TH Sarabun New" w:hAnsi="TH Sarabun New" w:eastAsia="TH Sarabun New" w:cs="TH Sarabun New"/>
+                <w:color w:val="172333"/>
                 <w:sz w:val="28"/>
                 <w:szCs w:val="28"/>
                 <w:highlight w:val="white"/>
@@ -3316,7 +3349,10 @@
         </w:tc>
         <w:tc>
           <w:tcPr>
-            <w:tcBorders>
+            <w:tcW w:w="15" w:type="pct"/>
+            <w:tcBorders>
+              <w:top w:val="single" w:sz="4" w:color="auto"/>
+              <w:left w:val="single" w:sz="4" w:color="auto"/>
               <w:bottom w:val="single" w:sz="8" w:color="C9D3DC"/>
               <w:right w:val="single" w:sz="8" w:color="C9D3DC"/>
             </w:tcBorders>
@@ -3330,7 +3366,8 @@
           <w:p>
             <w:r>
               <w:rPr>
-                <w:rFonts w:ascii="TH Sarabun New" w:cs="TH Sarabun New"/>
+                <w:rFonts w:ascii="TH Sarabun New" w:hAnsi="TH Sarabun New" w:eastAsia="TH Sarabun New" w:cs="TH Sarabun New"/>
+                <w:color w:val="172333"/>
                 <w:sz w:val="28"/>
                 <w:szCs w:val="28"/>
                 <w:highlight w:val="white"/>
@@ -3341,7 +3378,10 @@
         </w:tc>
         <w:tc>
           <w:tcPr>
-            <w:tcBorders>
+            <w:tcW w:w="15" w:type="pct"/>
+            <w:tcBorders>
+              <w:top w:val="single" w:sz="4" w:color="auto"/>
+              <w:left w:val="single" w:sz="4" w:color="auto"/>
               <w:bottom w:val="single" w:sz="8" w:color="C9D3DC"/>
               <w:right w:val="single" w:sz="8" w:color="C9D3DC"/>
             </w:tcBorders>
@@ -3355,7 +3395,8 @@
           <w:p>
             <w:r>
               <w:rPr>
-                <w:rFonts w:ascii="TH Sarabun New" w:hAnsi="TH Sarabun New" w:cs="TH Sarabun New"/>
+                <w:rFonts w:ascii="TH Sarabun New" w:hAnsi="TH Sarabun New" w:eastAsia="TH Sarabun New" w:cs="TH Sarabun New"/>
+                <w:color w:val="172333"/>
                 <w:sz w:val="28"/>
                 <w:szCs w:val="28"/>
                 <w:highlight w:val="white"/>
@@ -3421,7 +3462,8 @@
       </w:r>
       <w:r>
         <w:rPr>
-          <w:rFonts w:ascii="TH Sarabun New" w:cs="TH Sarabun New"/>
+          <w:rFonts w:ascii="TH Sarabun New" w:hAnsi="TH Sarabun New" w:eastAsia="TH Sarabun New" w:cs="TH Sarabun New"/>
+          <w:color w:val="172333"/>
           <w:sz w:val="36"/>
           <w:szCs w:val="36"/>
         </w:rPr>
@@ -3604,6 +3646,7 @@
         </w:tc>
         <w:tc>
           <w:tcPr>
+            <w:tcW w:w="22" w:type="pct"/>
             <w:tcBorders>
               <w:top w:val="single" w:sz="8" w:color="C9D3DC"/>
               <w:left w:val="single" w:sz="8" w:color="C9D3DC"/>
@@ -3620,7 +3663,8 @@
           <w:p>
             <w:r>
               <w:rPr>
-                <w:rFonts w:ascii="TH Sarabun New" w:cs="TH Sarabun New"/>
+                <w:rFonts w:ascii="TH Sarabun New" w:hAnsi="TH Sarabun New" w:eastAsia="TH Sarabun New" w:cs="TH Sarabun New"/>
+                <w:color w:val="172333"/>
                 <w:sz w:val="28"/>
                 <w:szCs w:val="28"/>
                 <w:highlight w:val="white"/>
@@ -3631,8 +3675,10 @@
         </w:tc>
         <w:tc>
           <w:tcPr>
+            <w:tcW w:w="68" w:type="pct"/>
             <w:tcBorders>
               <w:top w:val="single" w:sz="8" w:color="C9D3DC"/>
+              <w:left w:val="single" w:sz="4" w:color="auto"/>
               <w:bottom w:val="single" w:sz="8" w:color="C9D3DC"/>
               <w:right w:val="single" w:sz="8" w:color="C9D3DC"/>
             </w:tcBorders>
@@ -3646,7 +3692,8 @@
           <w:p>
             <w:r>
               <w:rPr>
-                <w:rFonts w:ascii="TH Sarabun New" w:cs="TH Sarabun New"/>
+                <w:rFonts w:ascii="TH Sarabun New" w:hAnsi="TH Sarabun New" w:eastAsia="TH Sarabun New" w:cs="TH Sarabun New"/>
+                <w:color w:val="172333"/>
                 <w:sz w:val="28"/>
                 <w:szCs w:val="28"/>
                 <w:highlight w:val="white"/>
@@ -3695,7 +3742,9 @@
         </w:tc>
         <w:tc>
           <w:tcPr>
-            <w:tcBorders>
+            <w:tcW w:w="22" w:type="pct"/>
+            <w:tcBorders>
+              <w:top w:val="single" w:sz="4" w:color="auto"/>
               <w:left w:val="single" w:sz="8" w:color="C9D3DC"/>
               <w:bottom w:val="single" w:sz="8" w:color="C9D3DC"/>
               <w:right w:val="single" w:sz="8" w:color="C9D3DC"/>
@@ -3711,7 +3760,8 @@
           <w:p>
             <w:r>
               <w:rPr>
-                <w:rFonts w:ascii="TH Sarabun New" w:cs="TH Sarabun New"/>
+                <w:rFonts w:ascii="TH Sarabun New" w:hAnsi="TH Sarabun New" w:eastAsia="TH Sarabun New" w:cs="TH Sarabun New"/>
+                <w:color w:val="172333"/>
                 <w:sz w:val="28"/>
                 <w:szCs w:val="28"/>
               </w:rPr>
@@ -3721,7 +3771,10 @@
         </w:tc>
         <w:tc>
           <w:tcPr>
-            <w:tcBorders>
+            <w:tcW w:w="68" w:type="pct"/>
+            <w:tcBorders>
+              <w:top w:val="single" w:sz="4" w:color="auto"/>
+              <w:left w:val="single" w:sz="4" w:color="auto"/>
               <w:bottom w:val="single" w:sz="8" w:color="C9D3DC"/>
               <w:right w:val="single" w:sz="8" w:color="C9D3DC"/>
             </w:tcBorders>
@@ -3736,7 +3789,8 @@
           <w:p>
             <w:r>
               <w:rPr>
-                <w:rFonts w:ascii="TH Sarabun New" w:cs="TH Sarabun New"/>
+                <w:rFonts w:ascii="TH Sarabun New" w:hAnsi="TH Sarabun New" w:eastAsia="TH Sarabun New" w:cs="TH Sarabun New"/>
+                <w:color w:val="172333"/>
                 <w:sz w:val="28"/>
                 <w:szCs w:val="28"/>
               </w:rPr>
@@ -3784,7 +3838,9 @@
         </w:tc>
         <w:tc>
           <w:tcPr>
-            <w:tcBorders>
+            <w:tcW w:w="22" w:type="pct"/>
+            <w:tcBorders>
+              <w:top w:val="single" w:sz="4" w:color="auto"/>
               <w:left w:val="single" w:sz="8" w:color="C9D3DC"/>
               <w:bottom w:val="single" w:sz="8" w:color="C9D3DC"/>
               <w:right w:val="single" w:sz="8" w:color="C9D3DC"/>
@@ -3799,7 +3855,8 @@
           <w:p>
             <w:r>
               <w:rPr>
-                <w:rFonts w:ascii="TH Sarabun New" w:cs="TH Sarabun New"/>
+                <w:rFonts w:ascii="TH Sarabun New" w:hAnsi="TH Sarabun New" w:eastAsia="TH Sarabun New" w:cs="TH Sarabun New"/>
+                <w:color w:val="172333"/>
                 <w:sz w:val="28"/>
                 <w:szCs w:val="28"/>
                 <w:highlight w:val="white"/>
@@ -3810,7 +3867,10 @@
         </w:tc>
         <w:tc>
           <w:tcPr>
-            <w:tcBorders>
+            <w:tcW w:w="68" w:type="pct"/>
+            <w:tcBorders>
+              <w:top w:val="single" w:sz="4" w:color="auto"/>
+              <w:left w:val="single" w:sz="4" w:color="auto"/>
               <w:bottom w:val="single" w:sz="8" w:color="C9D3DC"/>
               <w:right w:val="single" w:sz="8" w:color="C9D3DC"/>
             </w:tcBorders>
@@ -3824,7 +3884,8 @@
           <w:p>
             <w:r>
               <w:rPr>
-                <w:rFonts w:ascii="TH Sarabun New" w:cs="TH Sarabun New"/>
+                <w:rFonts w:ascii="TH Sarabun New" w:hAnsi="TH Sarabun New" w:eastAsia="TH Sarabun New" w:cs="TH Sarabun New"/>
+                <w:color w:val="172333"/>
                 <w:sz w:val="28"/>
                 <w:szCs w:val="28"/>
                 <w:highlight w:val="white"/>
@@ -3873,7 +3934,9 @@
         </w:tc>
         <w:tc>
           <w:tcPr>
-            <w:tcBorders>
+            <w:tcW w:w="22" w:type="pct"/>
+            <w:tcBorders>
+              <w:top w:val="single" w:sz="4" w:color="auto"/>
               <w:left w:val="single" w:sz="8" w:color="C9D3DC"/>
               <w:bottom w:val="single" w:sz="8" w:color="C9D3DC"/>
               <w:right w:val="single" w:sz="8" w:color="C9D3DC"/>
@@ -3889,7 +3952,8 @@
           <w:p>
             <w:r>
               <w:rPr>
-                <w:rFonts w:ascii="TH Sarabun New" w:cs="TH Sarabun New"/>
+                <w:rFonts w:ascii="TH Sarabun New" w:hAnsi="TH Sarabun New" w:eastAsia="TH Sarabun New" w:cs="TH Sarabun New"/>
+                <w:color w:val="172333"/>
                 <w:sz w:val="28"/>
                 <w:szCs w:val="28"/>
               </w:rPr>
@@ -3899,7 +3963,10 @@
         </w:tc>
         <w:tc>
           <w:tcPr>
-            <w:tcBorders>
+            <w:tcW w:w="68" w:type="pct"/>
+            <w:tcBorders>
+              <w:top w:val="single" w:sz="4" w:color="auto"/>
+              <w:left w:val="single" w:sz="4" w:color="auto"/>
               <w:bottom w:val="single" w:sz="8" w:color="C9D3DC"/>
               <w:right w:val="single" w:sz="8" w:color="C9D3DC"/>
             </w:tcBorders>
@@ -3914,7 +3981,8 @@
           <w:p>
             <w:r>
               <w:rPr>
-                <w:rFonts w:ascii="TH Sarabun New" w:cs="TH Sarabun New"/>
+                <w:rFonts w:ascii="TH Sarabun New" w:hAnsi="TH Sarabun New" w:eastAsia="TH Sarabun New" w:cs="TH Sarabun New"/>
+                <w:color w:val="172333"/>
                 <w:sz w:val="28"/>
                 <w:szCs w:val="28"/>
               </w:rPr>
@@ -3962,7 +4030,9 @@
         </w:tc>
         <w:tc>
           <w:tcPr>
-            <w:tcBorders>
+            <w:tcW w:w="22" w:type="pct"/>
+            <w:tcBorders>
+              <w:top w:val="single" w:sz="4" w:color="auto"/>
               <w:left w:val="single" w:sz="8" w:color="C9D3DC"/>
               <w:bottom w:val="single" w:sz="8" w:color="C9D3DC"/>
               <w:right w:val="single" w:sz="8" w:color="C9D3DC"/>
@@ -3977,7 +4047,8 @@
           <w:p>
             <w:r>
               <w:rPr>
-                <w:rFonts w:ascii="TH Sarabun New" w:cs="TH Sarabun New"/>
+                <w:rFonts w:ascii="TH Sarabun New" w:hAnsi="TH Sarabun New" w:eastAsia="TH Sarabun New" w:cs="TH Sarabun New"/>
+                <w:color w:val="172333"/>
                 <w:sz w:val="28"/>
                 <w:szCs w:val="28"/>
                 <w:highlight w:val="white"/>
@@ -3988,7 +4059,10 @@
         </w:tc>
         <w:tc>
           <w:tcPr>
-            <w:tcBorders>
+            <w:tcW w:w="68" w:type="pct"/>
+            <w:tcBorders>
+              <w:top w:val="single" w:sz="4" w:color="auto"/>
+              <w:left w:val="single" w:sz="4" w:color="auto"/>
               <w:bottom w:val="single" w:sz="8" w:color="C9D3DC"/>
               <w:right w:val="single" w:sz="8" w:color="C9D3DC"/>
             </w:tcBorders>
@@ -4002,7 +4076,8 @@
           <w:p>
             <w:r>
               <w:rPr>
-                <w:rFonts w:ascii="TH Sarabun New" w:cs="TH Sarabun New"/>
+                <w:rFonts w:ascii="TH Sarabun New" w:hAnsi="TH Sarabun New" w:eastAsia="TH Sarabun New" w:cs="TH Sarabun New"/>
+                <w:color w:val="172333"/>
                 <w:sz w:val="28"/>
                 <w:szCs w:val="28"/>
                 <w:highlight w:val="white"/>
@@ -4051,7 +4126,9 @@
         </w:tc>
         <w:tc>
           <w:tcPr>
-            <w:tcBorders>
+            <w:tcW w:w="22" w:type="pct"/>
+            <w:tcBorders>
+              <w:top w:val="single" w:sz="4" w:color="auto"/>
               <w:left w:val="single" w:sz="8" w:color="C9D3DC"/>
               <w:bottom w:val="single" w:sz="8" w:color="C9D3DC"/>
               <w:right w:val="single" w:sz="8" w:color="C9D3DC"/>
@@ -4067,7 +4144,8 @@
           <w:p>
             <w:r>
               <w:rPr>
-                <w:rFonts w:ascii="TH Sarabun New" w:cs="TH Sarabun New"/>
+                <w:rFonts w:ascii="TH Sarabun New" w:hAnsi="TH Sarabun New" w:eastAsia="TH Sarabun New" w:cs="TH Sarabun New"/>
+                <w:color w:val="172333"/>
                 <w:sz w:val="28"/>
                 <w:szCs w:val="28"/>
               </w:rPr>
@@ -4077,7 +4155,10 @@
         </w:tc>
         <w:tc>
           <w:tcPr>
-            <w:tcBorders>
+            <w:tcW w:w="68" w:type="pct"/>
+            <w:tcBorders>
+              <w:top w:val="single" w:sz="4" w:color="auto"/>
+              <w:left w:val="single" w:sz="4" w:color="auto"/>
               <w:bottom w:val="single" w:sz="8" w:color="C9D3DC"/>
               <w:right w:val="single" w:sz="8" w:color="C9D3DC"/>
             </w:tcBorders>
@@ -4092,7 +4173,8 @@
           <w:p>
             <w:r>
               <w:rPr>
-                <w:rFonts w:ascii="TH Sarabun New" w:cs="TH Sarabun New"/>
+                <w:rFonts w:ascii="TH Sarabun New" w:hAnsi="TH Sarabun New" w:eastAsia="TH Sarabun New" w:cs="TH Sarabun New"/>
+                <w:color w:val="172333"/>
                 <w:sz w:val="28"/>
                 <w:szCs w:val="28"/>
               </w:rPr>
@@ -4112,6 +4194,56 @@
           <w:szCs w:val="4"/>
         </w:rPr>
       </w:r>
+    </w:p>
+    <w:p>
+      <w:pPr>
+        <w:spacing w:after="120"/>
+      </w:pPr>
+    </w:p>
+    <w:p>
+      <w:pPr>
+        <w:spacing w:after="120"/>
+      </w:pPr>
+    </w:p>
+    <w:p>
+      <w:pPr>
+        <w:spacing w:after="120"/>
+      </w:pPr>
+    </w:p>
+    <w:p>
+      <w:pPr>
+        <w:spacing w:after="120"/>
+      </w:pPr>
+    </w:p>
+    <w:p>
+      <w:pPr>
+        <w:spacing w:after="120"/>
+      </w:pPr>
+    </w:p>
+    <w:p>
+      <w:pPr>
+        <w:spacing w:after="120"/>
+      </w:pPr>
+    </w:p>
+    <w:p>
+      <w:pPr>
+        <w:spacing w:after="120"/>
+      </w:pPr>
+    </w:p>
+    <w:p>
+      <w:pPr>
+        <w:spacing w:after="120"/>
+      </w:pPr>
+    </w:p>
+    <w:p>
+      <w:pPr>
+        <w:spacing w:after="120"/>
+      </w:pPr>
+    </w:p>
+    <w:p>
+      <w:pPr>
+        <w:spacing w:after="120"/>
+      </w:pPr>
     </w:p>
     <w:p>
       <w:pPr>
@@ -4353,6 +4485,7 @@
         </w:trPr>
         <w:tc>
           <w:tcPr>
+            <w:tcW w:w="10" w:type="pct"/>
             <w:tcBorders>
               <w:top w:val="single" w:sz="8" w:color="C9D3DC"/>
               <w:left w:val="single" w:sz="8" w:color="C9D3DC"/>
@@ -4369,7 +4502,8 @@
           <w:p>
             <w:r>
               <w:rPr>
-                <w:rFonts w:ascii="TH Sarabun New" w:cs="TH Sarabun New"/>
+                <w:rFonts w:ascii="TH Sarabun New" w:hAnsi="TH Sarabun New" w:eastAsia="TH Sarabun New" w:cs="TH Sarabun New"/>
+                <w:color w:val="172333"/>
                 <w:sz w:val="28"/>
                 <w:szCs w:val="28"/>
                 <w:highlight w:val="white"/>
@@ -4380,8 +4514,10 @@
         </w:tc>
         <w:tc>
           <w:tcPr>
+            <w:tcW w:w="24" w:type="pct"/>
             <w:tcBorders>
               <w:top w:val="single" w:sz="8" w:color="C9D3DC"/>
+              <w:left w:val="single" w:sz="4" w:color="auto"/>
               <w:bottom w:val="single" w:sz="8" w:color="C9D3DC"/>
               <w:right w:val="single" w:sz="8" w:color="C9D3DC"/>
             </w:tcBorders>
@@ -4395,7 +4531,8 @@
           <w:p>
             <w:r>
               <w:rPr>
-                <w:rFonts w:ascii="TH Sarabun New" w:cs="TH Sarabun New"/>
+                <w:rFonts w:ascii="TH Sarabun New" w:hAnsi="TH Sarabun New" w:eastAsia="TH Sarabun New" w:cs="TH Sarabun New"/>
+                <w:color w:val="172333"/>
                 <w:sz w:val="28"/>
                 <w:szCs w:val="28"/>
                 <w:highlight w:val="white"/>
@@ -4406,8 +4543,10 @@
         </w:tc>
         <w:tc>
           <w:tcPr>
+            <w:tcW w:w="20" w:type="pct"/>
             <w:tcBorders>
               <w:top w:val="single" w:sz="8" w:color="C9D3DC"/>
+              <w:left w:val="single" w:sz="4" w:color="auto"/>
               <w:bottom w:val="single" w:sz="8" w:color="C9D3DC"/>
               <w:right w:val="single" w:sz="8" w:color="C9D3DC"/>
             </w:tcBorders>
@@ -4421,7 +4560,8 @@
           <w:p>
             <w:r>
               <w:rPr>
-                <w:rFonts w:ascii="TH Sarabun New" w:cs="TH Sarabun New"/>
+                <w:rFonts w:ascii="TH Sarabun New" w:hAnsi="TH Sarabun New" w:eastAsia="TH Sarabun New" w:cs="TH Sarabun New"/>
+                <w:color w:val="172333"/>
                 <w:sz w:val="28"/>
                 <w:szCs w:val="28"/>
                 <w:highlight w:val="white"/>
@@ -4432,8 +4572,10 @@
         </w:tc>
         <w:tc>
           <w:tcPr>
+            <w:tcW w:w="30" w:type="pct"/>
             <w:tcBorders>
               <w:top w:val="single" w:sz="8" w:color="C9D3DC"/>
+              <w:left w:val="single" w:sz="4" w:color="auto"/>
               <w:bottom w:val="single" w:sz="8" w:color="C9D3DC"/>
               <w:right w:val="single" w:sz="8" w:color="C9D3DC"/>
             </w:tcBorders>
@@ -4447,7 +4589,8 @@
           <w:p>
             <w:r>
               <w:rPr>
-                <w:rFonts w:ascii="TH Sarabun New" w:cs="TH Sarabun New"/>
+                <w:rFonts w:ascii="TH Sarabun New" w:hAnsi="TH Sarabun New" w:eastAsia="TH Sarabun New" w:cs="TH Sarabun New"/>
+                <w:color w:val="172333"/>
                 <w:sz w:val="28"/>
                 <w:szCs w:val="28"/>
                 <w:highlight w:val="white"/>
@@ -4458,8 +4601,10 @@
         </w:tc>
         <w:tc>
           <w:tcPr>
+            <w:tcW w:w="16" w:type="pct"/>
             <w:tcBorders>
               <w:top w:val="single" w:sz="8" w:color="C9D3DC"/>
+              <w:left w:val="single" w:sz="4" w:color="auto"/>
               <w:bottom w:val="single" w:sz="8" w:color="C9D3DC"/>
               <w:right w:val="single" w:sz="8" w:color="C9D3DC"/>
             </w:tcBorders>
@@ -4473,7 +4618,8 @@
           <w:p>
             <w:r>
               <w:rPr>
-                <w:rFonts w:ascii="TH Sarabun New" w:cs="TH Sarabun New"/>
+                <w:rFonts w:ascii="TH Sarabun New" w:hAnsi="TH Sarabun New" w:eastAsia="TH Sarabun New" w:cs="TH Sarabun New"/>
+                <w:color w:val="172333"/>
                 <w:sz w:val="28"/>
                 <w:szCs w:val="28"/>
                 <w:highlight w:val="white"/>
@@ -4490,7 +4636,9 @@
         </w:trPr>
         <w:tc>
           <w:tcPr>
-            <w:tcBorders>
+            <w:tcW w:w="10" w:type="pct"/>
+            <w:tcBorders>
+              <w:top w:val="single" w:sz="4" w:color="auto"/>
               <w:left w:val="single" w:sz="8" w:color="C9D3DC"/>
               <w:bottom w:val="single" w:sz="8" w:color="C9D3DC"/>
               <w:right w:val="single" w:sz="8" w:color="C9D3DC"/>
@@ -4506,7 +4654,8 @@
           <w:p>
             <w:r>
               <w:rPr>
-                <w:rFonts w:ascii="TH Sarabun New" w:cs="TH Sarabun New"/>
+                <w:rFonts w:ascii="TH Sarabun New" w:hAnsi="TH Sarabun New" w:eastAsia="TH Sarabun New" w:cs="TH Sarabun New"/>
+                <w:color w:val="172333"/>
                 <w:sz w:val="28"/>
                 <w:szCs w:val="28"/>
               </w:rPr>
@@ -4516,7 +4665,10 @@
         </w:tc>
         <w:tc>
           <w:tcPr>
-            <w:tcBorders>
+            <w:tcW w:w="24" w:type="pct"/>
+            <w:tcBorders>
+              <w:top w:val="single" w:sz="4" w:color="auto"/>
+              <w:left w:val="single" w:sz="4" w:color="auto"/>
               <w:bottom w:val="single" w:sz="8" w:color="C9D3DC"/>
               <w:right w:val="single" w:sz="8" w:color="C9D3DC"/>
             </w:tcBorders>
@@ -4531,7 +4683,8 @@
           <w:p>
             <w:r>
               <w:rPr>
-                <w:rFonts w:ascii="TH Sarabun New" w:cs="TH Sarabun New"/>
+                <w:rFonts w:ascii="TH Sarabun New" w:hAnsi="TH Sarabun New" w:eastAsia="TH Sarabun New" w:cs="TH Sarabun New"/>
+                <w:color w:val="172333"/>
                 <w:sz w:val="28"/>
                 <w:szCs w:val="28"/>
               </w:rPr>
@@ -4541,7 +4694,10 @@
         </w:tc>
         <w:tc>
           <w:tcPr>
-            <w:tcBorders>
+            <w:tcW w:w="20" w:type="pct"/>
+            <w:tcBorders>
+              <w:top w:val="single" w:sz="4" w:color="auto"/>
+              <w:left w:val="single" w:sz="4" w:color="auto"/>
               <w:bottom w:val="single" w:sz="8" w:color="C9D3DC"/>
               <w:right w:val="single" w:sz="8" w:color="C9D3DC"/>
             </w:tcBorders>
@@ -4556,7 +4712,8 @@
           <w:p>
             <w:r>
               <w:rPr>
-                <w:rFonts w:ascii="TH Sarabun New" w:cs="TH Sarabun New"/>
+                <w:rFonts w:ascii="TH Sarabun New" w:hAnsi="TH Sarabun New" w:eastAsia="TH Sarabun New" w:cs="TH Sarabun New"/>
+                <w:color w:val="172333"/>
                 <w:sz w:val="28"/>
                 <w:szCs w:val="28"/>
               </w:rPr>
@@ -4566,7 +4723,10 @@
         </w:tc>
         <w:tc>
           <w:tcPr>
-            <w:tcBorders>
+            <w:tcW w:w="30" w:type="pct"/>
+            <w:tcBorders>
+              <w:top w:val="single" w:sz="4" w:color="auto"/>
+              <w:left w:val="single" w:sz="4" w:color="auto"/>
               <w:bottom w:val="single" w:sz="8" w:color="C9D3DC"/>
               <w:right w:val="single" w:sz="8" w:color="C9D3DC"/>
             </w:tcBorders>
@@ -4581,7 +4741,8 @@
           <w:p>
             <w:r>
               <w:rPr>
-                <w:rFonts w:ascii="TH Sarabun New" w:cs="TH Sarabun New"/>
+                <w:rFonts w:ascii="TH Sarabun New" w:hAnsi="TH Sarabun New" w:eastAsia="TH Sarabun New" w:cs="TH Sarabun New"/>
+                <w:color w:val="172333"/>
                 <w:sz w:val="28"/>
                 <w:szCs w:val="28"/>
               </w:rPr>
@@ -4591,7 +4752,10 @@
         </w:tc>
         <w:tc>
           <w:tcPr>
-            <w:tcBorders>
+            <w:tcW w:w="16" w:type="pct"/>
+            <w:tcBorders>
+              <w:top w:val="single" w:sz="4" w:color="auto"/>
+              <w:left w:val="single" w:sz="4" w:color="auto"/>
               <w:bottom w:val="single" w:sz="8" w:color="C9D3DC"/>
               <w:right w:val="single" w:sz="8" w:color="C9D3DC"/>
             </w:tcBorders>
@@ -4606,7 +4770,8 @@
           <w:p>
             <w:r>
               <w:rPr>
-                <w:rFonts w:ascii="TH Sarabun New" w:cs="TH Sarabun New"/>
+                <w:rFonts w:ascii="TH Sarabun New" w:hAnsi="TH Sarabun New" w:eastAsia="TH Sarabun New" w:cs="TH Sarabun New"/>
+                <w:color w:val="172333"/>
                 <w:sz w:val="28"/>
                 <w:szCs w:val="28"/>
               </w:rPr>
@@ -4622,7 +4787,9 @@
         </w:trPr>
         <w:tc>
           <w:tcPr>
-            <w:tcBorders>
+            <w:tcW w:w="10" w:type="pct"/>
+            <w:tcBorders>
+              <w:top w:val="single" w:sz="4" w:color="auto"/>
               <w:left w:val="single" w:sz="8" w:color="C9D3DC"/>
               <w:bottom w:val="single" w:sz="8" w:color="C9D3DC"/>
               <w:right w:val="single" w:sz="8" w:color="C9D3DC"/>
@@ -4637,7 +4804,8 @@
           <w:p>
             <w:r>
               <w:rPr>
-                <w:rFonts w:ascii="TH Sarabun New" w:cs="TH Sarabun New"/>
+                <w:rFonts w:ascii="TH Sarabun New" w:hAnsi="TH Sarabun New" w:eastAsia="TH Sarabun New" w:cs="TH Sarabun New"/>
+                <w:color w:val="172333"/>
                 <w:sz w:val="28"/>
                 <w:szCs w:val="28"/>
                 <w:highlight w:val="white"/>
@@ -4648,7 +4816,10 @@
         </w:tc>
         <w:tc>
           <w:tcPr>
-            <w:tcBorders>
+            <w:tcW w:w="24" w:type="pct"/>
+            <w:tcBorders>
+              <w:top w:val="single" w:sz="4" w:color="auto"/>
+              <w:left w:val="single" w:sz="4" w:color="auto"/>
               <w:bottom w:val="single" w:sz="8" w:color="C9D3DC"/>
               <w:right w:val="single" w:sz="8" w:color="C9D3DC"/>
             </w:tcBorders>
@@ -4662,7 +4833,8 @@
           <w:p>
             <w:r>
               <w:rPr>
-                <w:rFonts w:ascii="TH Sarabun New" w:cs="TH Sarabun New"/>
+                <w:rFonts w:ascii="TH Sarabun New" w:hAnsi="TH Sarabun New" w:eastAsia="TH Sarabun New" w:cs="TH Sarabun New"/>
+                <w:color w:val="172333"/>
                 <w:sz w:val="28"/>
                 <w:szCs w:val="28"/>
                 <w:highlight w:val="white"/>
@@ -4673,7 +4845,10 @@
         </w:tc>
         <w:tc>
           <w:tcPr>
-            <w:tcBorders>
+            <w:tcW w:w="20" w:type="pct"/>
+            <w:tcBorders>
+              <w:top w:val="single" w:sz="4" w:color="auto"/>
+              <w:left w:val="single" w:sz="4" w:color="auto"/>
               <w:bottom w:val="single" w:sz="8" w:color="C9D3DC"/>
               <w:right w:val="single" w:sz="8" w:color="C9D3DC"/>
             </w:tcBorders>
@@ -4687,7 +4862,8 @@
           <w:p>
             <w:r>
               <w:rPr>
-                <w:rFonts w:ascii="TH Sarabun New" w:cs="TH Sarabun New"/>
+                <w:rFonts w:ascii="TH Sarabun New" w:hAnsi="TH Sarabun New" w:eastAsia="TH Sarabun New" w:cs="TH Sarabun New"/>
+                <w:color w:val="172333"/>
                 <w:sz w:val="28"/>
                 <w:szCs w:val="28"/>
                 <w:highlight w:val="white"/>
@@ -4698,7 +4874,10 @@
         </w:tc>
         <w:tc>
           <w:tcPr>
-            <w:tcBorders>
+            <w:tcW w:w="30" w:type="pct"/>
+            <w:tcBorders>
+              <w:top w:val="single" w:sz="4" w:color="auto"/>
+              <w:left w:val="single" w:sz="4" w:color="auto"/>
               <w:bottom w:val="single" w:sz="8" w:color="C9D3DC"/>
               <w:right w:val="single" w:sz="8" w:color="C9D3DC"/>
             </w:tcBorders>
@@ -4712,7 +4891,8 @@
           <w:p>
             <w:r>
               <w:rPr>
-                <w:rFonts w:ascii="TH Sarabun New" w:cs="TH Sarabun New"/>
+                <w:rFonts w:ascii="TH Sarabun New" w:hAnsi="TH Sarabun New" w:eastAsia="TH Sarabun New" w:cs="TH Sarabun New"/>
+                <w:color w:val="172333"/>
                 <w:sz w:val="28"/>
                 <w:szCs w:val="28"/>
                 <w:highlight w:val="white"/>
@@ -4723,7 +4903,10 @@
         </w:tc>
         <w:tc>
           <w:tcPr>
-            <w:tcBorders>
+            <w:tcW w:w="16" w:type="pct"/>
+            <w:tcBorders>
+              <w:top w:val="single" w:sz="4" w:color="auto"/>
+              <w:left w:val="single" w:sz="4" w:color="auto"/>
               <w:bottom w:val="single" w:sz="8" w:color="C9D3DC"/>
               <w:right w:val="single" w:sz="8" w:color="C9D3DC"/>
             </w:tcBorders>
@@ -4737,7 +4920,8 @@
           <w:p>
             <w:r>
               <w:rPr>
-                <w:rFonts w:ascii="TH Sarabun New" w:cs="TH Sarabun New"/>
+                <w:rFonts w:ascii="TH Sarabun New" w:hAnsi="TH Sarabun New" w:eastAsia="TH Sarabun New" w:cs="TH Sarabun New"/>
+                <w:color w:val="172333"/>
                 <w:sz w:val="28"/>
                 <w:szCs w:val="28"/>
                 <w:highlight w:val="white"/>
@@ -4754,6 +4938,7 @@
         </w:trPr>
         <w:tc>
           <w:tcPr>
+            <w:tcW w:w="10" w:type="pct"/>
             <w:tcBorders>
               <w:top w:val="single" w:sz="8" w:color="C9D3DC"/>
               <w:left w:val="single" w:sz="8" w:color="C9D3DC"/>
@@ -4770,7 +4955,8 @@
           <w:p>
             <w:r>
               <w:rPr>
-                <w:rFonts w:ascii="TH Sarabun New" w:cs="TH Sarabun New"/>
+                <w:rFonts w:ascii="TH Sarabun New" w:hAnsi="TH Sarabun New" w:eastAsia="TH Sarabun New" w:cs="TH Sarabun New"/>
+                <w:color w:val="172333"/>
                 <w:sz w:val="28"/>
                 <w:szCs w:val="28"/>
                 <w:highlight w:val="white"/>
@@ -4781,8 +4967,10 @@
         </w:tc>
         <w:tc>
           <w:tcPr>
+            <w:tcW w:w="24" w:type="pct"/>
             <w:tcBorders>
               <w:top w:val="single" w:sz="8" w:color="C9D3DC"/>
+              <w:left w:val="single" w:sz="4" w:color="auto"/>
               <w:bottom w:val="single" w:sz="8" w:color="C9D3DC"/>
               <w:right w:val="single" w:sz="8" w:color="C9D3DC"/>
             </w:tcBorders>
@@ -4796,7 +4984,8 @@
           <w:p>
             <w:r>
               <w:rPr>
-                <w:rFonts w:ascii="TH Sarabun New" w:cs="TH Sarabun New"/>
+                <w:rFonts w:ascii="TH Sarabun New" w:hAnsi="TH Sarabun New" w:eastAsia="TH Sarabun New" w:cs="TH Sarabun New"/>
+                <w:color w:val="172333"/>
                 <w:sz w:val="28"/>
                 <w:szCs w:val="28"/>
                 <w:highlight w:val="white"/>
@@ -4807,8 +4996,10 @@
         </w:tc>
         <w:tc>
           <w:tcPr>
+            <w:tcW w:w="20" w:type="pct"/>
             <w:tcBorders>
               <w:top w:val="single" w:sz="8" w:color="C9D3DC"/>
+              <w:left w:val="single" w:sz="4" w:color="auto"/>
               <w:bottom w:val="single" w:sz="8" w:color="C9D3DC"/>
               <w:right w:val="single" w:sz="8" w:color="C9D3DC"/>
             </w:tcBorders>
@@ -4822,7 +5013,8 @@
           <w:p>
             <w:r>
               <w:rPr>
-                <w:rFonts w:ascii="TH Sarabun New" w:cs="TH Sarabun New"/>
+                <w:rFonts w:ascii="TH Sarabun New" w:hAnsi="TH Sarabun New" w:eastAsia="TH Sarabun New" w:cs="TH Sarabun New"/>
+                <w:color w:val="172333"/>
                 <w:sz w:val="28"/>
                 <w:szCs w:val="28"/>
                 <w:highlight w:val="white"/>
@@ -4833,8 +5025,10 @@
         </w:tc>
         <w:tc>
           <w:tcPr>
+            <w:tcW w:w="30" w:type="pct"/>
             <w:tcBorders>
               <w:top w:val="single" w:sz="8" w:color="C9D3DC"/>
+              <w:left w:val="single" w:sz="4" w:color="auto"/>
               <w:bottom w:val="single" w:sz="8" w:color="C9D3DC"/>
               <w:right w:val="single" w:sz="8" w:color="C9D3DC"/>
             </w:tcBorders>
@@ -4848,19 +5042,22 @@
           <w:p>
             <w:r>
               <w:rPr>
-                <w:rFonts w:ascii="TH Sarabun New" w:cs="TH Sarabun New"/>
+                <w:rFonts w:ascii="TH Sarabun New" w:hAnsi="TH Sarabun New" w:eastAsia="TH Sarabun New" w:cs="TH Sarabun New"/>
+                <w:color w:val="172333"/>
                 <w:sz w:val="28"/>
                 <w:szCs w:val="28"/>
                 <w:highlight w:val="white"/>
               </w:rPr>
-              <w:t>API ตรวจสถานะล่าสุดและผู้รับที่ผูกกับออเดอร์; ส่งเตือนเฉพาะเมื่อออเดอร์ยังเข้าเงื่อนไขค้าง</w:t>
-            </w:r>
-          </w:p>
-        </w:tc>
-        <w:tc>
-          <w:tcPr>
+              <w:t>API ตรวจสถานะล่าสุดและผู้รับที่ผูกกับออเดอร์ ส่งเตือนเฉพาะเมื่อออเดอร์ยังเข้าเงื่อนไขค้าง</w:t>
+            </w:r>
+          </w:p>
+        </w:tc>
+        <w:tc>
+          <w:tcPr>
+            <w:tcW w:w="16" w:type="pct"/>
             <w:tcBorders>
               <w:top w:val="single" w:sz="8" w:color="C9D3DC"/>
+              <w:left w:val="single" w:sz="4" w:color="auto"/>
               <w:bottom w:val="single" w:sz="8" w:color="C9D3DC"/>
               <w:right w:val="single" w:sz="8" w:color="C9D3DC"/>
             </w:tcBorders>
@@ -4874,7 +5071,8 @@
           <w:p>
             <w:r>
               <w:rPr>
-                <w:rFonts w:ascii="TH Sarabun New" w:cs="TH Sarabun New"/>
+                <w:rFonts w:ascii="TH Sarabun New" w:hAnsi="TH Sarabun New" w:eastAsia="TH Sarabun New" w:cs="TH Sarabun New"/>
+                <w:color w:val="172333"/>
                 <w:sz w:val="28"/>
                 <w:szCs w:val="28"/>
                 <w:highlight w:val="white"/>
@@ -5120,6 +5318,7 @@
         </w:trPr>
         <w:tc>
           <w:tcPr>
+            <w:tcW w:w="10" w:type="pct"/>
             <w:tcBorders>
               <w:top w:val="single" w:sz="8" w:color="C9D3DC"/>
               <w:left w:val="single" w:sz="8" w:color="C9D3DC"/>
@@ -5136,7 +5335,8 @@
           <w:p>
             <w:r>
               <w:rPr>
-                <w:rFonts w:ascii="TH Sarabun New" w:cs="TH Sarabun New"/>
+                <w:rFonts w:ascii="TH Sarabun New" w:hAnsi="TH Sarabun New" w:eastAsia="TH Sarabun New" w:cs="TH Sarabun New"/>
+                <w:color w:val="172333"/>
                 <w:sz w:val="28"/>
                 <w:szCs w:val="28"/>
                 <w:highlight w:val="white"/>
@@ -5147,8 +5347,10 @@
         </w:tc>
         <w:tc>
           <w:tcPr>
+            <w:tcW w:w="46" w:type="pct"/>
             <w:tcBorders>
               <w:top w:val="single" w:sz="8" w:color="C9D3DC"/>
+              <w:left w:val="single" w:sz="4" w:color="auto"/>
               <w:bottom w:val="single" w:sz="8" w:color="C9D3DC"/>
               <w:right w:val="single" w:sz="8" w:color="C9D3DC"/>
             </w:tcBorders>
@@ -5162,19 +5364,22 @@
           <w:p>
             <w:r>
               <w:rPr>
-                <w:rFonts w:ascii="TH Sarabun New" w:cs="TH Sarabun New"/>
+                <w:rFonts w:ascii="TH Sarabun New" w:hAnsi="TH Sarabun New" w:eastAsia="TH Sarabun New" w:cs="TH Sarabun New"/>
+                <w:color w:val="172333"/>
                 <w:sz w:val="28"/>
                 <w:szCs w:val="28"/>
                 <w:highlight w:val="white"/>
               </w:rPr>
-              <w:t>เมื่อสถานะออเดอร์เปลี่ยนสำเร็จ ระบบต้องแจ้งลูกค้าที่เชื่อมโยงกับออเดอร์นั้นผ่านช่องทางแจ้งเตือนที่กำหนด; channel/provider/protocol ยัง TBD</w:t>
-            </w:r>
-          </w:p>
-        </w:tc>
-        <w:tc>
-          <w:tcPr>
+              <w:t>เมื่อสถานะออเดอร์เปลี่ยนสำเร็จ ระบบต้องแจ้งลูกค้าที่เชื่อมโยงกับออเดอร์นั้นผ่านช่องทางแจ้งเตือนที่กำหนด channel/provider/protocol ยัง TBD</w:t>
+            </w:r>
+          </w:p>
+        </w:tc>
+        <w:tc>
+          <w:tcPr>
+            <w:tcW w:w="12" w:type="pct"/>
             <w:tcBorders>
               <w:top w:val="single" w:sz="8" w:color="C9D3DC"/>
+              <w:left w:val="single" w:sz="4" w:color="auto"/>
               <w:bottom w:val="single" w:sz="8" w:color="C9D3DC"/>
               <w:right w:val="single" w:sz="8" w:color="C9D3DC"/>
             </w:tcBorders>
@@ -5188,7 +5393,8 @@
           <w:p>
             <w:r>
               <w:rPr>
-                <w:rFonts w:ascii="TH Sarabun New" w:cs="TH Sarabun New"/>
+                <w:rFonts w:ascii="TH Sarabun New" w:hAnsi="TH Sarabun New" w:eastAsia="TH Sarabun New" w:cs="TH Sarabun New"/>
+                <w:color w:val="172333"/>
                 <w:sz w:val="28"/>
                 <w:szCs w:val="28"/>
                 <w:highlight w:val="white"/>
@@ -5199,8 +5405,10 @@
         </w:tc>
         <w:tc>
           <w:tcPr>
+            <w:tcW w:w="16" w:type="pct"/>
             <w:tcBorders>
               <w:top w:val="single" w:sz="8" w:color="C9D3DC"/>
+              <w:left w:val="single" w:sz="4" w:color="auto"/>
               <w:bottom w:val="single" w:sz="8" w:color="C9D3DC"/>
               <w:right w:val="single" w:sz="8" w:color="C9D3DC"/>
             </w:tcBorders>
@@ -5214,19 +5422,22 @@
           <w:p>
             <w:r>
               <w:rPr>
-                <w:rFonts w:ascii="TH Sarabun New" w:cs="TH Sarabun New"/>
+                <w:rFonts w:ascii="TH Sarabun New" w:hAnsi="TH Sarabun New" w:eastAsia="TH Sarabun New" w:cs="TH Sarabun New"/>
+                <w:color w:val="172333"/>
                 <w:sz w:val="28"/>
                 <w:szCs w:val="28"/>
                 <w:highlight w:val="white"/>
               </w:rPr>
-              <w:t>CR-FX-01 (1); FR-01; DR-01/02</w:t>
-            </w:r>
-          </w:p>
-        </w:tc>
-        <w:tc>
-          <w:tcPr>
+              <w:t>CR-FX-01 (1) FR-01 DR-01/02</w:t>
+            </w:r>
+          </w:p>
+        </w:tc>
+        <w:tc>
+          <w:tcPr>
+            <w:tcW w:w="16" w:type="pct"/>
             <w:tcBorders>
               <w:top w:val="single" w:sz="8" w:color="C9D3DC"/>
+              <w:left w:val="single" w:sz="4" w:color="auto"/>
               <w:bottom w:val="single" w:sz="8" w:color="C9D3DC"/>
               <w:right w:val="single" w:sz="8" w:color="C9D3DC"/>
             </w:tcBorders>
@@ -5240,7 +5451,8 @@
           <w:p>
             <w:r>
               <w:rPr>
-                <w:rFonts w:ascii="TH Sarabun New" w:cs="TH Sarabun New"/>
+                <w:rFonts w:ascii="TH Sarabun New" w:hAnsi="TH Sarabun New" w:eastAsia="TH Sarabun New" w:cs="TH Sarabun New"/>
+                <w:color w:val="172333"/>
                 <w:sz w:val="28"/>
                 <w:szCs w:val="28"/>
                 <w:highlight w:val="white"/>
@@ -5257,7 +5469,9 @@
         </w:trPr>
         <w:tc>
           <w:tcPr>
-            <w:tcBorders>
+            <w:tcW w:w="10" w:type="pct"/>
+            <w:tcBorders>
+              <w:top w:val="single" w:sz="4" w:color="auto"/>
               <w:left w:val="single" w:sz="8" w:color="C9D3DC"/>
               <w:bottom w:val="single" w:sz="8" w:color="C9D3DC"/>
               <w:right w:val="single" w:sz="8" w:color="C9D3DC"/>
@@ -5273,7 +5487,8 @@
           <w:p>
             <w:r>
               <w:rPr>
-                <w:rFonts w:ascii="TH Sarabun New" w:cs="TH Sarabun New"/>
+                <w:rFonts w:ascii="TH Sarabun New" w:hAnsi="TH Sarabun New" w:eastAsia="TH Sarabun New" w:cs="TH Sarabun New"/>
+                <w:color w:val="172333"/>
                 <w:sz w:val="28"/>
                 <w:szCs w:val="28"/>
               </w:rPr>
@@ -5283,7 +5498,10 @@
         </w:tc>
         <w:tc>
           <w:tcPr>
-            <w:tcBorders>
+            <w:tcW w:w="46" w:type="pct"/>
+            <w:tcBorders>
+              <w:top w:val="single" w:sz="4" w:color="auto"/>
+              <w:left w:val="single" w:sz="4" w:color="auto"/>
               <w:bottom w:val="single" w:sz="8" w:color="C9D3DC"/>
               <w:right w:val="single" w:sz="8" w:color="C9D3DC"/>
             </w:tcBorders>
@@ -5298,17 +5516,32 @@
           <w:p>
             <w:r>
               <w:rPr>
-                <w:rFonts w:ascii="TH Sarabun New" w:cs="TH Sarabun New"/>
-                <w:sz w:val="28"/>
-                <w:szCs w:val="28"/>
-              </w:rPr>
-              <w:t>ระบบต้องตรวจออเดอร์ “ออเดอร์ใหม่” ที่ค้างเกินช่วงเวลาที่ผู้มีอำนาจกำหนด และเตือนลูกค้าที่เกี่ยวข้องโดยอัตโนมัติโดยไม่ต้องมีผู้ใช้กด; ช่วงเวลา/รอบตรวจเป็น TBD</w:t>
-            </w:r>
-          </w:p>
-        </w:tc>
-        <w:tc>
-          <w:tcPr>
-            <w:tcBorders>
+                <w:rFonts w:ascii="TH Sarabun New" w:hAnsi="TH Sarabun New" w:eastAsia="TH Sarabun New" w:cs="TH Sarabun New"/>
+                <w:color w:val="172333"/>
+                <w:sz w:val="28"/>
+                <w:szCs w:val="28"/>
+              </w:rPr>
+              <w:t>ระบบต้องตรวจออเดอร์ “ออเดอร์ใหม่” ที่ค้างเกินช่วงเวลาที่ผู้มีอำนาจกำหนด และเตือนลูกค้าที่เกี่ยวข้องโดยอัตโนมัติโดยไม่ต้องมีผู้ใช้กด</w:t>
+            </w:r>
+          </w:p>
+          <w:p>
+            <w:r>
+              <w:rPr>
+                <w:rFonts w:ascii="TH Sarabun New" w:hAnsi="TH Sarabun New" w:eastAsia="TH Sarabun New" w:cs="TH Sarabun New"/>
+                <w:color w:val="172333"/>
+                <w:sz w:val="28"/>
+                <w:szCs w:val="28"/>
+              </w:rPr>
+              <w:t>ช่วงเวลา/รอบตรวจเป็น TBD</w:t>
+            </w:r>
+          </w:p>
+        </w:tc>
+        <w:tc>
+          <w:tcPr>
+            <w:tcW w:w="12" w:type="pct"/>
+            <w:tcBorders>
+              <w:top w:val="single" w:sz="4" w:color="auto"/>
+              <w:left w:val="single" w:sz="4" w:color="auto"/>
               <w:bottom w:val="single" w:sz="8" w:color="C9D3DC"/>
               <w:right w:val="single" w:sz="8" w:color="C9D3DC"/>
             </w:tcBorders>
@@ -5323,7 +5556,8 @@
           <w:p>
             <w:r>
               <w:rPr>
-                <w:rFonts w:ascii="TH Sarabun New" w:cs="TH Sarabun New"/>
+                <w:rFonts w:ascii="TH Sarabun New" w:hAnsi="TH Sarabun New" w:eastAsia="TH Sarabun New" w:cs="TH Sarabun New"/>
+                <w:color w:val="172333"/>
                 <w:sz w:val="28"/>
                 <w:szCs w:val="28"/>
               </w:rPr>
@@ -5333,7 +5567,10 @@
         </w:tc>
         <w:tc>
           <w:tcPr>
-            <w:tcBorders>
+            <w:tcW w:w="16" w:type="pct"/>
+            <w:tcBorders>
+              <w:top w:val="single" w:sz="4" w:color="auto"/>
+              <w:left w:val="single" w:sz="4" w:color="auto"/>
               <w:bottom w:val="single" w:sz="8" w:color="C9D3DC"/>
               <w:right w:val="single" w:sz="8" w:color="C9D3DC"/>
             </w:tcBorders>
@@ -5348,17 +5585,21 @@
           <w:p>
             <w:r>
               <w:rPr>
-                <w:rFonts w:ascii="TH Sarabun New" w:cs="TH Sarabun New"/>
-                <w:sz w:val="28"/>
-                <w:szCs w:val="28"/>
-              </w:rPr>
-              <w:t>CR-FX-01 (2); DR-01/02</w:t>
-            </w:r>
-          </w:p>
-        </w:tc>
-        <w:tc>
-          <w:tcPr>
-            <w:tcBorders>
+                <w:rFonts w:ascii="TH Sarabun New" w:hAnsi="TH Sarabun New" w:eastAsia="TH Sarabun New" w:cs="TH Sarabun New"/>
+                <w:color w:val="172333"/>
+                <w:sz w:val="28"/>
+                <w:szCs w:val="28"/>
+              </w:rPr>
+              <w:t>CR-FX-01 (2) DR-01/02</w:t>
+            </w:r>
+          </w:p>
+        </w:tc>
+        <w:tc>
+          <w:tcPr>
+            <w:tcW w:w="16" w:type="pct"/>
+            <w:tcBorders>
+              <w:top w:val="single" w:sz="4" w:color="auto"/>
+              <w:left w:val="single" w:sz="4" w:color="auto"/>
               <w:bottom w:val="single" w:sz="8" w:color="C9D3DC"/>
               <w:right w:val="single" w:sz="8" w:color="C9D3DC"/>
             </w:tcBorders>
@@ -5373,11 +5614,12 @@
           <w:p>
             <w:r>
               <w:rPr>
-                <w:rFonts w:ascii="TH Sarabun New" w:cs="TH Sarabun New"/>
-                <w:sz w:val="28"/>
-                <w:szCs w:val="28"/>
-              </w:rPr>
-              <w:t>Proposed / Pending; TBD</w:t>
+                <w:rFonts w:ascii="TH Sarabun New" w:hAnsi="TH Sarabun New" w:eastAsia="TH Sarabun New" w:cs="TH Sarabun New"/>
+                <w:color w:val="172333"/>
+                <w:sz w:val="28"/>
+                <w:szCs w:val="28"/>
+              </w:rPr>
+              <w:t>Proposed / Pending TBD</w:t>
             </w:r>
           </w:p>
         </w:tc>
@@ -5389,7 +5631,9 @@
         </w:trPr>
         <w:tc>
           <w:tcPr>
-            <w:tcBorders>
+            <w:tcW w:w="10" w:type="pct"/>
+            <w:tcBorders>
+              <w:top w:val="single" w:sz="4" w:color="auto"/>
               <w:left w:val="single" w:sz="8" w:color="C9D3DC"/>
               <w:bottom w:val="single" w:sz="8" w:color="C9D3DC"/>
               <w:right w:val="single" w:sz="8" w:color="C9D3DC"/>
@@ -5404,7 +5648,8 @@
           <w:p>
             <w:r>
               <w:rPr>
-                <w:rFonts w:ascii="TH Sarabun New" w:cs="TH Sarabun New"/>
+                <w:rFonts w:ascii="TH Sarabun New" w:hAnsi="TH Sarabun New" w:eastAsia="TH Sarabun New" w:cs="TH Sarabun New"/>
+                <w:color w:val="172333"/>
                 <w:sz w:val="28"/>
                 <w:szCs w:val="28"/>
                 <w:highlight w:val="white"/>
@@ -5415,7 +5660,10 @@
         </w:tc>
         <w:tc>
           <w:tcPr>
-            <w:tcBorders>
+            <w:tcW w:w="46" w:type="pct"/>
+            <w:tcBorders>
+              <w:top w:val="single" w:sz="4" w:color="auto"/>
+              <w:left w:val="single" w:sz="4" w:color="auto"/>
               <w:bottom w:val="single" w:sz="8" w:color="C9D3DC"/>
               <w:right w:val="single" w:sz="8" w:color="C9D3DC"/>
             </w:tcBorders>
@@ -5429,7 +5677,8 @@
           <w:p>
             <w:r>
               <w:rPr>
-                <w:rFonts w:ascii="TH Sarabun New" w:cs="TH Sarabun New"/>
+                <w:rFonts w:ascii="TH Sarabun New" w:hAnsi="TH Sarabun New" w:eastAsia="TH Sarabun New" w:cs="TH Sarabun New"/>
+                <w:color w:val="172333"/>
                 <w:sz w:val="28"/>
                 <w:szCs w:val="28"/>
                 <w:highlight w:val="white"/>
@@ -5440,7 +5689,10 @@
         </w:tc>
         <w:tc>
           <w:tcPr>
-            <w:tcBorders>
+            <w:tcW w:w="12" w:type="pct"/>
+            <w:tcBorders>
+              <w:top w:val="single" w:sz="4" w:color="auto"/>
+              <w:left w:val="single" w:sz="4" w:color="auto"/>
               <w:bottom w:val="single" w:sz="8" w:color="C9D3DC"/>
               <w:right w:val="single" w:sz="8" w:color="C9D3DC"/>
             </w:tcBorders>
@@ -5454,7 +5706,8 @@
           <w:p>
             <w:r>
               <w:rPr>
-                <w:rFonts w:ascii="TH Sarabun New" w:cs="TH Sarabun New"/>
+                <w:rFonts w:ascii="TH Sarabun New" w:hAnsi="TH Sarabun New" w:eastAsia="TH Sarabun New" w:cs="TH Sarabun New"/>
+                <w:color w:val="172333"/>
                 <w:sz w:val="28"/>
                 <w:szCs w:val="28"/>
                 <w:highlight w:val="white"/>
@@ -5465,7 +5718,10 @@
         </w:tc>
         <w:tc>
           <w:tcPr>
-            <w:tcBorders>
+            <w:tcW w:w="16" w:type="pct"/>
+            <w:tcBorders>
+              <w:top w:val="single" w:sz="4" w:color="auto"/>
+              <w:left w:val="single" w:sz="4" w:color="auto"/>
               <w:bottom w:val="single" w:sz="8" w:color="C9D3DC"/>
               <w:right w:val="single" w:sz="8" w:color="C9D3DC"/>
             </w:tcBorders>
@@ -5479,18 +5735,22 @@
           <w:p>
             <w:r>
               <w:rPr>
-                <w:rFonts w:ascii="TH Sarabun New" w:cs="TH Sarabun New"/>
+                <w:rFonts w:ascii="TH Sarabun New" w:hAnsi="TH Sarabun New" w:eastAsia="TH Sarabun New" w:cs="TH Sarabun New"/>
+                <w:color w:val="172333"/>
                 <w:sz w:val="28"/>
                 <w:szCs w:val="28"/>
                 <w:highlight w:val="white"/>
               </w:rPr>
-              <w:t>CR-FX-01 (1),(2); DR-01/02</w:t>
-            </w:r>
-          </w:p>
-        </w:tc>
-        <w:tc>
-          <w:tcPr>
-            <w:tcBorders>
+              <w:t>CR-FX-01 (1),(2) DR-01/02</w:t>
+            </w:r>
+          </w:p>
+        </w:tc>
+        <w:tc>
+          <w:tcPr>
+            <w:tcW w:w="16" w:type="pct"/>
+            <w:tcBorders>
+              <w:top w:val="single" w:sz="4" w:color="auto"/>
+              <w:left w:val="single" w:sz="4" w:color="auto"/>
               <w:bottom w:val="single" w:sz="8" w:color="C9D3DC"/>
               <w:right w:val="single" w:sz="8" w:color="C9D3DC"/>
             </w:tcBorders>
@@ -5504,7 +5764,8 @@
           <w:p>
             <w:r>
               <w:rPr>
-                <w:rFonts w:ascii="TH Sarabun New" w:cs="TH Sarabun New"/>
+                <w:rFonts w:ascii="TH Sarabun New" w:hAnsi="TH Sarabun New" w:eastAsia="TH Sarabun New" w:cs="TH Sarabun New"/>
+                <w:color w:val="172333"/>
                 <w:sz w:val="28"/>
                 <w:szCs w:val="28"/>
                 <w:highlight w:val="white"/>
@@ -5521,7 +5782,9 @@
         </w:trPr>
         <w:tc>
           <w:tcPr>
-            <w:tcBorders>
+            <w:tcW w:w="10" w:type="pct"/>
+            <w:tcBorders>
+              <w:top w:val="single" w:sz="4" w:color="auto"/>
               <w:left w:val="single" w:sz="8" w:color="C9D3DC"/>
               <w:bottom w:val="single" w:sz="8" w:color="C9D3DC"/>
               <w:right w:val="single" w:sz="8" w:color="C9D3DC"/>
@@ -5537,7 +5800,8 @@
           <w:p>
             <w:r>
               <w:rPr>
-                <w:rFonts w:ascii="TH Sarabun New" w:cs="TH Sarabun New"/>
+                <w:rFonts w:ascii="TH Sarabun New" w:hAnsi="TH Sarabun New" w:eastAsia="TH Sarabun New" w:cs="TH Sarabun New"/>
+                <w:color w:val="172333"/>
                 <w:sz w:val="28"/>
                 <w:szCs w:val="28"/>
               </w:rPr>
@@ -5547,7 +5811,10 @@
         </w:tc>
         <w:tc>
           <w:tcPr>
-            <w:tcBorders>
+            <w:tcW w:w="46" w:type="pct"/>
+            <w:tcBorders>
+              <w:top w:val="single" w:sz="4" w:color="auto"/>
+              <w:left w:val="single" w:sz="4" w:color="auto"/>
               <w:bottom w:val="single" w:sz="8" w:color="C9D3DC"/>
               <w:right w:val="single" w:sz="8" w:color="C9D3DC"/>
             </w:tcBorders>
@@ -5562,17 +5829,21 @@
           <w:p>
             <w:r>
               <w:rPr>
-                <w:rFonts w:ascii="TH Sarabun New" w:cs="TH Sarabun New"/>
-                <w:sz w:val="28"/>
-                <w:szCs w:val="28"/>
-              </w:rPr>
-              <w:t>ความคาดหวังด้านความล่าช้า/ความพร้อมใช้งานของช่องทางแจ้งเตือนภายนอกยังไม่มีค่าที่ตกลง; ต้องกำหนด channel/protocol และเกณฑ์ทดสอบก่อน baseline</w:t>
-            </w:r>
-          </w:p>
-        </w:tc>
-        <w:tc>
-          <w:tcPr>
-            <w:tcBorders>
+                <w:rFonts w:ascii="TH Sarabun New" w:hAnsi="TH Sarabun New" w:eastAsia="TH Sarabun New" w:cs="TH Sarabun New"/>
+                <w:color w:val="172333"/>
+                <w:sz w:val="28"/>
+                <w:szCs w:val="28"/>
+              </w:rPr>
+              <w:t>ความคาดหวังด้านความล่าช้า/ความพร้อมใช้งานของช่องทางแจ้งเตือนภายนอกยังไม่มีค่าที่ตกลง ต้องกำหนด channel/protocol และเกณฑ์ทดสอบก่อน baseline</w:t>
+            </w:r>
+          </w:p>
+        </w:tc>
+        <w:tc>
+          <w:tcPr>
+            <w:tcW w:w="12" w:type="pct"/>
+            <w:tcBorders>
+              <w:top w:val="single" w:sz="4" w:color="auto"/>
+              <w:left w:val="single" w:sz="4" w:color="auto"/>
               <w:bottom w:val="single" w:sz="8" w:color="C9D3DC"/>
               <w:right w:val="single" w:sz="8" w:color="C9D3DC"/>
             </w:tcBorders>
@@ -5587,7 +5858,8 @@
           <w:p>
             <w:r>
               <w:rPr>
-                <w:rFonts w:ascii="TH Sarabun New" w:cs="TH Sarabun New"/>
+                <w:rFonts w:ascii="TH Sarabun New" w:hAnsi="TH Sarabun New" w:eastAsia="TH Sarabun New" w:cs="TH Sarabun New"/>
+                <w:color w:val="172333"/>
                 <w:sz w:val="28"/>
                 <w:szCs w:val="28"/>
               </w:rPr>
@@ -5597,7 +5869,10 @@
         </w:tc>
         <w:tc>
           <w:tcPr>
-            <w:tcBorders>
+            <w:tcW w:w="16" w:type="pct"/>
+            <w:tcBorders>
+              <w:top w:val="single" w:sz="4" w:color="auto"/>
+              <w:left w:val="single" w:sz="4" w:color="auto"/>
               <w:bottom w:val="single" w:sz="8" w:color="C9D3DC"/>
               <w:right w:val="single" w:sz="8" w:color="C9D3DC"/>
             </w:tcBorders>
@@ -5612,17 +5887,21 @@
           <w:p>
             <w:r>
               <w:rPr>
-                <w:rFonts w:ascii="TH Sarabun New" w:cs="TH Sarabun New"/>
-                <w:sz w:val="28"/>
-                <w:szCs w:val="28"/>
-              </w:rPr>
-              <w:t>CR-FX-01 (1),(2); OI-FX-01</w:t>
-            </w:r>
-          </w:p>
-        </w:tc>
-        <w:tc>
-          <w:tcPr>
-            <w:tcBorders>
+                <w:rFonts w:ascii="TH Sarabun New" w:hAnsi="TH Sarabun New" w:eastAsia="TH Sarabun New" w:cs="TH Sarabun New"/>
+                <w:color w:val="172333"/>
+                <w:sz w:val="28"/>
+                <w:szCs w:val="28"/>
+              </w:rPr>
+              <w:t>CR-FX-01 (1),(2) OI-FX-01</w:t>
+            </w:r>
+          </w:p>
+        </w:tc>
+        <w:tc>
+          <w:tcPr>
+            <w:tcW w:w="16" w:type="pct"/>
+            <w:tcBorders>
+              <w:top w:val="single" w:sz="4" w:color="auto"/>
+              <w:left w:val="single" w:sz="4" w:color="auto"/>
               <w:bottom w:val="single" w:sz="8" w:color="C9D3DC"/>
               <w:right w:val="single" w:sz="8" w:color="C9D3DC"/>
             </w:tcBorders>
@@ -5637,7 +5916,8 @@
           <w:p>
             <w:r>
               <w:rPr>
-                <w:rFonts w:ascii="TH Sarabun New" w:cs="TH Sarabun New"/>
+                <w:rFonts w:ascii="TH Sarabun New" w:hAnsi="TH Sarabun New" w:eastAsia="TH Sarabun New" w:cs="TH Sarabun New"/>
+                <w:color w:val="172333"/>
                 <w:sz w:val="28"/>
                 <w:szCs w:val="28"/>
               </w:rPr>
@@ -5653,6 +5933,7 @@
         </w:trPr>
         <w:tc>
           <w:tcPr>
+            <w:tcW w:w="10" w:type="pct"/>
             <w:tcBorders>
               <w:top w:val="single" w:sz="8" w:color="C9D3DC"/>
               <w:left w:val="single" w:sz="8" w:color="C9D3DC"/>
@@ -5669,7 +5950,8 @@
           <w:p>
             <w:r>
               <w:rPr>
-                <w:rFonts w:ascii="TH Sarabun New" w:cs="TH Sarabun New"/>
+                <w:rFonts w:ascii="TH Sarabun New" w:hAnsi="TH Sarabun New" w:eastAsia="TH Sarabun New" w:cs="TH Sarabun New"/>
+                <w:color w:val="172333"/>
                 <w:sz w:val="28"/>
                 <w:szCs w:val="28"/>
                 <w:highlight w:val="white"/>
@@ -5680,8 +5962,10 @@
         </w:tc>
         <w:tc>
           <w:tcPr>
+            <w:tcW w:w="46" w:type="pct"/>
             <w:tcBorders>
               <w:top w:val="single" w:sz="8" w:color="C9D3DC"/>
+              <w:left w:val="single" w:sz="4" w:color="auto"/>
               <w:bottom w:val="single" w:sz="8" w:color="C9D3DC"/>
               <w:right w:val="single" w:sz="8" w:color="C9D3DC"/>
             </w:tcBorders>
@@ -5695,19 +5979,22 @@
           <w:p>
             <w:r>
               <w:rPr>
-                <w:rFonts w:ascii="TH Sarabun New" w:cs="TH Sarabun New"/>
+                <w:rFonts w:ascii="TH Sarabun New" w:hAnsi="TH Sarabun New" w:eastAsia="TH Sarabun New" w:cs="TH Sarabun New"/>
+                <w:color w:val="172333"/>
                 <w:sz w:val="28"/>
                 <w:szCs w:val="28"/>
                 <w:highlight w:val="white"/>
               </w:rPr>
-              <w:t>เมื่อสถานะออเดอร์เปลี่ยนสำเร็จ ระบบต้องแจ้งลูกค้าที่เชื่อมโยงกับออเดอร์นั้นผ่านช่องทางแจ้งเตือนที่กำหนด; channel/provider/protocol ยัง TBD</w:t>
-            </w:r>
-          </w:p>
-        </w:tc>
-        <w:tc>
-          <w:tcPr>
+              <w:t>เมื่อสถานะออเดอร์เปลี่ยนสำเร็จ ระบบต้องแจ้งลูกค้าที่เชื่อมโยงกับออเดอร์นั้นผ่านช่องทางแจ้งเตือนที่กำหนด channel/provider/protocol ยัง TBD</w:t>
+            </w:r>
+          </w:p>
+        </w:tc>
+        <w:tc>
+          <w:tcPr>
+            <w:tcW w:w="12" w:type="pct"/>
             <w:tcBorders>
               <w:top w:val="single" w:sz="8" w:color="C9D3DC"/>
+              <w:left w:val="single" w:sz="4" w:color="auto"/>
               <w:bottom w:val="single" w:sz="8" w:color="C9D3DC"/>
               <w:right w:val="single" w:sz="8" w:color="C9D3DC"/>
             </w:tcBorders>
@@ -5721,7 +6008,8 @@
           <w:p>
             <w:r>
               <w:rPr>
-                <w:rFonts w:ascii="TH Sarabun New" w:cs="TH Sarabun New"/>
+                <w:rFonts w:ascii="TH Sarabun New" w:hAnsi="TH Sarabun New" w:eastAsia="TH Sarabun New" w:cs="TH Sarabun New"/>
+                <w:color w:val="172333"/>
                 <w:sz w:val="28"/>
                 <w:szCs w:val="28"/>
                 <w:highlight w:val="white"/>
@@ -5732,8 +6020,10 @@
         </w:tc>
         <w:tc>
           <w:tcPr>
+            <w:tcW w:w="16" w:type="pct"/>
             <w:tcBorders>
               <w:top w:val="single" w:sz="8" w:color="C9D3DC"/>
+              <w:left w:val="single" w:sz="4" w:color="auto"/>
               <w:bottom w:val="single" w:sz="8" w:color="C9D3DC"/>
               <w:right w:val="single" w:sz="8" w:color="C9D3DC"/>
             </w:tcBorders>
@@ -5747,19 +6037,22 @@
           <w:p>
             <w:r>
               <w:rPr>
-                <w:rFonts w:ascii="TH Sarabun New" w:cs="TH Sarabun New"/>
+                <w:rFonts w:ascii="TH Sarabun New" w:hAnsi="TH Sarabun New" w:eastAsia="TH Sarabun New" w:cs="TH Sarabun New"/>
+                <w:color w:val="172333"/>
                 <w:sz w:val="28"/>
                 <w:szCs w:val="28"/>
                 <w:highlight w:val="white"/>
               </w:rPr>
-              <w:t>CR-FX-01 (1); FR-01; DR-01/02</w:t>
-            </w:r>
-          </w:p>
-        </w:tc>
-        <w:tc>
-          <w:tcPr>
+              <w:t>CR-FX-01 (1) FR-01 DR-01/02</w:t>
+            </w:r>
+          </w:p>
+        </w:tc>
+        <w:tc>
+          <w:tcPr>
+            <w:tcW w:w="16" w:type="pct"/>
             <w:tcBorders>
               <w:top w:val="single" w:sz="8" w:color="C9D3DC"/>
+              <w:left w:val="single" w:sz="4" w:color="auto"/>
               <w:bottom w:val="single" w:sz="8" w:color="C9D3DC"/>
               <w:right w:val="single" w:sz="8" w:color="C9D3DC"/>
             </w:tcBorders>
@@ -5773,7 +6066,8 @@
           <w:p>
             <w:r>
               <w:rPr>
-                <w:rFonts w:ascii="TH Sarabun New" w:cs="TH Sarabun New"/>
+                <w:rFonts w:ascii="TH Sarabun New" w:hAnsi="TH Sarabun New" w:eastAsia="TH Sarabun New" w:cs="TH Sarabun New"/>
+                <w:color w:val="172333"/>
                 <w:sz w:val="28"/>
                 <w:szCs w:val="28"/>
                 <w:highlight w:val="white"/>
@@ -5788,12 +6082,11 @@
       <w:pPr>
         <w:spacing w:after="120"/>
       </w:pPr>
-      <w:r>
-        <w:rPr>
-          <w:sz w:val="4"/>
-          <w:szCs w:val="4"/>
-        </w:rPr>
-      </w:r>
+    </w:p>
+    <w:p>
+      <w:pPr>
+        <w:spacing w:after="120"/>
+      </w:pPr>
     </w:p>
     <w:p>
       <w:pPr>
@@ -6020,6 +6313,7 @@
         </w:trPr>
         <w:tc>
           <w:tcPr>
+            <w:tcW w:w="9" w:type="pct"/>
             <w:tcBorders>
               <w:top w:val="single" w:sz="8" w:color="C9D3DC"/>
               <w:left w:val="single" w:sz="8" w:color="C9D3DC"/>
@@ -6036,7 +6330,8 @@
           <w:p>
             <w:r>
               <w:rPr>
-                <w:rFonts w:ascii="TH Sarabun New" w:cs="TH Sarabun New"/>
+                <w:rFonts w:ascii="TH Sarabun New" w:hAnsi="TH Sarabun New" w:eastAsia="TH Sarabun New" w:cs="TH Sarabun New"/>
+                <w:color w:val="172333"/>
                 <w:sz w:val="28"/>
                 <w:szCs w:val="28"/>
                 <w:highlight w:val="white"/>
@@ -6047,8 +6342,10 @@
         </w:tc>
         <w:tc>
           <w:tcPr>
+            <w:tcW w:w="33" w:type="pct"/>
             <w:tcBorders>
               <w:top w:val="single" w:sz="8" w:color="C9D3DC"/>
+              <w:left w:val="single" w:sz="4" w:color="auto"/>
               <w:bottom w:val="single" w:sz="8" w:color="C9D3DC"/>
               <w:right w:val="single" w:sz="8" w:color="C9D3DC"/>
             </w:tcBorders>
@@ -6062,7 +6359,8 @@
           <w:p>
             <w:r>
               <w:rPr>
-                <w:rFonts w:ascii="TH Sarabun New" w:cs="TH Sarabun New"/>
+                <w:rFonts w:ascii="TH Sarabun New" w:hAnsi="TH Sarabun New" w:eastAsia="TH Sarabun New" w:cs="TH Sarabun New"/>
+                <w:color w:val="172333"/>
                 <w:sz w:val="28"/>
                 <w:szCs w:val="28"/>
                 <w:highlight w:val="white"/>
@@ -6076,6 +6374,7 @@
             <w:tcW w:w="1734" w:type="dxa"/>
             <w:tcBorders>
               <w:top w:val="single" w:sz="8" w:color="C9D3DC"/>
+              <w:left w:val="single" w:sz="4" w:color="auto"/>
               <w:bottom w:val="single" w:sz="8" w:color="C9D3DC"/>
               <w:right w:val="single" w:sz="8" w:color="C9D3DC"/>
             </w:tcBorders>
@@ -6089,7 +6388,8 @@
           <w:p>
             <w:r>
               <w:rPr>
-                <w:rFonts w:ascii="TH Sarabun New" w:cs="TH Sarabun New"/>
+                <w:rFonts w:ascii="TH Sarabun New" w:hAnsi="TH Sarabun New" w:eastAsia="TH Sarabun New" w:cs="TH Sarabun New"/>
+                <w:color w:val="172333"/>
                 <w:sz w:val="28"/>
                 <w:szCs w:val="28"/>
                 <w:highlight w:val="white"/>
@@ -6103,6 +6403,7 @@
             <w:tcW w:w="1542" w:type="dxa"/>
             <w:tcBorders>
               <w:top w:val="single" w:sz="8" w:color="C9D3DC"/>
+              <w:left w:val="single" w:sz="4" w:color="auto"/>
               <w:bottom w:val="single" w:sz="8" w:color="C9D3DC"/>
               <w:right w:val="single" w:sz="8" w:color="C9D3DC"/>
             </w:tcBorders>
@@ -6116,7 +6417,8 @@
           <w:p>
             <w:r>
               <w:rPr>
-                <w:rFonts w:ascii="TH Sarabun New" w:cs="TH Sarabun New"/>
+                <w:rFonts w:ascii="TH Sarabun New" w:hAnsi="TH Sarabun New" w:eastAsia="TH Sarabun New" w:cs="TH Sarabun New"/>
+                <w:color w:val="172333"/>
                 <w:sz w:val="28"/>
                 <w:szCs w:val="28"/>
                 <w:highlight w:val="white"/>
@@ -6127,8 +6429,10 @@
         </w:tc>
         <w:tc>
           <w:tcPr>
+            <w:tcW w:w="24" w:type="pct"/>
             <w:tcBorders>
               <w:top w:val="single" w:sz="8" w:color="C9D3DC"/>
+              <w:left w:val="single" w:sz="4" w:color="auto"/>
               <w:bottom w:val="single" w:sz="8" w:color="C9D3DC"/>
               <w:right w:val="single" w:sz="8" w:color="C9D3DC"/>
             </w:tcBorders>
@@ -6142,12 +6446,13 @@
           <w:p>
             <w:r>
               <w:rPr>
-                <w:rFonts w:ascii="TH Sarabun New" w:cs="TH Sarabun New"/>
+                <w:rFonts w:ascii="TH Sarabun New" w:hAnsi="TH Sarabun New" w:eastAsia="TH Sarabun New" w:cs="TH Sarabun New"/>
+                <w:color w:val="172333"/>
                 <w:sz w:val="28"/>
                 <w:szCs w:val="28"/>
                 <w:highlight w:val="white"/>
               </w:rPr>
-              <w:t>ยืนยันช่องทางและวิธีเชื่อมต่อก่อนเปิดใช้งานจริง; ห้ามเดา provider</w:t>
+              <w:t>ยืนยันช่องทางและวิธีเชื่อมต่อก่อนเปิดใช้งานจริง ห้ามเดา provider</w:t>
             </w:r>
           </w:p>
         </w:tc>
@@ -6159,7 +6464,9 @@
         </w:trPr>
         <w:tc>
           <w:tcPr>
-            <w:tcBorders>
+            <w:tcW w:w="9" w:type="pct"/>
+            <w:tcBorders>
+              <w:top w:val="single" w:sz="4" w:color="auto"/>
               <w:left w:val="single" w:sz="8" w:color="C9D3DC"/>
               <w:bottom w:val="single" w:sz="8" w:color="C9D3DC"/>
               <w:right w:val="single" w:sz="8" w:color="C9D3DC"/>
@@ -6175,7 +6482,8 @@
           <w:p>
             <w:r>
               <w:rPr>
-                <w:rFonts w:ascii="TH Sarabun New" w:cs="TH Sarabun New"/>
+                <w:rFonts w:ascii="TH Sarabun New" w:hAnsi="TH Sarabun New" w:eastAsia="TH Sarabun New" w:cs="TH Sarabun New"/>
+                <w:color w:val="172333"/>
                 <w:sz w:val="28"/>
                 <w:szCs w:val="28"/>
               </w:rPr>
@@ -6185,7 +6493,10 @@
         </w:tc>
         <w:tc>
           <w:tcPr>
-            <w:tcBorders>
+            <w:tcW w:w="33" w:type="pct"/>
+            <w:tcBorders>
+              <w:top w:val="single" w:sz="4" w:color="auto"/>
+              <w:left w:val="single" w:sz="4" w:color="auto"/>
               <w:bottom w:val="single" w:sz="8" w:color="C9D3DC"/>
               <w:right w:val="single" w:sz="8" w:color="C9D3DC"/>
             </w:tcBorders>
@@ -6200,7 +6511,8 @@
           <w:p>
             <w:r>
               <w:rPr>
-                <w:rFonts w:ascii="TH Sarabun New" w:cs="TH Sarabun New"/>
+                <w:rFonts w:ascii="TH Sarabun New" w:hAnsi="TH Sarabun New" w:eastAsia="TH Sarabun New" w:cs="TH Sarabun New"/>
+                <w:color w:val="172333"/>
                 <w:sz w:val="28"/>
                 <w:szCs w:val="28"/>
               </w:rPr>
@@ -6212,6 +6524,8 @@
           <w:tcPr>
             <w:tcW w:w="1734" w:type="dxa"/>
             <w:tcBorders>
+              <w:top w:val="single" w:sz="4" w:color="auto"/>
+              <w:left w:val="single" w:sz="4" w:color="auto"/>
               <w:bottom w:val="single" w:sz="8" w:color="C9D3DC"/>
               <w:right w:val="single" w:sz="8" w:color="C9D3DC"/>
             </w:tcBorders>
@@ -6226,7 +6540,8 @@
           <w:p>
             <w:r>
               <w:rPr>
-                <w:rFonts w:ascii="TH Sarabun New" w:cs="TH Sarabun New"/>
+                <w:rFonts w:ascii="TH Sarabun New" w:hAnsi="TH Sarabun New" w:eastAsia="TH Sarabun New" w:cs="TH Sarabun New"/>
+                <w:color w:val="172333"/>
                 <w:sz w:val="28"/>
                 <w:szCs w:val="28"/>
               </w:rPr>
@@ -6238,6 +6553,8 @@
           <w:tcPr>
             <w:tcW w:w="1542" w:type="dxa"/>
             <w:tcBorders>
+              <w:top w:val="single" w:sz="4" w:color="auto"/>
+              <w:left w:val="single" w:sz="4" w:color="auto"/>
               <w:bottom w:val="single" w:sz="8" w:color="C9D3DC"/>
               <w:right w:val="single" w:sz="8" w:color="C9D3DC"/>
             </w:tcBorders>
@@ -6252,7 +6569,8 @@
           <w:p>
             <w:r>
               <w:rPr>
-                <w:rFonts w:ascii="TH Sarabun New" w:cs="TH Sarabun New"/>
+                <w:rFonts w:ascii="TH Sarabun New" w:hAnsi="TH Sarabun New" w:eastAsia="TH Sarabun New" w:cs="TH Sarabun New"/>
+                <w:color w:val="172333"/>
                 <w:sz w:val="28"/>
                 <w:szCs w:val="28"/>
               </w:rPr>
@@ -6262,7 +6580,10 @@
         </w:tc>
         <w:tc>
           <w:tcPr>
-            <w:tcBorders>
+            <w:tcW w:w="24" w:type="pct"/>
+            <w:tcBorders>
+              <w:top w:val="single" w:sz="4" w:color="auto"/>
+              <w:left w:val="single" w:sz="4" w:color="auto"/>
               <w:bottom w:val="single" w:sz="8" w:color="C9D3DC"/>
               <w:right w:val="single" w:sz="8" w:color="C9D3DC"/>
             </w:tcBorders>
@@ -6277,11 +6598,23 @@
           <w:p>
             <w:r>
               <w:rPr>
-                <w:rFonts w:ascii="TH Sarabun New" w:cs="TH Sarabun New"/>
-                <w:sz w:val="28"/>
-                <w:szCs w:val="28"/>
-              </w:rPr>
-              <w:t>เก็บข้อมูลจากหน้างานและให้ผู้มีอำนาจยืนยัน; ยังไม่ตั้งตัวเลขเอง</w:t>
+                <w:rFonts w:ascii="TH Sarabun New" w:hAnsi="TH Sarabun New" w:eastAsia="TH Sarabun New" w:cs="TH Sarabun New"/>
+                <w:color w:val="172333"/>
+                <w:sz w:val="28"/>
+                <w:szCs w:val="28"/>
+              </w:rPr>
+              <w:t>เก็บข้อมูลจากหน้างานและให้ผู้มีอำนาจยืนยัน</w:t>
+            </w:r>
+          </w:p>
+          <w:p>
+            <w:r>
+              <w:rPr>
+                <w:rFonts w:ascii="TH Sarabun New" w:hAnsi="TH Sarabun New" w:eastAsia="TH Sarabun New" w:cs="TH Sarabun New"/>
+                <w:color w:val="172333"/>
+                <w:sz w:val="28"/>
+                <w:szCs w:val="28"/>
+              </w:rPr>
+              <w:t>ยังไม่ตั้งตัวเลขเอง</w:t>
             </w:r>
           </w:p>
         </w:tc>
@@ -6293,7 +6626,9 @@
         </w:trPr>
         <w:tc>
           <w:tcPr>
-            <w:tcBorders>
+            <w:tcW w:w="9" w:type="pct"/>
+            <w:tcBorders>
+              <w:top w:val="single" w:sz="4" w:color="auto"/>
               <w:left w:val="single" w:sz="8" w:color="C9D3DC"/>
               <w:bottom w:val="single" w:sz="8" w:color="C9D3DC"/>
               <w:right w:val="single" w:sz="8" w:color="C9D3DC"/>
@@ -6308,7 +6643,8 @@
           <w:p>
             <w:r>
               <w:rPr>
-                <w:rFonts w:ascii="TH Sarabun New" w:cs="TH Sarabun New"/>
+                <w:rFonts w:ascii="TH Sarabun New" w:hAnsi="TH Sarabun New" w:eastAsia="TH Sarabun New" w:cs="TH Sarabun New"/>
+                <w:color w:val="172333"/>
                 <w:sz w:val="28"/>
                 <w:szCs w:val="28"/>
                 <w:highlight w:val="white"/>
@@ -6319,7 +6655,10 @@
         </w:tc>
         <w:tc>
           <w:tcPr>
-            <w:tcBorders>
+            <w:tcW w:w="33" w:type="pct"/>
+            <w:tcBorders>
+              <w:top w:val="single" w:sz="4" w:color="auto"/>
+              <w:left w:val="single" w:sz="4" w:color="auto"/>
               <w:bottom w:val="single" w:sz="8" w:color="C9D3DC"/>
               <w:right w:val="single" w:sz="8" w:color="C9D3DC"/>
             </w:tcBorders>
@@ -6333,7 +6672,8 @@
           <w:p>
             <w:r>
               <w:rPr>
-                <w:rFonts w:ascii="TH Sarabun New" w:cs="TH Sarabun New"/>
+                <w:rFonts w:ascii="TH Sarabun New" w:hAnsi="TH Sarabun New" w:eastAsia="TH Sarabun New" w:cs="TH Sarabun New"/>
+                <w:color w:val="172333"/>
                 <w:sz w:val="28"/>
                 <w:szCs w:val="28"/>
                 <w:highlight w:val="white"/>
@@ -6346,6 +6686,8 @@
           <w:tcPr>
             <w:tcW w:w="1734" w:type="dxa"/>
             <w:tcBorders>
+              <w:top w:val="single" w:sz="4" w:color="auto"/>
+              <w:left w:val="single" w:sz="4" w:color="auto"/>
               <w:bottom w:val="single" w:sz="8" w:color="C9D3DC"/>
               <w:right w:val="single" w:sz="8" w:color="C9D3DC"/>
             </w:tcBorders>
@@ -6359,7 +6701,8 @@
           <w:p>
             <w:r>
               <w:rPr>
-                <w:rFonts w:ascii="TH Sarabun New" w:cs="TH Sarabun New"/>
+                <w:rFonts w:ascii="TH Sarabun New" w:hAnsi="TH Sarabun New" w:eastAsia="TH Sarabun New" w:cs="TH Sarabun New"/>
+                <w:color w:val="172333"/>
                 <w:sz w:val="28"/>
                 <w:szCs w:val="28"/>
                 <w:highlight w:val="white"/>
@@ -6372,6 +6715,8 @@
           <w:tcPr>
             <w:tcW w:w="1542" w:type="dxa"/>
             <w:tcBorders>
+              <w:top w:val="single" w:sz="4" w:color="auto"/>
+              <w:left w:val="single" w:sz="4" w:color="auto"/>
               <w:bottom w:val="single" w:sz="8" w:color="C9D3DC"/>
               <w:right w:val="single" w:sz="8" w:color="C9D3DC"/>
             </w:tcBorders>
@@ -6385,7 +6730,8 @@
           <w:p>
             <w:r>
               <w:rPr>
-                <w:rFonts w:ascii="TH Sarabun New" w:cs="TH Sarabun New"/>
+                <w:rFonts w:ascii="TH Sarabun New" w:hAnsi="TH Sarabun New" w:eastAsia="TH Sarabun New" w:cs="TH Sarabun New"/>
+                <w:color w:val="172333"/>
                 <w:sz w:val="28"/>
                 <w:szCs w:val="28"/>
                 <w:highlight w:val="white"/>
@@ -6396,7 +6742,10 @@
         </w:tc>
         <w:tc>
           <w:tcPr>
-            <w:tcBorders>
+            <w:tcW w:w="24" w:type="pct"/>
+            <w:tcBorders>
+              <w:top w:val="single" w:sz="4" w:color="auto"/>
+              <w:left w:val="single" w:sz="4" w:color="auto"/>
               <w:bottom w:val="single" w:sz="8" w:color="C9D3DC"/>
               <w:right w:val="single" w:sz="8" w:color="C9D3DC"/>
             </w:tcBorders>
@@ -6410,12 +6759,13 @@
           <w:p>
             <w:r>
               <w:rPr>
-                <w:rFonts w:ascii="TH Sarabun New" w:cs="TH Sarabun New"/>
+                <w:rFonts w:ascii="TH Sarabun New" w:hAnsi="TH Sarabun New" w:eastAsia="TH Sarabun New" w:cs="TH Sarabun New"/>
+                <w:color w:val="172333"/>
                 <w:sz w:val="28"/>
                 <w:szCs w:val="28"/>
                 <w:highlight w:val="white"/>
               </w:rPr>
-              <w:t>ให้เจ้าของระบบยืนยันสถานะที่ใช้ตรวจออเดอร์ค้างก่อนกำหนดเป็น Baseline; ผู้รับการเตือนเป็นลูกค้าที่ผูกกับออเดอร์ตาม BR-02</w:t>
+              <w:t>ให้เจ้าของระบบยืนยันสถานะที่ใช้ตรวจออเดอร์ค้างก่อนกำหนดเป็น Baseline ผู้รับการเตือนเป็นลูกค้าที่ผูกกับออเดอร์ตาม BR-02</w:t>
             </w:r>
           </w:p>
         </w:tc>
@@ -7347,7 +7697,7 @@
                 <w:sz w:val="28"/>
                 <w:szCs w:val="28"/>
               </w:rPr>
-              <w:t>ไม่เปลี่ยนลำดับคิว; การแจ้งเตือนหรือสแกน QR ต้องไม่ย้ายคิวเอง</w:t>
+              <w:t>ไม่เปลี่ยนลำดับคิว การแจ้งเตือนหรือสแกน QR ต้องไม่ย้ายคิวเอง</w:t>
             </w:r>
           </w:p>
         </w:tc>
@@ -7589,16 +7939,6 @@
           <w:szCs w:val="4"/>
         </w:rPr>
       </w:r>
-    </w:p>
-    <w:p>
-      <w:pPr>
-        <w:spacing w:after="120"/>
-      </w:pPr>
-    </w:p>
-    <w:p>
-      <w:pPr>
-        <w:spacing w:after="120"/>
-      </w:pPr>
     </w:p>
     <w:p>
       <w:pPr>
@@ -12573,7 +12913,7 @@
           <w:sz w:val="32"/>
           <w:szCs w:val="32"/>
         </w:rPr>
-        <w:t xml:space="preserve"> ( ) CR-FX-02A ใช้งานหน้างาน   ( ) CR-FX-02B เวลาเหลือครึ่งหนึ่ง · </w:t>
+        <w:t xml:space="preserve"> (X) CR-FX-02A ใช้งานหน้างาน   ( ) CR-FX-02B เวลาเหลือครึ่งหนึ่ง · </w:t>
       </w:r>
       <w:r>
         <w:rPr>
@@ -12593,7 +12933,7 @@
           <w:sz w:val="32"/>
           <w:szCs w:val="32"/>
         </w:rPr>
-        <w:t xml:space="preserve"> ............................................</w:t>
+        <w:t xml:space="preserve"> ร้านอาหารมีขั้นตอนเปิดออเดอร์/ส่งมอบอยู่แล้ว การสแกน QR ช่วยเปิดรายการได้เร็ว</w:t>
       </w:r>
     </w:p>
     <w:p>
@@ -12676,7 +13016,7 @@
                 <w:sz w:val="28"/>
                 <w:szCs w:val="28"/>
               </w:rPr>
-              <w:t xml:space="preserve">   [A หรือ B]</w:t>
+              <w:t xml:space="preserve">   [A]</w:t>
             </w:r>
             <w:r>
               <w:rPr>
@@ -12755,15 +13095,12 @@
             </w:pPr>
             <w:r>
               <w:rPr>
-                <w:rFonts w:ascii="TH Sarabun New" w:hAnsi="TH Sarabun New" w:eastAsia="TH Sarabun New" w:cs="TH Sarabun New"/>
-                <w:b w:val="0"/>
-                <w:bCs w:val="0"/>
-                <w:i w:val="0"/>
-                <w:iCs w:val="0"/>
-                <w:color w:val="5A6B7C"/>
-                <w:sz w:val="28"/>
-                <w:szCs w:val="28"/>
-              </w:rPr>
+                <w:rFonts w:ascii="TH Sarabun New" w:hAnsi="TH Sarabun New" w:cs="TH Sarabun New"/>
+                <w:color w:val="172333"/>
+                <w:sz w:val="28"/>
+                <w:szCs w:val="28"/>
+              </w:rPr>
+              <w:t>พนักงานต้องการสแกน QR ของออเดอร์เพื่อเปิดรายการและบันทึกการเปลี่ยนสถานะ/ส่งมอบได้เร็วขึ้น บางจุดเน็ตไม่เสถียร แต่ยังไม่ทราบว่าขาดนานและบ่อยเพียงใด</w:t>
             </w:r>
           </w:p>
         </w:tc>
@@ -12831,15 +13168,12 @@
             </w:pPr>
             <w:r>
               <w:rPr>
-                <w:rFonts w:ascii="TH Sarabun New" w:hAnsi="TH Sarabun New" w:eastAsia="TH Sarabun New" w:cs="TH Sarabun New"/>
-                <w:b w:val="0"/>
-                <w:bCs w:val="0"/>
-                <w:i w:val="0"/>
-                <w:iCs w:val="0"/>
-                <w:color w:val="5A6B7C"/>
-                <w:sz w:val="28"/>
-                <w:szCs w:val="28"/>
-              </w:rPr>
+                <w:rFonts w:ascii="TH Sarabun New" w:hAnsi="TH Sarabun New" w:cs="TH Sarabun New"/>
+                <w:color w:val="172333"/>
+                <w:sz w:val="28"/>
+                <w:szCs w:val="28"/>
+              </w:rPr>
+              <w:t>FR-01 (สถานะออเดอร์), FR-04 (หน้าจอพนักงาน), BR-01 (ห้ามข้ามกฎสถานะ), DR-01/DR-02; UC-01/UC-02 เป็นจุดเชื่อมโยงเบื้องต้น; QR-specific requirement ใน SRS ปัจจุบัน: Cannot Verify</w:t>
             </w:r>
           </w:p>
         </w:tc>
@@ -12907,15 +13241,27 @@
             </w:pPr>
             <w:r>
               <w:rPr>
-                <w:rFonts w:ascii="TH Sarabun New" w:hAnsi="TH Sarabun New" w:eastAsia="TH Sarabun New" w:cs="TH Sarabun New"/>
-                <w:b w:val="0"/>
-                <w:bCs w:val="0"/>
-                <w:i w:val="0"/>
-                <w:iCs w:val="0"/>
-                <w:color w:val="5A6B7C"/>
-                <w:sz w:val="28"/>
-                <w:szCs w:val="28"/>
-              </w:rPr>
+                <w:rFonts w:ascii="TH Sarabun New" w:hAnsi="TH Sarabun New" w:cs="TH Sarabun New"/>
+                <w:color w:val="172333"/>
+                <w:sz w:val="28"/>
+                <w:szCs w:val="28"/>
+              </w:rPr>
+              <w:t xml:space="preserve">A  ใช้กล้องใน Mobile Application อ่าน QR แล้วให้ API ตรวจ order/status/role และ DB บันทึก “รับแล้ว” ใน transaction offline ให้แสดง “ยังตรวจไม่ได้” ไม่ยืนยันสำเร็จ. </w:t>
+            </w:r>
+          </w:p>
+          <w:p>
+            <w:pPr>
+              <w:keepNext/>
+              <w:keepLines/>
+            </w:pPr>
+            <w:r>
+              <w:rPr>
+                <w:rFonts w:ascii="TH Sarabun New" w:hAnsi="TH Sarabun New" w:cs="TH Sarabun New"/>
+                <w:color w:val="172333"/>
+                <w:sz w:val="28"/>
+                <w:szCs w:val="28"/>
+              </w:rPr>
+              <w:t xml:space="preserve">B  เพิ่ม QR Service/container แยก หรือยอมให้ client บันทึกรับสำเร็จเองขณะ offline</w:t>
             </w:r>
           </w:p>
         </w:tc>
@@ -12983,15 +13329,12 @@
             </w:pPr>
             <w:r>
               <w:rPr>
-                <w:rFonts w:ascii="TH Sarabun New" w:hAnsi="TH Sarabun New" w:eastAsia="TH Sarabun New" w:cs="TH Sarabun New"/>
-                <w:b w:val="0"/>
-                <w:bCs w:val="0"/>
-                <w:i w:val="0"/>
-                <w:iCs w:val="0"/>
-                <w:color w:val="5A6B7C"/>
-                <w:sz w:val="28"/>
-                <w:szCs w:val="28"/>
-              </w:rPr>
+                <w:rFonts w:ascii="TH Sarabun New" w:hAnsi="TH Sarabun New" w:cs="TH Sarabun New"/>
+                <w:color w:val="172333"/>
+                <w:sz w:val="28"/>
+                <w:szCs w:val="28"/>
+              </w:rPr>
+              <w:t>เสนอ A ไม่เพิ่ม container ใช้ Mobile Application + API + Database เดิม. เจ้าของระบบ/เจ้าของร้านอนุมัติ flow รับอาหารและ fallback Tech Lead ยืนยันวิธีสแกน/การจัดการ network.</w:t>
             </w:r>
           </w:p>
         </w:tc>
@@ -13036,6 +13379,7 @@
           <w:insideH w:val="single" w:sz="4" w:color="auto"/>
           <w:insideV w:val="single" w:sz="4" w:color="auto"/>
         </w:tblBorders>
+        <w:tblLayout w:type="fixed"/>
       </w:tblPr>
       <w:tblGrid>
         <w:gridCol w:w="2120"/>
@@ -13047,7 +13391,7 @@
         </w:trPr>
         <w:tc>
           <w:tcPr>
-            <w:tcW w:w="9638" w:type="dxa"/>
+            <w:tcW w:w="2120" w:type="dxa"/>
             <w:gridSpan w:val="2"/>
             <w:tcBorders>
               <w:top w:val="single" w:sz="4" w:color="173B65"/>
@@ -13088,7 +13432,7 @@
                 <w:sz w:val="28"/>
                 <w:szCs w:val="28"/>
               </w:rPr>
-              <w:t xml:space="preserve">   [ตัดสินใจเรื่องอะไร]</w:t>
+              <w:t xml:space="preserve">   [QR ต้องตรวจที่ API ไม่เพิ่ม container ]</w:t>
             </w:r>
             <w:r>
               <w:rPr>
@@ -13167,15 +13511,12 @@
             </w:pPr>
             <w:r>
               <w:rPr>
-                <w:rFonts w:ascii="TH Sarabun New" w:hAnsi="TH Sarabun New" w:eastAsia="TH Sarabun New" w:cs="TH Sarabun New"/>
-                <w:b w:val="0"/>
-                <w:bCs w:val="0"/>
-                <w:i w:val="0"/>
-                <w:iCs w:val="0"/>
-                <w:color w:val="5A6B7C"/>
-                <w:sz w:val="28"/>
-                <w:szCs w:val="28"/>
-              </w:rPr>
+                <w:rFonts w:ascii="TH Sarabun New" w:hAnsi="TH Sarabun New" w:cs="TH Sarabun New"/>
+                <w:color w:val="172333"/>
+                <w:sz w:val="28"/>
+                <w:szCs w:val="28"/>
+              </w:rPr>
+              <w:t>ใช้กล้องบน Mobile Application อ่าน QR reference แล้วส่งไป API</w:t>
             </w:r>
           </w:p>
         </w:tc>
@@ -13243,15 +13584,12 @@
             </w:pPr>
             <w:r>
               <w:rPr>
-                <w:rFonts w:ascii="TH Sarabun New" w:hAnsi="TH Sarabun New" w:eastAsia="TH Sarabun New" w:cs="TH Sarabun New"/>
-                <w:b w:val="0"/>
-                <w:bCs w:val="0"/>
-                <w:i w:val="0"/>
-                <w:iCs w:val="0"/>
-                <w:color w:val="5A6B7C"/>
-                <w:sz w:val="28"/>
-                <w:szCs w:val="28"/>
-              </w:rPr>
+                <w:rFonts w:ascii="TH Sarabun New" w:hAnsi="TH Sarabun New" w:cs="TH Sarabun New"/>
+                <w:color w:val="172333"/>
+                <w:sz w:val="28"/>
+                <w:szCs w:val="28"/>
+              </w:rPr>
+              <w:t>D3: ความสอดคล้องของสถานะ DR-01/DR-02 เป็นแหล่งข้อมูลจริง การตรวจใน client อย่างเดียวทำให้ offline / duplicate scan ยืนยันผิดได้</w:t>
             </w:r>
           </w:p>
         </w:tc>
@@ -13319,15 +13657,12 @@
             </w:pPr>
             <w:r>
               <w:rPr>
-                <w:rFonts w:ascii="TH Sarabun New" w:hAnsi="TH Sarabun New" w:eastAsia="TH Sarabun New" w:cs="TH Sarabun New"/>
-                <w:b w:val="0"/>
-                <w:bCs w:val="0"/>
-                <w:i w:val="0"/>
-                <w:iCs w:val="0"/>
-                <w:color w:val="5A6B7C"/>
-                <w:sz w:val="28"/>
-                <w:szCs w:val="28"/>
-              </w:rPr>
+                <w:rFonts w:ascii="TH Sarabun New" w:hAnsi="TH Sarabun New" w:cs="TH Sarabun New"/>
+                <w:color w:val="172333"/>
+                <w:sz w:val="28"/>
+                <w:szCs w:val="28"/>
+              </w:rPr>
+              <w:t>เพิ่ม container QR Service แยก หรือให้มือถือบันทึก “รับแล้ว” ในเครื่อง</w:t>
             </w:r>
           </w:p>
         </w:tc>
@@ -13395,15 +13730,12 @@
             </w:pPr>
             <w:r>
               <w:rPr>
-                <w:rFonts w:ascii="TH Sarabun New" w:hAnsi="TH Sarabun New" w:eastAsia="TH Sarabun New" w:cs="TH Sarabun New"/>
-                <w:b w:val="0"/>
-                <w:bCs w:val="0"/>
-                <w:i w:val="0"/>
-                <w:iCs w:val="0"/>
-                <w:color w:val="5A6B7C"/>
-                <w:sz w:val="28"/>
-                <w:szCs w:val="28"/>
-              </w:rPr>
+                <w:rFonts w:ascii="TH Sarabun New" w:hAnsi="TH Sarabun New" w:cs="TH Sarabun New"/>
+                <w:color w:val="172333"/>
+                <w:sz w:val="28"/>
+                <w:szCs w:val="28"/>
+              </w:rPr>
+              <w:t>ไม่มีการยืนยันรับสำเร็จขณะ API ติดต่อไม่ได้ แสดง retry/verification failed; รูปแบบ QR, expiry, duplicate scan และ manual fallback เป็น TBD (OI-08)</w:t>
             </w:r>
           </w:p>
         </w:tc>
@@ -13419,6 +13751,46 @@
           <w:szCs w:val="4"/>
         </w:rPr>
       </w:r>
+    </w:p>
+    <w:p>
+      <w:pPr>
+        <w:spacing w:after="140"/>
+      </w:pPr>
+    </w:p>
+    <w:p>
+      <w:pPr>
+        <w:spacing w:after="140"/>
+      </w:pPr>
+    </w:p>
+    <w:p>
+      <w:pPr>
+        <w:spacing w:after="140"/>
+      </w:pPr>
+    </w:p>
+    <w:p>
+      <w:pPr>
+        <w:spacing w:after="140"/>
+      </w:pPr>
+    </w:p>
+    <w:p>
+      <w:pPr>
+        <w:spacing w:after="140"/>
+      </w:pPr>
+    </w:p>
+    <w:p>
+      <w:pPr>
+        <w:spacing w:after="140"/>
+      </w:pPr>
+    </w:p>
+    <w:p>
+      <w:pPr>
+        <w:spacing w:after="140"/>
+      </w:pPr>
+    </w:p>
+    <w:p>
+      <w:pPr>
+        <w:spacing w:after="140"/>
+      </w:pPr>
     </w:p>
     <w:p>
       <w:pPr>
@@ -13661,15 +14033,12 @@
             </w:pPr>
             <w:r>
               <w:rPr>
-                <w:rFonts w:ascii="TH Sarabun New" w:hAnsi="TH Sarabun New" w:eastAsia="TH Sarabun New" w:cs="TH Sarabun New"/>
-                <w:b w:val="0"/>
-                <w:bCs w:val="0"/>
-                <w:i w:val="0"/>
-                <w:iCs w:val="0"/>
-                <w:color w:val="172333"/>
-                <w:sz w:val="28"/>
-                <w:szCs w:val="28"/>
-              </w:rPr>
+                <w:rFonts w:ascii="TH Sarabun New" w:hAnsi="TH Sarabun New" w:cs="TH Sarabun New"/>
+                <w:color w:val="172333"/>
+                <w:sz w:val="28"/>
+                <w:szCs w:val="28"/>
+              </w:rPr>
+              <w:t>พนักงานเทียบหมายเลขคิวและเปลี่ยนสถานะด้วยหน้าจอเดิม</w:t>
             </w:r>
           </w:p>
         </w:tc>
@@ -13696,15 +14065,12 @@
             </w:pPr>
             <w:r>
               <w:rPr>
-                <w:rFonts w:ascii="TH Sarabun New" w:hAnsi="TH Sarabun New" w:eastAsia="TH Sarabun New" w:cs="TH Sarabun New"/>
-                <w:b w:val="0"/>
-                <w:bCs w:val="0"/>
-                <w:i w:val="0"/>
-                <w:iCs w:val="0"/>
-                <w:color w:val="172333"/>
-                <w:sz w:val="28"/>
-                <w:szCs w:val="28"/>
-              </w:rPr>
+                <w:rFonts w:ascii="TH Sarabun New" w:hAnsi="TH Sarabun New" w:cs="TH Sarabun New"/>
+                <w:color w:val="172333"/>
+                <w:sz w:val="28"/>
+                <w:szCs w:val="28"/>
+              </w:rPr>
+              <w:t>เพิ่ม QR scan + server-side verify เป็น Build now</w:t>
             </w:r>
           </w:p>
         </w:tc>
@@ -13731,15 +14097,12 @@
             </w:pPr>
             <w:r>
               <w:rPr>
-                <w:rFonts w:ascii="TH Sarabun New" w:hAnsi="TH Sarabun New" w:eastAsia="TH Sarabun New" w:cs="TH Sarabun New"/>
-                <w:b w:val="0"/>
-                <w:bCs w:val="0"/>
-                <w:i w:val="0"/>
-                <w:iCs w:val="0"/>
-                <w:color w:val="172333"/>
-                <w:sz w:val="28"/>
-                <w:szCs w:val="28"/>
-              </w:rPr>
+                <w:rFonts w:ascii="TH Sarabun New" w:hAnsi="TH Sarabun New" w:cs="TH Sarabun New"/>
+                <w:color w:val="172333"/>
+                <w:sz w:val="28"/>
+                <w:szCs w:val="28"/>
+              </w:rPr>
+              <w:t>เป็นส่วนของขั้นรับอาหารและใช้กล้องอุปกรณ์เดิม ยังไม่มีข้อมูลรองรับ offline completion</w:t>
             </w:r>
           </w:p>
         </w:tc>
@@ -13804,15 +14167,12 @@
             </w:pPr>
             <w:r>
               <w:rPr>
-                <w:rFonts w:ascii="TH Sarabun New" w:hAnsi="TH Sarabun New" w:eastAsia="TH Sarabun New" w:cs="TH Sarabun New"/>
-                <w:b w:val="0"/>
-                <w:bCs w:val="0"/>
-                <w:i w:val="0"/>
-                <w:iCs w:val="0"/>
-                <w:color w:val="172333"/>
-                <w:sz w:val="28"/>
-                <w:szCs w:val="28"/>
-              </w:rPr>
+                <w:rFonts w:ascii="TH Sarabun New" w:hAnsi="TH Sarabun New" w:cs="TH Sarabun New"/>
+                <w:color w:val="172333"/>
+                <w:sz w:val="28"/>
+                <w:szCs w:val="28"/>
+              </w:rPr>
+              <w:t>พนักงานเห็นคิว → เปลี่ยนสถานะ → แสดงพร้อมรับ → ยื่นอาหาร/บันทึกสถานะ</w:t>
             </w:r>
           </w:p>
         </w:tc>
@@ -13839,15 +14199,12 @@
             </w:pPr>
             <w:r>
               <w:rPr>
-                <w:rFonts w:ascii="TH Sarabun New" w:hAnsi="TH Sarabun New" w:eastAsia="TH Sarabun New" w:cs="TH Sarabun New"/>
-                <w:b w:val="0"/>
-                <w:bCs w:val="0"/>
-                <w:i w:val="0"/>
-                <w:iCs w:val="0"/>
-                <w:color w:val="172333"/>
-                <w:sz w:val="28"/>
-                <w:szCs w:val="28"/>
-              </w:rPr>
+                <w:rFonts w:ascii="TH Sarabun New" w:hAnsi="TH Sarabun New" w:cs="TH Sarabun New"/>
+                <w:color w:val="172333"/>
+                <w:sz w:val="28"/>
+                <w:szCs w:val="28"/>
+              </w:rPr>
+              <w:t>เพิ่มขั้น สแกน QR → API ตรวจ order/status/role → DB commit “รับแล้ว” → client แสดงผลยืนยัน</w:t>
             </w:r>
           </w:p>
         </w:tc>
@@ -13874,15 +14231,12 @@
             </w:pPr>
             <w:r>
               <w:rPr>
-                <w:rFonts w:ascii="TH Sarabun New" w:hAnsi="TH Sarabun New" w:eastAsia="TH Sarabun New" w:cs="TH Sarabun New"/>
-                <w:b w:val="0"/>
-                <w:bCs w:val="0"/>
-                <w:i w:val="0"/>
-                <w:iCs w:val="0"/>
-                <w:color w:val="172333"/>
-                <w:sz w:val="28"/>
-                <w:szCs w:val="28"/>
-              </w:rPr>
+                <w:rFonts w:ascii="TH Sarabun New" w:hAnsi="TH Sarabun New" w:cs="TH Sarabun New"/>
+                <w:color w:val="172333"/>
+                <w:sz w:val="28"/>
+                <w:szCs w:val="28"/>
+              </w:rPr>
+              <w:t>คง server/database เป็น source of truth; ไม่เปลี่ยน FIFO และ BR-01</w:t>
             </w:r>
           </w:p>
         </w:tc>
@@ -13947,15 +14301,12 @@
             </w:pPr>
             <w:r>
               <w:rPr>
-                <w:rFonts w:ascii="TH Sarabun New" w:hAnsi="TH Sarabun New" w:eastAsia="TH Sarabun New" w:cs="TH Sarabun New"/>
-                <w:b w:val="0"/>
-                <w:bCs w:val="0"/>
-                <w:i w:val="0"/>
-                <w:iCs w:val="0"/>
-                <w:color w:val="172333"/>
-                <w:sz w:val="28"/>
-                <w:szCs w:val="28"/>
-              </w:rPr>
+                <w:rFonts w:ascii="TH Sarabun New" w:hAnsi="TH Sarabun New" w:cs="TH Sarabun New"/>
+                <w:color w:val="172333"/>
+                <w:sz w:val="28"/>
+                <w:szCs w:val="28"/>
+              </w:rPr>
+              <w:t>Mobile Application → API Application → Database</w:t>
             </w:r>
           </w:p>
         </w:tc>
@@ -13982,15 +14333,12 @@
             </w:pPr>
             <w:r>
               <w:rPr>
-                <w:rFonts w:ascii="TH Sarabun New" w:hAnsi="TH Sarabun New" w:eastAsia="TH Sarabun New" w:cs="TH Sarabun New"/>
-                <w:b w:val="0"/>
-                <w:bCs w:val="0"/>
-                <w:i w:val="0"/>
-                <w:iCs w:val="0"/>
-                <w:color w:val="172333"/>
-                <w:sz w:val="28"/>
-                <w:szCs w:val="28"/>
-              </w:rPr>
+                <w:rFonts w:ascii="TH Sarabun New" w:hAnsi="TH Sarabun New" w:cs="TH Sarabun New"/>
+                <w:color w:val="172333"/>
+                <w:sz w:val="28"/>
+                <w:szCs w:val="28"/>
+              </w:rPr>
+              <w:t>คง container; เพิ่ม capability กล้องใน Mobile Application และการตรวจ QR ใน API</w:t>
             </w:r>
           </w:p>
         </w:tc>
@@ -14017,15 +14365,12 @@
             </w:pPr>
             <w:r>
               <w:rPr>
-                <w:rFonts w:ascii="TH Sarabun New" w:hAnsi="TH Sarabun New" w:eastAsia="TH Sarabun New" w:cs="TH Sarabun New"/>
-                <w:b w:val="0"/>
-                <w:bCs w:val="0"/>
-                <w:i w:val="0"/>
-                <w:iCs w:val="0"/>
-                <w:color w:val="172333"/>
-                <w:sz w:val="28"/>
-                <w:szCs w:val="28"/>
-              </w:rPr>
+                <w:rFonts w:ascii="TH Sarabun New" w:hAnsi="TH Sarabun New" w:cs="TH Sarabun New"/>
+                <w:color w:val="172333"/>
+                <w:sz w:val="28"/>
+                <w:szCs w:val="28"/>
+              </w:rPr>
+              <w:t>กล้องเป็นความสามารถของ client rule/authorization/state update อยู่ API/DB</w:t>
             </w:r>
           </w:p>
         </w:tc>
@@ -14090,15 +14435,12 @@
             </w:pPr>
             <w:r>
               <w:rPr>
-                <w:rFonts w:ascii="TH Sarabun New" w:hAnsi="TH Sarabun New" w:eastAsia="TH Sarabun New" w:cs="TH Sarabun New"/>
-                <w:b w:val="0"/>
-                <w:bCs w:val="0"/>
-                <w:i w:val="0"/>
-                <w:iCs w:val="0"/>
-                <w:color w:val="172333"/>
-                <w:sz w:val="28"/>
-                <w:szCs w:val="28"/>
-              </w:rPr>
+                <w:rFonts w:ascii="TH Sarabun New" w:hAnsi="TH Sarabun New" w:cs="TH Sarabun New"/>
+                <w:color w:val="172333"/>
+                <w:sz w:val="28"/>
+                <w:szCs w:val="28"/>
+              </w:rPr>
+              <w:t>ไม่มี decision เฉพาะ QR / offline ใน baseline</w:t>
             </w:r>
           </w:p>
         </w:tc>
@@ -14125,15 +14467,12 @@
             </w:pPr>
             <w:r>
               <w:rPr>
-                <w:rFonts w:ascii="TH Sarabun New" w:hAnsi="TH Sarabun New" w:eastAsia="TH Sarabun New" w:cs="TH Sarabun New"/>
-                <w:b w:val="0"/>
-                <w:bCs w:val="0"/>
-                <w:i w:val="0"/>
-                <w:iCs w:val="0"/>
-                <w:color w:val="172333"/>
-                <w:sz w:val="28"/>
-                <w:szCs w:val="28"/>
-              </w:rPr>
+                <w:rFonts w:ascii="TH Sarabun New" w:hAnsi="TH Sarabun New" w:cs="TH Sarabun New"/>
+                <w:color w:val="172333"/>
+                <w:sz w:val="32"/>
+                <w:szCs w:val="32"/>
+              </w:rPr>
+              <w:t>OI-08 ระยะเวลา/ความถี่ offline, QR token format/expiry, duplicate scan และ manual fallback; owner = เจ้าของร้าน + Tech Lead</w:t>
             </w:r>
           </w:p>
         </w:tc>
@@ -14160,15 +14499,12 @@
             </w:pPr>
             <w:r>
               <w:rPr>
-                <w:rFonts w:ascii="TH Sarabun New" w:hAnsi="TH Sarabun New" w:eastAsia="TH Sarabun New" w:cs="TH Sarabun New"/>
-                <w:b w:val="0"/>
-                <w:bCs w:val="0"/>
-                <w:i w:val="0"/>
-                <w:iCs w:val="0"/>
-                <w:color w:val="172333"/>
-                <w:sz w:val="28"/>
-                <w:szCs w:val="28"/>
-              </w:rPr>
+                <w:rFonts w:ascii="TH Sarabun New" w:hAnsi="TH Sarabun New" w:cs="TH Sarabun New"/>
+                <w:color w:val="172333"/>
+                <w:sz w:val="28"/>
+                <w:szCs w:val="28"/>
+              </w:rPr>
+              <w:t>ต้องเก็บข้อมูลและให้ผู้มีอำนาจยืนยันก่อนออกแบบ offline flow ห้ามสร้าง policy เอง</w:t>
             </w:r>
           </w:p>
         </w:tc>

--- a/final-exam/ENGSE206_Final_PartA_GroupAnswer_Template_v1.0.docx
+++ b/final-exam/ENGSE206_Final_PartA_GroupAnswer_Template_v1.0.docx
@@ -722,7 +722,7 @@
                 <w:sz w:val="28"/>
                 <w:szCs w:val="28"/>
               </w:rPr>
-              <w:t>3. ลูกค้าเลือก opt-in รับแจ้งผ่านช่องทางภายนอก และข้อความมีข้อมูลส่วนบุคคลเท่าที่จำเป็น</w:t>
+              <w:t>3. ผู้ใช้เลือกได้ว่าจะรับแจ้งเตือนผ่าน ช่องทางแจ้งเตือนภายนอกหรือไม่ (opt-in) และข้อความห้ามมีข้อมูลส่วนบุคคลเกินจำเป็น</w:t>
             </w:r>
           </w:p>
         </w:tc>
@@ -7062,7 +7062,7 @@
                 <w:sz w:val="28"/>
                 <w:szCs w:val="28"/>
               </w:rPr>
-              <w:t>ต่อยอด UC-01/UC-02 และ FR-01 FR-07</w:t>
+              <w:t>ต่อยอด FR-01, UC-01/UC-02 และเพิ่ม FR-07/BR-02 ต้องบันทึกสถานะสำเร็จก่อนสร้างการแจ้งเตือน ส่วนการเปิดส่งผ่าน EXT-01 ยังขึ้นกับ OI-FX-01 และการยืนยันนโยบาย</w:t>
             </w:r>
           </w:p>
         </w:tc>
@@ -7164,7 +7164,7 @@
                 <w:sz w:val="28"/>
                 <w:szCs w:val="28"/>
               </w:rPr>
-              <w:t>R-08/DR-02 มีฐานเวลา แต่สถานะที่เข้าเงื่อนไขและ threshold ยังไม่ตกลง (OI-06)</w:t>
+              <w:t>FR-08 และ DR-01/DR-02 ต้องใช้สถานะ/เวลาออเดอร์ แต่เกณฑ์ค้าง สถานะที่เข้าเงื่อนไข และรอบเตือนยังไม่ตกลง</w:t>
             </w:r>
           </w:p>
         </w:tc>
@@ -7234,7 +7234,7 @@
                 <w:sz w:val="28"/>
                 <w:szCs w:val="28"/>
               </w:rPr>
-              <w:t xml:space="preserve">Build now </w:t>
+              <w:t>Later</w:t>
             </w:r>
           </w:p>
         </w:tc>
@@ -7266,7 +7266,7 @@
                 <w:sz w:val="28"/>
                 <w:szCs w:val="28"/>
               </w:rPr>
-              <w:t>เป็นเงื่อนไขความยินยอมสำหรับการแจ้งเตือนภายนอก (BR-02, NFR-02, NFR-04)</w:t>
+              <w:t>สอดคล้องกับข้อเสนอทางเลือก 1 ใน G1 ที่เลื่อนสองความสามารถนี้ออกจากรุ่นปัจจุบัน</w:t>
             </w:r>
           </w:p>
         </w:tc>
@@ -7368,7 +7368,7 @@
                 <w:sz w:val="28"/>
                 <w:szCs w:val="28"/>
               </w:rPr>
-              <w:t xml:space="preserve">EXT-01 เป็น Extension provider, protocol และ delivery/retry behavior ยัง TBD (OI 05/OI-07) </w:t>
+              <w:t>คง EXT-01 เป็น external ยังไม่เลือกผู้ให้บริการ protocol, retry หรือเกณฑ์ delivery</w:t>
             </w:r>
           </w:p>
         </w:tc>
@@ -7595,7 +7595,7 @@
                 <w:sz w:val="28"/>
                 <w:szCs w:val="28"/>
               </w:rPr>
-              <w:t>ต้องคงกฎเดิม ห้ามข้ามกฎยกเลิก</w:t>
+              <w:t>การแจ้งเตือนต้องเกิดหลังการเปลี่ยนสถานะที่ถูกกติกาเท่านั้นหากคำขอยกเลิกถูกปฏิเสธเพราะออเดอร์เป็น “กำลังทำ” ห้ามแจ้งว่าการเปลี่ยนสำเร็จ</w:t>
             </w:r>
           </w:p>
         </w:tc>
@@ -7697,7 +7697,7 @@
                 <w:sz w:val="28"/>
                 <w:szCs w:val="28"/>
               </w:rPr>
-              <w:t>ไม่เปลี่ยนลำดับคิว การแจ้งเตือนหรือสแกน QR ต้องไม่ย้ายคิวเอง</w:t>
+              <w:t>การตรวจออเดอร์ค้างหรือส่งแจ้งเตือนต้องไม่เปลี่ยนลำดับ FIFO และไม่แก้คิวเอง</w:t>
             </w:r>
           </w:p>
         </w:tc>
@@ -7831,7 +7831,7 @@
                 <w:sz w:val="28"/>
                 <w:szCs w:val="28"/>
               </w:rPr>
-              <w:t>API → Database transaction → event/response client แสดงผลสำเร็จเมื่อได้ผลยืนยัน</w:t>
+              <w:t>API ตรวจสิทธิ์/กฎแล้วเขียน Database ใน transaction</w:t>
             </w:r>
           </w:p>
         </w:tc>
@@ -7894,7 +7894,7 @@
                 <w:sz w:val="28"/>
                 <w:szCs w:val="28"/>
               </w:rPr>
-              <w:t>เพิ่ม preference การแจ้งเตือนและจำกัด payload ภายนอก</w:t>
+              <w:t>แม้ข้อเสนอ G1 จะเลื่อน opt-in ออกนอก scope รุ่นนี้ แต่ข้อห้ามจัดเก็บประวัติแพ้อาหารตาม NFR-02 เดิม</w:t>
             </w:r>
           </w:p>
         </w:tc>
@@ -7920,36 +7920,15 @@
               <w:rPr>
                 <w:rFonts w:ascii="TH Sarabun New" w:hAnsi="TH Sarabun New" w:eastAsia="TH Sarabun New" w:cs="TH Sarabun New"/>
                 <w:color w:val="172333"/>
-                <w:sz w:val="32"/>
-                <w:szCs w:val="32"/>
-              </w:rPr>
-              <w:t>API ตรวจ opt-in ทุกครั้ง DB เก็บ preference ขั้นต่ำ EXT-01 รับเฉพาะ payload ที่จำเป็น</w:t>
+                <w:sz w:val="28"/>
+                <w:szCs w:val="28"/>
+              </w:rPr>
+              <w:t>ห้ามเพิ่ม field เก็บข้อมูลสุขภาพ คง contract ของ EXT-01 แบบนามธรรมและส่งเฉพาะข้อมูลจำเป็นที่ได้รับอนุมัติ</w:t>
             </w:r>
           </w:p>
         </w:tc>
       </w:tr>
     </w:tbl>
-    <w:p>
-      <w:pPr>
-        <w:spacing w:after="120"/>
-      </w:pPr>
-      <w:r>
-        <w:rPr>
-          <w:sz w:val="4"/>
-          <w:szCs w:val="4"/>
-        </w:rPr>
-      </w:r>
-    </w:p>
-    <w:p>
-      <w:pPr>
-        <w:spacing w:after="120"/>
-      </w:pPr>
-    </w:p>
-    <w:p>
-      <w:pPr>
-        <w:spacing w:after="120"/>
-      </w:pPr>
-    </w:p>
     <w:p>
       <w:pPr>
         <w:spacing w:after="120"/>
@@ -8876,7 +8855,16 @@
                 <w:sz w:val="32"/>
                 <w:szCs w:val="32"/>
               </w:rPr>
-              <w:t>ลูกค้าเปิดหรือปิดการแจ้งเตือน</w:t>
+              <w:t>ตั</w:t>
+            </w:r>
+            <w:r>
+              <w:rPr>
+                <w:rFonts w:ascii="TH Sarabun New" w:hAnsi="TH Sarabun New" w:eastAsia="TH Sarabun New" w:cs="TH Sarabun New"/>
+                <w:color w:val="172333"/>
+                <w:sz w:val="28"/>
+                <w:szCs w:val="28"/>
+              </w:rPr>
+              <w:t>้งค่า opt-in/opt-out และ payloa</w:t>
             </w:r>
           </w:p>
         </w:tc>
@@ -8902,10 +8890,10 @@
               <w:rPr>
                 <w:rFonts w:ascii="TH Sarabun New" w:hAnsi="TH Sarabun New" w:eastAsia="TH Sarabun New" w:cs="TH Sarabun New"/>
                 <w:color w:val="172333"/>
-                <w:sz w:val="32"/>
-                <w:szCs w:val="32"/>
-              </w:rPr>
-              <w:t>UC-01</w:t>
+                <w:sz w:val="28"/>
+                <w:szCs w:val="28"/>
+              </w:rPr>
+              <w:t>TBD</w:t>
             </w:r>
           </w:p>
         </w:tc>
@@ -8931,10 +8919,10 @@
               <w:rPr>
                 <w:rFonts w:ascii="TH Sarabun New" w:hAnsi="TH Sarabun New" w:eastAsia="TH Sarabun New" w:cs="TH Sarabun New"/>
                 <w:color w:val="172333"/>
-                <w:sz w:val="32"/>
-                <w:szCs w:val="32"/>
-              </w:rPr>
-              <w:t>Build now</w:t>
+                <w:sz w:val="28"/>
+                <w:szCs w:val="28"/>
+              </w:rPr>
+              <w:t xml:space="preserve">Later </w:t>
             </w:r>
           </w:p>
         </w:tc>
@@ -8960,8 +8948,8 @@
               <w:rPr>
                 <w:rFonts w:ascii="TH Sarabun New" w:hAnsi="TH Sarabun New" w:eastAsia="TH Sarabun New" w:cs="TH Sarabun New"/>
                 <w:color w:val="172333"/>
-                <w:sz w:val="32"/>
-                <w:szCs w:val="32"/>
+                <w:sz w:val="28"/>
+                <w:szCs w:val="28"/>
               </w:rPr>
               <w:t>Mobile Application → API Application → Database</w:t>
             </w:r>
@@ -8989,10 +8977,10 @@
               <w:rPr>
                 <w:rFonts w:ascii="TH Sarabun New" w:hAnsi="TH Sarabun New" w:eastAsia="TH Sarabun New" w:cs="TH Sarabun New"/>
                 <w:color w:val="172333"/>
-                <w:sz w:val="32"/>
-                <w:szCs w:val="32"/>
-              </w:rPr>
-              <w:t>เก็บ preference API เป็น enforce ไม่พึ่งค่า client เพียงอย่างเดียว</w:t>
+                <w:sz w:val="28"/>
+                <w:szCs w:val="28"/>
+              </w:rPr>
+              <w:t>เลื่อนตาม G1 ยังไม่เพิ่ม</w:t>
             </w:r>
           </w:p>
         </w:tc>
@@ -9002,12 +8990,6 @@
       <w:pPr>
         <w:spacing w:after="120"/>
       </w:pPr>
-      <w:r>
-        <w:rPr>
-          <w:sz w:val="4"/>
-          <w:szCs w:val="4"/>
-        </w:rPr>
-      </w:r>
     </w:p>
     <w:p>
       <w:pPr>
@@ -9623,7 +9605,7 @@
                 <w:sz w:val="28"/>
                 <w:szCs w:val="28"/>
               </w:rPr>
-              <w:t>Payload, preference และ retention</w:t>
+              <w:t>Opt-in และ payload ของข้อความภายนอก</w:t>
             </w:r>
           </w:p>
         </w:tc>
@@ -9687,7 +9669,7 @@
                 <w:sz w:val="28"/>
                 <w:szCs w:val="28"/>
               </w:rPr>
-              <w:t>ส่งข้อมูลขั้นต่ำเท่านั้น ห้ามเก็บข้อมูลสุขภาพ</w:t>
+              <w:t>ตาม G1 เลื่อน preference NFR-02 ยังห้ามเก็บประวัติแพ้อาหาร รอยืนยัน payload/policy</w:t>
             </w:r>
           </w:p>
         </w:tc>
@@ -9840,7 +9822,7 @@
                 <w:sz w:val="28"/>
                 <w:szCs w:val="28"/>
               </w:rPr>
-              <w:t>ไม่ mark รับอาหารสำเร็จแบบ local-only แสดงผลตรวจไม่ได้และให้ retry/ถามพนักงานตามขั้นตอนที่อนุมัติภายหลัง</w:t>
+              <w:t>ห้ามยืนยันรับแบบ local-only แสดงว่าตรวจไม่ได้ ให้ retry fallback รออนุมัติ</w:t>
             </w:r>
           </w:p>
         </w:tc>
@@ -13095,7 +13077,7 @@
             </w:pPr>
             <w:r>
               <w:rPr>
-                <w:rFonts w:ascii="TH Sarabun New" w:hAnsi="TH Sarabun New" w:cs="TH Sarabun New"/>
+                <w:rFonts w:ascii="TH Sarabun New" w:hAnsi="TH Sarabun New" w:eastAsia="TH Sarabun New" w:cs="TH Sarabun New"/>
                 <w:color w:val="172333"/>
                 <w:sz w:val="28"/>
                 <w:szCs w:val="28"/>
@@ -13168,7 +13150,7 @@
             </w:pPr>
             <w:r>
               <w:rPr>
-                <w:rFonts w:ascii="TH Sarabun New" w:hAnsi="TH Sarabun New" w:cs="TH Sarabun New"/>
+                <w:rFonts w:ascii="TH Sarabun New" w:hAnsi="TH Sarabun New" w:eastAsia="TH Sarabun New" w:cs="TH Sarabun New"/>
                 <w:color w:val="172333"/>
                 <w:sz w:val="28"/>
                 <w:szCs w:val="28"/>
@@ -13241,7 +13223,7 @@
             </w:pPr>
             <w:r>
               <w:rPr>
-                <w:rFonts w:ascii="TH Sarabun New" w:hAnsi="TH Sarabun New" w:cs="TH Sarabun New"/>
+                <w:rFonts w:ascii="TH Sarabun New" w:hAnsi="TH Sarabun New" w:eastAsia="TH Sarabun New" w:cs="TH Sarabun New"/>
                 <w:color w:val="172333"/>
                 <w:sz w:val="28"/>
                 <w:szCs w:val="28"/>
@@ -13256,7 +13238,7 @@
             </w:pPr>
             <w:r>
               <w:rPr>
-                <w:rFonts w:ascii="TH Sarabun New" w:hAnsi="TH Sarabun New" w:cs="TH Sarabun New"/>
+                <w:rFonts w:ascii="TH Sarabun New" w:hAnsi="TH Sarabun New" w:eastAsia="TH Sarabun New" w:cs="TH Sarabun New"/>
                 <w:color w:val="172333"/>
                 <w:sz w:val="28"/>
                 <w:szCs w:val="28"/>
@@ -13329,7 +13311,7 @@
             </w:pPr>
             <w:r>
               <w:rPr>
-                <w:rFonts w:ascii="TH Sarabun New" w:hAnsi="TH Sarabun New" w:cs="TH Sarabun New"/>
+                <w:rFonts w:ascii="TH Sarabun New" w:hAnsi="TH Sarabun New" w:eastAsia="TH Sarabun New" w:cs="TH Sarabun New"/>
                 <w:color w:val="172333"/>
                 <w:sz w:val="28"/>
                 <w:szCs w:val="28"/>
@@ -13511,7 +13493,7 @@
             </w:pPr>
             <w:r>
               <w:rPr>
-                <w:rFonts w:ascii="TH Sarabun New" w:hAnsi="TH Sarabun New" w:cs="TH Sarabun New"/>
+                <w:rFonts w:ascii="TH Sarabun New" w:hAnsi="TH Sarabun New" w:eastAsia="TH Sarabun New" w:cs="TH Sarabun New"/>
                 <w:color w:val="172333"/>
                 <w:sz w:val="28"/>
                 <w:szCs w:val="28"/>
@@ -13584,7 +13566,7 @@
             </w:pPr>
             <w:r>
               <w:rPr>
-                <w:rFonts w:ascii="TH Sarabun New" w:hAnsi="TH Sarabun New" w:cs="TH Sarabun New"/>
+                <w:rFonts w:ascii="TH Sarabun New" w:hAnsi="TH Sarabun New" w:eastAsia="TH Sarabun New" w:cs="TH Sarabun New"/>
                 <w:color w:val="172333"/>
                 <w:sz w:val="28"/>
                 <w:szCs w:val="28"/>
@@ -13657,7 +13639,7 @@
             </w:pPr>
             <w:r>
               <w:rPr>
-                <w:rFonts w:ascii="TH Sarabun New" w:hAnsi="TH Sarabun New" w:cs="TH Sarabun New"/>
+                <w:rFonts w:ascii="TH Sarabun New" w:hAnsi="TH Sarabun New" w:eastAsia="TH Sarabun New" w:cs="TH Sarabun New"/>
                 <w:color w:val="172333"/>
                 <w:sz w:val="28"/>
                 <w:szCs w:val="28"/>
@@ -13730,7 +13712,7 @@
             </w:pPr>
             <w:r>
               <w:rPr>
-                <w:rFonts w:ascii="TH Sarabun New" w:hAnsi="TH Sarabun New" w:cs="TH Sarabun New"/>
+                <w:rFonts w:ascii="TH Sarabun New" w:hAnsi="TH Sarabun New" w:eastAsia="TH Sarabun New" w:cs="TH Sarabun New"/>
                 <w:color w:val="172333"/>
                 <w:sz w:val="28"/>
                 <w:szCs w:val="28"/>
@@ -13751,16 +13733,6 @@
           <w:szCs w:val="4"/>
         </w:rPr>
       </w:r>
-    </w:p>
-    <w:p>
-      <w:pPr>
-        <w:spacing w:after="140"/>
-      </w:pPr>
-    </w:p>
-    <w:p>
-      <w:pPr>
-        <w:spacing w:after="140"/>
-      </w:pPr>
     </w:p>
     <w:p>
       <w:pPr>
@@ -14033,7 +14005,7 @@
             </w:pPr>
             <w:r>
               <w:rPr>
-                <w:rFonts w:ascii="TH Sarabun New" w:hAnsi="TH Sarabun New" w:cs="TH Sarabun New"/>
+                <w:rFonts w:ascii="TH Sarabun New" w:hAnsi="TH Sarabun New" w:eastAsia="TH Sarabun New" w:cs="TH Sarabun New"/>
                 <w:color w:val="172333"/>
                 <w:sz w:val="28"/>
                 <w:szCs w:val="28"/>
@@ -14065,7 +14037,7 @@
             </w:pPr>
             <w:r>
               <w:rPr>
-                <w:rFonts w:ascii="TH Sarabun New" w:hAnsi="TH Sarabun New" w:cs="TH Sarabun New"/>
+                <w:rFonts w:ascii="TH Sarabun New" w:hAnsi="TH Sarabun New" w:eastAsia="TH Sarabun New" w:cs="TH Sarabun New"/>
                 <w:color w:val="172333"/>
                 <w:sz w:val="28"/>
                 <w:szCs w:val="28"/>
@@ -14097,7 +14069,7 @@
             </w:pPr>
             <w:r>
               <w:rPr>
-                <w:rFonts w:ascii="TH Sarabun New" w:hAnsi="TH Sarabun New" w:cs="TH Sarabun New"/>
+                <w:rFonts w:ascii="TH Sarabun New" w:hAnsi="TH Sarabun New" w:eastAsia="TH Sarabun New" w:cs="TH Sarabun New"/>
                 <w:color w:val="172333"/>
                 <w:sz w:val="28"/>
                 <w:szCs w:val="28"/>
@@ -14167,7 +14139,7 @@
             </w:pPr>
             <w:r>
               <w:rPr>
-                <w:rFonts w:ascii="TH Sarabun New" w:hAnsi="TH Sarabun New" w:cs="TH Sarabun New"/>
+                <w:rFonts w:ascii="TH Sarabun New" w:hAnsi="TH Sarabun New" w:eastAsia="TH Sarabun New" w:cs="TH Sarabun New"/>
                 <w:color w:val="172333"/>
                 <w:sz w:val="28"/>
                 <w:szCs w:val="28"/>
@@ -14199,7 +14171,7 @@
             </w:pPr>
             <w:r>
               <w:rPr>
-                <w:rFonts w:ascii="TH Sarabun New" w:hAnsi="TH Sarabun New" w:cs="TH Sarabun New"/>
+                <w:rFonts w:ascii="TH Sarabun New" w:hAnsi="TH Sarabun New" w:eastAsia="TH Sarabun New" w:cs="TH Sarabun New"/>
                 <w:color w:val="172333"/>
                 <w:sz w:val="28"/>
                 <w:szCs w:val="28"/>
@@ -14231,7 +14203,7 @@
             </w:pPr>
             <w:r>
               <w:rPr>
-                <w:rFonts w:ascii="TH Sarabun New" w:hAnsi="TH Sarabun New" w:cs="TH Sarabun New"/>
+                <w:rFonts w:ascii="TH Sarabun New" w:hAnsi="TH Sarabun New" w:eastAsia="TH Sarabun New" w:cs="TH Sarabun New"/>
                 <w:color w:val="172333"/>
                 <w:sz w:val="28"/>
                 <w:szCs w:val="28"/>
@@ -14301,7 +14273,7 @@
             </w:pPr>
             <w:r>
               <w:rPr>
-                <w:rFonts w:ascii="TH Sarabun New" w:hAnsi="TH Sarabun New" w:cs="TH Sarabun New"/>
+                <w:rFonts w:ascii="TH Sarabun New" w:hAnsi="TH Sarabun New" w:eastAsia="TH Sarabun New" w:cs="TH Sarabun New"/>
                 <w:color w:val="172333"/>
                 <w:sz w:val="28"/>
                 <w:szCs w:val="28"/>
@@ -14333,7 +14305,7 @@
             </w:pPr>
             <w:r>
               <w:rPr>
-                <w:rFonts w:ascii="TH Sarabun New" w:hAnsi="TH Sarabun New" w:cs="TH Sarabun New"/>
+                <w:rFonts w:ascii="TH Sarabun New" w:hAnsi="TH Sarabun New" w:eastAsia="TH Sarabun New" w:cs="TH Sarabun New"/>
                 <w:color w:val="172333"/>
                 <w:sz w:val="28"/>
                 <w:szCs w:val="28"/>
@@ -14365,7 +14337,7 @@
             </w:pPr>
             <w:r>
               <w:rPr>
-                <w:rFonts w:ascii="TH Sarabun New" w:hAnsi="TH Sarabun New" w:cs="TH Sarabun New"/>
+                <w:rFonts w:ascii="TH Sarabun New" w:hAnsi="TH Sarabun New" w:eastAsia="TH Sarabun New" w:cs="TH Sarabun New"/>
                 <w:color w:val="172333"/>
                 <w:sz w:val="28"/>
                 <w:szCs w:val="28"/>
@@ -14435,7 +14407,7 @@
             </w:pPr>
             <w:r>
               <w:rPr>
-                <w:rFonts w:ascii="TH Sarabun New" w:hAnsi="TH Sarabun New" w:cs="TH Sarabun New"/>
+                <w:rFonts w:ascii="TH Sarabun New" w:hAnsi="TH Sarabun New" w:eastAsia="TH Sarabun New" w:cs="TH Sarabun New"/>
                 <w:color w:val="172333"/>
                 <w:sz w:val="28"/>
                 <w:szCs w:val="28"/>
@@ -14467,7 +14439,7 @@
             </w:pPr>
             <w:r>
               <w:rPr>
-                <w:rFonts w:ascii="TH Sarabun New" w:hAnsi="TH Sarabun New" w:cs="TH Sarabun New"/>
+                <w:rFonts w:ascii="TH Sarabun New" w:hAnsi="TH Sarabun New" w:eastAsia="TH Sarabun New" w:cs="TH Sarabun New"/>
                 <w:color w:val="172333"/>
                 <w:sz w:val="32"/>
                 <w:szCs w:val="32"/>
@@ -14499,7 +14471,7 @@
             </w:pPr>
             <w:r>
               <w:rPr>
-                <w:rFonts w:ascii="TH Sarabun New" w:hAnsi="TH Sarabun New" w:cs="TH Sarabun New"/>
+                <w:rFonts w:ascii="TH Sarabun New" w:hAnsi="TH Sarabun New" w:eastAsia="TH Sarabun New" w:cs="TH Sarabun New"/>
                 <w:color w:val="172333"/>
                 <w:sz w:val="28"/>
                 <w:szCs w:val="28"/>

--- a/final-exam/ENGSE206_Final_PartA_GroupAnswer_Template_v1.0.docx
+++ b/final-exam/ENGSE206_Final_PartA_GroupAnswer_Template_v1.0.docx
@@ -9928,7 +9928,15 @@
           <w:sz w:val="32"/>
           <w:szCs w:val="32"/>
         </w:rPr>
-        <w:t xml:space="preserve"> ........................................................................</w:t>
+        <w:t xml:space="preserve"> </w:t>
+      </w:r>
+      <w:r>
+        <w:rPr>
+          <w:rFonts w:ascii="TH Sarabun New" w:cs="TH Sarabun New"/>
+          <w:sz w:val="36"/>
+          <w:szCs w:val="36"/>
+        </w:rPr>
+        <w:t>คง ACT-01 ถึง ACT-04, CFQP, EXT-01 และ EXT-02 เดิม เพิ่ม FR-07 ให้ API แจ้งลูกค้าที่ผูกกับออเดอร์หลังบันทึกสถานะสำเร็จ ส่วน FR-08 เป็น Overview/TBD และ opt-in / opt-out ยัง Later ตาม G1-G3</w:t>
       </w:r>
     </w:p>
     <w:p>
@@ -9954,7 +9962,15 @@
           <w:sz w:val="32"/>
           <w:szCs w:val="32"/>
         </w:rPr>
-        <w:t xml:space="preserve"> ........................................................................</w:t>
+        <w:t xml:space="preserve"> </w:t>
+      </w:r>
+      <w:r>
+        <w:rPr>
+          <w:rFonts w:ascii="TH Sarabun New" w:cs="TH Sarabun New"/>
+          <w:sz w:val="36"/>
+          <w:szCs w:val="36"/>
+        </w:rPr>
+        <w:t>คง Mobile Application, API Application และ Database เดิม ให้ API บันทึกสถานะก่อนเรียก EXT-01 และใช้ BR-02 เลือกผู้รับจากออเดอร์นั้น ยังไม่เพิ่ม Scheduler แยก เพราะ FR-08 ยังเป็น Overview/TBD ตาม G3 และต้องยืนยัน engine ฐานข้อมูล เนื่องจากภาพ W11 ระบุ MySQL + PostgreSQL</w:t>
       </w:r>
     </w:p>
     <w:p>
@@ -10217,211 +10233,224 @@
         </w:trPr>
         <w:tc>
           <w:tcPr>
-            <w:tcW w:w="1349" w:type="dxa"/>
-            <w:tcBorders>
-              <w:top w:val="single" w:sz="4" w:color="C9D3DC"/>
-              <w:left w:val="single" w:sz="4" w:color="C9D3DC"/>
-              <w:bottom w:val="single" w:sz="4" w:color="C9D3DC"/>
-              <w:right w:val="single" w:sz="4" w:color="C9D3DC"/>
-            </w:tcBorders>
-            <w:shd w:val="clear" w:fill="FFFFFF"/>
-            <w:tcMar>
-              <w:top w:w="40" w:type="dxa"/>
-              <w:left w:w="90" w:type="dxa"/>
-              <w:bottom w:w="40" w:type="dxa"/>
-              <w:right w:w="90" w:type="dxa"/>
-            </w:tcMar>
-          </w:tcPr>
-          <w:p>
-            <w:pPr>
-              <w:keepNext/>
-            </w:pPr>
-            <w:r>
-              <w:rPr>
-                <w:rFonts w:ascii="TH Sarabun New" w:hAnsi="TH Sarabun New" w:eastAsia="TH Sarabun New" w:cs="TH Sarabun New"/>
-                <w:b w:val="0"/>
-                <w:bCs w:val="0"/>
-                <w:i w:val="0"/>
-                <w:iCs w:val="0"/>
-                <w:color w:val="5A6B7C"/>
-                <w:sz w:val="28"/>
-                <w:szCs w:val="28"/>
-              </w:rPr>
-            </w:r>
-          </w:p>
-        </w:tc>
-        <w:tc>
-          <w:tcPr>
-            <w:tcW w:w="2313" w:type="dxa"/>
-            <w:tcBorders>
-              <w:top w:val="single" w:sz="4" w:color="C9D3DC"/>
-              <w:left w:val="single" w:sz="4" w:color="C9D3DC"/>
-              <w:bottom w:val="single" w:sz="4" w:color="C9D3DC"/>
-              <w:right w:val="single" w:sz="4" w:color="C9D3DC"/>
-            </w:tcBorders>
-            <w:shd w:val="clear" w:fill="FFFFFF"/>
-            <w:tcMar>
-              <w:top w:w="40" w:type="dxa"/>
-              <w:left w:w="90" w:type="dxa"/>
-              <w:bottom w:w="40" w:type="dxa"/>
-              <w:right w:w="90" w:type="dxa"/>
-            </w:tcMar>
-          </w:tcPr>
-          <w:p>
-            <w:pPr>
-              <w:keepNext/>
-            </w:pPr>
-            <w:r>
-              <w:rPr>
-                <w:rFonts w:ascii="TH Sarabun New" w:hAnsi="TH Sarabun New" w:eastAsia="TH Sarabun New" w:cs="TH Sarabun New"/>
-                <w:b w:val="0"/>
-                <w:bCs w:val="0"/>
-                <w:i w:val="0"/>
-                <w:iCs w:val="0"/>
-                <w:color w:val="172333"/>
-                <w:sz w:val="28"/>
-                <w:szCs w:val="28"/>
-              </w:rPr>
-            </w:r>
-          </w:p>
-        </w:tc>
-        <w:tc>
-          <w:tcPr>
-            <w:tcW w:w="1445" w:type="dxa"/>
-            <w:tcBorders>
-              <w:top w:val="single" w:sz="4" w:color="C9D3DC"/>
-              <w:left w:val="single" w:sz="4" w:color="C9D3DC"/>
-              <w:bottom w:val="single" w:sz="4" w:color="C9D3DC"/>
-              <w:right w:val="single" w:sz="4" w:color="C9D3DC"/>
-            </w:tcBorders>
-            <w:shd w:val="clear" w:fill="FFFFFF"/>
-            <w:tcMar>
-              <w:top w:w="40" w:type="dxa"/>
-              <w:left w:w="90" w:type="dxa"/>
-              <w:bottom w:w="40" w:type="dxa"/>
-              <w:right w:w="90" w:type="dxa"/>
-            </w:tcMar>
-          </w:tcPr>
-          <w:p>
-            <w:pPr>
-              <w:keepNext/>
-            </w:pPr>
-            <w:r>
-              <w:rPr>
-                <w:rFonts w:ascii="TH Sarabun New" w:hAnsi="TH Sarabun New" w:eastAsia="TH Sarabun New" w:cs="TH Sarabun New"/>
-                <w:b w:val="0"/>
-                <w:bCs w:val="0"/>
-                <w:i w:val="0"/>
-                <w:iCs w:val="0"/>
-                <w:color w:val="172333"/>
-                <w:sz w:val="28"/>
-                <w:szCs w:val="28"/>
-              </w:rPr>
-            </w:r>
-          </w:p>
-        </w:tc>
-        <w:tc>
-          <w:tcPr>
-            <w:tcW w:w="1542" w:type="dxa"/>
-            <w:tcBorders>
-              <w:top w:val="single" w:sz="4" w:color="C9D3DC"/>
-              <w:left w:val="single" w:sz="4" w:color="C9D3DC"/>
-              <w:bottom w:val="single" w:sz="4" w:color="C9D3DC"/>
-              <w:right w:val="single" w:sz="4" w:color="C9D3DC"/>
-            </w:tcBorders>
-            <w:shd w:val="clear" w:fill="FFFFFF"/>
-            <w:tcMar>
-              <w:top w:w="40" w:type="dxa"/>
-              <w:left w:w="90" w:type="dxa"/>
-              <w:bottom w:w="40" w:type="dxa"/>
-              <w:right w:w="90" w:type="dxa"/>
-            </w:tcMar>
-          </w:tcPr>
-          <w:p>
-            <w:pPr>
-              <w:keepNext/>
-            </w:pPr>
-            <w:r>
-              <w:rPr>
-                <w:rFonts w:ascii="TH Sarabun New" w:hAnsi="TH Sarabun New" w:eastAsia="TH Sarabun New" w:cs="TH Sarabun New"/>
-                <w:b w:val="0"/>
-                <w:bCs w:val="0"/>
-                <w:i w:val="0"/>
-                <w:iCs w:val="0"/>
-                <w:color w:val="172333"/>
-                <w:sz w:val="28"/>
-                <w:szCs w:val="28"/>
-              </w:rPr>
-            </w:r>
-          </w:p>
-        </w:tc>
-        <w:tc>
-          <w:tcPr>
-            <w:tcW w:w="1252" w:type="dxa"/>
-            <w:tcBorders>
-              <w:top w:val="single" w:sz="4" w:color="C9D3DC"/>
-              <w:left w:val="single" w:sz="4" w:color="C9D3DC"/>
-              <w:bottom w:val="single" w:sz="4" w:color="C9D3DC"/>
-              <w:right w:val="single" w:sz="4" w:color="C9D3DC"/>
-            </w:tcBorders>
-            <w:shd w:val="clear" w:fill="FFFFFF"/>
-            <w:tcMar>
-              <w:top w:w="40" w:type="dxa"/>
-              <w:left w:w="90" w:type="dxa"/>
-              <w:bottom w:w="40" w:type="dxa"/>
-              <w:right w:w="90" w:type="dxa"/>
-            </w:tcMar>
-          </w:tcPr>
-          <w:p>
-            <w:pPr>
-              <w:keepNext/>
-            </w:pPr>
-            <w:r>
-              <w:rPr>
-                <w:rFonts w:ascii="TH Sarabun New" w:hAnsi="TH Sarabun New" w:eastAsia="TH Sarabun New" w:cs="TH Sarabun New"/>
-                <w:b w:val="0"/>
-                <w:bCs w:val="0"/>
-                <w:i w:val="0"/>
-                <w:iCs w:val="0"/>
-                <w:color w:val="172333"/>
-                <w:sz w:val="28"/>
-                <w:szCs w:val="28"/>
-              </w:rPr>
-            </w:r>
-          </w:p>
-        </w:tc>
-        <w:tc>
-          <w:tcPr>
-            <w:tcW w:w="1737" w:type="dxa"/>
-            <w:tcBorders>
-              <w:top w:val="single" w:sz="4" w:color="C9D3DC"/>
-              <w:left w:val="single" w:sz="4" w:color="C9D3DC"/>
-              <w:bottom w:val="single" w:sz="4" w:color="C9D3DC"/>
-              <w:right w:val="single" w:sz="4" w:color="C9D3DC"/>
-            </w:tcBorders>
-            <w:shd w:val="clear" w:fill="FFFFFF"/>
-            <w:tcMar>
-              <w:top w:w="40" w:type="dxa"/>
-              <w:left w:w="90" w:type="dxa"/>
-              <w:bottom w:w="40" w:type="dxa"/>
-              <w:right w:w="90" w:type="dxa"/>
-            </w:tcMar>
-          </w:tcPr>
-          <w:p>
-            <w:pPr>
-              <w:keepNext/>
-            </w:pPr>
-            <w:r>
-              <w:rPr>
-                <w:rFonts w:ascii="TH Sarabun New" w:hAnsi="TH Sarabun New" w:eastAsia="TH Sarabun New" w:cs="TH Sarabun New"/>
-                <w:b w:val="0"/>
-                <w:bCs w:val="0"/>
-                <w:i w:val="0"/>
-                <w:iCs w:val="0"/>
-                <w:color w:val="172333"/>
-                <w:sz w:val="28"/>
-                <w:szCs w:val="28"/>
-              </w:rPr>
+            <w:tcBorders>
+              <w:top w:val="single" w:sz="8" w:color="C9D3DC"/>
+              <w:left w:val="single" w:sz="8" w:color="C9D3DC"/>
+              <w:bottom w:val="single" w:sz="8" w:color="C9D3DC"/>
+              <w:right w:val="single" w:sz="8" w:color="C9D3DC"/>
+            </w:tcBorders>
+            <w:tcMar>
+              <w:top w:w="40" w:type="dxa"/>
+              <w:left w:w="45" w:type="dxa"/>
+              <w:bottom w:w="40" w:type="dxa"/>
+              <w:right w:w="45" w:type="dxa"/>
+            </w:tcMar>
+          </w:tcPr>
+          <w:p>
+            <w:r>
+              <w:rPr>
+                <w:rFonts w:ascii="TH Sarabun New" w:cs="TH Sarabun New"/>
+                <w:sz w:val="28"/>
+                <w:szCs w:val="28"/>
+                <w:highlight w:val="white"/>
+              </w:rPr>
+              <w:t>API App</w:t>
+            </w:r>
+          </w:p>
+        </w:tc>
+        <w:tc>
+          <w:tcPr>
+            <w:tcBorders>
+              <w:top w:val="single" w:sz="8" w:color="C9D3DC"/>
+              <w:bottom w:val="single" w:sz="8" w:color="C9D3DC"/>
+              <w:right w:val="single" w:sz="8" w:color="C9D3DC"/>
+            </w:tcBorders>
+            <w:tcMar>
+              <w:top w:w="40" w:type="dxa"/>
+              <w:left w:w="45" w:type="dxa"/>
+              <w:bottom w:w="40" w:type="dxa"/>
+              <w:right w:w="45" w:type="dxa"/>
+            </w:tcMar>
+          </w:tcPr>
+          <w:p>
+            <w:r>
+              <w:rPr>
+                <w:rFonts w:ascii="TH Sarabun New" w:cs="TH Sarabun New"/>
+                <w:sz w:val="28"/>
+                <w:szCs w:val="28"/>
+                <w:highlight w:val="white"/>
+              </w:rPr>
+              <w:t>ตรวจ role/BR-01</w:t>
+            </w:r>
+          </w:p>
+          <w:p>
+            <w:r>
+              <w:rPr>
+                <w:rFonts w:ascii="TH Sarabun New" w:cs="TH Sarabun New"/>
+                <w:sz w:val="28"/>
+                <w:szCs w:val="28"/>
+                <w:highlight w:val="white"/>
+              </w:rPr>
+              <w:t>commit สถานะก่อนแจ้ง</w:t>
+            </w:r>
+          </w:p>
+        </w:tc>
+        <w:tc>
+          <w:tcPr>
+            <w:tcBorders>
+              <w:top w:val="single" w:sz="8" w:color="C9D3DC"/>
+              <w:bottom w:val="single" w:sz="8" w:color="C9D3DC"/>
+              <w:right w:val="single" w:sz="8" w:color="C9D3DC"/>
+            </w:tcBorders>
+            <w:tcMar>
+              <w:top w:w="40" w:type="dxa"/>
+              <w:left w:w="45" w:type="dxa"/>
+              <w:bottom w:w="40" w:type="dxa"/>
+              <w:right w:w="45" w:type="dxa"/>
+            </w:tcMar>
+          </w:tcPr>
+          <w:p>
+            <w:r>
+              <w:rPr>
+                <w:rFonts w:ascii="TH Sarabun New" w:cs="TH Sarabun New"/>
+                <w:sz w:val="28"/>
+                <w:szCs w:val="28"/>
+                <w:highlight w:val="white"/>
+              </w:rPr>
+              <w:t>App container</w:t>
+            </w:r>
+          </w:p>
+          <w:p>
+            <w:r>
+              <w:rPr>
+                <w:rFonts w:ascii="TH Sarabun New" w:cs="TH Sarabun New"/>
+                <w:sz w:val="28"/>
+                <w:szCs w:val="28"/>
+                <w:highlight w:val="white"/>
+              </w:rPr>
+              <w:t>Node.js + Express</w:t>
+            </w:r>
+          </w:p>
+        </w:tc>
+        <w:tc>
+          <w:tcPr>
+            <w:tcBorders>
+              <w:top w:val="single" w:sz="8" w:color="C9D3DC"/>
+              <w:bottom w:val="single" w:sz="8" w:color="C9D3DC"/>
+              <w:right w:val="single" w:sz="8" w:color="C9D3DC"/>
+            </w:tcBorders>
+            <w:tcMar>
+              <w:top w:w="40" w:type="dxa"/>
+              <w:left w:w="45" w:type="dxa"/>
+              <w:bottom w:w="40" w:type="dxa"/>
+              <w:right w:w="45" w:type="dxa"/>
+            </w:tcMar>
+          </w:tcPr>
+          <w:p>
+            <w:r>
+              <w:rPr>
+                <w:rFonts w:ascii="TH Sarabun New" w:cs="TH Sarabun New"/>
+                <w:sz w:val="28"/>
+                <w:szCs w:val="28"/>
+                <w:highlight w:val="white"/>
+              </w:rPr>
+              <w:t>Server</w:t>
+            </w:r>
+          </w:p>
+          <w:p>
+            <w:r>
+              <w:rPr>
+                <w:rFonts w:ascii="TH Sarabun New" w:cs="TH Sarabun New"/>
+                <w:sz w:val="28"/>
+                <w:szCs w:val="28"/>
+                <w:highlight w:val="white"/>
+              </w:rPr>
+              <w:t>ทีมระบบ</w:t>
+            </w:r>
+          </w:p>
+        </w:tc>
+        <w:tc>
+          <w:tcPr>
+            <w:tcBorders>
+              <w:top w:val="single" w:sz="8" w:color="C9D3DC"/>
+              <w:bottom w:val="single" w:sz="8" w:color="C9D3DC"/>
+              <w:right w:val="single" w:sz="8" w:color="C9D3DC"/>
+            </w:tcBorders>
+            <w:tcMar>
+              <w:top w:w="40" w:type="dxa"/>
+              <w:left w:w="45" w:type="dxa"/>
+              <w:bottom w:w="40" w:type="dxa"/>
+              <w:right w:w="45" w:type="dxa"/>
+            </w:tcMar>
+          </w:tcPr>
+          <w:p>
+            <w:r>
+              <w:rPr>
+                <w:rFonts w:ascii="TH Sarabun New" w:cs="TH Sarabun New"/>
+                <w:sz w:val="28"/>
+                <w:szCs w:val="28"/>
+                <w:highlight w:val="white"/>
+              </w:rPr>
+              <w:t>ใช้ DR-01/02</w:t>
+            </w:r>
+          </w:p>
+          <w:p>
+            <w:r>
+              <w:rPr>
+                <w:rFonts w:ascii="TH Sarabun New" w:cs="TH Sarabun New"/>
+                <w:sz w:val="28"/>
+                <w:szCs w:val="28"/>
+                <w:highlight w:val="white"/>
+              </w:rPr>
+              <w:t>ไม่มี opt-in field</w:t>
+            </w:r>
+          </w:p>
+        </w:tc>
+        <w:tc>
+          <w:tcPr>
+            <w:tcBorders>
+              <w:top w:val="single" w:sz="8" w:color="C9D3DC"/>
+              <w:bottom w:val="single" w:sz="8" w:color="C9D3DC"/>
+              <w:right w:val="single" w:sz="8" w:color="C9D3DC"/>
+            </w:tcBorders>
+            <w:tcMar>
+              <w:top w:w="40" w:type="dxa"/>
+              <w:left w:w="45" w:type="dxa"/>
+              <w:bottom w:w="40" w:type="dxa"/>
+              <w:right w:w="45" w:type="dxa"/>
+            </w:tcMar>
+          </w:tcPr>
+          <w:p>
+            <w:r>
+              <w:rPr>
+                <w:rFonts w:ascii="TH Sarabun New" w:cs="TH Sarabun New"/>
+                <w:sz w:val="28"/>
+                <w:szCs w:val="28"/>
+                <w:highlight w:val="white"/>
+              </w:rPr>
+              <w:t>Mobile: HTTPS</w:t>
+            </w:r>
+          </w:p>
+          <w:p>
+            <w:r>
+              <w:rPr>
+                <w:rFonts w:ascii="TH Sarabun New" w:cs="TH Sarabun New"/>
+                <w:sz w:val="28"/>
+                <w:szCs w:val="28"/>
+                <w:highlight w:val="white"/>
+              </w:rPr>
+              <w:t>DB: SQL</w:t>
+            </w:r>
+          </w:p>
+          <w:p>
+            <w:r>
+              <w:rPr>
+                <w:rFonts w:ascii="TH Sarabun New" w:cs="TH Sarabun New"/>
+                <w:sz w:val="28"/>
+                <w:szCs w:val="28"/>
+                <w:highlight w:val="white"/>
+              </w:rPr>
+              <w:t>EXT-01 หลัง commit</w:t>
             </w:r>
           </w:p>
         </w:tc>
@@ -10433,211 +10462,192 @@
         </w:trPr>
         <w:tc>
           <w:tcPr>
-            <w:tcW w:w="1349" w:type="dxa"/>
-            <w:tcBorders>
-              <w:top w:val="single" w:sz="4" w:color="C9D3DC"/>
-              <w:left w:val="single" w:sz="4" w:color="C9D3DC"/>
-              <w:bottom w:val="single" w:sz="4" w:color="C9D3DC"/>
-              <w:right w:val="single" w:sz="4" w:color="C9D3DC"/>
+            <w:tcBorders>
+              <w:left w:val="single" w:sz="8" w:color="C9D3DC"/>
+              <w:bottom w:val="single" w:sz="8" w:color="C9D3DC"/>
+              <w:right w:val="single" w:sz="8" w:color="C9D3DC"/>
             </w:tcBorders>
             <w:shd w:val="clear" w:fill="F1F7FA"/>
             <w:tcMar>
               <w:top w:w="40" w:type="dxa"/>
-              <w:left w:w="90" w:type="dxa"/>
-              <w:bottom w:w="40" w:type="dxa"/>
-              <w:right w:w="90" w:type="dxa"/>
-            </w:tcMar>
-          </w:tcPr>
-          <w:p>
-            <w:pPr>
-              <w:keepNext/>
-            </w:pPr>
-            <w:r>
-              <w:rPr>
-                <w:rFonts w:ascii="TH Sarabun New" w:hAnsi="TH Sarabun New" w:eastAsia="TH Sarabun New" w:cs="TH Sarabun New"/>
-                <w:b w:val="0"/>
-                <w:bCs w:val="0"/>
-                <w:i w:val="0"/>
-                <w:iCs w:val="0"/>
-                <w:color w:val="5A6B7C"/>
-                <w:sz w:val="28"/>
-                <w:szCs w:val="28"/>
-              </w:rPr>
-            </w:r>
-          </w:p>
-        </w:tc>
-        <w:tc>
-          <w:tcPr>
-            <w:tcW w:w="2313" w:type="dxa"/>
-            <w:tcBorders>
-              <w:top w:val="single" w:sz="4" w:color="C9D3DC"/>
-              <w:left w:val="single" w:sz="4" w:color="C9D3DC"/>
-              <w:bottom w:val="single" w:sz="4" w:color="C9D3DC"/>
-              <w:right w:val="single" w:sz="4" w:color="C9D3DC"/>
+              <w:left w:w="45" w:type="dxa"/>
+              <w:bottom w:w="40" w:type="dxa"/>
+              <w:right w:w="45" w:type="dxa"/>
+            </w:tcMar>
+          </w:tcPr>
+          <w:p>
+            <w:r>
+              <w:rPr>
+                <w:rFonts w:ascii="TH Sarabun New" w:cs="TH Sarabun New"/>
+                <w:sz w:val="28"/>
+                <w:szCs w:val="28"/>
+              </w:rPr>
+              <w:t>Database</w:t>
+            </w:r>
+          </w:p>
+        </w:tc>
+        <w:tc>
+          <w:tcPr>
+            <w:tcBorders>
+              <w:bottom w:val="single" w:sz="8" w:color="C9D3DC"/>
+              <w:right w:val="single" w:sz="8" w:color="C9D3DC"/>
             </w:tcBorders>
             <w:shd w:val="clear" w:fill="F1F7FA"/>
             <w:tcMar>
               <w:top w:w="40" w:type="dxa"/>
-              <w:left w:w="90" w:type="dxa"/>
-              <w:bottom w:w="40" w:type="dxa"/>
-              <w:right w:w="90" w:type="dxa"/>
-            </w:tcMar>
-          </w:tcPr>
-          <w:p>
-            <w:pPr>
-              <w:keepNext/>
-            </w:pPr>
-            <w:r>
-              <w:rPr>
-                <w:rFonts w:ascii="TH Sarabun New" w:hAnsi="TH Sarabun New" w:eastAsia="TH Sarabun New" w:cs="TH Sarabun New"/>
-                <w:b w:val="0"/>
-                <w:bCs w:val="0"/>
-                <w:i w:val="0"/>
-                <w:iCs w:val="0"/>
-                <w:color w:val="172333"/>
-                <w:sz w:val="28"/>
-                <w:szCs w:val="28"/>
-              </w:rPr>
-            </w:r>
-          </w:p>
-        </w:tc>
-        <w:tc>
-          <w:tcPr>
-            <w:tcW w:w="1445" w:type="dxa"/>
-            <w:tcBorders>
-              <w:top w:val="single" w:sz="4" w:color="C9D3DC"/>
-              <w:left w:val="single" w:sz="4" w:color="C9D3DC"/>
-              <w:bottom w:val="single" w:sz="4" w:color="C9D3DC"/>
-              <w:right w:val="single" w:sz="4" w:color="C9D3DC"/>
+              <w:left w:w="45" w:type="dxa"/>
+              <w:bottom w:w="40" w:type="dxa"/>
+              <w:right w:w="45" w:type="dxa"/>
+            </w:tcMar>
+          </w:tcPr>
+          <w:p>
+            <w:r>
+              <w:rPr>
+                <w:rFonts w:ascii="TH Sarabun New" w:cs="TH Sarabun New"/>
+                <w:sz w:val="28"/>
+                <w:szCs w:val="28"/>
+              </w:rPr>
+              <w:t>ข้อมูลหลัก order/status/FIFO</w:t>
+            </w:r>
+          </w:p>
+        </w:tc>
+        <w:tc>
+          <w:tcPr>
+            <w:tcBorders>
+              <w:bottom w:val="single" w:sz="8" w:color="C9D3DC"/>
+              <w:right w:val="single" w:sz="8" w:color="C9D3DC"/>
             </w:tcBorders>
             <w:shd w:val="clear" w:fill="F1F7FA"/>
             <w:tcMar>
               <w:top w:w="40" w:type="dxa"/>
-              <w:left w:w="90" w:type="dxa"/>
-              <w:bottom w:w="40" w:type="dxa"/>
-              <w:right w:w="90" w:type="dxa"/>
-            </w:tcMar>
-          </w:tcPr>
-          <w:p>
-            <w:pPr>
-              <w:keepNext/>
-            </w:pPr>
-            <w:r>
-              <w:rPr>
-                <w:rFonts w:ascii="TH Sarabun New" w:hAnsi="TH Sarabun New" w:eastAsia="TH Sarabun New" w:cs="TH Sarabun New"/>
-                <w:b w:val="0"/>
-                <w:bCs w:val="0"/>
-                <w:i w:val="0"/>
-                <w:iCs w:val="0"/>
-                <w:color w:val="172333"/>
-                <w:sz w:val="28"/>
-                <w:szCs w:val="28"/>
-              </w:rPr>
-            </w:r>
-          </w:p>
-        </w:tc>
-        <w:tc>
-          <w:tcPr>
-            <w:tcW w:w="1542" w:type="dxa"/>
-            <w:tcBorders>
-              <w:top w:val="single" w:sz="4" w:color="C9D3DC"/>
-              <w:left w:val="single" w:sz="4" w:color="C9D3DC"/>
-              <w:bottom w:val="single" w:sz="4" w:color="C9D3DC"/>
-              <w:right w:val="single" w:sz="4" w:color="C9D3DC"/>
+              <w:left w:w="45" w:type="dxa"/>
+              <w:bottom w:w="40" w:type="dxa"/>
+              <w:right w:w="45" w:type="dxa"/>
+            </w:tcMar>
+          </w:tcPr>
+          <w:p>
+            <w:r>
+              <w:rPr>
+                <w:rFonts w:ascii="TH Sarabun New" w:cs="TH Sarabun New"/>
+                <w:sz w:val="28"/>
+                <w:szCs w:val="28"/>
+              </w:rPr>
+              <w:t>Data container</w:t>
+            </w:r>
+          </w:p>
+          <w:p>
+            <w:r>
+              <w:rPr>
+                <w:rFonts w:ascii="TH Sarabun New" w:cs="TH Sarabun New"/>
+                <w:sz w:val="28"/>
+                <w:szCs w:val="28"/>
+              </w:rPr>
+              <w:t>Relational DB; engine TBD</w:t>
+            </w:r>
+          </w:p>
+        </w:tc>
+        <w:tc>
+          <w:tcPr>
+            <w:tcBorders>
+              <w:bottom w:val="single" w:sz="8" w:color="C9D3DC"/>
+              <w:right w:val="single" w:sz="8" w:color="C9D3DC"/>
             </w:tcBorders>
             <w:shd w:val="clear" w:fill="F1F7FA"/>
             <w:tcMar>
               <w:top w:w="40" w:type="dxa"/>
-              <w:left w:w="90" w:type="dxa"/>
-              <w:bottom w:w="40" w:type="dxa"/>
-              <w:right w:w="90" w:type="dxa"/>
-            </w:tcMar>
-          </w:tcPr>
-          <w:p>
-            <w:pPr>
-              <w:keepNext/>
-            </w:pPr>
-            <w:r>
-              <w:rPr>
-                <w:rFonts w:ascii="TH Sarabun New" w:hAnsi="TH Sarabun New" w:eastAsia="TH Sarabun New" w:cs="TH Sarabun New"/>
-                <w:b w:val="0"/>
-                <w:bCs w:val="0"/>
-                <w:i w:val="0"/>
-                <w:iCs w:val="0"/>
-                <w:color w:val="172333"/>
-                <w:sz w:val="28"/>
-                <w:szCs w:val="28"/>
-              </w:rPr>
-            </w:r>
-          </w:p>
-        </w:tc>
-        <w:tc>
-          <w:tcPr>
-            <w:tcW w:w="1252" w:type="dxa"/>
-            <w:tcBorders>
-              <w:top w:val="single" w:sz="4" w:color="C9D3DC"/>
-              <w:left w:val="single" w:sz="4" w:color="C9D3DC"/>
-              <w:bottom w:val="single" w:sz="4" w:color="C9D3DC"/>
-              <w:right w:val="single" w:sz="4" w:color="C9D3DC"/>
+              <w:left w:w="45" w:type="dxa"/>
+              <w:bottom w:w="40" w:type="dxa"/>
+              <w:right w:w="45" w:type="dxa"/>
+            </w:tcMar>
+          </w:tcPr>
+          <w:p>
+            <w:r>
+              <w:rPr>
+                <w:rFonts w:ascii="TH Sarabun New" w:cs="TH Sarabun New"/>
+                <w:sz w:val="28"/>
+                <w:szCs w:val="28"/>
+              </w:rPr>
+              <w:t>DB server</w:t>
+            </w:r>
+          </w:p>
+          <w:p>
+            <w:r>
+              <w:rPr>
+                <w:rFonts w:ascii="TH Sarabun New" w:cs="TH Sarabun New"/>
+                <w:sz w:val="28"/>
+                <w:szCs w:val="28"/>
+              </w:rPr>
+              <w:t>engine รอยืนยัน</w:t>
+            </w:r>
+          </w:p>
+        </w:tc>
+        <w:tc>
+          <w:tcPr>
+            <w:tcBorders>
+              <w:bottom w:val="single" w:sz="8" w:color="C9D3DC"/>
+              <w:right w:val="single" w:sz="8" w:color="C9D3DC"/>
             </w:tcBorders>
             <w:shd w:val="clear" w:fill="F1F7FA"/>
             <w:tcMar>
               <w:top w:w="40" w:type="dxa"/>
-              <w:left w:w="90" w:type="dxa"/>
-              <w:bottom w:w="40" w:type="dxa"/>
-              <w:right w:w="90" w:type="dxa"/>
-            </w:tcMar>
-          </w:tcPr>
-          <w:p>
-            <w:pPr>
-              <w:keepNext/>
-            </w:pPr>
-            <w:r>
-              <w:rPr>
-                <w:rFonts w:ascii="TH Sarabun New" w:hAnsi="TH Sarabun New" w:eastAsia="TH Sarabun New" w:cs="TH Sarabun New"/>
-                <w:b w:val="0"/>
-                <w:bCs w:val="0"/>
-                <w:i w:val="0"/>
-                <w:iCs w:val="0"/>
-                <w:color w:val="172333"/>
-                <w:sz w:val="28"/>
-                <w:szCs w:val="28"/>
-              </w:rPr>
-            </w:r>
-          </w:p>
-        </w:tc>
-        <w:tc>
-          <w:tcPr>
-            <w:tcW w:w="1737" w:type="dxa"/>
-            <w:tcBorders>
-              <w:top w:val="single" w:sz="4" w:color="C9D3DC"/>
-              <w:left w:val="single" w:sz="4" w:color="C9D3DC"/>
-              <w:bottom w:val="single" w:sz="4" w:color="C9D3DC"/>
-              <w:right w:val="single" w:sz="4" w:color="C9D3DC"/>
+              <w:left w:w="45" w:type="dxa"/>
+              <w:bottom w:w="40" w:type="dxa"/>
+              <w:right w:w="45" w:type="dxa"/>
+            </w:tcMar>
+          </w:tcPr>
+          <w:p>
+            <w:r>
+              <w:rPr>
+                <w:rFonts w:ascii="TH Sarabun New" w:cs="TH Sarabun New"/>
+                <w:sz w:val="28"/>
+                <w:szCs w:val="28"/>
+              </w:rPr>
+              <w:t>DR-01 order/status</w:t>
+            </w:r>
+          </w:p>
+          <w:p>
+            <w:r>
+              <w:rPr>
+                <w:rFonts w:ascii="TH Sarabun New" w:cs="TH Sarabun New"/>
+                <w:sz w:val="28"/>
+                <w:szCs w:val="28"/>
+              </w:rPr>
+              <w:t>DR-02 token/time</w:t>
+            </w:r>
+          </w:p>
+        </w:tc>
+        <w:tc>
+          <w:tcPr>
+            <w:tcBorders>
+              <w:bottom w:val="single" w:sz="8" w:color="C9D3DC"/>
+              <w:right w:val="single" w:sz="8" w:color="C9D3DC"/>
             </w:tcBorders>
             <w:shd w:val="clear" w:fill="F1F7FA"/>
             <w:tcMar>
               <w:top w:w="40" w:type="dxa"/>
-              <w:left w:w="90" w:type="dxa"/>
-              <w:bottom w:w="40" w:type="dxa"/>
-              <w:right w:w="90" w:type="dxa"/>
-            </w:tcMar>
-          </w:tcPr>
-          <w:p>
-            <w:pPr>
-              <w:keepNext/>
-            </w:pPr>
-            <w:r>
-              <w:rPr>
-                <w:rFonts w:ascii="TH Sarabun New" w:hAnsi="TH Sarabun New" w:eastAsia="TH Sarabun New" w:cs="TH Sarabun New"/>
-                <w:b w:val="0"/>
-                <w:bCs w:val="0"/>
-                <w:i w:val="0"/>
-                <w:iCs w:val="0"/>
-                <w:color w:val="172333"/>
-                <w:sz w:val="28"/>
-                <w:szCs w:val="28"/>
-              </w:rPr>
+              <w:left w:w="45" w:type="dxa"/>
+              <w:bottom w:w="40" w:type="dxa"/>
+              <w:right w:w="45" w:type="dxa"/>
+            </w:tcMar>
+          </w:tcPr>
+          <w:p>
+            <w:r>
+              <w:rPr>
+                <w:rFonts w:ascii="TH Sarabun New" w:cs="TH Sarabun New"/>
+                <w:sz w:val="28"/>
+                <w:szCs w:val="28"/>
+              </w:rPr>
+              <w:t>API อ่าน/เขียน</w:t>
+            </w:r>
+          </w:p>
+          <w:p>
+            <w:r>
+              <w:rPr>
+                <w:rFonts w:ascii="TH Sarabun New" w:cs="TH Sarabun New"/>
+                <w:sz w:val="28"/>
+                <w:szCs w:val="28"/>
+              </w:rPr>
+              <w:t>ยังไม่เพิ่ม schema reminder</w:t>
             </w:r>
           </w:p>
         </w:tc>
@@ -10649,211 +10659,196 @@
         </w:trPr>
         <w:tc>
           <w:tcPr>
-            <w:tcW w:w="1349" w:type="dxa"/>
-            <w:tcBorders>
-              <w:top w:val="single" w:sz="4" w:color="C9D3DC"/>
-              <w:left w:val="single" w:sz="4" w:color="C9D3DC"/>
-              <w:bottom w:val="single" w:sz="4" w:color="C9D3DC"/>
-              <w:right w:val="single" w:sz="4" w:color="C9D3DC"/>
-            </w:tcBorders>
-            <w:shd w:val="clear" w:fill="FFFFFF"/>
-            <w:tcMar>
-              <w:top w:w="40" w:type="dxa"/>
-              <w:left w:w="90" w:type="dxa"/>
-              <w:bottom w:w="40" w:type="dxa"/>
-              <w:right w:w="90" w:type="dxa"/>
-            </w:tcMar>
-          </w:tcPr>
-          <w:p>
-            <w:pPr>
-              <w:keepNext w:val="0"/>
-            </w:pPr>
-            <w:r>
-              <w:rPr>
-                <w:rFonts w:ascii="TH Sarabun New" w:hAnsi="TH Sarabun New" w:eastAsia="TH Sarabun New" w:cs="TH Sarabun New"/>
-                <w:b w:val="0"/>
-                <w:bCs w:val="0"/>
-                <w:i w:val="0"/>
-                <w:iCs w:val="0"/>
-                <w:color w:val="5A6B7C"/>
-                <w:sz w:val="28"/>
-                <w:szCs w:val="28"/>
-              </w:rPr>
-            </w:r>
-          </w:p>
-        </w:tc>
-        <w:tc>
-          <w:tcPr>
-            <w:tcW w:w="2313" w:type="dxa"/>
-            <w:tcBorders>
-              <w:top w:val="single" w:sz="4" w:color="C9D3DC"/>
-              <w:left w:val="single" w:sz="4" w:color="C9D3DC"/>
-              <w:bottom w:val="single" w:sz="4" w:color="C9D3DC"/>
-              <w:right w:val="single" w:sz="4" w:color="C9D3DC"/>
-            </w:tcBorders>
-            <w:shd w:val="clear" w:fill="FFFFFF"/>
-            <w:tcMar>
-              <w:top w:w="40" w:type="dxa"/>
-              <w:left w:w="90" w:type="dxa"/>
-              <w:bottom w:w="40" w:type="dxa"/>
-              <w:right w:w="90" w:type="dxa"/>
-            </w:tcMar>
-          </w:tcPr>
-          <w:p>
-            <w:pPr>
-              <w:keepNext w:val="0"/>
-            </w:pPr>
-            <w:r>
-              <w:rPr>
-                <w:rFonts w:ascii="TH Sarabun New" w:hAnsi="TH Sarabun New" w:eastAsia="TH Sarabun New" w:cs="TH Sarabun New"/>
-                <w:b w:val="0"/>
-                <w:bCs w:val="0"/>
-                <w:i w:val="0"/>
-                <w:iCs w:val="0"/>
-                <w:color w:val="172333"/>
-                <w:sz w:val="28"/>
-                <w:szCs w:val="28"/>
-              </w:rPr>
-            </w:r>
-          </w:p>
-        </w:tc>
-        <w:tc>
-          <w:tcPr>
-            <w:tcW w:w="1445" w:type="dxa"/>
-            <w:tcBorders>
-              <w:top w:val="single" w:sz="4" w:color="C9D3DC"/>
-              <w:left w:val="single" w:sz="4" w:color="C9D3DC"/>
-              <w:bottom w:val="single" w:sz="4" w:color="C9D3DC"/>
-              <w:right w:val="single" w:sz="4" w:color="C9D3DC"/>
-            </w:tcBorders>
-            <w:shd w:val="clear" w:fill="FFFFFF"/>
-            <w:tcMar>
-              <w:top w:w="40" w:type="dxa"/>
-              <w:left w:w="90" w:type="dxa"/>
-              <w:bottom w:w="40" w:type="dxa"/>
-              <w:right w:w="90" w:type="dxa"/>
-            </w:tcMar>
-          </w:tcPr>
-          <w:p>
-            <w:pPr>
-              <w:keepNext w:val="0"/>
-            </w:pPr>
-            <w:r>
-              <w:rPr>
-                <w:rFonts w:ascii="TH Sarabun New" w:hAnsi="TH Sarabun New" w:eastAsia="TH Sarabun New" w:cs="TH Sarabun New"/>
-                <w:b w:val="0"/>
-                <w:bCs w:val="0"/>
-                <w:i w:val="0"/>
-                <w:iCs w:val="0"/>
-                <w:color w:val="172333"/>
-                <w:sz w:val="28"/>
-                <w:szCs w:val="28"/>
-              </w:rPr>
-            </w:r>
-          </w:p>
-        </w:tc>
-        <w:tc>
-          <w:tcPr>
-            <w:tcW w:w="1542" w:type="dxa"/>
-            <w:tcBorders>
-              <w:top w:val="single" w:sz="4" w:color="C9D3DC"/>
-              <w:left w:val="single" w:sz="4" w:color="C9D3DC"/>
-              <w:bottom w:val="single" w:sz="4" w:color="C9D3DC"/>
-              <w:right w:val="single" w:sz="4" w:color="C9D3DC"/>
-            </w:tcBorders>
-            <w:shd w:val="clear" w:fill="FFFFFF"/>
-            <w:tcMar>
-              <w:top w:w="40" w:type="dxa"/>
-              <w:left w:w="90" w:type="dxa"/>
-              <w:bottom w:w="40" w:type="dxa"/>
-              <w:right w:w="90" w:type="dxa"/>
-            </w:tcMar>
-          </w:tcPr>
-          <w:p>
-            <w:pPr>
-              <w:keepNext w:val="0"/>
-            </w:pPr>
-            <w:r>
-              <w:rPr>
-                <w:rFonts w:ascii="TH Sarabun New" w:hAnsi="TH Sarabun New" w:eastAsia="TH Sarabun New" w:cs="TH Sarabun New"/>
-                <w:b w:val="0"/>
-                <w:bCs w:val="0"/>
-                <w:i w:val="0"/>
-                <w:iCs w:val="0"/>
-                <w:color w:val="172333"/>
-                <w:sz w:val="28"/>
-                <w:szCs w:val="28"/>
-              </w:rPr>
-            </w:r>
-          </w:p>
-        </w:tc>
-        <w:tc>
-          <w:tcPr>
-            <w:tcW w:w="1252" w:type="dxa"/>
-            <w:tcBorders>
-              <w:top w:val="single" w:sz="4" w:color="C9D3DC"/>
-              <w:left w:val="single" w:sz="4" w:color="C9D3DC"/>
-              <w:bottom w:val="single" w:sz="4" w:color="C9D3DC"/>
-              <w:right w:val="single" w:sz="4" w:color="C9D3DC"/>
-            </w:tcBorders>
-            <w:shd w:val="clear" w:fill="FFFFFF"/>
-            <w:tcMar>
-              <w:top w:w="40" w:type="dxa"/>
-              <w:left w:w="90" w:type="dxa"/>
-              <w:bottom w:w="40" w:type="dxa"/>
-              <w:right w:w="90" w:type="dxa"/>
-            </w:tcMar>
-          </w:tcPr>
-          <w:p>
-            <w:pPr>
-              <w:keepNext w:val="0"/>
-            </w:pPr>
-            <w:r>
-              <w:rPr>
-                <w:rFonts w:ascii="TH Sarabun New" w:hAnsi="TH Sarabun New" w:eastAsia="TH Sarabun New" w:cs="TH Sarabun New"/>
-                <w:b w:val="0"/>
-                <w:bCs w:val="0"/>
-                <w:i w:val="0"/>
-                <w:iCs w:val="0"/>
-                <w:color w:val="172333"/>
-                <w:sz w:val="28"/>
-                <w:szCs w:val="28"/>
-              </w:rPr>
-            </w:r>
-          </w:p>
-        </w:tc>
-        <w:tc>
-          <w:tcPr>
-            <w:tcW w:w="1737" w:type="dxa"/>
-            <w:tcBorders>
-              <w:top w:val="single" w:sz="4" w:color="C9D3DC"/>
-              <w:left w:val="single" w:sz="4" w:color="C9D3DC"/>
-              <w:bottom w:val="single" w:sz="4" w:color="C9D3DC"/>
-              <w:right w:val="single" w:sz="4" w:color="C9D3DC"/>
-            </w:tcBorders>
-            <w:shd w:val="clear" w:fill="FFFFFF"/>
-            <w:tcMar>
-              <w:top w:w="40" w:type="dxa"/>
-              <w:left w:w="90" w:type="dxa"/>
-              <w:bottom w:w="40" w:type="dxa"/>
-              <w:right w:w="90" w:type="dxa"/>
-            </w:tcMar>
-          </w:tcPr>
-          <w:p>
-            <w:pPr>
-              <w:keepNext w:val="0"/>
-            </w:pPr>
-            <w:r>
-              <w:rPr>
-                <w:rFonts w:ascii="TH Sarabun New" w:hAnsi="TH Sarabun New" w:eastAsia="TH Sarabun New" w:cs="TH Sarabun New"/>
-                <w:b w:val="0"/>
-                <w:bCs w:val="0"/>
-                <w:i w:val="0"/>
-                <w:iCs w:val="0"/>
-                <w:color w:val="172333"/>
-                <w:sz w:val="28"/>
-                <w:szCs w:val="28"/>
-              </w:rPr>
+            <w:tcBorders>
+              <w:left w:val="single" w:sz="8" w:color="C9D3DC"/>
+              <w:bottom w:val="single" w:sz="8" w:color="C9D3DC"/>
+              <w:right w:val="single" w:sz="8" w:color="C9D3DC"/>
+            </w:tcBorders>
+            <w:tcMar>
+              <w:top w:w="40" w:type="dxa"/>
+              <w:left w:w="45" w:type="dxa"/>
+              <w:bottom w:w="40" w:type="dxa"/>
+              <w:right w:w="45" w:type="dxa"/>
+            </w:tcMar>
+          </w:tcPr>
+          <w:p>
+            <w:r>
+              <w:rPr>
+                <w:rFonts w:ascii="TH Sarabun New" w:cs="TH Sarabun New"/>
+                <w:sz w:val="28"/>
+                <w:szCs w:val="28"/>
+                <w:highlight w:val="white"/>
+              </w:rPr>
+              <w:t>EXT-01</w:t>
+            </w:r>
+          </w:p>
+          <w:p>
+            <w:r>
+              <w:rPr>
+                <w:rFonts w:ascii="TH Sarabun New" w:cs="TH Sarabun New"/>
+                <w:sz w:val="28"/>
+                <w:szCs w:val="28"/>
+                <w:highlight w:val="white"/>
+              </w:rPr>
+              <w:t>(external)</w:t>
+            </w:r>
+          </w:p>
+        </w:tc>
+        <w:tc>
+          <w:tcPr>
+            <w:tcBorders>
+              <w:bottom w:val="single" w:sz="8" w:color="C9D3DC"/>
+              <w:right w:val="single" w:sz="8" w:color="C9D3DC"/>
+            </w:tcBorders>
+            <w:tcMar>
+              <w:top w:w="40" w:type="dxa"/>
+              <w:left w:w="45" w:type="dxa"/>
+              <w:bottom w:w="40" w:type="dxa"/>
+              <w:right w:w="45" w:type="dxa"/>
+            </w:tcMar>
+          </w:tcPr>
+          <w:p>
+            <w:r>
+              <w:rPr>
+                <w:rFonts w:ascii="TH Sarabun New" w:cs="TH Sarabun New"/>
+                <w:sz w:val="28"/>
+                <w:szCs w:val="28"/>
+                <w:highlight w:val="white"/>
+              </w:rPr>
+              <w:t>“พร้อมรับ” เดิม; status change ใหม่; reminder TBD</w:t>
+            </w:r>
+          </w:p>
+        </w:tc>
+        <w:tc>
+          <w:tcPr>
+            <w:tcBorders>
+              <w:bottom w:val="single" w:sz="8" w:color="C9D3DC"/>
+              <w:right w:val="single" w:sz="8" w:color="C9D3DC"/>
+            </w:tcBorders>
+            <w:tcMar>
+              <w:top w:w="40" w:type="dxa"/>
+              <w:left w:w="45" w:type="dxa"/>
+              <w:bottom w:w="40" w:type="dxa"/>
+              <w:right w:w="45" w:type="dxa"/>
+            </w:tcMar>
+          </w:tcPr>
+          <w:p>
+            <w:r>
+              <w:rPr>
+                <w:rFonts w:ascii="TH Sarabun New" w:cs="TH Sarabun New"/>
+                <w:sz w:val="28"/>
+                <w:szCs w:val="28"/>
+                <w:highlight w:val="white"/>
+              </w:rPr>
+              <w:t>External system</w:t>
+            </w:r>
+          </w:p>
+          <w:p>
+            <w:r>
+              <w:rPr>
+                <w:rFonts w:ascii="TH Sarabun New" w:cs="TH Sarabun New"/>
+                <w:sz w:val="28"/>
+                <w:szCs w:val="28"/>
+                <w:highlight w:val="white"/>
+              </w:rPr>
+              <w:t>Web Push; provider TBD</w:t>
+            </w:r>
+          </w:p>
+        </w:tc>
+        <w:tc>
+          <w:tcPr>
+            <w:tcBorders>
+              <w:bottom w:val="single" w:sz="8" w:color="C9D3DC"/>
+              <w:right w:val="single" w:sz="8" w:color="C9D3DC"/>
+            </w:tcBorders>
+            <w:tcMar>
+              <w:top w:w="40" w:type="dxa"/>
+              <w:left w:w="45" w:type="dxa"/>
+              <w:bottom w:w="40" w:type="dxa"/>
+              <w:right w:w="45" w:type="dxa"/>
+            </w:tcMar>
+          </w:tcPr>
+          <w:p>
+            <w:r>
+              <w:rPr>
+                <w:rFonts w:ascii="TH Sarabun New" w:cs="TH Sarabun New"/>
+                <w:sz w:val="28"/>
+                <w:szCs w:val="28"/>
+                <w:highlight w:val="white"/>
+              </w:rPr>
+              <w:t>Provider ยังไม่เลือก</w:t>
+            </w:r>
+          </w:p>
+        </w:tc>
+        <w:tc>
+          <w:tcPr>
+            <w:tcBorders>
+              <w:bottom w:val="single" w:sz="8" w:color="C9D3DC"/>
+              <w:right w:val="single" w:sz="8" w:color="C9D3DC"/>
+            </w:tcBorders>
+            <w:tcMar>
+              <w:top w:w="40" w:type="dxa"/>
+              <w:left w:w="45" w:type="dxa"/>
+              <w:bottom w:w="40" w:type="dxa"/>
+              <w:right w:w="45" w:type="dxa"/>
+            </w:tcMar>
+          </w:tcPr>
+          <w:p>
+            <w:r>
+              <w:rPr>
+                <w:rFonts w:ascii="TH Sarabun New" w:cs="TH Sarabun New"/>
+                <w:sz w:val="28"/>
+                <w:szCs w:val="28"/>
+                <w:highlight w:val="white"/>
+              </w:rPr>
+              <w:t>Payload / delivery</w:t>
+            </w:r>
+          </w:p>
+          <w:p>
+            <w:r>
+              <w:rPr>
+                <w:rFonts w:ascii="TH Sarabun New" w:cs="TH Sarabun New"/>
+                <w:sz w:val="28"/>
+                <w:szCs w:val="28"/>
+                <w:highlight w:val="white"/>
+              </w:rPr>
+              <w:t>ยัง TBD</w:t>
+            </w:r>
+          </w:p>
+        </w:tc>
+        <w:tc>
+          <w:tcPr>
+            <w:tcBorders>
+              <w:bottom w:val="single" w:sz="8" w:color="C9D3DC"/>
+              <w:right w:val="single" w:sz="8" w:color="C9D3DC"/>
+            </w:tcBorders>
+            <w:tcMar>
+              <w:top w:w="40" w:type="dxa"/>
+              <w:left w:w="45" w:type="dxa"/>
+              <w:bottom w:w="40" w:type="dxa"/>
+              <w:right w:w="45" w:type="dxa"/>
+            </w:tcMar>
+          </w:tcPr>
+          <w:p>
+            <w:r>
+              <w:rPr>
+                <w:rFonts w:ascii="TH Sarabun New" w:cs="TH Sarabun New"/>
+                <w:sz w:val="28"/>
+                <w:szCs w:val="28"/>
+                <w:highlight w:val="white"/>
+              </w:rPr>
+              <w:t>API เรียกหลัง commit</w:t>
+            </w:r>
+          </w:p>
+          <w:p>
+            <w:r>
+              <w:rPr>
+                <w:rFonts w:ascii="TH Sarabun New" w:cs="TH Sarabun New"/>
+                <w:sz w:val="28"/>
+                <w:szCs w:val="28"/>
+                <w:highlight w:val="white"/>
+              </w:rPr>
+              <w:t>reminder รอ OI-FX-02/03</w:t>
             </w:r>
           </w:p>
         </w:tc>
@@ -11058,138 +11053,106 @@
         </w:trPr>
         <w:tc>
           <w:tcPr>
-            <w:tcW w:w="1156" w:type="dxa"/>
-            <w:tcBorders>
-              <w:top w:val="single" w:sz="4" w:color="C9D3DC"/>
-              <w:left w:val="single" w:sz="4" w:color="C9D3DC"/>
-              <w:bottom w:val="single" w:sz="4" w:color="C9D3DC"/>
-              <w:right w:val="single" w:sz="4" w:color="C9D3DC"/>
-            </w:tcBorders>
-            <w:shd w:val="clear" w:fill="FFFFFF"/>
-            <w:tcMar>
-              <w:top w:w="40" w:type="dxa"/>
-              <w:left w:w="90" w:type="dxa"/>
-              <w:bottom w:w="40" w:type="dxa"/>
-              <w:right w:w="90" w:type="dxa"/>
-            </w:tcMar>
-          </w:tcPr>
-          <w:p>
-            <w:pPr>
-              <w:keepNext/>
-            </w:pPr>
-            <w:r>
-              <w:rPr>
-                <w:rFonts w:ascii="TH Sarabun New" w:hAnsi="TH Sarabun New" w:eastAsia="TH Sarabun New" w:cs="TH Sarabun New"/>
-                <w:color w:val="5A6B7C"/>
-                <w:sz w:val="28"/>
-                <w:szCs w:val="28"/>
-              </w:rPr>
-              <w:t>NFR-</w:t>
-            </w:r>
-          </w:p>
-        </w:tc>
-        <w:tc>
-          <w:tcPr>
-            <w:tcW w:w="2891" w:type="dxa"/>
-            <w:tcBorders>
-              <w:top w:val="single" w:sz="4" w:color="C9D3DC"/>
-              <w:left w:val="single" w:sz="4" w:color="C9D3DC"/>
-              <w:bottom w:val="single" w:sz="4" w:color="C9D3DC"/>
-              <w:right w:val="single" w:sz="4" w:color="C9D3DC"/>
-            </w:tcBorders>
-            <w:shd w:val="clear" w:fill="FFFFFF"/>
-            <w:tcMar>
-              <w:top w:w="40" w:type="dxa"/>
-              <w:left w:w="90" w:type="dxa"/>
-              <w:bottom w:w="40" w:type="dxa"/>
-              <w:right w:w="90" w:type="dxa"/>
-            </w:tcMar>
-          </w:tcPr>
-          <w:p>
-            <w:pPr>
-              <w:keepNext/>
-            </w:pPr>
-            <w:r>
-              <w:rPr>
-                <w:rFonts w:ascii="TH Sarabun New" w:hAnsi="TH Sarabun New" w:eastAsia="TH Sarabun New" w:cs="TH Sarabun New"/>
-                <w:b w:val="0"/>
-                <w:bCs w:val="0"/>
-                <w:i w:val="0"/>
-                <w:iCs w:val="0"/>
-                <w:color w:val="172333"/>
-                <w:sz w:val="28"/>
-                <w:szCs w:val="28"/>
-              </w:rPr>
-            </w:r>
-          </w:p>
-        </w:tc>
-        <w:tc>
-          <w:tcPr>
-            <w:tcW w:w="3469" w:type="dxa"/>
-            <w:tcBorders>
-              <w:top w:val="single" w:sz="4" w:color="C9D3DC"/>
-              <w:left w:val="single" w:sz="4" w:color="C9D3DC"/>
-              <w:bottom w:val="single" w:sz="4" w:color="C9D3DC"/>
-              <w:right w:val="single" w:sz="4" w:color="C9D3DC"/>
-            </w:tcBorders>
-            <w:shd w:val="clear" w:fill="FFFFFF"/>
-            <w:tcMar>
-              <w:top w:w="40" w:type="dxa"/>
-              <w:left w:w="90" w:type="dxa"/>
-              <w:bottom w:w="40" w:type="dxa"/>
-              <w:right w:w="90" w:type="dxa"/>
-            </w:tcMar>
-          </w:tcPr>
-          <w:p>
-            <w:pPr>
-              <w:keepNext/>
-            </w:pPr>
-            <w:r>
-              <w:rPr>
-                <w:rFonts w:ascii="TH Sarabun New" w:hAnsi="TH Sarabun New" w:eastAsia="TH Sarabun New" w:cs="TH Sarabun New"/>
-                <w:b w:val="0"/>
-                <w:bCs w:val="0"/>
-                <w:i w:val="0"/>
-                <w:iCs w:val="0"/>
-                <w:color w:val="172333"/>
-                <w:sz w:val="28"/>
-                <w:szCs w:val="28"/>
-              </w:rPr>
-            </w:r>
-          </w:p>
-        </w:tc>
-        <w:tc>
-          <w:tcPr>
-            <w:tcW w:w="2122" w:type="dxa"/>
-            <w:tcBorders>
-              <w:top w:val="single" w:sz="4" w:color="C9D3DC"/>
-              <w:left w:val="single" w:sz="4" w:color="C9D3DC"/>
-              <w:bottom w:val="single" w:sz="4" w:color="C9D3DC"/>
-              <w:right w:val="single" w:sz="4" w:color="C9D3DC"/>
-            </w:tcBorders>
-            <w:shd w:val="clear" w:fill="FFFFFF"/>
-            <w:tcMar>
-              <w:top w:w="40" w:type="dxa"/>
-              <w:left w:w="90" w:type="dxa"/>
-              <w:bottom w:w="40" w:type="dxa"/>
-              <w:right w:w="90" w:type="dxa"/>
-            </w:tcMar>
-          </w:tcPr>
-          <w:p>
-            <w:pPr>
-              <w:keepNext/>
-            </w:pPr>
-            <w:r>
-              <w:rPr>
-                <w:rFonts w:ascii="TH Sarabun New" w:hAnsi="TH Sarabun New" w:eastAsia="TH Sarabun New" w:cs="TH Sarabun New"/>
-                <w:b w:val="0"/>
-                <w:bCs w:val="0"/>
-                <w:i w:val="0"/>
-                <w:iCs w:val="0"/>
-                <w:color w:val="172333"/>
-                <w:sz w:val="28"/>
-                <w:szCs w:val="28"/>
-              </w:rPr>
+            <w:tcBorders>
+              <w:top w:val="single" w:sz="8" w:color="C9D3DC"/>
+              <w:left w:val="single" w:sz="8" w:color="C9D3DC"/>
+              <w:bottom w:val="single" w:sz="8" w:color="C9D3DC"/>
+              <w:right w:val="single" w:sz="8" w:color="C9D3DC"/>
+            </w:tcBorders>
+            <w:tcMar>
+              <w:top w:w="45" w:type="dxa"/>
+              <w:left w:w="50" w:type="dxa"/>
+              <w:bottom w:w="45" w:type="dxa"/>
+              <w:right w:w="50" w:type="dxa"/>
+            </w:tcMar>
+          </w:tcPr>
+          <w:p>
+            <w:r>
+              <w:rPr>
+                <w:rFonts w:ascii="TH Sarabun New" w:cs="TH Sarabun New"/>
+                <w:sz w:val="28"/>
+                <w:szCs w:val="28"/>
+                <w:highlight w:val="white"/>
+              </w:rPr>
+              <w:t>NFR-01</w:t>
+            </w:r>
+          </w:p>
+        </w:tc>
+        <w:tc>
+          <w:tcPr>
+            <w:tcBorders>
+              <w:top w:val="single" w:sz="8" w:color="C9D3DC"/>
+              <w:bottom w:val="single" w:sz="8" w:color="C9D3DC"/>
+              <w:right w:val="single" w:sz="8" w:color="C9D3DC"/>
+            </w:tcBorders>
+            <w:tcMar>
+              <w:top w:w="45" w:type="dxa"/>
+              <w:left w:w="50" w:type="dxa"/>
+              <w:bottom w:w="45" w:type="dxa"/>
+              <w:right w:w="50" w:type="dxa"/>
+            </w:tcMar>
+          </w:tcPr>
+          <w:p>
+            <w:r>
+              <w:rPr>
+                <w:rFonts w:ascii="TH Sarabun New" w:cs="TH Sarabun New"/>
+                <w:sz w:val="28"/>
+                <w:szCs w:val="28"/>
+                <w:highlight w:val="white"/>
+              </w:rPr>
+              <w:t>สถานะจอลูกค้า ≤ 3 วินาที (เดิม)</w:t>
+            </w:r>
+          </w:p>
+        </w:tc>
+        <w:tc>
+          <w:tcPr>
+            <w:tcBorders>
+              <w:top w:val="single" w:sz="8" w:color="C9D3DC"/>
+              <w:bottom w:val="single" w:sz="8" w:color="C9D3DC"/>
+              <w:right w:val="single" w:sz="8" w:color="C9D3DC"/>
+            </w:tcBorders>
+            <w:tcMar>
+              <w:top w:w="45" w:type="dxa"/>
+              <w:left w:w="50" w:type="dxa"/>
+              <w:bottom w:w="45" w:type="dxa"/>
+              <w:right w:w="50" w:type="dxa"/>
+            </w:tcMar>
+          </w:tcPr>
+          <w:p>
+            <w:r>
+              <w:rPr>
+                <w:rFonts w:ascii="TH Sarabun New" w:cs="TH Sarabun New"/>
+                <w:sz w:val="28"/>
+                <w:szCs w:val="28"/>
+                <w:highlight w:val="white"/>
+              </w:rPr>
+              <w:t>Mobile แสดง; API update; EXT-01 latency ยัง TBD</w:t>
+            </w:r>
+          </w:p>
+        </w:tc>
+        <w:tc>
+          <w:tcPr>
+            <w:tcBorders>
+              <w:top w:val="single" w:sz="8" w:color="C9D3DC"/>
+              <w:bottom w:val="single" w:sz="8" w:color="C9D3DC"/>
+              <w:right w:val="single" w:sz="8" w:color="C9D3DC"/>
+            </w:tcBorders>
+            <w:tcMar>
+              <w:top w:w="45" w:type="dxa"/>
+              <w:left w:w="50" w:type="dxa"/>
+              <w:bottom w:w="45" w:type="dxa"/>
+              <w:right w:w="50" w:type="dxa"/>
+            </w:tcMar>
+          </w:tcPr>
+          <w:p>
+            <w:r>
+              <w:rPr>
+                <w:rFonts w:ascii="TH Sarabun New" w:cs="TH Sarabun New"/>
+                <w:sz w:val="28"/>
+                <w:szCs w:val="28"/>
+                <w:highlight w:val="white"/>
+              </w:rPr>
+              <w:t>บางส่วน; push latency TBD</w:t>
             </w:r>
           </w:p>
         </w:tc>
@@ -11201,138 +11164,102 @@
         </w:trPr>
         <w:tc>
           <w:tcPr>
-            <w:tcW w:w="1156" w:type="dxa"/>
-            <w:tcBorders>
-              <w:top w:val="single" w:sz="4" w:color="C9D3DC"/>
-              <w:left w:val="single" w:sz="4" w:color="C9D3DC"/>
-              <w:bottom w:val="single" w:sz="4" w:color="C9D3DC"/>
-              <w:right w:val="single" w:sz="4" w:color="C9D3DC"/>
+            <w:tcBorders>
+              <w:left w:val="single" w:sz="8" w:color="C9D3DC"/>
+              <w:bottom w:val="single" w:sz="8" w:color="C9D3DC"/>
+              <w:right w:val="single" w:sz="8" w:color="C9D3DC"/>
             </w:tcBorders>
             <w:shd w:val="clear" w:fill="F1F7FA"/>
             <w:tcMar>
-              <w:top w:w="40" w:type="dxa"/>
-              <w:left w:w="90" w:type="dxa"/>
-              <w:bottom w:w="40" w:type="dxa"/>
-              <w:right w:w="90" w:type="dxa"/>
-            </w:tcMar>
-          </w:tcPr>
-          <w:p>
-            <w:pPr>
-              <w:keepNext/>
-            </w:pPr>
-            <w:r>
-              <w:rPr>
-                <w:rFonts w:ascii="TH Sarabun New" w:hAnsi="TH Sarabun New" w:eastAsia="TH Sarabun New" w:cs="TH Sarabun New"/>
-                <w:color w:val="5A6B7C"/>
-                <w:sz w:val="28"/>
-                <w:szCs w:val="28"/>
-              </w:rPr>
-              <w:t>NFR-</w:t>
-            </w:r>
-          </w:p>
-        </w:tc>
-        <w:tc>
-          <w:tcPr>
-            <w:tcW w:w="2891" w:type="dxa"/>
-            <w:tcBorders>
-              <w:top w:val="single" w:sz="4" w:color="C9D3DC"/>
-              <w:left w:val="single" w:sz="4" w:color="C9D3DC"/>
-              <w:bottom w:val="single" w:sz="4" w:color="C9D3DC"/>
-              <w:right w:val="single" w:sz="4" w:color="C9D3DC"/>
+              <w:top w:w="45" w:type="dxa"/>
+              <w:left w:w="50" w:type="dxa"/>
+              <w:bottom w:w="45" w:type="dxa"/>
+              <w:right w:w="50" w:type="dxa"/>
+            </w:tcMar>
+          </w:tcPr>
+          <w:p>
+            <w:r>
+              <w:rPr>
+                <w:rFonts w:ascii="TH Sarabun New" w:cs="TH Sarabun New"/>
+                <w:sz w:val="28"/>
+                <w:szCs w:val="28"/>
+              </w:rPr>
+              <w:t>NFR-02</w:t>
+            </w:r>
+          </w:p>
+        </w:tc>
+        <w:tc>
+          <w:tcPr>
+            <w:tcBorders>
+              <w:bottom w:val="single" w:sz="8" w:color="C9D3DC"/>
+              <w:right w:val="single" w:sz="8" w:color="C9D3DC"/>
             </w:tcBorders>
             <w:shd w:val="clear" w:fill="F1F7FA"/>
             <w:tcMar>
-              <w:top w:w="40" w:type="dxa"/>
-              <w:left w:w="90" w:type="dxa"/>
-              <w:bottom w:w="40" w:type="dxa"/>
-              <w:right w:w="90" w:type="dxa"/>
-            </w:tcMar>
-          </w:tcPr>
-          <w:p>
-            <w:pPr>
-              <w:keepNext/>
-            </w:pPr>
-            <w:r>
-              <w:rPr>
-                <w:rFonts w:ascii="TH Sarabun New" w:hAnsi="TH Sarabun New" w:eastAsia="TH Sarabun New" w:cs="TH Sarabun New"/>
-                <w:b w:val="0"/>
-                <w:bCs w:val="0"/>
-                <w:i w:val="0"/>
-                <w:iCs w:val="0"/>
-                <w:color w:val="172333"/>
-                <w:sz w:val="28"/>
-                <w:szCs w:val="28"/>
-              </w:rPr>
-            </w:r>
-          </w:p>
-        </w:tc>
-        <w:tc>
-          <w:tcPr>
-            <w:tcW w:w="3469" w:type="dxa"/>
-            <w:tcBorders>
-              <w:top w:val="single" w:sz="4" w:color="C9D3DC"/>
-              <w:left w:val="single" w:sz="4" w:color="C9D3DC"/>
-              <w:bottom w:val="single" w:sz="4" w:color="C9D3DC"/>
-              <w:right w:val="single" w:sz="4" w:color="C9D3DC"/>
+              <w:top w:w="45" w:type="dxa"/>
+              <w:left w:w="50" w:type="dxa"/>
+              <w:bottom w:w="45" w:type="dxa"/>
+              <w:right w:w="50" w:type="dxa"/>
+            </w:tcMar>
+          </w:tcPr>
+          <w:p>
+            <w:r>
+              <w:rPr>
+                <w:rFonts w:ascii="TH Sarabun New" w:cs="TH Sarabun New"/>
+                <w:sz w:val="28"/>
+                <w:szCs w:val="28"/>
+              </w:rPr>
+              <w:t>ไม่เก็บประวัติแพ้อาหาร; ใช้ข้อมูลจำเป็น</w:t>
+            </w:r>
+          </w:p>
+        </w:tc>
+        <w:tc>
+          <w:tcPr>
+            <w:tcBorders>
+              <w:bottom w:val="single" w:sz="8" w:color="C9D3DC"/>
+              <w:right w:val="single" w:sz="8" w:color="C9D3DC"/>
             </w:tcBorders>
             <w:shd w:val="clear" w:fill="F1F7FA"/>
             <w:tcMar>
-              <w:top w:w="40" w:type="dxa"/>
-              <w:left w:w="90" w:type="dxa"/>
-              <w:bottom w:w="40" w:type="dxa"/>
-              <w:right w:w="90" w:type="dxa"/>
-            </w:tcMar>
-          </w:tcPr>
-          <w:p>
-            <w:pPr>
-              <w:keepNext/>
-            </w:pPr>
-            <w:r>
-              <w:rPr>
-                <w:rFonts w:ascii="TH Sarabun New" w:hAnsi="TH Sarabun New" w:eastAsia="TH Sarabun New" w:cs="TH Sarabun New"/>
-                <w:b w:val="0"/>
-                <w:bCs w:val="0"/>
-                <w:i w:val="0"/>
-                <w:iCs w:val="0"/>
-                <w:color w:val="172333"/>
-                <w:sz w:val="28"/>
-                <w:szCs w:val="28"/>
-              </w:rPr>
-            </w:r>
-          </w:p>
-        </w:tc>
-        <w:tc>
-          <w:tcPr>
-            <w:tcW w:w="2122" w:type="dxa"/>
-            <w:tcBorders>
-              <w:top w:val="single" w:sz="4" w:color="C9D3DC"/>
-              <w:left w:val="single" w:sz="4" w:color="C9D3DC"/>
-              <w:bottom w:val="single" w:sz="4" w:color="C9D3DC"/>
-              <w:right w:val="single" w:sz="4" w:color="C9D3DC"/>
+              <w:top w:w="45" w:type="dxa"/>
+              <w:left w:w="50" w:type="dxa"/>
+              <w:bottom w:w="45" w:type="dxa"/>
+              <w:right w:w="50" w:type="dxa"/>
+            </w:tcMar>
+          </w:tcPr>
+          <w:p>
+            <w:r>
+              <w:rPr>
+                <w:rFonts w:ascii="TH Sarabun New" w:cs="TH Sarabun New"/>
+                <w:sz w:val="28"/>
+                <w:szCs w:val="28"/>
+              </w:rPr>
+              <w:t>API จำกัด payload; DB เก็บ order/status; EXT-01 รับข้อมูลขั้นต่ำ</w:t>
+            </w:r>
+          </w:p>
+        </w:tc>
+        <w:tc>
+          <w:tcPr>
+            <w:tcBorders>
+              <w:bottom w:val="single" w:sz="8" w:color="C9D3DC"/>
+              <w:right w:val="single" w:sz="8" w:color="C9D3DC"/>
             </w:tcBorders>
             <w:shd w:val="clear" w:fill="F1F7FA"/>
             <w:tcMar>
-              <w:top w:w="40" w:type="dxa"/>
-              <w:left w:w="90" w:type="dxa"/>
-              <w:bottom w:w="40" w:type="dxa"/>
-              <w:right w:w="90" w:type="dxa"/>
-            </w:tcMar>
-          </w:tcPr>
-          <w:p>
-            <w:pPr>
-              <w:keepNext/>
-            </w:pPr>
-            <w:r>
-              <w:rPr>
-                <w:rFonts w:ascii="TH Sarabun New" w:hAnsi="TH Sarabun New" w:eastAsia="TH Sarabun New" w:cs="TH Sarabun New"/>
-                <w:b w:val="0"/>
-                <w:bCs w:val="0"/>
-                <w:i w:val="0"/>
-                <w:iCs w:val="0"/>
-                <w:color w:val="172333"/>
-                <w:sz w:val="28"/>
-                <w:szCs w:val="28"/>
-              </w:rPr>
+              <w:top w:w="45" w:type="dxa"/>
+              <w:left w:w="50" w:type="dxa"/>
+              <w:bottom w:w="45" w:type="dxa"/>
+              <w:right w:w="50" w:type="dxa"/>
+            </w:tcMar>
+          </w:tcPr>
+          <w:p>
+            <w:r>
+              <w:rPr>
+                <w:rFonts w:ascii="TH Sarabun New" w:cs="TH Sarabun New"/>
+                <w:sz w:val="28"/>
+                <w:szCs w:val="28"/>
+              </w:rPr>
+              <w:t>ออกแบบบางส่วน; ตรวจ payload</w:t>
             </w:r>
           </w:p>
         </w:tc>
@@ -11344,138 +11271,102 @@
         </w:trPr>
         <w:tc>
           <w:tcPr>
-            <w:tcW w:w="1156" w:type="dxa"/>
-            <w:tcBorders>
-              <w:top w:val="single" w:sz="4" w:color="C9D3DC"/>
-              <w:left w:val="single" w:sz="4" w:color="C9D3DC"/>
-              <w:bottom w:val="single" w:sz="4" w:color="C9D3DC"/>
-              <w:right w:val="single" w:sz="4" w:color="C9D3DC"/>
-            </w:tcBorders>
-            <w:shd w:val="clear" w:fill="FFFFFF"/>
-            <w:tcMar>
-              <w:top w:w="40" w:type="dxa"/>
-              <w:left w:w="90" w:type="dxa"/>
-              <w:bottom w:w="40" w:type="dxa"/>
-              <w:right w:w="90" w:type="dxa"/>
-            </w:tcMar>
-          </w:tcPr>
-          <w:p>
-            <w:pPr>
-              <w:keepNext w:val="0"/>
-            </w:pPr>
-            <w:r>
-              <w:rPr>
-                <w:rFonts w:ascii="TH Sarabun New" w:hAnsi="TH Sarabun New" w:eastAsia="TH Sarabun New" w:cs="TH Sarabun New"/>
-                <w:color w:val="5A6B7C"/>
-                <w:sz w:val="28"/>
-                <w:szCs w:val="28"/>
-              </w:rPr>
-              <w:t>NFR-</w:t>
-            </w:r>
-          </w:p>
-        </w:tc>
-        <w:tc>
-          <w:tcPr>
-            <w:tcW w:w="2891" w:type="dxa"/>
-            <w:tcBorders>
-              <w:top w:val="single" w:sz="4" w:color="C9D3DC"/>
-              <w:left w:val="single" w:sz="4" w:color="C9D3DC"/>
-              <w:bottom w:val="single" w:sz="4" w:color="C9D3DC"/>
-              <w:right w:val="single" w:sz="4" w:color="C9D3DC"/>
-            </w:tcBorders>
-            <w:shd w:val="clear" w:fill="FFFFFF"/>
-            <w:tcMar>
-              <w:top w:w="40" w:type="dxa"/>
-              <w:left w:w="90" w:type="dxa"/>
-              <w:bottom w:w="40" w:type="dxa"/>
-              <w:right w:w="90" w:type="dxa"/>
-            </w:tcMar>
-          </w:tcPr>
-          <w:p>
-            <w:pPr>
-              <w:keepNext w:val="0"/>
-            </w:pPr>
-            <w:r>
-              <w:rPr>
-                <w:rFonts w:ascii="TH Sarabun New" w:hAnsi="TH Sarabun New" w:eastAsia="TH Sarabun New" w:cs="TH Sarabun New"/>
-                <w:b w:val="0"/>
-                <w:bCs w:val="0"/>
-                <w:i w:val="0"/>
-                <w:iCs w:val="0"/>
-                <w:color w:val="172333"/>
-                <w:sz w:val="28"/>
-                <w:szCs w:val="28"/>
-              </w:rPr>
-            </w:r>
-          </w:p>
-        </w:tc>
-        <w:tc>
-          <w:tcPr>
-            <w:tcW w:w="3469" w:type="dxa"/>
-            <w:tcBorders>
-              <w:top w:val="single" w:sz="4" w:color="C9D3DC"/>
-              <w:left w:val="single" w:sz="4" w:color="C9D3DC"/>
-              <w:bottom w:val="single" w:sz="4" w:color="C9D3DC"/>
-              <w:right w:val="single" w:sz="4" w:color="C9D3DC"/>
-            </w:tcBorders>
-            <w:shd w:val="clear" w:fill="FFFFFF"/>
-            <w:tcMar>
-              <w:top w:w="40" w:type="dxa"/>
-              <w:left w:w="90" w:type="dxa"/>
-              <w:bottom w:w="40" w:type="dxa"/>
-              <w:right w:w="90" w:type="dxa"/>
-            </w:tcMar>
-          </w:tcPr>
-          <w:p>
-            <w:pPr>
-              <w:keepNext w:val="0"/>
-            </w:pPr>
-            <w:r>
-              <w:rPr>
-                <w:rFonts w:ascii="TH Sarabun New" w:hAnsi="TH Sarabun New" w:eastAsia="TH Sarabun New" w:cs="TH Sarabun New"/>
-                <w:b w:val="0"/>
-                <w:bCs w:val="0"/>
-                <w:i w:val="0"/>
-                <w:iCs w:val="0"/>
-                <w:color w:val="172333"/>
-                <w:sz w:val="28"/>
-                <w:szCs w:val="28"/>
-              </w:rPr>
-            </w:r>
-          </w:p>
-        </w:tc>
-        <w:tc>
-          <w:tcPr>
-            <w:tcW w:w="2122" w:type="dxa"/>
-            <w:tcBorders>
-              <w:top w:val="single" w:sz="4" w:color="C9D3DC"/>
-              <w:left w:val="single" w:sz="4" w:color="C9D3DC"/>
-              <w:bottom w:val="single" w:sz="4" w:color="C9D3DC"/>
-              <w:right w:val="single" w:sz="4" w:color="C9D3DC"/>
-            </w:tcBorders>
-            <w:shd w:val="clear" w:fill="FFFFFF"/>
-            <w:tcMar>
-              <w:top w:w="40" w:type="dxa"/>
-              <w:left w:w="90" w:type="dxa"/>
-              <w:bottom w:w="40" w:type="dxa"/>
-              <w:right w:w="90" w:type="dxa"/>
-            </w:tcMar>
-          </w:tcPr>
-          <w:p>
-            <w:pPr>
-              <w:keepNext w:val="0"/>
-            </w:pPr>
-            <w:r>
-              <w:rPr>
-                <w:rFonts w:ascii="TH Sarabun New" w:hAnsi="TH Sarabun New" w:eastAsia="TH Sarabun New" w:cs="TH Sarabun New"/>
-                <w:b w:val="0"/>
-                <w:bCs w:val="0"/>
-                <w:i w:val="0"/>
-                <w:iCs w:val="0"/>
-                <w:color w:val="172333"/>
-                <w:sz w:val="28"/>
-                <w:szCs w:val="28"/>
-              </w:rPr>
+            <w:tcBorders>
+              <w:left w:val="single" w:sz="8" w:color="C9D3DC"/>
+              <w:bottom w:val="single" w:sz="8" w:color="C9D3DC"/>
+              <w:right w:val="single" w:sz="8" w:color="C9D3DC"/>
+            </w:tcBorders>
+            <w:tcMar>
+              <w:top w:w="45" w:type="dxa"/>
+              <w:left w:w="50" w:type="dxa"/>
+              <w:bottom w:w="45" w:type="dxa"/>
+              <w:right w:w="50" w:type="dxa"/>
+            </w:tcMar>
+          </w:tcPr>
+          <w:p>
+            <w:r>
+              <w:rPr>
+                <w:rFonts w:ascii="TH Sarabun New" w:cs="TH Sarabun New"/>
+                <w:sz w:val="28"/>
+                <w:szCs w:val="28"/>
+                <w:highlight w:val="white"/>
+              </w:rPr>
+              <w:t>NFR-04</w:t>
+            </w:r>
+          </w:p>
+        </w:tc>
+        <w:tc>
+          <w:tcPr>
+            <w:tcBorders>
+              <w:bottom w:val="single" w:sz="8" w:color="C9D3DC"/>
+              <w:right w:val="single" w:sz="8" w:color="C9D3DC"/>
+            </w:tcBorders>
+            <w:tcMar>
+              <w:top w:w="45" w:type="dxa"/>
+              <w:left w:w="50" w:type="dxa"/>
+              <w:bottom w:w="45" w:type="dxa"/>
+              <w:right w:w="50" w:type="dxa"/>
+            </w:tcMar>
+          </w:tcPr>
+          <w:p>
+            <w:r>
+              <w:rPr>
+                <w:rFonts w:ascii="TH Sarabun New" w:cs="TH Sarabun New"/>
+                <w:sz w:val="28"/>
+                <w:szCs w:val="28"/>
+                <w:highlight w:val="white"/>
+              </w:rPr>
+              <w:t>Latency/availability ของช่องทางภายนอก = TBD</w:t>
+            </w:r>
+          </w:p>
+        </w:tc>
+        <w:tc>
+          <w:tcPr>
+            <w:tcBorders>
+              <w:bottom w:val="single" w:sz="8" w:color="C9D3DC"/>
+              <w:right w:val="single" w:sz="8" w:color="C9D3DC"/>
+            </w:tcBorders>
+            <w:tcMar>
+              <w:top w:w="45" w:type="dxa"/>
+              <w:left w:w="50" w:type="dxa"/>
+              <w:bottom w:w="45" w:type="dxa"/>
+              <w:right w:w="50" w:type="dxa"/>
+            </w:tcMar>
+          </w:tcPr>
+          <w:p>
+            <w:r>
+              <w:rPr>
+                <w:rFonts w:ascii="TH Sarabun New" w:cs="TH Sarabun New"/>
+                <w:sz w:val="28"/>
+                <w:szCs w:val="28"/>
+                <w:highlight w:val="white"/>
+              </w:rPr>
+              <w:t>API + EXT-01; ยืนยัน target/retry/test ก่อนเลือก provider</w:t>
+            </w:r>
+          </w:p>
+        </w:tc>
+        <w:tc>
+          <w:tcPr>
+            <w:tcBorders>
+              <w:bottom w:val="single" w:sz="8" w:color="C9D3DC"/>
+              <w:right w:val="single" w:sz="8" w:color="C9D3DC"/>
+            </w:tcBorders>
+            <w:tcMar>
+              <w:top w:w="45" w:type="dxa"/>
+              <w:left w:w="50" w:type="dxa"/>
+              <w:bottom w:w="45" w:type="dxa"/>
+              <w:right w:w="50" w:type="dxa"/>
+            </w:tcMar>
+          </w:tcPr>
+          <w:p>
+            <w:r>
+              <w:rPr>
+                <w:rFonts w:ascii="TH Sarabun New" w:cs="TH Sarabun New"/>
+                <w:sz w:val="28"/>
+                <w:szCs w:val="28"/>
+                <w:highlight w:val="white"/>
+              </w:rPr>
+              <w:t>TBD · OI-FX-01</w:t>
             </w:r>
           </w:p>
         </w:tc>
@@ -11561,18 +11452,7 @@
                 <w:sz w:val="28"/>
                 <w:szCs w:val="28"/>
               </w:rPr>
-              <w:t>DEC-</w:t>
-            </w:r>
-            <w:r>
-              <w:rPr>
-                <w:rFonts w:ascii="TH Sarabun New" w:hAnsi="TH Sarabun New" w:eastAsia="TH Sarabun New" w:cs="TH Sarabun New"/>
-                <w:b/>
-                <w:bCs/>
-                <w:color w:val="FFFFFF"/>
-                <w:sz w:val="28"/>
-                <w:szCs w:val="28"/>
-              </w:rPr>
-              <w:t xml:space="preserve">   [ตัดสินใจเรื่องอะไร]</w:t>
+              <w:t xml:space="preserve">DEC04   [ขอบเขตการแจ้งเตือน]</w:t>
             </w:r>
             <w:r>
               <w:rPr>
@@ -11630,36 +11510,27 @@
         </w:tc>
         <w:tc>
           <w:tcPr>
-            <w:tcW w:w="7518" w:type="dxa"/>
-            <w:tcBorders>
-              <w:top w:val="single" w:sz="4" w:color="B9CCDD"/>
-              <w:left w:val="single" w:sz="4" w:color="B9CCDD"/>
-              <w:bottom w:val="single" w:sz="4" w:color="B9CCDD"/>
-              <w:right w:val="single" w:sz="4" w:color="B9CCDD"/>
-            </w:tcBorders>
-            <w:tcMar>
-              <w:top w:w="40" w:type="dxa"/>
-              <w:left w:w="110" w:type="dxa"/>
-              <w:bottom w:w="40" w:type="dxa"/>
-              <w:right w:w="90" w:type="dxa"/>
-            </w:tcMar>
-          </w:tcPr>
-          <w:p>
-            <w:pPr>
-              <w:keepNext/>
-              <w:keepLines/>
-            </w:pPr>
-            <w:r>
-              <w:rPr>
-                <w:rFonts w:ascii="TH Sarabun New" w:hAnsi="TH Sarabun New" w:eastAsia="TH Sarabun New" w:cs="TH Sarabun New"/>
-                <w:b w:val="0"/>
-                <w:bCs w:val="0"/>
-                <w:i w:val="0"/>
-                <w:iCs w:val="0"/>
-                <w:color w:val="5A6B7C"/>
-                <w:sz w:val="28"/>
-                <w:szCs w:val="28"/>
-              </w:rPr>
+            <w:tcBorders>
+              <w:top w:val="single" w:sz="8" w:color="B9CCDD"/>
+              <w:left w:val="single" w:sz="8" w:color="B9CCDD"/>
+              <w:bottom w:val="single" w:sz="8" w:color="B9CCDD"/>
+              <w:right w:val="single" w:sz="8" w:color="B9CCDD"/>
+            </w:tcBorders>
+            <w:tcMar>
+              <w:top w:w="50" w:type="dxa"/>
+              <w:left w:w="60" w:type="dxa"/>
+              <w:bottom w:w="50" w:type="dxa"/>
+              <w:right w:w="60" w:type="dxa"/>
+            </w:tcMar>
+          </w:tcPr>
+          <w:p>
+            <w:r>
+              <w:rPr>
+                <w:rFonts w:ascii="TH Sarabun New" w:cs="TH Sarabun New"/>
+                <w:sz w:val="28"/>
+                <w:szCs w:val="28"/>
+              </w:rPr>
+              <w:t>ให้ API เรียก EXT-01 หลัง Database commit; คงเป็น external boundary และยังไม่ระบุ provider/protocol</w:t>
             </w:r>
           </w:p>
         </w:tc>
@@ -11706,36 +11577,26 @@
         </w:tc>
         <w:tc>
           <w:tcPr>
-            <w:tcW w:w="7518" w:type="dxa"/>
-            <w:tcBorders>
-              <w:top w:val="single" w:sz="4" w:color="B9CCDD"/>
-              <w:left w:val="single" w:sz="4" w:color="B9CCDD"/>
-              <w:bottom w:val="single" w:sz="4" w:color="B9CCDD"/>
-              <w:right w:val="single" w:sz="4" w:color="B9CCDD"/>
-            </w:tcBorders>
-            <w:tcMar>
-              <w:top w:w="40" w:type="dxa"/>
-              <w:left w:w="110" w:type="dxa"/>
-              <w:bottom w:w="40" w:type="dxa"/>
-              <w:right w:w="90" w:type="dxa"/>
-            </w:tcMar>
-          </w:tcPr>
-          <w:p>
-            <w:pPr>
-              <w:keepNext/>
-              <w:keepLines/>
-            </w:pPr>
-            <w:r>
-              <w:rPr>
-                <w:rFonts w:ascii="TH Sarabun New" w:hAnsi="TH Sarabun New" w:eastAsia="TH Sarabun New" w:cs="TH Sarabun New"/>
-                <w:b w:val="0"/>
-                <w:bCs w:val="0"/>
-                <w:i w:val="0"/>
-                <w:iCs w:val="0"/>
-                <w:color w:val="5A6B7C"/>
-                <w:sz w:val="28"/>
-                <w:szCs w:val="28"/>
-              </w:rPr>
+            <w:tcBorders>
+              <w:left w:val="single" w:sz="8" w:color="B9CCDD"/>
+              <w:bottom w:val="single" w:sz="8" w:color="B9CCDD"/>
+              <w:right w:val="single" w:sz="8" w:color="B9CCDD"/>
+            </w:tcBorders>
+            <w:tcMar>
+              <w:top w:w="50" w:type="dxa"/>
+              <w:left w:w="60" w:type="dxa"/>
+              <w:bottom w:w="50" w:type="dxa"/>
+              <w:right w:w="60" w:type="dxa"/>
+            </w:tcMar>
+          </w:tcPr>
+          <w:p>
+            <w:r>
+              <w:rPr>
+                <w:rFonts w:ascii="TH Sarabun New" w:cs="TH Sarabun New"/>
+                <w:sz w:val="28"/>
+                <w:szCs w:val="28"/>
+              </w:rPr>
+              <w:t>FR-07/BR-02 เลือกผู้รับให้ถูกออเดอร์; NFR-01 เป้าหมาย 3 วินาที; NFR-04 และ DR-01/02 ใช้ประกอบการออกแบบ</w:t>
             </w:r>
           </w:p>
         </w:tc>
@@ -11782,36 +11643,26 @@
         </w:tc>
         <w:tc>
           <w:tcPr>
-            <w:tcW w:w="7518" w:type="dxa"/>
-            <w:tcBorders>
-              <w:top w:val="single" w:sz="4" w:color="B9CCDD"/>
-              <w:left w:val="single" w:sz="4" w:color="B9CCDD"/>
-              <w:bottom w:val="single" w:sz="4" w:color="B9CCDD"/>
-              <w:right w:val="single" w:sz="4" w:color="B9CCDD"/>
-            </w:tcBorders>
-            <w:tcMar>
-              <w:top w:w="40" w:type="dxa"/>
-              <w:left w:w="110" w:type="dxa"/>
-              <w:bottom w:w="40" w:type="dxa"/>
-              <w:right w:w="90" w:type="dxa"/>
-            </w:tcMar>
-          </w:tcPr>
-          <w:p>
-            <w:pPr>
-              <w:keepNext/>
-              <w:keepLines/>
-            </w:pPr>
-            <w:r>
-              <w:rPr>
-                <w:rFonts w:ascii="TH Sarabun New" w:hAnsi="TH Sarabun New" w:eastAsia="TH Sarabun New" w:cs="TH Sarabun New"/>
-                <w:b w:val="0"/>
-                <w:bCs w:val="0"/>
-                <w:i w:val="0"/>
-                <w:iCs w:val="0"/>
-                <w:color w:val="5A6B7C"/>
-                <w:sz w:val="28"/>
-                <w:szCs w:val="28"/>
-              </w:rPr>
+            <w:tcBorders>
+              <w:left w:val="single" w:sz="8" w:color="B9CCDD"/>
+              <w:bottom w:val="single" w:sz="8" w:color="B9CCDD"/>
+              <w:right w:val="single" w:sz="8" w:color="B9CCDD"/>
+            </w:tcBorders>
+            <w:tcMar>
+              <w:top w:w="50" w:type="dxa"/>
+              <w:left w:w="60" w:type="dxa"/>
+              <w:bottom w:w="50" w:type="dxa"/>
+              <w:right w:w="60" w:type="dxa"/>
+            </w:tcMar>
+          </w:tcPr>
+          <w:p>
+            <w:r>
+              <w:rPr>
+                <w:rFonts w:ascii="TH Sarabun New" w:cs="TH Sarabun New"/>
+                <w:sz w:val="28"/>
+                <w:szCs w:val="28"/>
+              </w:rPr>
+              <w:t>เรียก provider จาก Mobile App, แจ้งก่อน commit หรือเลือก provider/protocol ตอนนี้</w:t>
             </w:r>
           </w:p>
         </w:tc>
@@ -11858,36 +11709,26 @@
         </w:tc>
         <w:tc>
           <w:tcPr>
-            <w:tcW w:w="7518" w:type="dxa"/>
-            <w:tcBorders>
-              <w:top w:val="single" w:sz="4" w:color="B9CCDD"/>
-              <w:left w:val="single" w:sz="4" w:color="B9CCDD"/>
-              <w:bottom w:val="single" w:sz="4" w:color="B9CCDD"/>
-              <w:right w:val="single" w:sz="4" w:color="B9CCDD"/>
-            </w:tcBorders>
-            <w:tcMar>
-              <w:top w:w="40" w:type="dxa"/>
-              <w:left w:w="110" w:type="dxa"/>
-              <w:bottom w:w="40" w:type="dxa"/>
-              <w:right w:w="90" w:type="dxa"/>
-            </w:tcMar>
-          </w:tcPr>
-          <w:p>
-            <w:pPr>
-              <w:keepNext w:val="0"/>
-              <w:keepLines/>
-            </w:pPr>
-            <w:r>
-              <w:rPr>
-                <w:rFonts w:ascii="TH Sarabun New" w:hAnsi="TH Sarabun New" w:eastAsia="TH Sarabun New" w:cs="TH Sarabun New"/>
-                <w:b w:val="0"/>
-                <w:bCs w:val="0"/>
-                <w:i w:val="0"/>
-                <w:iCs w:val="0"/>
-                <w:color w:val="5A6B7C"/>
-                <w:sz w:val="28"/>
-                <w:szCs w:val="28"/>
-              </w:rPr>
+            <w:tcBorders>
+              <w:left w:val="single" w:sz="8" w:color="B9CCDD"/>
+              <w:bottom w:val="single" w:sz="8" w:color="B9CCDD"/>
+              <w:right w:val="single" w:sz="8" w:color="B9CCDD"/>
+            </w:tcBorders>
+            <w:tcMar>
+              <w:top w:w="50" w:type="dxa"/>
+              <w:left w:w="60" w:type="dxa"/>
+              <w:bottom w:w="50" w:type="dxa"/>
+              <w:right w:w="60" w:type="dxa"/>
+            </w:tcMar>
+          </w:tcPr>
+          <w:p>
+            <w:r>
+              <w:rPr>
+                <w:rFonts w:ascii="TH Sarabun New" w:cs="TH Sarabun New"/>
+                <w:sz w:val="28"/>
+                <w:szCs w:val="28"/>
+              </w:rPr>
+              <w:t>ให้ API รับผิดชอบการส่ง; target, retry และ protocol ยัง TBD ตาม OI-FX-01</w:t>
             </w:r>
           </w:p>
         </w:tc>
@@ -11961,18 +11802,7 @@
                 <w:sz w:val="28"/>
                 <w:szCs w:val="28"/>
               </w:rPr>
-              <w:t>DEC-</w:t>
-            </w:r>
-            <w:r>
-              <w:rPr>
-                <w:rFonts w:ascii="TH Sarabun New" w:hAnsi="TH Sarabun New" w:eastAsia="TH Sarabun New" w:cs="TH Sarabun New"/>
-                <w:b/>
-                <w:bCs/>
-                <w:color w:val="FFFFFF"/>
-                <w:sz w:val="28"/>
-                <w:szCs w:val="28"/>
-              </w:rPr>
-              <w:t xml:space="preserve">   [ตัดสินใจเรื่องอะไร]</w:t>
+              <w:t xml:space="preserve">DEC04   [แยกแยะ , ระบบแจ้งเตือน , กำหนดการ]</w:t>
             </w:r>
             <w:r>
               <w:rPr>
@@ -12030,36 +11860,27 @@
         </w:tc>
         <w:tc>
           <w:tcPr>
-            <w:tcW w:w="7518" w:type="dxa"/>
-            <w:tcBorders>
-              <w:top w:val="single" w:sz="4" w:color="B9CCDD"/>
-              <w:left w:val="single" w:sz="4" w:color="B9CCDD"/>
-              <w:bottom w:val="single" w:sz="4" w:color="B9CCDD"/>
-              <w:right w:val="single" w:sz="4" w:color="B9CCDD"/>
-            </w:tcBorders>
-            <w:tcMar>
-              <w:top w:w="40" w:type="dxa"/>
-              <w:left w:w="110" w:type="dxa"/>
-              <w:bottom w:w="40" w:type="dxa"/>
-              <w:right w:w="90" w:type="dxa"/>
-            </w:tcMar>
-          </w:tcPr>
-          <w:p>
-            <w:pPr>
-              <w:keepNext/>
-              <w:keepLines/>
-            </w:pPr>
-            <w:r>
-              <w:rPr>
-                <w:rFonts w:ascii="TH Sarabun New" w:hAnsi="TH Sarabun New" w:eastAsia="TH Sarabun New" w:cs="TH Sarabun New"/>
-                <w:b w:val="0"/>
-                <w:bCs w:val="0"/>
-                <w:i w:val="0"/>
-                <w:iCs w:val="0"/>
-                <w:color w:val="5A6B7C"/>
-                <w:sz w:val="28"/>
-                <w:szCs w:val="28"/>
-              </w:rPr>
+            <w:tcBorders>
+              <w:top w:val="single" w:sz="8" w:color="B9CCDD"/>
+              <w:left w:val="single" w:sz="8" w:color="B9CCDD"/>
+              <w:bottom w:val="single" w:sz="8" w:color="B9CCDD"/>
+              <w:right w:val="single" w:sz="8" w:color="B9CCDD"/>
+            </w:tcBorders>
+            <w:tcMar>
+              <w:top w:w="50" w:type="dxa"/>
+              <w:left w:w="60" w:type="dxa"/>
+              <w:bottom w:w="50" w:type="dxa"/>
+              <w:right w:w="60" w:type="dxa"/>
+            </w:tcMar>
+          </w:tcPr>
+          <w:p>
+            <w:r>
+              <w:rPr>
+                <w:rFonts w:ascii="TH Sarabun New" w:cs="TH Sarabun New"/>
+                <w:sz w:val="28"/>
+                <w:szCs w:val="28"/>
+              </w:rPr>
+              <w:t>ยังไม่แยก กำหนดการ; คง กำหนดการ check ใน API ตาม G3 และปิดไว้จนได้ข้อสรุป</w:t>
             </w:r>
           </w:p>
         </w:tc>
@@ -12106,36 +11927,26 @@
         </w:tc>
         <w:tc>
           <w:tcPr>
-            <w:tcW w:w="7518" w:type="dxa"/>
-            <w:tcBorders>
-              <w:top w:val="single" w:sz="4" w:color="B9CCDD"/>
-              <w:left w:val="single" w:sz="4" w:color="B9CCDD"/>
-              <w:bottom w:val="single" w:sz="4" w:color="B9CCDD"/>
-              <w:right w:val="single" w:sz="4" w:color="B9CCDD"/>
-            </w:tcBorders>
-            <w:tcMar>
-              <w:top w:w="40" w:type="dxa"/>
-              <w:left w:w="110" w:type="dxa"/>
-              <w:bottom w:w="40" w:type="dxa"/>
-              <w:right w:w="90" w:type="dxa"/>
-            </w:tcMar>
-          </w:tcPr>
-          <w:p>
-            <w:pPr>
-              <w:keepNext/>
-              <w:keepLines/>
-            </w:pPr>
-            <w:r>
-              <w:rPr>
-                <w:rFonts w:ascii="TH Sarabun New" w:hAnsi="TH Sarabun New" w:eastAsia="TH Sarabun New" w:cs="TH Sarabun New"/>
-                <w:b w:val="0"/>
-                <w:bCs w:val="0"/>
-                <w:i w:val="0"/>
-                <w:iCs w:val="0"/>
-                <w:color w:val="5A6B7C"/>
-                <w:sz w:val="28"/>
-                <w:szCs w:val="28"/>
-              </w:rPr>
+            <w:tcBorders>
+              <w:left w:val="single" w:sz="8" w:color="B9CCDD"/>
+              <w:bottom w:val="single" w:sz="8" w:color="B9CCDD"/>
+              <w:right w:val="single" w:sz="8" w:color="B9CCDD"/>
+            </w:tcBorders>
+            <w:tcMar>
+              <w:top w:w="50" w:type="dxa"/>
+              <w:left w:w="60" w:type="dxa"/>
+              <w:bottom w:w="50" w:type="dxa"/>
+              <w:right w:w="60" w:type="dxa"/>
+            </w:tcMar>
+          </w:tcPr>
+          <w:p>
+            <w:r>
+              <w:rPr>
+                <w:rFonts w:ascii="TH Sarabun New" w:cs="TH Sarabun New"/>
+                <w:sz w:val="28"/>
+                <w:szCs w:val="28"/>
+              </w:rPr>
+              <w:t>FR-08 เป็น Overview; OI-FX-02/03 ยังไม่กำหนดสถานะค้าง, threshold, รอบตรวจ และการเตือนซ้ำ</w:t>
             </w:r>
           </w:p>
         </w:tc>
@@ -12182,36 +11993,26 @@
         </w:tc>
         <w:tc>
           <w:tcPr>
-            <w:tcW w:w="7518" w:type="dxa"/>
-            <w:tcBorders>
-              <w:top w:val="single" w:sz="4" w:color="B9CCDD"/>
-              <w:left w:val="single" w:sz="4" w:color="B9CCDD"/>
-              <w:bottom w:val="single" w:sz="4" w:color="B9CCDD"/>
-              <w:right w:val="single" w:sz="4" w:color="B9CCDD"/>
-            </w:tcBorders>
-            <w:tcMar>
-              <w:top w:w="40" w:type="dxa"/>
-              <w:left w:w="110" w:type="dxa"/>
-              <w:bottom w:w="40" w:type="dxa"/>
-              <w:right w:w="90" w:type="dxa"/>
-            </w:tcMar>
-          </w:tcPr>
-          <w:p>
-            <w:pPr>
-              <w:keepNext/>
-              <w:keepLines/>
-            </w:pPr>
-            <w:r>
-              <w:rPr>
-                <w:rFonts w:ascii="TH Sarabun New" w:hAnsi="TH Sarabun New" w:eastAsia="TH Sarabun New" w:cs="TH Sarabun New"/>
-                <w:b w:val="0"/>
-                <w:bCs w:val="0"/>
-                <w:i w:val="0"/>
-                <w:iCs w:val="0"/>
-                <w:color w:val="5A6B7C"/>
-                <w:sz w:val="28"/>
-                <w:szCs w:val="28"/>
-              </w:rPr>
+            <w:tcBorders>
+              <w:left w:val="single" w:sz="8" w:color="B9CCDD"/>
+              <w:bottom w:val="single" w:sz="8" w:color="B9CCDD"/>
+              <w:right w:val="single" w:sz="8" w:color="B9CCDD"/>
+            </w:tcBorders>
+            <w:tcMar>
+              <w:top w:w="50" w:type="dxa"/>
+              <w:left w:w="60" w:type="dxa"/>
+              <w:bottom w:w="50" w:type="dxa"/>
+              <w:right w:w="60" w:type="dxa"/>
+            </w:tcMar>
+          </w:tcPr>
+          <w:p>
+            <w:r>
+              <w:rPr>
+                <w:rFonts w:ascii="TH Sarabun New" w:cs="TH Sarabun New"/>
+                <w:sz w:val="28"/>
+                <w:szCs w:val="28"/>
+              </w:rPr>
+              <w:t>เพิ่ม กำหนดการr และเปิดเตือนทันที หรือเดาเวลา/ความถี่เอง</w:t>
             </w:r>
           </w:p>
         </w:tc>
@@ -12258,36 +12059,26 @@
         </w:tc>
         <w:tc>
           <w:tcPr>
-            <w:tcW w:w="7518" w:type="dxa"/>
-            <w:tcBorders>
-              <w:top w:val="single" w:sz="4" w:color="B9CCDD"/>
-              <w:left w:val="single" w:sz="4" w:color="B9CCDD"/>
-              <w:bottom w:val="single" w:sz="4" w:color="B9CCDD"/>
-              <w:right w:val="single" w:sz="4" w:color="B9CCDD"/>
-            </w:tcBorders>
-            <w:tcMar>
-              <w:top w:w="40" w:type="dxa"/>
-              <w:left w:w="110" w:type="dxa"/>
-              <w:bottom w:w="40" w:type="dxa"/>
-              <w:right w:w="90" w:type="dxa"/>
-            </w:tcMar>
-          </w:tcPr>
-          <w:p>
-            <w:pPr>
-              <w:keepNext w:val="0"/>
-              <w:keepLines/>
-            </w:pPr>
-            <w:r>
-              <w:rPr>
-                <w:rFonts w:ascii="TH Sarabun New" w:hAnsi="TH Sarabun New" w:eastAsia="TH Sarabun New" w:cs="TH Sarabun New"/>
-                <w:b w:val="0"/>
-                <w:bCs w:val="0"/>
-                <w:i w:val="0"/>
-                <w:iCs w:val="0"/>
-                <w:color w:val="5A6B7C"/>
-                <w:sz w:val="28"/>
-                <w:szCs w:val="28"/>
-              </w:rPr>
+            <w:tcBorders>
+              <w:left w:val="single" w:sz="8" w:color="B9CCDD"/>
+              <w:bottom w:val="single" w:sz="8" w:color="B9CCDD"/>
+              <w:right w:val="single" w:sz="8" w:color="B9CCDD"/>
+            </w:tcBorders>
+            <w:tcMar>
+              <w:top w:w="50" w:type="dxa"/>
+              <w:left w:w="60" w:type="dxa"/>
+              <w:bottom w:w="50" w:type="dxa"/>
+              <w:right w:w="60" w:type="dxa"/>
+            </w:tcMar>
+          </w:tcPr>
+          <w:p>
+            <w:r>
+              <w:rPr>
+                <w:rFonts w:ascii="TH Sarabun New" w:cs="TH Sarabun New"/>
+                <w:sz w:val="28"/>
+                <w:szCs w:val="28"/>
+              </w:rPr>
+              <w:t>ยังไม่ส่ง การแจ้งเตือน จนยืนยัน policy; ทบทวน กำหนดการ แยกหากมีข้อกำหนด deploy/scale/reliability</w:t>
             </w:r>
           </w:p>
         </w:tc>
@@ -12456,106 +12247,80 @@
         </w:trPr>
         <w:tc>
           <w:tcPr>
-            <w:tcW w:w="2505" w:type="dxa"/>
-            <w:tcBorders>
-              <w:top w:val="single" w:sz="4" w:color="C9D3DC"/>
-              <w:left w:val="single" w:sz="4" w:color="C9D3DC"/>
-              <w:bottom w:val="single" w:sz="4" w:color="C9D3DC"/>
-              <w:right w:val="single" w:sz="4" w:color="C9D3DC"/>
-            </w:tcBorders>
-            <w:shd w:val="clear" w:fill="FFFFFF"/>
-            <w:tcMar>
-              <w:top w:w="40" w:type="dxa"/>
-              <w:left w:w="90" w:type="dxa"/>
-              <w:bottom w:w="40" w:type="dxa"/>
-              <w:right w:w="90" w:type="dxa"/>
-            </w:tcMar>
-          </w:tcPr>
-          <w:p>
-            <w:pPr>
-              <w:keepNext/>
-            </w:pPr>
-            <w:r>
-              <w:rPr>
-                <w:rFonts w:ascii="TH Sarabun New" w:hAnsi="TH Sarabun New" w:eastAsia="TH Sarabun New" w:cs="TH Sarabun New"/>
-                <w:b w:val="0"/>
-                <w:bCs w:val="0"/>
-                <w:i w:val="0"/>
-                <w:iCs w:val="0"/>
-                <w:color w:val="5A6B7C"/>
-                <w:sz w:val="28"/>
-                <w:szCs w:val="28"/>
-              </w:rPr>
-            </w:r>
-          </w:p>
-        </w:tc>
-        <w:tc>
-          <w:tcPr>
-            <w:tcW w:w="4433" w:type="dxa"/>
-            <w:tcBorders>
-              <w:top w:val="single" w:sz="4" w:color="C9D3DC"/>
-              <w:left w:val="single" w:sz="4" w:color="C9D3DC"/>
-              <w:bottom w:val="single" w:sz="4" w:color="C9D3DC"/>
-              <w:right w:val="single" w:sz="4" w:color="C9D3DC"/>
-            </w:tcBorders>
-            <w:shd w:val="clear" w:fill="FFFFFF"/>
-            <w:tcMar>
-              <w:top w:w="40" w:type="dxa"/>
-              <w:left w:w="90" w:type="dxa"/>
-              <w:bottom w:w="40" w:type="dxa"/>
-              <w:right w:w="90" w:type="dxa"/>
-            </w:tcMar>
-          </w:tcPr>
-          <w:p>
-            <w:pPr>
-              <w:keepNext/>
-            </w:pPr>
-            <w:r>
-              <w:rPr>
-                <w:rFonts w:ascii="TH Sarabun New" w:hAnsi="TH Sarabun New" w:eastAsia="TH Sarabun New" w:cs="TH Sarabun New"/>
-                <w:b w:val="0"/>
-                <w:bCs w:val="0"/>
-                <w:i w:val="0"/>
-                <w:iCs w:val="0"/>
-                <w:color w:val="172333"/>
-                <w:sz w:val="28"/>
-                <w:szCs w:val="28"/>
-              </w:rPr>
-            </w:r>
-          </w:p>
-        </w:tc>
-        <w:tc>
-          <w:tcPr>
-            <w:tcW w:w="2700" w:type="dxa"/>
-            <w:tcBorders>
-              <w:top w:val="single" w:sz="4" w:color="C9D3DC"/>
-              <w:left w:val="single" w:sz="4" w:color="C9D3DC"/>
-              <w:bottom w:val="single" w:sz="4" w:color="C9D3DC"/>
-              <w:right w:val="single" w:sz="4" w:color="C9D3DC"/>
-            </w:tcBorders>
-            <w:shd w:val="clear" w:fill="FFFFFF"/>
-            <w:tcMar>
-              <w:top w:w="40" w:type="dxa"/>
-              <w:left w:w="90" w:type="dxa"/>
-              <w:bottom w:w="40" w:type="dxa"/>
-              <w:right w:w="90" w:type="dxa"/>
-            </w:tcMar>
-          </w:tcPr>
-          <w:p>
-            <w:pPr>
-              <w:keepNext/>
-            </w:pPr>
-            <w:r>
-              <w:rPr>
-                <w:rFonts w:ascii="TH Sarabun New" w:hAnsi="TH Sarabun New" w:eastAsia="TH Sarabun New" w:cs="TH Sarabun New"/>
-                <w:b w:val="0"/>
-                <w:bCs w:val="0"/>
-                <w:i w:val="0"/>
-                <w:iCs w:val="0"/>
-                <w:color w:val="172333"/>
-                <w:sz w:val="28"/>
-                <w:szCs w:val="28"/>
-              </w:rPr>
+            <w:tcBorders>
+              <w:top w:val="single" w:sz="8" w:color="C9D3DC"/>
+              <w:left w:val="single" w:sz="8" w:color="C9D3DC"/>
+              <w:bottom w:val="single" w:sz="8" w:color="C9D3DC"/>
+              <w:right w:val="single" w:sz="8" w:color="C9D3DC"/>
+            </w:tcBorders>
+            <w:tcMar>
+              <w:top w:w="25" w:type="dxa"/>
+              <w:left w:w="40" w:type="dxa"/>
+              <w:bottom w:w="25" w:type="dxa"/>
+              <w:right w:w="40" w:type="dxa"/>
+            </w:tcMar>
+          </w:tcPr>
+          <w:p>
+            <w:r>
+              <w:rPr>
+                <w:rFonts w:ascii="TH Sarabun New" w:cs="TH Sarabun New"/>
+                <w:sz w:val="28"/>
+                <w:szCs w:val="28"/>
+                <w:highlight w:val="white"/>
+              </w:rPr>
+              <w:t>1. เปลี่ยนสถานะ</w:t>
+            </w:r>
+          </w:p>
+        </w:tc>
+        <w:tc>
+          <w:tcPr>
+            <w:tcBorders>
+              <w:top w:val="single" w:sz="8" w:color="C9D3DC"/>
+              <w:bottom w:val="single" w:sz="8" w:color="C9D3DC"/>
+              <w:right w:val="single" w:sz="8" w:color="C9D3DC"/>
+            </w:tcBorders>
+            <w:tcMar>
+              <w:top w:w="25" w:type="dxa"/>
+              <w:left w:w="40" w:type="dxa"/>
+              <w:bottom w:w="25" w:type="dxa"/>
+              <w:right w:w="40" w:type="dxa"/>
+            </w:tcMar>
+          </w:tcPr>
+          <w:p>
+            <w:r>
+              <w:rPr>
+                <w:rFonts w:ascii="TH Sarabun New" w:cs="TH Sarabun New"/>
+                <w:sz w:val="28"/>
+                <w:szCs w:val="28"/>
+                <w:highlight w:val="white"/>
+              </w:rPr>
+              <w:t>Mobile App → API → Database</w:t>
+            </w:r>
+          </w:p>
+        </w:tc>
+        <w:tc>
+          <w:tcPr>
+            <w:tcBorders>
+              <w:top w:val="single" w:sz="8" w:color="C9D3DC"/>
+              <w:bottom w:val="single" w:sz="8" w:color="C9D3DC"/>
+              <w:right w:val="single" w:sz="8" w:color="C9D3DC"/>
+            </w:tcBorders>
+            <w:tcMar>
+              <w:top w:w="25" w:type="dxa"/>
+              <w:left w:w="40" w:type="dxa"/>
+              <w:bottom w:w="25" w:type="dxa"/>
+              <w:right w:w="40" w:type="dxa"/>
+            </w:tcMar>
+          </w:tcPr>
+          <w:p>
+            <w:r>
+              <w:rPr>
+                <w:rFonts w:ascii="TH Sarabun New" w:cs="TH Sarabun New"/>
+                <w:sz w:val="28"/>
+                <w:szCs w:val="28"/>
+                <w:highlight w:val="white"/>
+              </w:rPr>
+              <w:t>API ตรวจ role/BR-01; commit สถานะก่อนเริ่มแจ้งเตือน</w:t>
             </w:r>
           </w:p>
         </w:tc>
@@ -12567,106 +12332,77 @@
         </w:trPr>
         <w:tc>
           <w:tcPr>
-            <w:tcW w:w="2505" w:type="dxa"/>
-            <w:tcBorders>
-              <w:top w:val="single" w:sz="4" w:color="C9D3DC"/>
-              <w:left w:val="single" w:sz="4" w:color="C9D3DC"/>
-              <w:bottom w:val="single" w:sz="4" w:color="C9D3DC"/>
-              <w:right w:val="single" w:sz="4" w:color="C9D3DC"/>
+            <w:tcBorders>
+              <w:left w:val="single" w:sz="8" w:color="C9D3DC"/>
+              <w:bottom w:val="single" w:sz="8" w:color="C9D3DC"/>
+              <w:right w:val="single" w:sz="8" w:color="C9D3DC"/>
             </w:tcBorders>
             <w:shd w:val="clear" w:fill="F1F7FA"/>
             <w:tcMar>
-              <w:top w:w="40" w:type="dxa"/>
-              <w:left w:w="90" w:type="dxa"/>
-              <w:bottom w:w="40" w:type="dxa"/>
-              <w:right w:w="90" w:type="dxa"/>
-            </w:tcMar>
-          </w:tcPr>
-          <w:p>
-            <w:pPr>
-              <w:keepNext w:val="0"/>
-            </w:pPr>
-            <w:r>
-              <w:rPr>
-                <w:rFonts w:ascii="TH Sarabun New" w:hAnsi="TH Sarabun New" w:eastAsia="TH Sarabun New" w:cs="TH Sarabun New"/>
-                <w:b w:val="0"/>
-                <w:bCs w:val="0"/>
-                <w:i w:val="0"/>
-                <w:iCs w:val="0"/>
-                <w:color w:val="5A6B7C"/>
-                <w:sz w:val="28"/>
-                <w:szCs w:val="28"/>
-              </w:rPr>
-            </w:r>
-          </w:p>
-        </w:tc>
-        <w:tc>
-          <w:tcPr>
-            <w:tcW w:w="4433" w:type="dxa"/>
-            <w:tcBorders>
-              <w:top w:val="single" w:sz="4" w:color="C9D3DC"/>
-              <w:left w:val="single" w:sz="4" w:color="C9D3DC"/>
-              <w:bottom w:val="single" w:sz="4" w:color="C9D3DC"/>
-              <w:right w:val="single" w:sz="4" w:color="C9D3DC"/>
+              <w:top w:w="25" w:type="dxa"/>
+              <w:left w:w="40" w:type="dxa"/>
+              <w:bottom w:w="25" w:type="dxa"/>
+              <w:right w:w="40" w:type="dxa"/>
+            </w:tcMar>
+          </w:tcPr>
+          <w:p>
+            <w:r>
+              <w:rPr>
+                <w:rFonts w:ascii="TH Sarabun New" w:cs="TH Sarabun New"/>
+                <w:sz w:val="28"/>
+                <w:szCs w:val="28"/>
+              </w:rPr>
+              <w:t>2. แจ้งสถานะ / reminder ที่วางไว้</w:t>
+            </w:r>
+          </w:p>
+        </w:tc>
+        <w:tc>
+          <w:tcPr>
+            <w:tcBorders>
+              <w:bottom w:val="single" w:sz="8" w:color="C9D3DC"/>
+              <w:right w:val="single" w:sz="8" w:color="C9D3DC"/>
             </w:tcBorders>
             <w:shd w:val="clear" w:fill="F1F7FA"/>
             <w:tcMar>
-              <w:top w:w="40" w:type="dxa"/>
-              <w:left w:w="90" w:type="dxa"/>
-              <w:bottom w:w="40" w:type="dxa"/>
-              <w:right w:w="90" w:type="dxa"/>
-            </w:tcMar>
-          </w:tcPr>
-          <w:p>
-            <w:pPr>
-              <w:keepNext w:val="0"/>
-            </w:pPr>
-            <w:r>
-              <w:rPr>
-                <w:rFonts w:ascii="TH Sarabun New" w:hAnsi="TH Sarabun New" w:eastAsia="TH Sarabun New" w:cs="TH Sarabun New"/>
-                <w:b w:val="0"/>
-                <w:bCs w:val="0"/>
-                <w:i w:val="0"/>
-                <w:iCs w:val="0"/>
-                <w:color w:val="172333"/>
-                <w:sz w:val="28"/>
-                <w:szCs w:val="28"/>
-              </w:rPr>
-            </w:r>
-          </w:p>
-        </w:tc>
-        <w:tc>
-          <w:tcPr>
-            <w:tcW w:w="2700" w:type="dxa"/>
-            <w:tcBorders>
-              <w:top w:val="single" w:sz="4" w:color="C9D3DC"/>
-              <w:left w:val="single" w:sz="4" w:color="C9D3DC"/>
-              <w:bottom w:val="single" w:sz="4" w:color="C9D3DC"/>
-              <w:right w:val="single" w:sz="4" w:color="C9D3DC"/>
+              <w:top w:w="25" w:type="dxa"/>
+              <w:left w:w="40" w:type="dxa"/>
+              <w:bottom w:w="25" w:type="dxa"/>
+              <w:right w:w="40" w:type="dxa"/>
+            </w:tcMar>
+          </w:tcPr>
+          <w:p>
+            <w:r>
+              <w:rPr>
+                <w:rFonts w:ascii="TH Sarabun New" w:cs="TH Sarabun New"/>
+                <w:sz w:val="28"/>
+                <w:szCs w:val="28"/>
+              </w:rPr>
+              <w:t>API → Database → EXT-01 (status); scheduled check ใน API → Database (FR-08 ยังปิด)</w:t>
+            </w:r>
+          </w:p>
+        </w:tc>
+        <w:tc>
+          <w:tcPr>
+            <w:tcBorders>
+              <w:bottom w:val="single" w:sz="8" w:color="C9D3DC"/>
+              <w:right w:val="single" w:sz="8" w:color="C9D3DC"/>
             </w:tcBorders>
             <w:shd w:val="clear" w:fill="F1F7FA"/>
             <w:tcMar>
-              <w:top w:w="40" w:type="dxa"/>
-              <w:left w:w="90" w:type="dxa"/>
-              <w:bottom w:w="40" w:type="dxa"/>
-              <w:right w:w="90" w:type="dxa"/>
-            </w:tcMar>
-          </w:tcPr>
-          <w:p>
-            <w:pPr>
-              <w:keepNext w:val="0"/>
-            </w:pPr>
-            <w:r>
-              <w:rPr>
-                <w:rFonts w:ascii="TH Sarabun New" w:hAnsi="TH Sarabun New" w:eastAsia="TH Sarabun New" w:cs="TH Sarabun New"/>
-                <w:b w:val="0"/>
-                <w:bCs w:val="0"/>
-                <w:i w:val="0"/>
-                <w:iCs w:val="0"/>
-                <w:color w:val="172333"/>
-                <w:sz w:val="28"/>
-                <w:szCs w:val="28"/>
-              </w:rPr>
+              <w:top w:w="25" w:type="dxa"/>
+              <w:left w:w="40" w:type="dxa"/>
+              <w:bottom w:w="25" w:type="dxa"/>
+              <w:right w:w="40" w:type="dxa"/>
+            </w:tcMar>
+          </w:tcPr>
+          <w:p>
+            <w:r>
+              <w:rPr>
+                <w:rFonts w:ascii="TH Sarabun New" w:cs="TH Sarabun New"/>
+                <w:sz w:val="28"/>
+                <w:szCs w:val="28"/>
+              </w:rPr>
+              <w:t>BR-02 เลือกผู้รับ; payload ขั้นต่ำตาม NFR-02; reminder รอ OI-FX-02/03; provider รอ OI-FX-01</w:t>
             </w:r>
           </w:p>
         </w:tc>
